--- a/Planteamiento del proyecto.docx
+++ b/Planteamiento del proyecto.docx
@@ -1023,7 +1023,7 @@
           </mc:Choice>
           <mc:Fallback>
             <w:pict>
-              <v:rect w14:anchorId="61ECABE7" id="Rectángulo 2" o:spid="_x0000_s1026" style="position:absolute;margin-left:11.15pt;margin-top:21.5pt;width:150.55pt;height:94.35pt;z-index:251659264;visibility:visible;mso-wrap-style:square;mso-wrap-distance-left:9pt;mso-wrap-distance-top:0;mso-wrap-distance-right:9pt;mso-wrap-distance-bottom:0;mso-position-horizontal:absolute;mso-position-horizontal-relative:text;mso-position-vertical:absolute;mso-position-vertical-relative:text;v-text-anchor:middle" o:gfxdata="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" filled="f" strokecolor="black [3200]" strokeweight="1pt"/>
+              <v:rect w14:anchorId="51E309ED" id="Rectángulo 2" o:spid="_x0000_s1026" style="position:absolute;margin-left:11.15pt;margin-top:21.5pt;width:150.55pt;height:94.35pt;z-index:251659264;visibility:visible;mso-wrap-style:square;mso-wrap-distance-left:9pt;mso-wrap-distance-top:0;mso-wrap-distance-right:9pt;mso-wrap-distance-bottom:0;mso-position-horizontal:absolute;mso-position-horizontal-relative:text;mso-position-vertical:absolute;mso-position-vertical-relative:text;v-text-anchor:middle" o:gfxdata="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" filled="f" strokecolor="black [3200]" strokeweight="1pt"/>
             </w:pict>
           </mc:Fallback>
         </mc:AlternateContent>
@@ -1593,7 +1593,7467 @@
     </w:p>
     <w:p>
       <w:r>
+        <w:rPr>
+          <w:noProof/>
+        </w:rPr>
+        <w:drawing>
+          <wp:inline distT="0" distB="0" distL="0" distR="0" wp14:anchorId="4EF72CC3" wp14:editId="42A4BAA7">
+            <wp:extent cx="6753467" cy="2523259"/>
+            <wp:effectExtent l="19050" t="19050" r="9525" b="10795"/>
+            <wp:docPr id="1409051963" name="Imagen 3"/>
+            <wp:cNvGraphicFramePr>
+              <a:graphicFrameLocks xmlns:a="http://schemas.openxmlformats.org/drawingml/2006/main" noChangeAspect="1"/>
+            </wp:cNvGraphicFramePr>
+            <a:graphic xmlns:a="http://schemas.openxmlformats.org/drawingml/2006/main">
+              <a:graphicData uri="http://schemas.openxmlformats.org/drawingml/2006/picture">
+                <pic:pic xmlns:pic="http://schemas.openxmlformats.org/drawingml/2006/picture">
+                  <pic:nvPicPr>
+                    <pic:cNvPr id="0" name="Picture 1"/>
+                    <pic:cNvPicPr>
+                      <a:picLocks noChangeAspect="1" noChangeArrowheads="1"/>
+                    </pic:cNvPicPr>
+                  </pic:nvPicPr>
+                  <pic:blipFill>
+                    <a:blip r:embed="rId6">
+                      <a:extLst>
+                        <a:ext uri="{28A0092B-C50C-407E-A947-70E740481C1C}">
+                          <a14:useLocalDpi xmlns:a14="http://schemas.microsoft.com/office/drawing/2010/main" val="0"/>
+                        </a:ext>
+                      </a:extLst>
+                    </a:blip>
+                    <a:srcRect/>
+                    <a:stretch>
+                      <a:fillRect/>
+                    </a:stretch>
+                  </pic:blipFill>
+                  <pic:spPr bwMode="auto">
+                    <a:xfrm>
+                      <a:off x="0" y="0"/>
+                      <a:ext cx="6760531" cy="2525898"/>
+                    </a:xfrm>
+                    <a:prstGeom prst="rect">
+                      <a:avLst/>
+                    </a:prstGeom>
+                    <a:noFill/>
+                    <a:ln>
+                      <a:solidFill>
+                        <a:schemeClr val="tx1"/>
+                      </a:solidFill>
+                    </a:ln>
+                  </pic:spPr>
+                </pic:pic>
+              </a:graphicData>
+            </a:graphic>
+          </wp:inline>
+        </w:drawing>
+      </w:r>
+    </w:p>
+    <w:p>
+      <w:r>
         <w:br w:type="page"/>
+      </w:r>
+    </w:p>
+    <w:p>
+      <w:pPr>
+        <w:pStyle w:val="Ttulo3"/>
+      </w:pPr>
+      <w:r>
+        <w:lastRenderedPageBreak/>
+        <w:t>Informacion Detalla</w:t>
+      </w:r>
+      <w:r>
+        <w:t>da de las Tablas</w:t>
+      </w:r>
+    </w:p>
+    <w:p/>
+    <w:sdt>
+      <w:sdtPr>
+        <w:rPr>
+          <w:rFonts w:eastAsiaTheme="minorHAnsi"/>
+          <w:color w:val="4472C4" w:themeColor="accent1"/>
+          <w:kern w:val="2"/>
+          <w:lang w:eastAsia="en-US"/>
+          <w14:ligatures w14:val="standardContextual"/>
+        </w:rPr>
+        <w:id w:val="1963853482"/>
+        <w:docPartObj>
+          <w:docPartGallery w:val="Cover Pages"/>
+          <w:docPartUnique/>
+        </w:docPartObj>
+      </w:sdtPr>
+      <w:sdtEndPr>
+        <w:rPr>
+          <w:color w:val="000000" w:themeColor="text1"/>
+        </w:rPr>
+      </w:sdtEndPr>
+      <w:sdtContent>
+        <w:p>
+          <w:pPr>
+            <w:pStyle w:val="Sinespaciado"/>
+            <w:spacing w:before="1540" w:after="240"/>
+          </w:pPr>
+          <w:r>
+            <w:rPr>
+              <w:noProof/>
+              <w:color w:val="4472C4" w:themeColor="accent1"/>
+            </w:rPr>
+            <w:drawing>
+              <wp:anchor distT="0" distB="0" distL="114300" distR="114300" simplePos="0" relativeHeight="251662336" behindDoc="0" locked="0" layoutInCell="1" allowOverlap="1" wp14:anchorId="78428035" wp14:editId="2A3D58CE">
+                <wp:simplePos x="0" y="0"/>
+                <wp:positionH relativeFrom="margin">
+                  <wp:align>left</wp:align>
+                </wp:positionH>
+                <wp:positionV relativeFrom="paragraph">
+                  <wp:posOffset>266065</wp:posOffset>
+                </wp:positionV>
+                <wp:extent cx="4489450" cy="413921"/>
+                <wp:effectExtent l="0" t="0" r="0" b="5715"/>
+                <wp:wrapNone/>
+                <wp:docPr id="781605170" name="Imagen 1"/>
+                <wp:cNvGraphicFramePr>
+                  <a:graphicFrameLocks xmlns:a="http://schemas.openxmlformats.org/drawingml/2006/main" noChangeAspect="1"/>
+                </wp:cNvGraphicFramePr>
+                <a:graphic xmlns:a="http://schemas.openxmlformats.org/drawingml/2006/main">
+                  <a:graphicData uri="http://schemas.openxmlformats.org/drawingml/2006/picture">
+                    <pic:pic xmlns:pic="http://schemas.openxmlformats.org/drawingml/2006/picture">
+                      <pic:nvPicPr>
+                        <pic:cNvPr id="781605170" name=""/>
+                        <pic:cNvPicPr/>
+                      </pic:nvPicPr>
+                      <pic:blipFill>
+                        <a:blip r:embed="rId7">
+                          <a:extLst>
+                            <a:ext uri="{28A0092B-C50C-407E-A947-70E740481C1C}">
+                              <a14:useLocalDpi xmlns:a14="http://schemas.microsoft.com/office/drawing/2010/main" val="0"/>
+                            </a:ext>
+                          </a:extLst>
+                        </a:blip>
+                        <a:stretch>
+                          <a:fillRect/>
+                        </a:stretch>
+                      </pic:blipFill>
+                      <pic:spPr>
+                        <a:xfrm>
+                          <a:off x="0" y="0"/>
+                          <a:ext cx="4489450" cy="413921"/>
+                        </a:xfrm>
+                        <a:prstGeom prst="rect">
+                          <a:avLst/>
+                        </a:prstGeom>
+                      </pic:spPr>
+                    </pic:pic>
+                  </a:graphicData>
+                </a:graphic>
+                <wp14:sizeRelH relativeFrom="margin">
+                  <wp14:pctWidth>0</wp14:pctWidth>
+                </wp14:sizeRelH>
+                <wp14:sizeRelV relativeFrom="margin">
+                  <wp14:pctHeight>0</wp14:pctHeight>
+                </wp14:sizeRelV>
+              </wp:anchor>
+            </w:drawing>
+          </w:r>
+          <w:r>
+            <w:rPr>
+              <w:noProof/>
+              <w:color w:val="4472C4" w:themeColor="accent1"/>
+            </w:rPr>
+            <w:drawing>
+              <wp:anchor distT="0" distB="0" distL="114300" distR="114300" simplePos="0" relativeHeight="251661312" behindDoc="0" locked="0" layoutInCell="1" allowOverlap="1" wp14:anchorId="0E84B1E1" wp14:editId="13A8AC74">
+                <wp:simplePos x="0" y="0"/>
+                <wp:positionH relativeFrom="column">
+                  <wp:posOffset>4612005</wp:posOffset>
+                </wp:positionH>
+                <wp:positionV relativeFrom="paragraph">
+                  <wp:posOffset>-286385</wp:posOffset>
+                </wp:positionV>
+                <wp:extent cx="1964690" cy="1498051"/>
+                <wp:effectExtent l="0" t="0" r="0" b="6985"/>
+                <wp:wrapNone/>
+                <wp:docPr id="1938607408" name="Imagen 1"/>
+                <wp:cNvGraphicFramePr>
+                  <a:graphicFrameLocks xmlns:a="http://schemas.openxmlformats.org/drawingml/2006/main" noChangeAspect="1"/>
+                </wp:cNvGraphicFramePr>
+                <a:graphic xmlns:a="http://schemas.openxmlformats.org/drawingml/2006/main">
+                  <a:graphicData uri="http://schemas.openxmlformats.org/drawingml/2006/picture">
+                    <pic:pic xmlns:pic="http://schemas.openxmlformats.org/drawingml/2006/picture">
+                      <pic:nvPicPr>
+                        <pic:cNvPr id="1938607408" name=""/>
+                        <pic:cNvPicPr/>
+                      </pic:nvPicPr>
+                      <pic:blipFill>
+                        <a:blip r:embed="rId8">
+                          <a:extLst>
+                            <a:ext uri="{28A0092B-C50C-407E-A947-70E740481C1C}">
+                              <a14:useLocalDpi xmlns:a14="http://schemas.microsoft.com/office/drawing/2010/main" val="0"/>
+                            </a:ext>
+                          </a:extLst>
+                        </a:blip>
+                        <a:stretch>
+                          <a:fillRect/>
+                        </a:stretch>
+                      </pic:blipFill>
+                      <pic:spPr>
+                        <a:xfrm>
+                          <a:off x="0" y="0"/>
+                          <a:ext cx="1968825" cy="1501204"/>
+                        </a:xfrm>
+                        <a:prstGeom prst="rect">
+                          <a:avLst/>
+                        </a:prstGeom>
+                      </pic:spPr>
+                    </pic:pic>
+                  </a:graphicData>
+                </a:graphic>
+                <wp14:sizeRelH relativeFrom="margin">
+                  <wp14:pctWidth>0</wp14:pctWidth>
+                </wp14:sizeRelH>
+                <wp14:sizeRelV relativeFrom="margin">
+                  <wp14:pctHeight>0</wp14:pctHeight>
+                </wp14:sizeRelV>
+              </wp:anchor>
+            </w:drawing>
+          </w:r>
+        </w:p>
+        <w:tbl>
+          <w:tblPr>
+            <w:tblStyle w:val="Tablaconcuadrcula5oscura-nfasis1"/>
+            <w:tblpPr w:leftFromText="141" w:rightFromText="141" w:vertAnchor="text" w:horzAnchor="margin" w:tblpY="92"/>
+            <w:tblW w:w="10638" w:type="dxa"/>
+            <w:tblBorders>
+              <w:top w:val="single" w:sz="4" w:space="0" w:color="auto"/>
+              <w:left w:val="single" w:sz="4" w:space="0" w:color="auto"/>
+              <w:bottom w:val="single" w:sz="4" w:space="0" w:color="auto"/>
+              <w:right w:val="single" w:sz="4" w:space="0" w:color="auto"/>
+              <w:insideH w:val="single" w:sz="4" w:space="0" w:color="auto"/>
+              <w:insideV w:val="single" w:sz="4" w:space="0" w:color="auto"/>
+            </w:tblBorders>
+            <w:tblLook w:val="04A0" w:firstRow="1" w:lastRow="0" w:firstColumn="1" w:lastColumn="0" w:noHBand="0" w:noVBand="1"/>
+          </w:tblPr>
+          <w:tblGrid>
+            <w:gridCol w:w="1614"/>
+            <w:gridCol w:w="2402"/>
+            <w:gridCol w:w="976"/>
+            <w:gridCol w:w="902"/>
+            <w:gridCol w:w="920"/>
+            <w:gridCol w:w="12"/>
+            <w:gridCol w:w="904"/>
+            <w:gridCol w:w="623"/>
+            <w:gridCol w:w="14"/>
+            <w:gridCol w:w="606"/>
+            <w:gridCol w:w="803"/>
+            <w:gridCol w:w="852"/>
+            <w:gridCol w:w="10"/>
+          </w:tblGrid>
+          <w:tr>
+            <w:trPr>
+              <w:cnfStyle w:val="100000000000" w:firstRow="1" w:lastRow="0" w:firstColumn="0" w:lastColumn="0" w:oddVBand="0" w:evenVBand="0" w:oddHBand="0" w:evenHBand="0" w:firstRowFirstColumn="0" w:firstRowLastColumn="0" w:lastRowFirstColumn="0" w:lastRowLastColumn="0"/>
+              <w:trHeight w:val="279"/>
+            </w:trPr>
+            <w:tc>
+              <w:tcPr>
+                <w:cnfStyle w:val="001000000000" w:firstRow="0" w:lastRow="0" w:firstColumn="1" w:lastColumn="0" w:oddVBand="0" w:evenVBand="0" w:oddHBand="0" w:evenHBand="0" w:firstRowFirstColumn="0" w:firstRowLastColumn="0" w:lastRowFirstColumn="0" w:lastRowLastColumn="0"/>
+                <w:tcW w:w="10638" w:type="dxa"/>
+                <w:gridSpan w:val="13"/>
+                <w:tcBorders>
+                  <w:top w:val="none" w:sz="0" w:space="0" w:color="auto"/>
+                  <w:left w:val="none" w:sz="0" w:space="0" w:color="auto"/>
+                  <w:right w:val="none" w:sz="0" w:space="0" w:color="auto"/>
+                </w:tcBorders>
+                <w:shd w:val="clear" w:color="auto" w:fill="2F5496" w:themeFill="accent1" w:themeFillShade="BF"/>
+                <w:vAlign w:val="center"/>
+              </w:tcPr>
+              <w:p>
+                <w:pPr>
+                  <w:jc w:val="center"/>
+                </w:pPr>
+                <w:r>
+                  <w:t>PERSONA</w:t>
+                </w:r>
+              </w:p>
+            </w:tc>
+          </w:tr>
+          <w:tr>
+            <w:trPr>
+              <w:gridAfter w:val="1"/>
+              <w:cnfStyle w:val="000000100000" w:firstRow="0" w:lastRow="0" w:firstColumn="0" w:lastColumn="0" w:oddVBand="0" w:evenVBand="0" w:oddHBand="1" w:evenHBand="0" w:firstRowFirstColumn="0" w:firstRowLastColumn="0" w:lastRowFirstColumn="0" w:lastRowLastColumn="0"/>
+              <w:wAfter w:w="10" w:type="dxa"/>
+              <w:trHeight w:val="279"/>
+            </w:trPr>
+            <w:tc>
+              <w:tcPr>
+                <w:cnfStyle w:val="001000000000" w:firstRow="0" w:lastRow="0" w:firstColumn="1" w:lastColumn="0" w:oddVBand="0" w:evenVBand="0" w:oddHBand="0" w:evenHBand="0" w:firstRowFirstColumn="0" w:firstRowLastColumn="0" w:lastRowFirstColumn="0" w:lastRowLastColumn="0"/>
+                <w:tcW w:w="1614" w:type="dxa"/>
+                <w:vMerge w:val="restart"/>
+                <w:tcBorders>
+                  <w:left w:val="none" w:sz="0" w:space="0" w:color="auto"/>
+                </w:tcBorders>
+                <w:shd w:val="clear" w:color="auto" w:fill="2F5496" w:themeFill="accent1" w:themeFillShade="BF"/>
+                <w:vAlign w:val="center"/>
+              </w:tcPr>
+              <w:p>
+                <w:pPr>
+                  <w:jc w:val="center"/>
+                </w:pPr>
+                <w:r>
+                  <w:t>Atributo</w:t>
+                </w:r>
+              </w:p>
+            </w:tc>
+            <w:tc>
+              <w:tcPr>
+                <w:tcW w:w="2402" w:type="dxa"/>
+                <w:vMerge w:val="restart"/>
+                <w:vAlign w:val="center"/>
+              </w:tcPr>
+              <w:p>
+                <w:pPr>
+                  <w:jc w:val="center"/>
+                  <w:cnfStyle w:val="000000100000" w:firstRow="0" w:lastRow="0" w:firstColumn="0" w:lastColumn="0" w:oddVBand="0" w:evenVBand="0" w:oddHBand="1" w:evenHBand="0" w:firstRowFirstColumn="0" w:firstRowLastColumn="0" w:lastRowFirstColumn="0" w:lastRowLastColumn="0"/>
+                </w:pPr>
+                <w:r>
+                  <w:t>Descripción</w:t>
+                </w:r>
+              </w:p>
+            </w:tc>
+            <w:tc>
+              <w:tcPr>
+                <w:tcW w:w="976" w:type="dxa"/>
+                <w:vMerge w:val="restart"/>
+                <w:vAlign w:val="center"/>
+              </w:tcPr>
+              <w:p>
+                <w:pPr>
+                  <w:jc w:val="center"/>
+                  <w:cnfStyle w:val="000000100000" w:firstRow="0" w:lastRow="0" w:firstColumn="0" w:lastColumn="0" w:oddVBand="0" w:evenVBand="0" w:oddHBand="1" w:evenHBand="0" w:firstRowFirstColumn="0" w:firstRowLastColumn="0" w:lastRowFirstColumn="0" w:lastRowLastColumn="0"/>
+                </w:pPr>
+                <w:r>
+                  <w:t>Dominio</w:t>
+                </w:r>
+              </w:p>
+            </w:tc>
+            <w:tc>
+              <w:tcPr>
+                <w:tcW w:w="2738" w:type="dxa"/>
+                <w:gridSpan w:val="4"/>
+                <w:vAlign w:val="center"/>
+              </w:tcPr>
+              <w:p>
+                <w:pPr>
+                  <w:jc w:val="center"/>
+                  <w:cnfStyle w:val="000000100000" w:firstRow="0" w:lastRow="0" w:firstColumn="0" w:lastColumn="0" w:oddVBand="0" w:evenVBand="0" w:oddHBand="1" w:evenHBand="0" w:firstRowFirstColumn="0" w:firstRowLastColumn="0" w:lastRowFirstColumn="0" w:lastRowLastColumn="0"/>
+                </w:pPr>
+                <w:r>
+                  <w:t>Tipo/longitud</w:t>
+                </w:r>
+              </w:p>
+            </w:tc>
+            <w:tc>
+              <w:tcPr>
+                <w:tcW w:w="1243" w:type="dxa"/>
+                <w:gridSpan w:val="3"/>
+                <w:vAlign w:val="center"/>
+              </w:tcPr>
+              <w:p>
+                <w:pPr>
+                  <w:jc w:val="center"/>
+                  <w:cnfStyle w:val="000000100000" w:firstRow="0" w:lastRow="0" w:firstColumn="0" w:lastColumn="0" w:oddVBand="0" w:evenVBand="0" w:oddHBand="1" w:evenHBand="0" w:firstRowFirstColumn="0" w:firstRowLastColumn="0" w:lastRowFirstColumn="0" w:lastRowLastColumn="0"/>
+                </w:pPr>
+                <w:r>
+                  <w:t>opcional</w:t>
+                </w:r>
+              </w:p>
+            </w:tc>
+            <w:tc>
+              <w:tcPr>
+                <w:tcW w:w="1655" w:type="dxa"/>
+                <w:gridSpan w:val="2"/>
+                <w:vAlign w:val="center"/>
+              </w:tcPr>
+              <w:p>
+                <w:pPr>
+                  <w:jc w:val="center"/>
+                  <w:cnfStyle w:val="000000100000" w:firstRow="0" w:lastRow="0" w:firstColumn="0" w:lastColumn="0" w:oddVBand="0" w:evenVBand="0" w:oddHBand="1" w:evenHBand="0" w:firstRowFirstColumn="0" w:firstRowLastColumn="0" w:lastRowFirstColumn="0" w:lastRowLastColumn="0"/>
+                </w:pPr>
+                <w:r>
+                  <w:t>Univaluado?</w:t>
+                </w:r>
+              </w:p>
+            </w:tc>
+          </w:tr>
+          <w:tr>
+            <w:trPr>
+              <w:gridAfter w:val="1"/>
+              <w:wAfter w:w="10" w:type="dxa"/>
+              <w:trHeight w:val="151"/>
+            </w:trPr>
+            <w:tc>
+              <w:tcPr>
+                <w:cnfStyle w:val="001000000000" w:firstRow="0" w:lastRow="0" w:firstColumn="1" w:lastColumn="0" w:oddVBand="0" w:evenVBand="0" w:oddHBand="0" w:evenHBand="0" w:firstRowFirstColumn="0" w:firstRowLastColumn="0" w:lastRowFirstColumn="0" w:lastRowLastColumn="0"/>
+                <w:tcW w:w="1614" w:type="dxa"/>
+                <w:vMerge/>
+                <w:shd w:val="clear" w:color="auto" w:fill="2F5496" w:themeFill="accent1" w:themeFillShade="BF"/>
+                <w:vAlign w:val="center"/>
+              </w:tcPr>
+              <w:p>
+                <w:pPr>
+                  <w:jc w:val="center"/>
+                </w:pPr>
+              </w:p>
+            </w:tc>
+            <w:tc>
+              <w:tcPr>
+                <w:tcW w:w="2402" w:type="dxa"/>
+                <w:vMerge/>
+                <w:vAlign w:val="center"/>
+              </w:tcPr>
+              <w:p>
+                <w:pPr>
+                  <w:jc w:val="center"/>
+                  <w:cnfStyle w:val="000000000000" w:firstRow="0" w:lastRow="0" w:firstColumn="0" w:lastColumn="0" w:oddVBand="0" w:evenVBand="0" w:oddHBand="0" w:evenHBand="0" w:firstRowFirstColumn="0" w:firstRowLastColumn="0" w:lastRowFirstColumn="0" w:lastRowLastColumn="0"/>
+                </w:pPr>
+              </w:p>
+            </w:tc>
+            <w:tc>
+              <w:tcPr>
+                <w:tcW w:w="976" w:type="dxa"/>
+                <w:vMerge/>
+                <w:vAlign w:val="center"/>
+              </w:tcPr>
+              <w:p>
+                <w:pPr>
+                  <w:jc w:val="center"/>
+                  <w:cnfStyle w:val="000000000000" w:firstRow="0" w:lastRow="0" w:firstColumn="0" w:lastColumn="0" w:oddVBand="0" w:evenVBand="0" w:oddHBand="0" w:evenHBand="0" w:firstRowFirstColumn="0" w:firstRowLastColumn="0" w:lastRowFirstColumn="0" w:lastRowLastColumn="0"/>
+                </w:pPr>
+              </w:p>
+            </w:tc>
+            <w:tc>
+              <w:tcPr>
+                <w:tcW w:w="902" w:type="dxa"/>
+                <w:vAlign w:val="center"/>
+              </w:tcPr>
+              <w:p>
+                <w:pPr>
+                  <w:jc w:val="center"/>
+                  <w:cnfStyle w:val="000000000000" w:firstRow="0" w:lastRow="0" w:firstColumn="0" w:lastColumn="0" w:oddVBand="0" w:evenVBand="0" w:oddHBand="0" w:evenHBand="0" w:firstRowFirstColumn="0" w:firstRowLastColumn="0" w:lastRowFirstColumn="0" w:lastRowLastColumn="0"/>
+                </w:pPr>
+                <w:r>
+                  <w:t>Num</w:t>
+                </w:r>
+              </w:p>
+            </w:tc>
+            <w:tc>
+              <w:tcPr>
+                <w:tcW w:w="920" w:type="dxa"/>
+                <w:vAlign w:val="center"/>
+              </w:tcPr>
+              <w:p>
+                <w:pPr>
+                  <w:jc w:val="center"/>
+                  <w:cnfStyle w:val="000000000000" w:firstRow="0" w:lastRow="0" w:firstColumn="0" w:lastColumn="0" w:oddVBand="0" w:evenVBand="0" w:oddHBand="0" w:evenHBand="0" w:firstRowFirstColumn="0" w:firstRowLastColumn="0" w:lastRowFirstColumn="0" w:lastRowLastColumn="0"/>
+                </w:pPr>
+                <w:r>
+                  <w:t>Alfa</w:t>
+                </w:r>
+              </w:p>
+            </w:tc>
+            <w:tc>
+              <w:tcPr>
+                <w:tcW w:w="916" w:type="dxa"/>
+                <w:gridSpan w:val="2"/>
+                <w:vAlign w:val="center"/>
+              </w:tcPr>
+              <w:p>
+                <w:pPr>
+                  <w:jc w:val="center"/>
+                  <w:cnfStyle w:val="000000000000" w:firstRow="0" w:lastRow="0" w:firstColumn="0" w:lastColumn="0" w:oddVBand="0" w:evenVBand="0" w:oddHBand="0" w:evenHBand="0" w:firstRowFirstColumn="0" w:firstRowLastColumn="0" w:lastRowFirstColumn="0" w:lastRowLastColumn="0"/>
+                </w:pPr>
+                <w:r>
+                  <w:t>Otro</w:t>
+                </w:r>
+              </w:p>
+            </w:tc>
+            <w:tc>
+              <w:tcPr>
+                <w:tcW w:w="637" w:type="dxa"/>
+                <w:gridSpan w:val="2"/>
+                <w:vAlign w:val="center"/>
+              </w:tcPr>
+              <w:p>
+                <w:pPr>
+                  <w:jc w:val="center"/>
+                  <w:cnfStyle w:val="000000000000" w:firstRow="0" w:lastRow="0" w:firstColumn="0" w:lastColumn="0" w:oddVBand="0" w:evenVBand="0" w:oddHBand="0" w:evenHBand="0" w:firstRowFirstColumn="0" w:firstRowLastColumn="0" w:lastRowFirstColumn="0" w:lastRowLastColumn="0"/>
+                </w:pPr>
+                <w:r>
+                  <w:t>S</w:t>
+                </w:r>
+              </w:p>
+            </w:tc>
+            <w:tc>
+              <w:tcPr>
+                <w:tcW w:w="606" w:type="dxa"/>
+                <w:vAlign w:val="center"/>
+              </w:tcPr>
+              <w:p>
+                <w:pPr>
+                  <w:jc w:val="center"/>
+                  <w:cnfStyle w:val="000000000000" w:firstRow="0" w:lastRow="0" w:firstColumn="0" w:lastColumn="0" w:oddVBand="0" w:evenVBand="0" w:oddHBand="0" w:evenHBand="0" w:firstRowFirstColumn="0" w:firstRowLastColumn="0" w:lastRowFirstColumn="0" w:lastRowLastColumn="0"/>
+                </w:pPr>
+                <w:r>
+                  <w:t>N</w:t>
+                </w:r>
+              </w:p>
+            </w:tc>
+            <w:tc>
+              <w:tcPr>
+                <w:tcW w:w="803" w:type="dxa"/>
+                <w:vAlign w:val="center"/>
+              </w:tcPr>
+              <w:p>
+                <w:pPr>
+                  <w:jc w:val="center"/>
+                  <w:cnfStyle w:val="000000000000" w:firstRow="0" w:lastRow="0" w:firstColumn="0" w:lastColumn="0" w:oddVBand="0" w:evenVBand="0" w:oddHBand="0" w:evenHBand="0" w:firstRowFirstColumn="0" w:firstRowLastColumn="0" w:lastRowFirstColumn="0" w:lastRowLastColumn="0"/>
+                </w:pPr>
+                <w:r>
+                  <w:t>S</w:t>
+                </w:r>
+              </w:p>
+            </w:tc>
+            <w:tc>
+              <w:tcPr>
+                <w:tcW w:w="852" w:type="dxa"/>
+                <w:vAlign w:val="center"/>
+              </w:tcPr>
+              <w:p>
+                <w:pPr>
+                  <w:jc w:val="center"/>
+                  <w:cnfStyle w:val="000000000000" w:firstRow="0" w:lastRow="0" w:firstColumn="0" w:lastColumn="0" w:oddVBand="0" w:evenVBand="0" w:oddHBand="0" w:evenHBand="0" w:firstRowFirstColumn="0" w:firstRowLastColumn="0" w:lastRowFirstColumn="0" w:lastRowLastColumn="0"/>
+                </w:pPr>
+                <w:r>
+                  <w:t>N</w:t>
+                </w:r>
+              </w:p>
+            </w:tc>
+          </w:tr>
+          <w:tr>
+            <w:trPr>
+              <w:gridAfter w:val="1"/>
+              <w:cnfStyle w:val="000000100000" w:firstRow="0" w:lastRow="0" w:firstColumn="0" w:lastColumn="0" w:oddVBand="0" w:evenVBand="0" w:oddHBand="1" w:evenHBand="0" w:firstRowFirstColumn="0" w:firstRowLastColumn="0" w:lastRowFirstColumn="0" w:lastRowLastColumn="0"/>
+              <w:wAfter w:w="10" w:type="dxa"/>
+              <w:trHeight w:val="279"/>
+            </w:trPr>
+            <w:tc>
+              <w:tcPr>
+                <w:cnfStyle w:val="001000000000" w:firstRow="0" w:lastRow="0" w:firstColumn="1" w:lastColumn="0" w:oddVBand="0" w:evenVBand="0" w:oddHBand="0" w:evenHBand="0" w:firstRowFirstColumn="0" w:firstRowLastColumn="0" w:lastRowFirstColumn="0" w:lastRowLastColumn="0"/>
+                <w:tcW w:w="1614" w:type="dxa"/>
+                <w:shd w:val="clear" w:color="auto" w:fill="2F5496" w:themeFill="accent1" w:themeFillShade="BF"/>
+                <w:vAlign w:val="center"/>
+              </w:tcPr>
+              <w:p>
+                <w:pPr>
+                  <w:jc w:val="center"/>
+                </w:pPr>
+                <w:r>
+                  <w:t>Cod _Perosna</w:t>
+                </w:r>
+              </w:p>
+            </w:tc>
+            <w:tc>
+              <w:tcPr>
+                <w:tcW w:w="2402" w:type="dxa"/>
+                <w:vAlign w:val="center"/>
+              </w:tcPr>
+              <w:p>
+                <w:pPr>
+                  <w:jc w:val="center"/>
+                  <w:cnfStyle w:val="000000100000" w:firstRow="0" w:lastRow="0" w:firstColumn="0" w:lastColumn="0" w:oddVBand="0" w:evenVBand="0" w:oddHBand="1" w:evenHBand="0" w:firstRowFirstColumn="0" w:firstRowLastColumn="0" w:lastRowFirstColumn="0" w:lastRowLastColumn="0"/>
+                </w:pPr>
+                <w:r>
+                  <w:t>Clave de todas las perosnas del sistemas</w:t>
+                </w:r>
+              </w:p>
+            </w:tc>
+            <w:tc>
+              <w:tcPr>
+                <w:tcW w:w="976" w:type="dxa"/>
+                <w:vAlign w:val="center"/>
+              </w:tcPr>
+              <w:p>
+                <w:pPr>
+                  <w:jc w:val="center"/>
+                  <w:cnfStyle w:val="000000100000" w:firstRow="0" w:lastRow="0" w:firstColumn="0" w:lastColumn="0" w:oddVBand="0" w:evenVBand="0" w:oddHBand="1" w:evenHBand="0" w:firstRowFirstColumn="0" w:firstRowLastColumn="0" w:lastRowFirstColumn="0" w:lastRowLastColumn="0"/>
+                </w:pPr>
+              </w:p>
+            </w:tc>
+            <w:tc>
+              <w:tcPr>
+                <w:tcW w:w="902" w:type="dxa"/>
+                <w:vAlign w:val="center"/>
+              </w:tcPr>
+              <w:p>
+                <w:pPr>
+                  <w:jc w:val="center"/>
+                  <w:cnfStyle w:val="000000100000" w:firstRow="0" w:lastRow="0" w:firstColumn="0" w:lastColumn="0" w:oddVBand="0" w:evenVBand="0" w:oddHBand="1" w:evenHBand="0" w:firstRowFirstColumn="0" w:firstRowLastColumn="0" w:lastRowFirstColumn="0" w:lastRowLastColumn="0"/>
+                </w:pPr>
+              </w:p>
+            </w:tc>
+            <w:tc>
+              <w:tcPr>
+                <w:tcW w:w="932" w:type="dxa"/>
+                <w:gridSpan w:val="2"/>
+                <w:vAlign w:val="center"/>
+              </w:tcPr>
+              <w:p>
+                <w:pPr>
+                  <w:jc w:val="center"/>
+                  <w:cnfStyle w:val="000000100000" w:firstRow="0" w:lastRow="0" w:firstColumn="0" w:lastColumn="0" w:oddVBand="0" w:evenVBand="0" w:oddHBand="1" w:evenHBand="0" w:firstRowFirstColumn="0" w:firstRowLastColumn="0" w:lastRowFirstColumn="0" w:lastRowLastColumn="0"/>
+                </w:pPr>
+                <w:r>
+                  <w:t>X</w:t>
+                </w:r>
+              </w:p>
+            </w:tc>
+            <w:tc>
+              <w:tcPr>
+                <w:tcW w:w="904" w:type="dxa"/>
+                <w:vAlign w:val="center"/>
+              </w:tcPr>
+              <w:p>
+                <w:pPr>
+                  <w:jc w:val="center"/>
+                  <w:cnfStyle w:val="000000100000" w:firstRow="0" w:lastRow="0" w:firstColumn="0" w:lastColumn="0" w:oddVBand="0" w:evenVBand="0" w:oddHBand="1" w:evenHBand="0" w:firstRowFirstColumn="0" w:firstRowLastColumn="0" w:lastRowFirstColumn="0" w:lastRowLastColumn="0"/>
+                </w:pPr>
+              </w:p>
+            </w:tc>
+            <w:tc>
+              <w:tcPr>
+                <w:tcW w:w="623" w:type="dxa"/>
+                <w:vAlign w:val="center"/>
+              </w:tcPr>
+              <w:p>
+                <w:pPr>
+                  <w:jc w:val="center"/>
+                  <w:cnfStyle w:val="000000100000" w:firstRow="0" w:lastRow="0" w:firstColumn="0" w:lastColumn="0" w:oddVBand="0" w:evenVBand="0" w:oddHBand="1" w:evenHBand="0" w:firstRowFirstColumn="0" w:firstRowLastColumn="0" w:lastRowFirstColumn="0" w:lastRowLastColumn="0"/>
+                </w:pPr>
+              </w:p>
+            </w:tc>
+            <w:tc>
+              <w:tcPr>
+                <w:tcW w:w="620" w:type="dxa"/>
+                <w:gridSpan w:val="2"/>
+                <w:vAlign w:val="center"/>
+              </w:tcPr>
+              <w:p>
+                <w:pPr>
+                  <w:jc w:val="center"/>
+                  <w:cnfStyle w:val="000000100000" w:firstRow="0" w:lastRow="0" w:firstColumn="0" w:lastColumn="0" w:oddVBand="0" w:evenVBand="0" w:oddHBand="1" w:evenHBand="0" w:firstRowFirstColumn="0" w:firstRowLastColumn="0" w:lastRowFirstColumn="0" w:lastRowLastColumn="0"/>
+                </w:pPr>
+                <w:r>
+                  <w:t>X</w:t>
+                </w:r>
+              </w:p>
+            </w:tc>
+            <w:tc>
+              <w:tcPr>
+                <w:tcW w:w="803" w:type="dxa"/>
+                <w:vAlign w:val="center"/>
+              </w:tcPr>
+              <w:p>
+                <w:pPr>
+                  <w:jc w:val="center"/>
+                  <w:cnfStyle w:val="000000100000" w:firstRow="0" w:lastRow="0" w:firstColumn="0" w:lastColumn="0" w:oddVBand="0" w:evenVBand="0" w:oddHBand="1" w:evenHBand="0" w:firstRowFirstColumn="0" w:firstRowLastColumn="0" w:lastRowFirstColumn="0" w:lastRowLastColumn="0"/>
+                </w:pPr>
+                <w:r>
+                  <w:t>X</w:t>
+                </w:r>
+              </w:p>
+            </w:tc>
+            <w:tc>
+              <w:tcPr>
+                <w:tcW w:w="852" w:type="dxa"/>
+                <w:vAlign w:val="center"/>
+              </w:tcPr>
+              <w:p>
+                <w:pPr>
+                  <w:jc w:val="center"/>
+                  <w:cnfStyle w:val="000000100000" w:firstRow="0" w:lastRow="0" w:firstColumn="0" w:lastColumn="0" w:oddVBand="0" w:evenVBand="0" w:oddHBand="1" w:evenHBand="0" w:firstRowFirstColumn="0" w:firstRowLastColumn="0" w:lastRowFirstColumn="0" w:lastRowLastColumn="0"/>
+                </w:pPr>
+              </w:p>
+            </w:tc>
+          </w:tr>
+          <w:tr>
+            <w:trPr>
+              <w:gridAfter w:val="1"/>
+              <w:wAfter w:w="10" w:type="dxa"/>
+              <w:trHeight w:val="279"/>
+            </w:trPr>
+            <w:tc>
+              <w:tcPr>
+                <w:cnfStyle w:val="001000000000" w:firstRow="0" w:lastRow="0" w:firstColumn="1" w:lastColumn="0" w:oddVBand="0" w:evenVBand="0" w:oddHBand="0" w:evenHBand="0" w:firstRowFirstColumn="0" w:firstRowLastColumn="0" w:lastRowFirstColumn="0" w:lastRowLastColumn="0"/>
+                <w:tcW w:w="1614" w:type="dxa"/>
+                <w:shd w:val="clear" w:color="auto" w:fill="2F5496" w:themeFill="accent1" w:themeFillShade="BF"/>
+                <w:vAlign w:val="center"/>
+              </w:tcPr>
+              <w:p>
+                <w:pPr>
+                  <w:jc w:val="center"/>
+                </w:pPr>
+                <w:r>
+                  <w:t>Nombre</w:t>
+                </w:r>
+              </w:p>
+            </w:tc>
+            <w:tc>
+              <w:tcPr>
+                <w:tcW w:w="2402" w:type="dxa"/>
+                <w:vAlign w:val="center"/>
+              </w:tcPr>
+              <w:p>
+                <w:pPr>
+                  <w:jc w:val="center"/>
+                  <w:cnfStyle w:val="000000000000" w:firstRow="0" w:lastRow="0" w:firstColumn="0" w:lastColumn="0" w:oddVBand="0" w:evenVBand="0" w:oddHBand="0" w:evenHBand="0" w:firstRowFirstColumn="0" w:firstRowLastColumn="0" w:lastRowFirstColumn="0" w:lastRowLastColumn="0"/>
+                </w:pPr>
+                <w:r>
+                  <w:t>Nombre de la Persona</w:t>
+                </w:r>
+              </w:p>
+            </w:tc>
+            <w:tc>
+              <w:tcPr>
+                <w:tcW w:w="976" w:type="dxa"/>
+                <w:vAlign w:val="center"/>
+              </w:tcPr>
+              <w:p>
+                <w:pPr>
+                  <w:jc w:val="center"/>
+                  <w:cnfStyle w:val="000000000000" w:firstRow="0" w:lastRow="0" w:firstColumn="0" w:lastColumn="0" w:oddVBand="0" w:evenVBand="0" w:oddHBand="0" w:evenHBand="0" w:firstRowFirstColumn="0" w:firstRowLastColumn="0" w:lastRowFirstColumn="0" w:lastRowLastColumn="0"/>
+                </w:pPr>
+              </w:p>
+            </w:tc>
+            <w:tc>
+              <w:tcPr>
+                <w:tcW w:w="902" w:type="dxa"/>
+                <w:vAlign w:val="center"/>
+              </w:tcPr>
+              <w:p>
+                <w:pPr>
+                  <w:jc w:val="center"/>
+                  <w:cnfStyle w:val="000000000000" w:firstRow="0" w:lastRow="0" w:firstColumn="0" w:lastColumn="0" w:oddVBand="0" w:evenVBand="0" w:oddHBand="0" w:evenHBand="0" w:firstRowFirstColumn="0" w:firstRowLastColumn="0" w:lastRowFirstColumn="0" w:lastRowLastColumn="0"/>
+                </w:pPr>
+              </w:p>
+            </w:tc>
+            <w:tc>
+              <w:tcPr>
+                <w:tcW w:w="932" w:type="dxa"/>
+                <w:gridSpan w:val="2"/>
+                <w:vAlign w:val="center"/>
+              </w:tcPr>
+              <w:p>
+                <w:pPr>
+                  <w:jc w:val="center"/>
+                  <w:cnfStyle w:val="000000000000" w:firstRow="0" w:lastRow="0" w:firstColumn="0" w:lastColumn="0" w:oddVBand="0" w:evenVBand="0" w:oddHBand="0" w:evenHBand="0" w:firstRowFirstColumn="0" w:firstRowLastColumn="0" w:lastRowFirstColumn="0" w:lastRowLastColumn="0"/>
+                </w:pPr>
+                <w:r>
+                  <w:t>X</w:t>
+                </w:r>
+              </w:p>
+            </w:tc>
+            <w:tc>
+              <w:tcPr>
+                <w:tcW w:w="904" w:type="dxa"/>
+                <w:vAlign w:val="center"/>
+              </w:tcPr>
+              <w:p>
+                <w:pPr>
+                  <w:jc w:val="center"/>
+                  <w:cnfStyle w:val="000000000000" w:firstRow="0" w:lastRow="0" w:firstColumn="0" w:lastColumn="0" w:oddVBand="0" w:evenVBand="0" w:oddHBand="0" w:evenHBand="0" w:firstRowFirstColumn="0" w:firstRowLastColumn="0" w:lastRowFirstColumn="0" w:lastRowLastColumn="0"/>
+                </w:pPr>
+              </w:p>
+            </w:tc>
+            <w:tc>
+              <w:tcPr>
+                <w:tcW w:w="623" w:type="dxa"/>
+                <w:vAlign w:val="center"/>
+              </w:tcPr>
+              <w:p>
+                <w:pPr>
+                  <w:jc w:val="center"/>
+                  <w:cnfStyle w:val="000000000000" w:firstRow="0" w:lastRow="0" w:firstColumn="0" w:lastColumn="0" w:oddVBand="0" w:evenVBand="0" w:oddHBand="0" w:evenHBand="0" w:firstRowFirstColumn="0" w:firstRowLastColumn="0" w:lastRowFirstColumn="0" w:lastRowLastColumn="0"/>
+                </w:pPr>
+              </w:p>
+            </w:tc>
+            <w:tc>
+              <w:tcPr>
+                <w:tcW w:w="620" w:type="dxa"/>
+                <w:gridSpan w:val="2"/>
+                <w:vAlign w:val="center"/>
+              </w:tcPr>
+              <w:p>
+                <w:pPr>
+                  <w:jc w:val="center"/>
+                  <w:cnfStyle w:val="000000000000" w:firstRow="0" w:lastRow="0" w:firstColumn="0" w:lastColumn="0" w:oddVBand="0" w:evenVBand="0" w:oddHBand="0" w:evenHBand="0" w:firstRowFirstColumn="0" w:firstRowLastColumn="0" w:lastRowFirstColumn="0" w:lastRowLastColumn="0"/>
+                </w:pPr>
+                <w:r>
+                  <w:t>X</w:t>
+                </w:r>
+              </w:p>
+            </w:tc>
+            <w:tc>
+              <w:tcPr>
+                <w:tcW w:w="803" w:type="dxa"/>
+                <w:vAlign w:val="center"/>
+              </w:tcPr>
+              <w:p>
+                <w:pPr>
+                  <w:jc w:val="center"/>
+                  <w:cnfStyle w:val="000000000000" w:firstRow="0" w:lastRow="0" w:firstColumn="0" w:lastColumn="0" w:oddVBand="0" w:evenVBand="0" w:oddHBand="0" w:evenHBand="0" w:firstRowFirstColumn="0" w:firstRowLastColumn="0" w:lastRowFirstColumn="0" w:lastRowLastColumn="0"/>
+                </w:pPr>
+              </w:p>
+            </w:tc>
+            <w:tc>
+              <w:tcPr>
+                <w:tcW w:w="852" w:type="dxa"/>
+                <w:vAlign w:val="center"/>
+              </w:tcPr>
+              <w:p>
+                <w:pPr>
+                  <w:jc w:val="center"/>
+                  <w:cnfStyle w:val="000000000000" w:firstRow="0" w:lastRow="0" w:firstColumn="0" w:lastColumn="0" w:oddVBand="0" w:evenVBand="0" w:oddHBand="0" w:evenHBand="0" w:firstRowFirstColumn="0" w:firstRowLastColumn="0" w:lastRowFirstColumn="0" w:lastRowLastColumn="0"/>
+                </w:pPr>
+                <w:r>
+                  <w:t>X</w:t>
+                </w:r>
+              </w:p>
+            </w:tc>
+          </w:tr>
+          <w:tr>
+            <w:trPr>
+              <w:gridAfter w:val="1"/>
+              <w:cnfStyle w:val="000000100000" w:firstRow="0" w:lastRow="0" w:firstColumn="0" w:lastColumn="0" w:oddVBand="0" w:evenVBand="0" w:oddHBand="1" w:evenHBand="0" w:firstRowFirstColumn="0" w:firstRowLastColumn="0" w:lastRowFirstColumn="0" w:lastRowLastColumn="0"/>
+              <w:wAfter w:w="10" w:type="dxa"/>
+              <w:trHeight w:val="279"/>
+            </w:trPr>
+            <w:tc>
+              <w:tcPr>
+                <w:cnfStyle w:val="001000000000" w:firstRow="0" w:lastRow="0" w:firstColumn="1" w:lastColumn="0" w:oddVBand="0" w:evenVBand="0" w:oddHBand="0" w:evenHBand="0" w:firstRowFirstColumn="0" w:firstRowLastColumn="0" w:lastRowFirstColumn="0" w:lastRowLastColumn="0"/>
+                <w:tcW w:w="1614" w:type="dxa"/>
+                <w:shd w:val="clear" w:color="auto" w:fill="2F5496" w:themeFill="accent1" w:themeFillShade="BF"/>
+                <w:vAlign w:val="center"/>
+              </w:tcPr>
+              <w:p>
+                <w:pPr>
+                  <w:jc w:val="center"/>
+                </w:pPr>
+                <w:r>
+                  <w:t>Contraseña</w:t>
+                </w:r>
+              </w:p>
+            </w:tc>
+            <w:tc>
+              <w:tcPr>
+                <w:tcW w:w="2402" w:type="dxa"/>
+                <w:vAlign w:val="center"/>
+              </w:tcPr>
+              <w:p>
+                <w:pPr>
+                  <w:jc w:val="center"/>
+                  <w:cnfStyle w:val="000000100000" w:firstRow="0" w:lastRow="0" w:firstColumn="0" w:lastColumn="0" w:oddVBand="0" w:evenVBand="0" w:oddHBand="1" w:evenHBand="0" w:firstRowFirstColumn="0" w:firstRowLastColumn="0" w:lastRowFirstColumn="0" w:lastRowLastColumn="0"/>
+                </w:pPr>
+                <w:r>
+                  <w:t>Contraseña</w:t>
+                </w:r>
+              </w:p>
+            </w:tc>
+            <w:tc>
+              <w:tcPr>
+                <w:tcW w:w="976" w:type="dxa"/>
+                <w:vAlign w:val="center"/>
+              </w:tcPr>
+              <w:p>
+                <w:pPr>
+                  <w:jc w:val="center"/>
+                  <w:cnfStyle w:val="000000100000" w:firstRow="0" w:lastRow="0" w:firstColumn="0" w:lastColumn="0" w:oddVBand="0" w:evenVBand="0" w:oddHBand="1" w:evenHBand="0" w:firstRowFirstColumn="0" w:firstRowLastColumn="0" w:lastRowFirstColumn="0" w:lastRowLastColumn="0"/>
+                </w:pPr>
+              </w:p>
+            </w:tc>
+            <w:tc>
+              <w:tcPr>
+                <w:tcW w:w="902" w:type="dxa"/>
+                <w:vAlign w:val="center"/>
+              </w:tcPr>
+              <w:p>
+                <w:pPr>
+                  <w:jc w:val="center"/>
+                  <w:cnfStyle w:val="000000100000" w:firstRow="0" w:lastRow="0" w:firstColumn="0" w:lastColumn="0" w:oddVBand="0" w:evenVBand="0" w:oddHBand="1" w:evenHBand="0" w:firstRowFirstColumn="0" w:firstRowLastColumn="0" w:lastRowFirstColumn="0" w:lastRowLastColumn="0"/>
+                </w:pPr>
+              </w:p>
+            </w:tc>
+            <w:tc>
+              <w:tcPr>
+                <w:tcW w:w="932" w:type="dxa"/>
+                <w:gridSpan w:val="2"/>
+                <w:vAlign w:val="center"/>
+              </w:tcPr>
+              <w:p>
+                <w:pPr>
+                  <w:jc w:val="center"/>
+                  <w:cnfStyle w:val="000000100000" w:firstRow="0" w:lastRow="0" w:firstColumn="0" w:lastColumn="0" w:oddVBand="0" w:evenVBand="0" w:oddHBand="1" w:evenHBand="0" w:firstRowFirstColumn="0" w:firstRowLastColumn="0" w:lastRowFirstColumn="0" w:lastRowLastColumn="0"/>
+                </w:pPr>
+                <w:r>
+                  <w:t>X</w:t>
+                </w:r>
+              </w:p>
+            </w:tc>
+            <w:tc>
+              <w:tcPr>
+                <w:tcW w:w="904" w:type="dxa"/>
+                <w:vAlign w:val="center"/>
+              </w:tcPr>
+              <w:p>
+                <w:pPr>
+                  <w:jc w:val="center"/>
+                  <w:cnfStyle w:val="000000100000" w:firstRow="0" w:lastRow="0" w:firstColumn="0" w:lastColumn="0" w:oddVBand="0" w:evenVBand="0" w:oddHBand="1" w:evenHBand="0" w:firstRowFirstColumn="0" w:firstRowLastColumn="0" w:lastRowFirstColumn="0" w:lastRowLastColumn="0"/>
+                </w:pPr>
+              </w:p>
+            </w:tc>
+            <w:tc>
+              <w:tcPr>
+                <w:tcW w:w="623" w:type="dxa"/>
+                <w:vAlign w:val="center"/>
+              </w:tcPr>
+              <w:p>
+                <w:pPr>
+                  <w:jc w:val="center"/>
+                  <w:cnfStyle w:val="000000100000" w:firstRow="0" w:lastRow="0" w:firstColumn="0" w:lastColumn="0" w:oddVBand="0" w:evenVBand="0" w:oddHBand="1" w:evenHBand="0" w:firstRowFirstColumn="0" w:firstRowLastColumn="0" w:lastRowFirstColumn="0" w:lastRowLastColumn="0"/>
+                </w:pPr>
+              </w:p>
+            </w:tc>
+            <w:tc>
+              <w:tcPr>
+                <w:tcW w:w="620" w:type="dxa"/>
+                <w:gridSpan w:val="2"/>
+                <w:vAlign w:val="center"/>
+              </w:tcPr>
+              <w:p>
+                <w:pPr>
+                  <w:jc w:val="center"/>
+                  <w:cnfStyle w:val="000000100000" w:firstRow="0" w:lastRow="0" w:firstColumn="0" w:lastColumn="0" w:oddVBand="0" w:evenVBand="0" w:oddHBand="1" w:evenHBand="0" w:firstRowFirstColumn="0" w:firstRowLastColumn="0" w:lastRowFirstColumn="0" w:lastRowLastColumn="0"/>
+                </w:pPr>
+                <w:r>
+                  <w:t>X</w:t>
+                </w:r>
+              </w:p>
+            </w:tc>
+            <w:tc>
+              <w:tcPr>
+                <w:tcW w:w="803" w:type="dxa"/>
+                <w:vAlign w:val="center"/>
+              </w:tcPr>
+              <w:p>
+                <w:pPr>
+                  <w:jc w:val="center"/>
+                  <w:cnfStyle w:val="000000100000" w:firstRow="0" w:lastRow="0" w:firstColumn="0" w:lastColumn="0" w:oddVBand="0" w:evenVBand="0" w:oddHBand="1" w:evenHBand="0" w:firstRowFirstColumn="0" w:firstRowLastColumn="0" w:lastRowFirstColumn="0" w:lastRowLastColumn="0"/>
+                </w:pPr>
+              </w:p>
+            </w:tc>
+            <w:tc>
+              <w:tcPr>
+                <w:tcW w:w="852" w:type="dxa"/>
+                <w:vAlign w:val="center"/>
+              </w:tcPr>
+              <w:p>
+                <w:pPr>
+                  <w:jc w:val="center"/>
+                  <w:cnfStyle w:val="000000100000" w:firstRow="0" w:lastRow="0" w:firstColumn="0" w:lastColumn="0" w:oddVBand="0" w:evenVBand="0" w:oddHBand="1" w:evenHBand="0" w:firstRowFirstColumn="0" w:firstRowLastColumn="0" w:lastRowFirstColumn="0" w:lastRowLastColumn="0"/>
+                </w:pPr>
+                <w:r>
+                  <w:t>X</w:t>
+                </w:r>
+              </w:p>
+              <w:p>
+                <w:pPr>
+                  <w:jc w:val="center"/>
+                  <w:cnfStyle w:val="000000100000" w:firstRow="0" w:lastRow="0" w:firstColumn="0" w:lastColumn="0" w:oddVBand="0" w:evenVBand="0" w:oddHBand="1" w:evenHBand="0" w:firstRowFirstColumn="0" w:firstRowLastColumn="0" w:lastRowFirstColumn="0" w:lastRowLastColumn="0"/>
+                </w:pPr>
+              </w:p>
+            </w:tc>
+          </w:tr>
+          <w:tr>
+            <w:trPr>
+              <w:trHeight w:val="279"/>
+            </w:trPr>
+            <w:tc>
+              <w:tcPr>
+                <w:cnfStyle w:val="001000000000" w:firstRow="0" w:lastRow="0" w:firstColumn="1" w:lastColumn="0" w:oddVBand="0" w:evenVBand="0" w:oddHBand="0" w:evenHBand="0" w:firstRowFirstColumn="0" w:firstRowLastColumn="0" w:lastRowFirstColumn="0" w:lastRowLastColumn="0"/>
+                <w:tcW w:w="10638" w:type="dxa"/>
+                <w:gridSpan w:val="13"/>
+                <w:shd w:val="clear" w:color="auto" w:fill="2F5496" w:themeFill="accent1" w:themeFillShade="BF"/>
+                <w:vAlign w:val="center"/>
+              </w:tcPr>
+              <w:p>
+                <w:pPr>
+                  <w:jc w:val="center"/>
+                  <w:rPr>
+                    <w:b w:val="0"/>
+                    <w:bCs w:val="0"/>
+                  </w:rPr>
+                </w:pPr>
+                <w:r>
+                  <w:t xml:space="preserve">Observaciones y restricciones de la entidad: </w:t>
+                </w:r>
+                <w:r>
+                  <w:rPr>
+                    <w:b w:val="0"/>
+                    <w:bCs w:val="0"/>
+                  </w:rPr>
+                  <w:t>Id_Persona será la primary key, ademas es codigo para diferenciar usuarios y organizadores. Ejemplo: “User-001, ORG-001”.</w:t>
+                </w:r>
+              </w:p>
+            </w:tc>
+          </w:tr>
+        </w:tbl>
+        <w:p/>
+      </w:sdtContent>
+    </w:sdt>
+    <w:p/>
+    <w:p/>
+    <w:tbl>
+      <w:tblPr>
+        <w:tblStyle w:val="Tablaconcuadrcula5oscura-nfasis1"/>
+        <w:tblpPr w:leftFromText="141" w:rightFromText="141" w:vertAnchor="text" w:horzAnchor="margin" w:tblpY="-305"/>
+        <w:tblW w:w="10638" w:type="dxa"/>
+        <w:tblBorders>
+          <w:top w:val="single" w:sz="4" w:space="0" w:color="auto"/>
+          <w:left w:val="single" w:sz="4" w:space="0" w:color="auto"/>
+          <w:bottom w:val="single" w:sz="4" w:space="0" w:color="auto"/>
+          <w:right w:val="single" w:sz="4" w:space="0" w:color="auto"/>
+          <w:insideH w:val="single" w:sz="4" w:space="0" w:color="auto"/>
+          <w:insideV w:val="single" w:sz="4" w:space="0" w:color="auto"/>
+        </w:tblBorders>
+        <w:tblLook w:val="04A0" w:firstRow="1" w:lastRow="0" w:firstColumn="1" w:lastColumn="0" w:noHBand="0" w:noVBand="1"/>
+      </w:tblPr>
+      <w:tblGrid>
+        <w:gridCol w:w="1614"/>
+        <w:gridCol w:w="2402"/>
+        <w:gridCol w:w="976"/>
+        <w:gridCol w:w="902"/>
+        <w:gridCol w:w="920"/>
+        <w:gridCol w:w="12"/>
+        <w:gridCol w:w="904"/>
+        <w:gridCol w:w="623"/>
+        <w:gridCol w:w="14"/>
+        <w:gridCol w:w="606"/>
+        <w:gridCol w:w="803"/>
+        <w:gridCol w:w="852"/>
+        <w:gridCol w:w="10"/>
+      </w:tblGrid>
+      <w:tr>
+        <w:trPr>
+          <w:cnfStyle w:val="100000000000" w:firstRow="1" w:lastRow="0" w:firstColumn="0" w:lastColumn="0" w:oddVBand="0" w:evenVBand="0" w:oddHBand="0" w:evenHBand="0" w:firstRowFirstColumn="0" w:firstRowLastColumn="0" w:lastRowFirstColumn="0" w:lastRowLastColumn="0"/>
+          <w:trHeight w:val="279"/>
+        </w:trPr>
+        <w:tc>
+          <w:tcPr>
+            <w:cnfStyle w:val="001000000000" w:firstRow="0" w:lastRow="0" w:firstColumn="1" w:lastColumn="0" w:oddVBand="0" w:evenVBand="0" w:oddHBand="0" w:evenHBand="0" w:firstRowFirstColumn="0" w:firstRowLastColumn="0" w:lastRowFirstColumn="0" w:lastRowLastColumn="0"/>
+            <w:tcW w:w="10638" w:type="dxa"/>
+            <w:gridSpan w:val="13"/>
+            <w:vAlign w:val="center"/>
+          </w:tcPr>
+          <w:p>
+            <w:pPr>
+              <w:jc w:val="center"/>
+            </w:pPr>
+            <w:r>
+              <w:t>USUARIO</w:t>
+            </w:r>
+          </w:p>
+        </w:tc>
+      </w:tr>
+      <w:tr>
+        <w:trPr>
+          <w:gridAfter w:val="1"/>
+          <w:cnfStyle w:val="000000100000" w:firstRow="0" w:lastRow="0" w:firstColumn="0" w:lastColumn="0" w:oddVBand="0" w:evenVBand="0" w:oddHBand="1" w:evenHBand="0" w:firstRowFirstColumn="0" w:firstRowLastColumn="0" w:lastRowFirstColumn="0" w:lastRowLastColumn="0"/>
+          <w:wAfter w:w="10" w:type="dxa"/>
+          <w:trHeight w:val="279"/>
+        </w:trPr>
+        <w:tc>
+          <w:tcPr>
+            <w:cnfStyle w:val="001000000000" w:firstRow="0" w:lastRow="0" w:firstColumn="1" w:lastColumn="0" w:oddVBand="0" w:evenVBand="0" w:oddHBand="0" w:evenHBand="0" w:firstRowFirstColumn="0" w:firstRowLastColumn="0" w:lastRowFirstColumn="0" w:lastRowLastColumn="0"/>
+            <w:tcW w:w="1614" w:type="dxa"/>
+            <w:vMerge w:val="restart"/>
+            <w:vAlign w:val="center"/>
+          </w:tcPr>
+          <w:p>
+            <w:pPr>
+              <w:jc w:val="center"/>
+            </w:pPr>
+            <w:r>
+              <w:t>Atributo</w:t>
+            </w:r>
+          </w:p>
+        </w:tc>
+        <w:tc>
+          <w:tcPr>
+            <w:tcW w:w="2402" w:type="dxa"/>
+            <w:vMerge w:val="restart"/>
+            <w:vAlign w:val="center"/>
+          </w:tcPr>
+          <w:p>
+            <w:pPr>
+              <w:jc w:val="center"/>
+              <w:cnfStyle w:val="000000100000" w:firstRow="0" w:lastRow="0" w:firstColumn="0" w:lastColumn="0" w:oddVBand="0" w:evenVBand="0" w:oddHBand="1" w:evenHBand="0" w:firstRowFirstColumn="0" w:firstRowLastColumn="0" w:lastRowFirstColumn="0" w:lastRowLastColumn="0"/>
+            </w:pPr>
+            <w:r>
+              <w:t>Descripción</w:t>
+            </w:r>
+          </w:p>
+        </w:tc>
+        <w:tc>
+          <w:tcPr>
+            <w:tcW w:w="976" w:type="dxa"/>
+            <w:vMerge w:val="restart"/>
+            <w:vAlign w:val="center"/>
+          </w:tcPr>
+          <w:p>
+            <w:pPr>
+              <w:jc w:val="center"/>
+              <w:cnfStyle w:val="000000100000" w:firstRow="0" w:lastRow="0" w:firstColumn="0" w:lastColumn="0" w:oddVBand="0" w:evenVBand="0" w:oddHBand="1" w:evenHBand="0" w:firstRowFirstColumn="0" w:firstRowLastColumn="0" w:lastRowFirstColumn="0" w:lastRowLastColumn="0"/>
+            </w:pPr>
+            <w:r>
+              <w:t>Dominio</w:t>
+            </w:r>
+          </w:p>
+        </w:tc>
+        <w:tc>
+          <w:tcPr>
+            <w:tcW w:w="2738" w:type="dxa"/>
+            <w:gridSpan w:val="4"/>
+            <w:vAlign w:val="center"/>
+          </w:tcPr>
+          <w:p>
+            <w:pPr>
+              <w:jc w:val="center"/>
+              <w:cnfStyle w:val="000000100000" w:firstRow="0" w:lastRow="0" w:firstColumn="0" w:lastColumn="0" w:oddVBand="0" w:evenVBand="0" w:oddHBand="1" w:evenHBand="0" w:firstRowFirstColumn="0" w:firstRowLastColumn="0" w:lastRowFirstColumn="0" w:lastRowLastColumn="0"/>
+            </w:pPr>
+            <w:r>
+              <w:t>Tipo/longitud</w:t>
+            </w:r>
+          </w:p>
+        </w:tc>
+        <w:tc>
+          <w:tcPr>
+            <w:tcW w:w="1243" w:type="dxa"/>
+            <w:gridSpan w:val="3"/>
+            <w:vAlign w:val="center"/>
+          </w:tcPr>
+          <w:p>
+            <w:pPr>
+              <w:jc w:val="center"/>
+              <w:cnfStyle w:val="000000100000" w:firstRow="0" w:lastRow="0" w:firstColumn="0" w:lastColumn="0" w:oddVBand="0" w:evenVBand="0" w:oddHBand="1" w:evenHBand="0" w:firstRowFirstColumn="0" w:firstRowLastColumn="0" w:lastRowFirstColumn="0" w:lastRowLastColumn="0"/>
+            </w:pPr>
+            <w:r>
+              <w:t>opcional</w:t>
+            </w:r>
+          </w:p>
+        </w:tc>
+        <w:tc>
+          <w:tcPr>
+            <w:tcW w:w="1655" w:type="dxa"/>
+            <w:gridSpan w:val="2"/>
+            <w:vAlign w:val="center"/>
+          </w:tcPr>
+          <w:p>
+            <w:pPr>
+              <w:jc w:val="center"/>
+              <w:cnfStyle w:val="000000100000" w:firstRow="0" w:lastRow="0" w:firstColumn="0" w:lastColumn="0" w:oddVBand="0" w:evenVBand="0" w:oddHBand="1" w:evenHBand="0" w:firstRowFirstColumn="0" w:firstRowLastColumn="0" w:lastRowFirstColumn="0" w:lastRowLastColumn="0"/>
+            </w:pPr>
+            <w:r>
+              <w:t>Univaluado?</w:t>
+            </w:r>
+          </w:p>
+        </w:tc>
+      </w:tr>
+      <w:tr>
+        <w:trPr>
+          <w:gridAfter w:val="1"/>
+          <w:wAfter w:w="10" w:type="dxa"/>
+          <w:trHeight w:val="151"/>
+        </w:trPr>
+        <w:tc>
+          <w:tcPr>
+            <w:cnfStyle w:val="001000000000" w:firstRow="0" w:lastRow="0" w:firstColumn="1" w:lastColumn="0" w:oddVBand="0" w:evenVBand="0" w:oddHBand="0" w:evenHBand="0" w:firstRowFirstColumn="0" w:firstRowLastColumn="0" w:lastRowFirstColumn="0" w:lastRowLastColumn="0"/>
+            <w:tcW w:w="1614" w:type="dxa"/>
+            <w:vMerge/>
+            <w:vAlign w:val="center"/>
+          </w:tcPr>
+          <w:p>
+            <w:pPr>
+              <w:jc w:val="center"/>
+            </w:pPr>
+          </w:p>
+        </w:tc>
+        <w:tc>
+          <w:tcPr>
+            <w:tcW w:w="2402" w:type="dxa"/>
+            <w:vMerge/>
+            <w:vAlign w:val="center"/>
+          </w:tcPr>
+          <w:p>
+            <w:pPr>
+              <w:jc w:val="center"/>
+              <w:cnfStyle w:val="000000000000" w:firstRow="0" w:lastRow="0" w:firstColumn="0" w:lastColumn="0" w:oddVBand="0" w:evenVBand="0" w:oddHBand="0" w:evenHBand="0" w:firstRowFirstColumn="0" w:firstRowLastColumn="0" w:lastRowFirstColumn="0" w:lastRowLastColumn="0"/>
+            </w:pPr>
+          </w:p>
+        </w:tc>
+        <w:tc>
+          <w:tcPr>
+            <w:tcW w:w="976" w:type="dxa"/>
+            <w:vMerge/>
+            <w:vAlign w:val="center"/>
+          </w:tcPr>
+          <w:p>
+            <w:pPr>
+              <w:jc w:val="center"/>
+              <w:cnfStyle w:val="000000000000" w:firstRow="0" w:lastRow="0" w:firstColumn="0" w:lastColumn="0" w:oddVBand="0" w:evenVBand="0" w:oddHBand="0" w:evenHBand="0" w:firstRowFirstColumn="0" w:firstRowLastColumn="0" w:lastRowFirstColumn="0" w:lastRowLastColumn="0"/>
+            </w:pPr>
+          </w:p>
+        </w:tc>
+        <w:tc>
+          <w:tcPr>
+            <w:tcW w:w="902" w:type="dxa"/>
+            <w:vAlign w:val="center"/>
+          </w:tcPr>
+          <w:p>
+            <w:pPr>
+              <w:jc w:val="center"/>
+              <w:cnfStyle w:val="000000000000" w:firstRow="0" w:lastRow="0" w:firstColumn="0" w:lastColumn="0" w:oddVBand="0" w:evenVBand="0" w:oddHBand="0" w:evenHBand="0" w:firstRowFirstColumn="0" w:firstRowLastColumn="0" w:lastRowFirstColumn="0" w:lastRowLastColumn="0"/>
+            </w:pPr>
+            <w:r>
+              <w:t>Num</w:t>
+            </w:r>
+          </w:p>
+        </w:tc>
+        <w:tc>
+          <w:tcPr>
+            <w:tcW w:w="920" w:type="dxa"/>
+            <w:vAlign w:val="center"/>
+          </w:tcPr>
+          <w:p>
+            <w:pPr>
+              <w:jc w:val="center"/>
+              <w:cnfStyle w:val="000000000000" w:firstRow="0" w:lastRow="0" w:firstColumn="0" w:lastColumn="0" w:oddVBand="0" w:evenVBand="0" w:oddHBand="0" w:evenHBand="0" w:firstRowFirstColumn="0" w:firstRowLastColumn="0" w:lastRowFirstColumn="0" w:lastRowLastColumn="0"/>
+            </w:pPr>
+            <w:r>
+              <w:t>Alfa</w:t>
+            </w:r>
+          </w:p>
+        </w:tc>
+        <w:tc>
+          <w:tcPr>
+            <w:tcW w:w="916" w:type="dxa"/>
+            <w:gridSpan w:val="2"/>
+            <w:vAlign w:val="center"/>
+          </w:tcPr>
+          <w:p>
+            <w:pPr>
+              <w:jc w:val="center"/>
+              <w:cnfStyle w:val="000000000000" w:firstRow="0" w:lastRow="0" w:firstColumn="0" w:lastColumn="0" w:oddVBand="0" w:evenVBand="0" w:oddHBand="0" w:evenHBand="0" w:firstRowFirstColumn="0" w:firstRowLastColumn="0" w:lastRowFirstColumn="0" w:lastRowLastColumn="0"/>
+            </w:pPr>
+            <w:r>
+              <w:t>Otro</w:t>
+            </w:r>
+          </w:p>
+        </w:tc>
+        <w:tc>
+          <w:tcPr>
+            <w:tcW w:w="637" w:type="dxa"/>
+            <w:gridSpan w:val="2"/>
+            <w:vAlign w:val="center"/>
+          </w:tcPr>
+          <w:p>
+            <w:pPr>
+              <w:jc w:val="center"/>
+              <w:cnfStyle w:val="000000000000" w:firstRow="0" w:lastRow="0" w:firstColumn="0" w:lastColumn="0" w:oddVBand="0" w:evenVBand="0" w:oddHBand="0" w:evenHBand="0" w:firstRowFirstColumn="0" w:firstRowLastColumn="0" w:lastRowFirstColumn="0" w:lastRowLastColumn="0"/>
+            </w:pPr>
+            <w:r>
+              <w:t>S</w:t>
+            </w:r>
+          </w:p>
+        </w:tc>
+        <w:tc>
+          <w:tcPr>
+            <w:tcW w:w="606" w:type="dxa"/>
+            <w:vAlign w:val="center"/>
+          </w:tcPr>
+          <w:p>
+            <w:pPr>
+              <w:jc w:val="center"/>
+              <w:cnfStyle w:val="000000000000" w:firstRow="0" w:lastRow="0" w:firstColumn="0" w:lastColumn="0" w:oddVBand="0" w:evenVBand="0" w:oddHBand="0" w:evenHBand="0" w:firstRowFirstColumn="0" w:firstRowLastColumn="0" w:lastRowFirstColumn="0" w:lastRowLastColumn="0"/>
+            </w:pPr>
+            <w:r>
+              <w:t>N</w:t>
+            </w:r>
+          </w:p>
+        </w:tc>
+        <w:tc>
+          <w:tcPr>
+            <w:tcW w:w="803" w:type="dxa"/>
+            <w:vAlign w:val="center"/>
+          </w:tcPr>
+          <w:p>
+            <w:pPr>
+              <w:jc w:val="center"/>
+              <w:cnfStyle w:val="000000000000" w:firstRow="0" w:lastRow="0" w:firstColumn="0" w:lastColumn="0" w:oddVBand="0" w:evenVBand="0" w:oddHBand="0" w:evenHBand="0" w:firstRowFirstColumn="0" w:firstRowLastColumn="0" w:lastRowFirstColumn="0" w:lastRowLastColumn="0"/>
+            </w:pPr>
+            <w:r>
+              <w:t>S</w:t>
+            </w:r>
+          </w:p>
+        </w:tc>
+        <w:tc>
+          <w:tcPr>
+            <w:tcW w:w="852" w:type="dxa"/>
+            <w:vAlign w:val="center"/>
+          </w:tcPr>
+          <w:p>
+            <w:pPr>
+              <w:jc w:val="center"/>
+              <w:cnfStyle w:val="000000000000" w:firstRow="0" w:lastRow="0" w:firstColumn="0" w:lastColumn="0" w:oddVBand="0" w:evenVBand="0" w:oddHBand="0" w:evenHBand="0" w:firstRowFirstColumn="0" w:firstRowLastColumn="0" w:lastRowFirstColumn="0" w:lastRowLastColumn="0"/>
+            </w:pPr>
+            <w:r>
+              <w:t>N</w:t>
+            </w:r>
+          </w:p>
+        </w:tc>
+      </w:tr>
+      <w:tr>
+        <w:trPr>
+          <w:gridAfter w:val="1"/>
+          <w:cnfStyle w:val="000000100000" w:firstRow="0" w:lastRow="0" w:firstColumn="0" w:lastColumn="0" w:oddVBand="0" w:evenVBand="0" w:oddHBand="1" w:evenHBand="0" w:firstRowFirstColumn="0" w:firstRowLastColumn="0" w:lastRowFirstColumn="0" w:lastRowLastColumn="0"/>
+          <w:wAfter w:w="10" w:type="dxa"/>
+          <w:trHeight w:val="279"/>
+        </w:trPr>
+        <w:tc>
+          <w:tcPr>
+            <w:cnfStyle w:val="001000000000" w:firstRow="0" w:lastRow="0" w:firstColumn="1" w:lastColumn="0" w:oddVBand="0" w:evenVBand="0" w:oddHBand="0" w:evenHBand="0" w:firstRowFirstColumn="0" w:firstRowLastColumn="0" w:lastRowFirstColumn="0" w:lastRowLastColumn="0"/>
+            <w:tcW w:w="1614" w:type="dxa"/>
+            <w:vAlign w:val="center"/>
+          </w:tcPr>
+          <w:p>
+            <w:pPr>
+              <w:jc w:val="center"/>
+            </w:pPr>
+            <w:r>
+              <w:t>Id_Usuario</w:t>
+            </w:r>
+          </w:p>
+        </w:tc>
+        <w:tc>
+          <w:tcPr>
+            <w:tcW w:w="2402" w:type="dxa"/>
+            <w:vAlign w:val="center"/>
+          </w:tcPr>
+          <w:p>
+            <w:pPr>
+              <w:jc w:val="center"/>
+              <w:cnfStyle w:val="000000100000" w:firstRow="0" w:lastRow="0" w:firstColumn="0" w:lastColumn="0" w:oddVBand="0" w:evenVBand="0" w:oddHBand="1" w:evenHBand="0" w:firstRowFirstColumn="0" w:firstRowLastColumn="0" w:lastRowFirstColumn="0" w:lastRowLastColumn="0"/>
+            </w:pPr>
+            <w:r>
+              <w:t>Clave de los usuarios registrados</w:t>
+            </w:r>
+          </w:p>
+        </w:tc>
+        <w:tc>
+          <w:tcPr>
+            <w:tcW w:w="976" w:type="dxa"/>
+            <w:vAlign w:val="center"/>
+          </w:tcPr>
+          <w:p>
+            <w:pPr>
+              <w:jc w:val="center"/>
+              <w:cnfStyle w:val="000000100000" w:firstRow="0" w:lastRow="0" w:firstColumn="0" w:lastColumn="0" w:oddVBand="0" w:evenVBand="0" w:oddHBand="1" w:evenHBand="0" w:firstRowFirstColumn="0" w:firstRowLastColumn="0" w:lastRowFirstColumn="0" w:lastRowLastColumn="0"/>
+            </w:pPr>
+          </w:p>
+        </w:tc>
+        <w:tc>
+          <w:tcPr>
+            <w:tcW w:w="902" w:type="dxa"/>
+            <w:vAlign w:val="center"/>
+          </w:tcPr>
+          <w:p>
+            <w:pPr>
+              <w:jc w:val="center"/>
+              <w:cnfStyle w:val="000000100000" w:firstRow="0" w:lastRow="0" w:firstColumn="0" w:lastColumn="0" w:oddVBand="0" w:evenVBand="0" w:oddHBand="1" w:evenHBand="0" w:firstRowFirstColumn="0" w:firstRowLastColumn="0" w:lastRowFirstColumn="0" w:lastRowLastColumn="0"/>
+            </w:pPr>
+            <w:r>
+              <w:t>X</w:t>
+            </w:r>
+          </w:p>
+        </w:tc>
+        <w:tc>
+          <w:tcPr>
+            <w:tcW w:w="932" w:type="dxa"/>
+            <w:gridSpan w:val="2"/>
+            <w:vAlign w:val="center"/>
+          </w:tcPr>
+          <w:p>
+            <w:pPr>
+              <w:jc w:val="center"/>
+              <w:cnfStyle w:val="000000100000" w:firstRow="0" w:lastRow="0" w:firstColumn="0" w:lastColumn="0" w:oddVBand="0" w:evenVBand="0" w:oddHBand="1" w:evenHBand="0" w:firstRowFirstColumn="0" w:firstRowLastColumn="0" w:lastRowFirstColumn="0" w:lastRowLastColumn="0"/>
+            </w:pPr>
+          </w:p>
+        </w:tc>
+        <w:tc>
+          <w:tcPr>
+            <w:tcW w:w="904" w:type="dxa"/>
+            <w:vAlign w:val="center"/>
+          </w:tcPr>
+          <w:p>
+            <w:pPr>
+              <w:jc w:val="center"/>
+              <w:cnfStyle w:val="000000100000" w:firstRow="0" w:lastRow="0" w:firstColumn="0" w:lastColumn="0" w:oddVBand="0" w:evenVBand="0" w:oddHBand="1" w:evenHBand="0" w:firstRowFirstColumn="0" w:firstRowLastColumn="0" w:lastRowFirstColumn="0" w:lastRowLastColumn="0"/>
+            </w:pPr>
+          </w:p>
+        </w:tc>
+        <w:tc>
+          <w:tcPr>
+            <w:tcW w:w="623" w:type="dxa"/>
+            <w:vAlign w:val="center"/>
+          </w:tcPr>
+          <w:p>
+            <w:pPr>
+              <w:jc w:val="center"/>
+              <w:cnfStyle w:val="000000100000" w:firstRow="0" w:lastRow="0" w:firstColumn="0" w:lastColumn="0" w:oddVBand="0" w:evenVBand="0" w:oddHBand="1" w:evenHBand="0" w:firstRowFirstColumn="0" w:firstRowLastColumn="0" w:lastRowFirstColumn="0" w:lastRowLastColumn="0"/>
+            </w:pPr>
+          </w:p>
+        </w:tc>
+        <w:tc>
+          <w:tcPr>
+            <w:tcW w:w="620" w:type="dxa"/>
+            <w:gridSpan w:val="2"/>
+            <w:vAlign w:val="center"/>
+          </w:tcPr>
+          <w:p>
+            <w:pPr>
+              <w:jc w:val="center"/>
+              <w:cnfStyle w:val="000000100000" w:firstRow="0" w:lastRow="0" w:firstColumn="0" w:lastColumn="0" w:oddVBand="0" w:evenVBand="0" w:oddHBand="1" w:evenHBand="0" w:firstRowFirstColumn="0" w:firstRowLastColumn="0" w:lastRowFirstColumn="0" w:lastRowLastColumn="0"/>
+            </w:pPr>
+            <w:r>
+              <w:t>X</w:t>
+            </w:r>
+          </w:p>
+        </w:tc>
+        <w:tc>
+          <w:tcPr>
+            <w:tcW w:w="803" w:type="dxa"/>
+            <w:vAlign w:val="center"/>
+          </w:tcPr>
+          <w:p>
+            <w:pPr>
+              <w:jc w:val="center"/>
+              <w:cnfStyle w:val="000000100000" w:firstRow="0" w:lastRow="0" w:firstColumn="0" w:lastColumn="0" w:oddVBand="0" w:evenVBand="0" w:oddHBand="1" w:evenHBand="0" w:firstRowFirstColumn="0" w:firstRowLastColumn="0" w:lastRowFirstColumn="0" w:lastRowLastColumn="0"/>
+            </w:pPr>
+            <w:r>
+              <w:t>X</w:t>
+            </w:r>
+          </w:p>
+        </w:tc>
+        <w:tc>
+          <w:tcPr>
+            <w:tcW w:w="852" w:type="dxa"/>
+            <w:vAlign w:val="center"/>
+          </w:tcPr>
+          <w:p>
+            <w:pPr>
+              <w:jc w:val="center"/>
+              <w:cnfStyle w:val="000000100000" w:firstRow="0" w:lastRow="0" w:firstColumn="0" w:lastColumn="0" w:oddVBand="0" w:evenVBand="0" w:oddHBand="1" w:evenHBand="0" w:firstRowFirstColumn="0" w:firstRowLastColumn="0" w:lastRowFirstColumn="0" w:lastRowLastColumn="0"/>
+            </w:pPr>
+          </w:p>
+        </w:tc>
+      </w:tr>
+      <w:tr>
+        <w:trPr>
+          <w:gridAfter w:val="1"/>
+          <w:wAfter w:w="10" w:type="dxa"/>
+          <w:trHeight w:val="279"/>
+        </w:trPr>
+        <w:tc>
+          <w:tcPr>
+            <w:cnfStyle w:val="001000000000" w:firstRow="0" w:lastRow="0" w:firstColumn="1" w:lastColumn="0" w:oddVBand="0" w:evenVBand="0" w:oddHBand="0" w:evenHBand="0" w:firstRowFirstColumn="0" w:firstRowLastColumn="0" w:lastRowFirstColumn="0" w:lastRowLastColumn="0"/>
+            <w:tcW w:w="1614" w:type="dxa"/>
+            <w:vAlign w:val="center"/>
+          </w:tcPr>
+          <w:p>
+            <w:pPr>
+              <w:jc w:val="center"/>
+            </w:pPr>
+            <w:r>
+              <w:t>Cod _Persona</w:t>
+            </w:r>
+          </w:p>
+        </w:tc>
+        <w:tc>
+          <w:tcPr>
+            <w:tcW w:w="2402" w:type="dxa"/>
+            <w:vAlign w:val="center"/>
+          </w:tcPr>
+          <w:p>
+            <w:pPr>
+              <w:jc w:val="center"/>
+              <w:cnfStyle w:val="000000000000" w:firstRow="0" w:lastRow="0" w:firstColumn="0" w:lastColumn="0" w:oddVBand="0" w:evenVBand="0" w:oddHBand="0" w:evenHBand="0" w:firstRowFirstColumn="0" w:firstRowLastColumn="0" w:lastRowFirstColumn="0" w:lastRowLastColumn="0"/>
+            </w:pPr>
+            <w:r>
+              <w:t>Clave Foránea</w:t>
+            </w:r>
+          </w:p>
+        </w:tc>
+        <w:tc>
+          <w:tcPr>
+            <w:tcW w:w="976" w:type="dxa"/>
+            <w:vAlign w:val="center"/>
+          </w:tcPr>
+          <w:p>
+            <w:pPr>
+              <w:jc w:val="center"/>
+              <w:cnfStyle w:val="000000000000" w:firstRow="0" w:lastRow="0" w:firstColumn="0" w:lastColumn="0" w:oddVBand="0" w:evenVBand="0" w:oddHBand="0" w:evenHBand="0" w:firstRowFirstColumn="0" w:firstRowLastColumn="0" w:lastRowFirstColumn="0" w:lastRowLastColumn="0"/>
+            </w:pPr>
+          </w:p>
+        </w:tc>
+        <w:tc>
+          <w:tcPr>
+            <w:tcW w:w="902" w:type="dxa"/>
+            <w:vAlign w:val="center"/>
+          </w:tcPr>
+          <w:p>
+            <w:pPr>
+              <w:jc w:val="center"/>
+              <w:cnfStyle w:val="000000000000" w:firstRow="0" w:lastRow="0" w:firstColumn="0" w:lastColumn="0" w:oddVBand="0" w:evenVBand="0" w:oddHBand="0" w:evenHBand="0" w:firstRowFirstColumn="0" w:firstRowLastColumn="0" w:lastRowFirstColumn="0" w:lastRowLastColumn="0"/>
+            </w:pPr>
+          </w:p>
+        </w:tc>
+        <w:tc>
+          <w:tcPr>
+            <w:tcW w:w="932" w:type="dxa"/>
+            <w:gridSpan w:val="2"/>
+            <w:vAlign w:val="center"/>
+          </w:tcPr>
+          <w:p>
+            <w:pPr>
+              <w:jc w:val="center"/>
+              <w:cnfStyle w:val="000000000000" w:firstRow="0" w:lastRow="0" w:firstColumn="0" w:lastColumn="0" w:oddVBand="0" w:evenVBand="0" w:oddHBand="0" w:evenHBand="0" w:firstRowFirstColumn="0" w:firstRowLastColumn="0" w:lastRowFirstColumn="0" w:lastRowLastColumn="0"/>
+            </w:pPr>
+            <w:r>
+              <w:t>X</w:t>
+            </w:r>
+          </w:p>
+        </w:tc>
+        <w:tc>
+          <w:tcPr>
+            <w:tcW w:w="904" w:type="dxa"/>
+            <w:vAlign w:val="center"/>
+          </w:tcPr>
+          <w:p>
+            <w:pPr>
+              <w:jc w:val="center"/>
+              <w:cnfStyle w:val="000000000000" w:firstRow="0" w:lastRow="0" w:firstColumn="0" w:lastColumn="0" w:oddVBand="0" w:evenVBand="0" w:oddHBand="0" w:evenHBand="0" w:firstRowFirstColumn="0" w:firstRowLastColumn="0" w:lastRowFirstColumn="0" w:lastRowLastColumn="0"/>
+            </w:pPr>
+          </w:p>
+        </w:tc>
+        <w:tc>
+          <w:tcPr>
+            <w:tcW w:w="623" w:type="dxa"/>
+            <w:vAlign w:val="center"/>
+          </w:tcPr>
+          <w:p>
+            <w:pPr>
+              <w:jc w:val="center"/>
+              <w:cnfStyle w:val="000000000000" w:firstRow="0" w:lastRow="0" w:firstColumn="0" w:lastColumn="0" w:oddVBand="0" w:evenVBand="0" w:oddHBand="0" w:evenHBand="0" w:firstRowFirstColumn="0" w:firstRowLastColumn="0" w:lastRowFirstColumn="0" w:lastRowLastColumn="0"/>
+            </w:pPr>
+          </w:p>
+        </w:tc>
+        <w:tc>
+          <w:tcPr>
+            <w:tcW w:w="620" w:type="dxa"/>
+            <w:gridSpan w:val="2"/>
+            <w:vAlign w:val="center"/>
+          </w:tcPr>
+          <w:p>
+            <w:pPr>
+              <w:jc w:val="center"/>
+              <w:cnfStyle w:val="000000000000" w:firstRow="0" w:lastRow="0" w:firstColumn="0" w:lastColumn="0" w:oddVBand="0" w:evenVBand="0" w:oddHBand="0" w:evenHBand="0" w:firstRowFirstColumn="0" w:firstRowLastColumn="0" w:lastRowFirstColumn="0" w:lastRowLastColumn="0"/>
+            </w:pPr>
+            <w:r>
+              <w:t>X</w:t>
+            </w:r>
+          </w:p>
+        </w:tc>
+        <w:tc>
+          <w:tcPr>
+            <w:tcW w:w="803" w:type="dxa"/>
+            <w:vAlign w:val="center"/>
+          </w:tcPr>
+          <w:p>
+            <w:pPr>
+              <w:jc w:val="center"/>
+              <w:cnfStyle w:val="000000000000" w:firstRow="0" w:lastRow="0" w:firstColumn="0" w:lastColumn="0" w:oddVBand="0" w:evenVBand="0" w:oddHBand="0" w:evenHBand="0" w:firstRowFirstColumn="0" w:firstRowLastColumn="0" w:lastRowFirstColumn="0" w:lastRowLastColumn="0"/>
+            </w:pPr>
+            <w:r>
+              <w:t>X</w:t>
+            </w:r>
+          </w:p>
+        </w:tc>
+        <w:tc>
+          <w:tcPr>
+            <w:tcW w:w="852" w:type="dxa"/>
+            <w:vAlign w:val="center"/>
+          </w:tcPr>
+          <w:p>
+            <w:pPr>
+              <w:jc w:val="center"/>
+              <w:cnfStyle w:val="000000000000" w:firstRow="0" w:lastRow="0" w:firstColumn="0" w:lastColumn="0" w:oddVBand="0" w:evenVBand="0" w:oddHBand="0" w:evenHBand="0" w:firstRowFirstColumn="0" w:firstRowLastColumn="0" w:lastRowFirstColumn="0" w:lastRowLastColumn="0"/>
+            </w:pPr>
+          </w:p>
+        </w:tc>
+      </w:tr>
+      <w:tr>
+        <w:trPr>
+          <w:cnfStyle w:val="000000100000" w:firstRow="0" w:lastRow="0" w:firstColumn="0" w:lastColumn="0" w:oddVBand="0" w:evenVBand="0" w:oddHBand="1" w:evenHBand="0" w:firstRowFirstColumn="0" w:firstRowLastColumn="0" w:lastRowFirstColumn="0" w:lastRowLastColumn="0"/>
+          <w:trHeight w:val="279"/>
+        </w:trPr>
+        <w:tc>
+          <w:tcPr>
+            <w:cnfStyle w:val="001000000000" w:firstRow="0" w:lastRow="0" w:firstColumn="1" w:lastColumn="0" w:oddVBand="0" w:evenVBand="0" w:oddHBand="0" w:evenHBand="0" w:firstRowFirstColumn="0" w:firstRowLastColumn="0" w:lastRowFirstColumn="0" w:lastRowLastColumn="0"/>
+            <w:tcW w:w="10638" w:type="dxa"/>
+            <w:gridSpan w:val="13"/>
+            <w:vAlign w:val="center"/>
+          </w:tcPr>
+          <w:p>
+            <w:pPr>
+              <w:jc w:val="center"/>
+              <w:rPr>
+                <w:b w:val="0"/>
+                <w:bCs w:val="0"/>
+              </w:rPr>
+            </w:pPr>
+            <w:r>
+              <w:t xml:space="preserve">Observaciones y restricciones de la entidad: </w:t>
+            </w:r>
+            <w:r>
+              <w:rPr>
+                <w:b w:val="0"/>
+                <w:bCs w:val="0"/>
+              </w:rPr>
+              <w:t>Id_Usuario será la primary key e COD_Persona será la Clave Foránea</w:t>
+            </w:r>
+          </w:p>
+        </w:tc>
+      </w:tr>
+    </w:tbl>
+    <w:p/>
+    <w:tbl>
+      <w:tblPr>
+        <w:tblStyle w:val="Tablaconcuadrcula5oscura-nfasis1"/>
+        <w:tblpPr w:leftFromText="141" w:rightFromText="141" w:vertAnchor="text" w:horzAnchor="margin" w:tblpY="241"/>
+        <w:tblW w:w="10638" w:type="dxa"/>
+        <w:tblBorders>
+          <w:top w:val="single" w:sz="4" w:space="0" w:color="auto"/>
+          <w:left w:val="single" w:sz="4" w:space="0" w:color="auto"/>
+          <w:bottom w:val="single" w:sz="4" w:space="0" w:color="auto"/>
+          <w:right w:val="single" w:sz="4" w:space="0" w:color="auto"/>
+          <w:insideH w:val="single" w:sz="4" w:space="0" w:color="auto"/>
+          <w:insideV w:val="single" w:sz="4" w:space="0" w:color="auto"/>
+        </w:tblBorders>
+        <w:tblLook w:val="04A0" w:firstRow="1" w:lastRow="0" w:firstColumn="1" w:lastColumn="0" w:noHBand="0" w:noVBand="1"/>
+      </w:tblPr>
+      <w:tblGrid>
+        <w:gridCol w:w="1704"/>
+        <w:gridCol w:w="2363"/>
+        <w:gridCol w:w="976"/>
+        <w:gridCol w:w="893"/>
+        <w:gridCol w:w="908"/>
+        <w:gridCol w:w="12"/>
+        <w:gridCol w:w="894"/>
+        <w:gridCol w:w="617"/>
+        <w:gridCol w:w="14"/>
+        <w:gridCol w:w="603"/>
+        <w:gridCol w:w="800"/>
+        <w:gridCol w:w="844"/>
+        <w:gridCol w:w="10"/>
+      </w:tblGrid>
+      <w:tr>
+        <w:trPr>
+          <w:cnfStyle w:val="100000000000" w:firstRow="1" w:lastRow="0" w:firstColumn="0" w:lastColumn="0" w:oddVBand="0" w:evenVBand="0" w:oddHBand="0" w:evenHBand="0" w:firstRowFirstColumn="0" w:firstRowLastColumn="0" w:lastRowFirstColumn="0" w:lastRowLastColumn="0"/>
+          <w:trHeight w:val="279"/>
+        </w:trPr>
+        <w:tc>
+          <w:tcPr>
+            <w:cnfStyle w:val="001000000000" w:firstRow="0" w:lastRow="0" w:firstColumn="1" w:lastColumn="0" w:oddVBand="0" w:evenVBand="0" w:oddHBand="0" w:evenHBand="0" w:firstRowFirstColumn="0" w:firstRowLastColumn="0" w:lastRowFirstColumn="0" w:lastRowLastColumn="0"/>
+            <w:tcW w:w="10638" w:type="dxa"/>
+            <w:gridSpan w:val="13"/>
+            <w:vAlign w:val="center"/>
+          </w:tcPr>
+          <w:p>
+            <w:pPr>
+              <w:jc w:val="center"/>
+            </w:pPr>
+            <w:r>
+              <w:t>ORGANIZADOR</w:t>
+            </w:r>
+          </w:p>
+        </w:tc>
+      </w:tr>
+      <w:tr>
+        <w:trPr>
+          <w:gridAfter w:val="1"/>
+          <w:cnfStyle w:val="000000100000" w:firstRow="0" w:lastRow="0" w:firstColumn="0" w:lastColumn="0" w:oddVBand="0" w:evenVBand="0" w:oddHBand="1" w:evenHBand="0" w:firstRowFirstColumn="0" w:firstRowLastColumn="0" w:lastRowFirstColumn="0" w:lastRowLastColumn="0"/>
+          <w:wAfter w:w="10" w:type="dxa"/>
+          <w:trHeight w:val="279"/>
+        </w:trPr>
+        <w:tc>
+          <w:tcPr>
+            <w:cnfStyle w:val="001000000000" w:firstRow="0" w:lastRow="0" w:firstColumn="1" w:lastColumn="0" w:oddVBand="0" w:evenVBand="0" w:oddHBand="0" w:evenHBand="0" w:firstRowFirstColumn="0" w:firstRowLastColumn="0" w:lastRowFirstColumn="0" w:lastRowLastColumn="0"/>
+            <w:tcW w:w="1704" w:type="dxa"/>
+            <w:vMerge w:val="restart"/>
+            <w:tcBorders>
+              <w:left w:val="none" w:sz="0" w:space="0" w:color="auto"/>
+            </w:tcBorders>
+            <w:vAlign w:val="center"/>
+          </w:tcPr>
+          <w:p>
+            <w:pPr>
+              <w:jc w:val="center"/>
+            </w:pPr>
+            <w:r>
+              <w:t>Atributo</w:t>
+            </w:r>
+          </w:p>
+        </w:tc>
+        <w:tc>
+          <w:tcPr>
+            <w:tcW w:w="2363" w:type="dxa"/>
+            <w:vMerge w:val="restart"/>
+            <w:vAlign w:val="center"/>
+          </w:tcPr>
+          <w:p>
+            <w:pPr>
+              <w:jc w:val="center"/>
+              <w:cnfStyle w:val="000000100000" w:firstRow="0" w:lastRow="0" w:firstColumn="0" w:lastColumn="0" w:oddVBand="0" w:evenVBand="0" w:oddHBand="1" w:evenHBand="0" w:firstRowFirstColumn="0" w:firstRowLastColumn="0" w:lastRowFirstColumn="0" w:lastRowLastColumn="0"/>
+            </w:pPr>
+            <w:r>
+              <w:t>Descripción</w:t>
+            </w:r>
+          </w:p>
+        </w:tc>
+        <w:tc>
+          <w:tcPr>
+            <w:tcW w:w="976" w:type="dxa"/>
+            <w:vMerge w:val="restart"/>
+            <w:vAlign w:val="center"/>
+          </w:tcPr>
+          <w:p>
+            <w:pPr>
+              <w:jc w:val="center"/>
+              <w:cnfStyle w:val="000000100000" w:firstRow="0" w:lastRow="0" w:firstColumn="0" w:lastColumn="0" w:oddVBand="0" w:evenVBand="0" w:oddHBand="1" w:evenHBand="0" w:firstRowFirstColumn="0" w:firstRowLastColumn="0" w:lastRowFirstColumn="0" w:lastRowLastColumn="0"/>
+            </w:pPr>
+            <w:r>
+              <w:t>Dominio</w:t>
+            </w:r>
+          </w:p>
+        </w:tc>
+        <w:tc>
+          <w:tcPr>
+            <w:tcW w:w="2707" w:type="dxa"/>
+            <w:gridSpan w:val="4"/>
+            <w:vAlign w:val="center"/>
+          </w:tcPr>
+          <w:p>
+            <w:pPr>
+              <w:jc w:val="center"/>
+              <w:cnfStyle w:val="000000100000" w:firstRow="0" w:lastRow="0" w:firstColumn="0" w:lastColumn="0" w:oddVBand="0" w:evenVBand="0" w:oddHBand="1" w:evenHBand="0" w:firstRowFirstColumn="0" w:firstRowLastColumn="0" w:lastRowFirstColumn="0" w:lastRowLastColumn="0"/>
+            </w:pPr>
+            <w:r>
+              <w:t>Tipo/longitud</w:t>
+            </w:r>
+          </w:p>
+        </w:tc>
+        <w:tc>
+          <w:tcPr>
+            <w:tcW w:w="1234" w:type="dxa"/>
+            <w:gridSpan w:val="3"/>
+            <w:vAlign w:val="center"/>
+          </w:tcPr>
+          <w:p>
+            <w:pPr>
+              <w:jc w:val="center"/>
+              <w:cnfStyle w:val="000000100000" w:firstRow="0" w:lastRow="0" w:firstColumn="0" w:lastColumn="0" w:oddVBand="0" w:evenVBand="0" w:oddHBand="1" w:evenHBand="0" w:firstRowFirstColumn="0" w:firstRowLastColumn="0" w:lastRowFirstColumn="0" w:lastRowLastColumn="0"/>
+            </w:pPr>
+            <w:r>
+              <w:t>opcional</w:t>
+            </w:r>
+          </w:p>
+        </w:tc>
+        <w:tc>
+          <w:tcPr>
+            <w:tcW w:w="1644" w:type="dxa"/>
+            <w:gridSpan w:val="2"/>
+            <w:vAlign w:val="center"/>
+          </w:tcPr>
+          <w:p>
+            <w:pPr>
+              <w:jc w:val="center"/>
+              <w:cnfStyle w:val="000000100000" w:firstRow="0" w:lastRow="0" w:firstColumn="0" w:lastColumn="0" w:oddVBand="0" w:evenVBand="0" w:oddHBand="1" w:evenHBand="0" w:firstRowFirstColumn="0" w:firstRowLastColumn="0" w:lastRowFirstColumn="0" w:lastRowLastColumn="0"/>
+            </w:pPr>
+            <w:r>
+              <w:t>Univaluado?</w:t>
+            </w:r>
+          </w:p>
+        </w:tc>
+      </w:tr>
+      <w:tr>
+        <w:trPr>
+          <w:gridAfter w:val="1"/>
+          <w:wAfter w:w="10" w:type="dxa"/>
+          <w:trHeight w:val="151"/>
+        </w:trPr>
+        <w:tc>
+          <w:tcPr>
+            <w:cnfStyle w:val="001000000000" w:firstRow="0" w:lastRow="0" w:firstColumn="1" w:lastColumn="0" w:oddVBand="0" w:evenVBand="0" w:oddHBand="0" w:evenHBand="0" w:firstRowFirstColumn="0" w:firstRowLastColumn="0" w:lastRowFirstColumn="0" w:lastRowLastColumn="0"/>
+            <w:tcW w:w="1704" w:type="dxa"/>
+            <w:vMerge/>
+            <w:vAlign w:val="center"/>
+          </w:tcPr>
+          <w:p>
+            <w:pPr>
+              <w:jc w:val="center"/>
+            </w:pPr>
+          </w:p>
+        </w:tc>
+        <w:tc>
+          <w:tcPr>
+            <w:tcW w:w="2363" w:type="dxa"/>
+            <w:vMerge/>
+            <w:vAlign w:val="center"/>
+          </w:tcPr>
+          <w:p>
+            <w:pPr>
+              <w:jc w:val="center"/>
+              <w:cnfStyle w:val="000000000000" w:firstRow="0" w:lastRow="0" w:firstColumn="0" w:lastColumn="0" w:oddVBand="0" w:evenVBand="0" w:oddHBand="0" w:evenHBand="0" w:firstRowFirstColumn="0" w:firstRowLastColumn="0" w:lastRowFirstColumn="0" w:lastRowLastColumn="0"/>
+            </w:pPr>
+          </w:p>
+        </w:tc>
+        <w:tc>
+          <w:tcPr>
+            <w:tcW w:w="976" w:type="dxa"/>
+            <w:vMerge/>
+            <w:vAlign w:val="center"/>
+          </w:tcPr>
+          <w:p>
+            <w:pPr>
+              <w:jc w:val="center"/>
+              <w:cnfStyle w:val="000000000000" w:firstRow="0" w:lastRow="0" w:firstColumn="0" w:lastColumn="0" w:oddVBand="0" w:evenVBand="0" w:oddHBand="0" w:evenHBand="0" w:firstRowFirstColumn="0" w:firstRowLastColumn="0" w:lastRowFirstColumn="0" w:lastRowLastColumn="0"/>
+            </w:pPr>
+          </w:p>
+        </w:tc>
+        <w:tc>
+          <w:tcPr>
+            <w:tcW w:w="893" w:type="dxa"/>
+            <w:vAlign w:val="center"/>
+          </w:tcPr>
+          <w:p>
+            <w:pPr>
+              <w:jc w:val="center"/>
+              <w:cnfStyle w:val="000000000000" w:firstRow="0" w:lastRow="0" w:firstColumn="0" w:lastColumn="0" w:oddVBand="0" w:evenVBand="0" w:oddHBand="0" w:evenHBand="0" w:firstRowFirstColumn="0" w:firstRowLastColumn="0" w:lastRowFirstColumn="0" w:lastRowLastColumn="0"/>
+            </w:pPr>
+            <w:r>
+              <w:t>Num</w:t>
+            </w:r>
+          </w:p>
+        </w:tc>
+        <w:tc>
+          <w:tcPr>
+            <w:tcW w:w="908" w:type="dxa"/>
+            <w:vAlign w:val="center"/>
+          </w:tcPr>
+          <w:p>
+            <w:pPr>
+              <w:jc w:val="center"/>
+              <w:cnfStyle w:val="000000000000" w:firstRow="0" w:lastRow="0" w:firstColumn="0" w:lastColumn="0" w:oddVBand="0" w:evenVBand="0" w:oddHBand="0" w:evenHBand="0" w:firstRowFirstColumn="0" w:firstRowLastColumn="0" w:lastRowFirstColumn="0" w:lastRowLastColumn="0"/>
+            </w:pPr>
+            <w:r>
+              <w:t>Alfa</w:t>
+            </w:r>
+          </w:p>
+        </w:tc>
+        <w:tc>
+          <w:tcPr>
+            <w:tcW w:w="906" w:type="dxa"/>
+            <w:gridSpan w:val="2"/>
+            <w:vAlign w:val="center"/>
+          </w:tcPr>
+          <w:p>
+            <w:pPr>
+              <w:jc w:val="center"/>
+              <w:cnfStyle w:val="000000000000" w:firstRow="0" w:lastRow="0" w:firstColumn="0" w:lastColumn="0" w:oddVBand="0" w:evenVBand="0" w:oddHBand="0" w:evenHBand="0" w:firstRowFirstColumn="0" w:firstRowLastColumn="0" w:lastRowFirstColumn="0" w:lastRowLastColumn="0"/>
+            </w:pPr>
+            <w:r>
+              <w:t>Otro</w:t>
+            </w:r>
+          </w:p>
+        </w:tc>
+        <w:tc>
+          <w:tcPr>
+            <w:tcW w:w="631" w:type="dxa"/>
+            <w:gridSpan w:val="2"/>
+            <w:vAlign w:val="center"/>
+          </w:tcPr>
+          <w:p>
+            <w:pPr>
+              <w:jc w:val="center"/>
+              <w:cnfStyle w:val="000000000000" w:firstRow="0" w:lastRow="0" w:firstColumn="0" w:lastColumn="0" w:oddVBand="0" w:evenVBand="0" w:oddHBand="0" w:evenHBand="0" w:firstRowFirstColumn="0" w:firstRowLastColumn="0" w:lastRowFirstColumn="0" w:lastRowLastColumn="0"/>
+            </w:pPr>
+            <w:r>
+              <w:t>S</w:t>
+            </w:r>
+          </w:p>
+        </w:tc>
+        <w:tc>
+          <w:tcPr>
+            <w:tcW w:w="603" w:type="dxa"/>
+            <w:vAlign w:val="center"/>
+          </w:tcPr>
+          <w:p>
+            <w:pPr>
+              <w:jc w:val="center"/>
+              <w:cnfStyle w:val="000000000000" w:firstRow="0" w:lastRow="0" w:firstColumn="0" w:lastColumn="0" w:oddVBand="0" w:evenVBand="0" w:oddHBand="0" w:evenHBand="0" w:firstRowFirstColumn="0" w:firstRowLastColumn="0" w:lastRowFirstColumn="0" w:lastRowLastColumn="0"/>
+            </w:pPr>
+            <w:r>
+              <w:t>N</w:t>
+            </w:r>
+          </w:p>
+        </w:tc>
+        <w:tc>
+          <w:tcPr>
+            <w:tcW w:w="800" w:type="dxa"/>
+            <w:vAlign w:val="center"/>
+          </w:tcPr>
+          <w:p>
+            <w:pPr>
+              <w:jc w:val="center"/>
+              <w:cnfStyle w:val="000000000000" w:firstRow="0" w:lastRow="0" w:firstColumn="0" w:lastColumn="0" w:oddVBand="0" w:evenVBand="0" w:oddHBand="0" w:evenHBand="0" w:firstRowFirstColumn="0" w:firstRowLastColumn="0" w:lastRowFirstColumn="0" w:lastRowLastColumn="0"/>
+            </w:pPr>
+            <w:r>
+              <w:t>S</w:t>
+            </w:r>
+          </w:p>
+        </w:tc>
+        <w:tc>
+          <w:tcPr>
+            <w:tcW w:w="844" w:type="dxa"/>
+            <w:vAlign w:val="center"/>
+          </w:tcPr>
+          <w:p>
+            <w:pPr>
+              <w:jc w:val="center"/>
+              <w:cnfStyle w:val="000000000000" w:firstRow="0" w:lastRow="0" w:firstColumn="0" w:lastColumn="0" w:oddVBand="0" w:evenVBand="0" w:oddHBand="0" w:evenHBand="0" w:firstRowFirstColumn="0" w:firstRowLastColumn="0" w:lastRowFirstColumn="0" w:lastRowLastColumn="0"/>
+            </w:pPr>
+            <w:r>
+              <w:t>N</w:t>
+            </w:r>
+          </w:p>
+        </w:tc>
+      </w:tr>
+      <w:tr>
+        <w:trPr>
+          <w:gridAfter w:val="1"/>
+          <w:cnfStyle w:val="000000100000" w:firstRow="0" w:lastRow="0" w:firstColumn="0" w:lastColumn="0" w:oddVBand="0" w:evenVBand="0" w:oddHBand="1" w:evenHBand="0" w:firstRowFirstColumn="0" w:firstRowLastColumn="0" w:lastRowFirstColumn="0" w:lastRowLastColumn="0"/>
+          <w:wAfter w:w="10" w:type="dxa"/>
+          <w:trHeight w:val="279"/>
+        </w:trPr>
+        <w:tc>
+          <w:tcPr>
+            <w:cnfStyle w:val="001000000000" w:firstRow="0" w:lastRow="0" w:firstColumn="1" w:lastColumn="0" w:oddVBand="0" w:evenVBand="0" w:oddHBand="0" w:evenHBand="0" w:firstRowFirstColumn="0" w:firstRowLastColumn="0" w:lastRowFirstColumn="0" w:lastRowLastColumn="0"/>
+            <w:tcW w:w="1704" w:type="dxa"/>
+            <w:vAlign w:val="center"/>
+          </w:tcPr>
+          <w:p>
+            <w:pPr>
+              <w:jc w:val="center"/>
+            </w:pPr>
+            <w:r>
+              <w:t>Id_Organizador</w:t>
+            </w:r>
+          </w:p>
+        </w:tc>
+        <w:tc>
+          <w:tcPr>
+            <w:tcW w:w="2363" w:type="dxa"/>
+            <w:vAlign w:val="center"/>
+          </w:tcPr>
+          <w:p>
+            <w:pPr>
+              <w:jc w:val="center"/>
+              <w:cnfStyle w:val="000000100000" w:firstRow="0" w:lastRow="0" w:firstColumn="0" w:lastColumn="0" w:oddVBand="0" w:evenVBand="0" w:oddHBand="1" w:evenHBand="0" w:firstRowFirstColumn="0" w:firstRowLastColumn="0" w:lastRowFirstColumn="0" w:lastRowLastColumn="0"/>
+            </w:pPr>
+            <w:r>
+              <w:t>Clave de todas las perosnas del sistemas</w:t>
+            </w:r>
+          </w:p>
+        </w:tc>
+        <w:tc>
+          <w:tcPr>
+            <w:tcW w:w="976" w:type="dxa"/>
+            <w:vAlign w:val="center"/>
+          </w:tcPr>
+          <w:p>
+            <w:pPr>
+              <w:jc w:val="center"/>
+              <w:cnfStyle w:val="000000100000" w:firstRow="0" w:lastRow="0" w:firstColumn="0" w:lastColumn="0" w:oddVBand="0" w:evenVBand="0" w:oddHBand="1" w:evenHBand="0" w:firstRowFirstColumn="0" w:firstRowLastColumn="0" w:lastRowFirstColumn="0" w:lastRowLastColumn="0"/>
+            </w:pPr>
+          </w:p>
+        </w:tc>
+        <w:tc>
+          <w:tcPr>
+            <w:tcW w:w="893" w:type="dxa"/>
+            <w:vAlign w:val="center"/>
+          </w:tcPr>
+          <w:p>
+            <w:pPr>
+              <w:jc w:val="center"/>
+              <w:cnfStyle w:val="000000100000" w:firstRow="0" w:lastRow="0" w:firstColumn="0" w:lastColumn="0" w:oddVBand="0" w:evenVBand="0" w:oddHBand="1" w:evenHBand="0" w:firstRowFirstColumn="0" w:firstRowLastColumn="0" w:lastRowFirstColumn="0" w:lastRowLastColumn="0"/>
+            </w:pPr>
+            <w:r>
+              <w:t>X</w:t>
+            </w:r>
+          </w:p>
+        </w:tc>
+        <w:tc>
+          <w:tcPr>
+            <w:tcW w:w="920" w:type="dxa"/>
+            <w:gridSpan w:val="2"/>
+            <w:vAlign w:val="center"/>
+          </w:tcPr>
+          <w:p>
+            <w:pPr>
+              <w:jc w:val="center"/>
+              <w:cnfStyle w:val="000000100000" w:firstRow="0" w:lastRow="0" w:firstColumn="0" w:lastColumn="0" w:oddVBand="0" w:evenVBand="0" w:oddHBand="1" w:evenHBand="0" w:firstRowFirstColumn="0" w:firstRowLastColumn="0" w:lastRowFirstColumn="0" w:lastRowLastColumn="0"/>
+            </w:pPr>
+          </w:p>
+        </w:tc>
+        <w:tc>
+          <w:tcPr>
+            <w:tcW w:w="894" w:type="dxa"/>
+            <w:vAlign w:val="center"/>
+          </w:tcPr>
+          <w:p>
+            <w:pPr>
+              <w:jc w:val="center"/>
+              <w:cnfStyle w:val="000000100000" w:firstRow="0" w:lastRow="0" w:firstColumn="0" w:lastColumn="0" w:oddVBand="0" w:evenVBand="0" w:oddHBand="1" w:evenHBand="0" w:firstRowFirstColumn="0" w:firstRowLastColumn="0" w:lastRowFirstColumn="0" w:lastRowLastColumn="0"/>
+            </w:pPr>
+          </w:p>
+        </w:tc>
+        <w:tc>
+          <w:tcPr>
+            <w:tcW w:w="617" w:type="dxa"/>
+            <w:vAlign w:val="center"/>
+          </w:tcPr>
+          <w:p>
+            <w:pPr>
+              <w:jc w:val="center"/>
+              <w:cnfStyle w:val="000000100000" w:firstRow="0" w:lastRow="0" w:firstColumn="0" w:lastColumn="0" w:oddVBand="0" w:evenVBand="0" w:oddHBand="1" w:evenHBand="0" w:firstRowFirstColumn="0" w:firstRowLastColumn="0" w:lastRowFirstColumn="0" w:lastRowLastColumn="0"/>
+            </w:pPr>
+          </w:p>
+        </w:tc>
+        <w:tc>
+          <w:tcPr>
+            <w:tcW w:w="617" w:type="dxa"/>
+            <w:gridSpan w:val="2"/>
+            <w:vAlign w:val="center"/>
+          </w:tcPr>
+          <w:p>
+            <w:pPr>
+              <w:jc w:val="center"/>
+              <w:cnfStyle w:val="000000100000" w:firstRow="0" w:lastRow="0" w:firstColumn="0" w:lastColumn="0" w:oddVBand="0" w:evenVBand="0" w:oddHBand="1" w:evenHBand="0" w:firstRowFirstColumn="0" w:firstRowLastColumn="0" w:lastRowFirstColumn="0" w:lastRowLastColumn="0"/>
+            </w:pPr>
+            <w:r>
+              <w:t>X</w:t>
+            </w:r>
+          </w:p>
+        </w:tc>
+        <w:tc>
+          <w:tcPr>
+            <w:tcW w:w="800" w:type="dxa"/>
+            <w:vAlign w:val="center"/>
+          </w:tcPr>
+          <w:p>
+            <w:pPr>
+              <w:jc w:val="center"/>
+              <w:cnfStyle w:val="000000100000" w:firstRow="0" w:lastRow="0" w:firstColumn="0" w:lastColumn="0" w:oddVBand="0" w:evenVBand="0" w:oddHBand="1" w:evenHBand="0" w:firstRowFirstColumn="0" w:firstRowLastColumn="0" w:lastRowFirstColumn="0" w:lastRowLastColumn="0"/>
+            </w:pPr>
+            <w:r>
+              <w:t>X</w:t>
+            </w:r>
+          </w:p>
+        </w:tc>
+        <w:tc>
+          <w:tcPr>
+            <w:tcW w:w="844" w:type="dxa"/>
+            <w:vAlign w:val="center"/>
+          </w:tcPr>
+          <w:p>
+            <w:pPr>
+              <w:jc w:val="center"/>
+              <w:cnfStyle w:val="000000100000" w:firstRow="0" w:lastRow="0" w:firstColumn="0" w:lastColumn="0" w:oddVBand="0" w:evenVBand="0" w:oddHBand="1" w:evenHBand="0" w:firstRowFirstColumn="0" w:firstRowLastColumn="0" w:lastRowFirstColumn="0" w:lastRowLastColumn="0"/>
+            </w:pPr>
+          </w:p>
+        </w:tc>
+      </w:tr>
+      <w:tr>
+        <w:trPr>
+          <w:gridAfter w:val="1"/>
+          <w:wAfter w:w="10" w:type="dxa"/>
+          <w:trHeight w:val="279"/>
+        </w:trPr>
+        <w:tc>
+          <w:tcPr>
+            <w:cnfStyle w:val="001000000000" w:firstRow="0" w:lastRow="0" w:firstColumn="1" w:lastColumn="0" w:oddVBand="0" w:evenVBand="0" w:oddHBand="0" w:evenHBand="0" w:firstRowFirstColumn="0" w:firstRowLastColumn="0" w:lastRowFirstColumn="0" w:lastRowLastColumn="0"/>
+            <w:tcW w:w="1704" w:type="dxa"/>
+            <w:vAlign w:val="center"/>
+          </w:tcPr>
+          <w:p>
+            <w:pPr>
+              <w:jc w:val="center"/>
+            </w:pPr>
+            <w:r>
+              <w:t>Nombre_evento</w:t>
+            </w:r>
+          </w:p>
+        </w:tc>
+        <w:tc>
+          <w:tcPr>
+            <w:tcW w:w="2363" w:type="dxa"/>
+            <w:vAlign w:val="center"/>
+          </w:tcPr>
+          <w:p>
+            <w:pPr>
+              <w:jc w:val="center"/>
+              <w:cnfStyle w:val="000000000000" w:firstRow="0" w:lastRow="0" w:firstColumn="0" w:lastColumn="0" w:oddVBand="0" w:evenVBand="0" w:oddHBand="0" w:evenHBand="0" w:firstRowFirstColumn="0" w:firstRowLastColumn="0" w:lastRowFirstColumn="0" w:lastRowLastColumn="0"/>
+            </w:pPr>
+            <w:r>
+              <w:t>Nombre del evento</w:t>
+            </w:r>
+          </w:p>
+        </w:tc>
+        <w:tc>
+          <w:tcPr>
+            <w:tcW w:w="976" w:type="dxa"/>
+            <w:vAlign w:val="center"/>
+          </w:tcPr>
+          <w:p>
+            <w:pPr>
+              <w:jc w:val="center"/>
+              <w:cnfStyle w:val="000000000000" w:firstRow="0" w:lastRow="0" w:firstColumn="0" w:lastColumn="0" w:oddVBand="0" w:evenVBand="0" w:oddHBand="0" w:evenHBand="0" w:firstRowFirstColumn="0" w:firstRowLastColumn="0" w:lastRowFirstColumn="0" w:lastRowLastColumn="0"/>
+            </w:pPr>
+          </w:p>
+        </w:tc>
+        <w:tc>
+          <w:tcPr>
+            <w:tcW w:w="893" w:type="dxa"/>
+            <w:vAlign w:val="center"/>
+          </w:tcPr>
+          <w:p>
+            <w:pPr>
+              <w:jc w:val="center"/>
+              <w:cnfStyle w:val="000000000000" w:firstRow="0" w:lastRow="0" w:firstColumn="0" w:lastColumn="0" w:oddVBand="0" w:evenVBand="0" w:oddHBand="0" w:evenHBand="0" w:firstRowFirstColumn="0" w:firstRowLastColumn="0" w:lastRowFirstColumn="0" w:lastRowLastColumn="0"/>
+            </w:pPr>
+          </w:p>
+        </w:tc>
+        <w:tc>
+          <w:tcPr>
+            <w:tcW w:w="920" w:type="dxa"/>
+            <w:gridSpan w:val="2"/>
+            <w:vAlign w:val="center"/>
+          </w:tcPr>
+          <w:p>
+            <w:pPr>
+              <w:jc w:val="center"/>
+              <w:cnfStyle w:val="000000000000" w:firstRow="0" w:lastRow="0" w:firstColumn="0" w:lastColumn="0" w:oddVBand="0" w:evenVBand="0" w:oddHBand="0" w:evenHBand="0" w:firstRowFirstColumn="0" w:firstRowLastColumn="0" w:lastRowFirstColumn="0" w:lastRowLastColumn="0"/>
+            </w:pPr>
+            <w:r>
+              <w:t>X</w:t>
+            </w:r>
+          </w:p>
+        </w:tc>
+        <w:tc>
+          <w:tcPr>
+            <w:tcW w:w="894" w:type="dxa"/>
+            <w:vAlign w:val="center"/>
+          </w:tcPr>
+          <w:p>
+            <w:pPr>
+              <w:jc w:val="center"/>
+              <w:cnfStyle w:val="000000000000" w:firstRow="0" w:lastRow="0" w:firstColumn="0" w:lastColumn="0" w:oddVBand="0" w:evenVBand="0" w:oddHBand="0" w:evenHBand="0" w:firstRowFirstColumn="0" w:firstRowLastColumn="0" w:lastRowFirstColumn="0" w:lastRowLastColumn="0"/>
+            </w:pPr>
+          </w:p>
+        </w:tc>
+        <w:tc>
+          <w:tcPr>
+            <w:tcW w:w="617" w:type="dxa"/>
+            <w:vAlign w:val="center"/>
+          </w:tcPr>
+          <w:p>
+            <w:pPr>
+              <w:jc w:val="center"/>
+              <w:cnfStyle w:val="000000000000" w:firstRow="0" w:lastRow="0" w:firstColumn="0" w:lastColumn="0" w:oddVBand="0" w:evenVBand="0" w:oddHBand="0" w:evenHBand="0" w:firstRowFirstColumn="0" w:firstRowLastColumn="0" w:lastRowFirstColumn="0" w:lastRowLastColumn="0"/>
+            </w:pPr>
+          </w:p>
+        </w:tc>
+        <w:tc>
+          <w:tcPr>
+            <w:tcW w:w="617" w:type="dxa"/>
+            <w:gridSpan w:val="2"/>
+            <w:vAlign w:val="center"/>
+          </w:tcPr>
+          <w:p>
+            <w:pPr>
+              <w:jc w:val="center"/>
+              <w:cnfStyle w:val="000000000000" w:firstRow="0" w:lastRow="0" w:firstColumn="0" w:lastColumn="0" w:oddVBand="0" w:evenVBand="0" w:oddHBand="0" w:evenHBand="0" w:firstRowFirstColumn="0" w:firstRowLastColumn="0" w:lastRowFirstColumn="0" w:lastRowLastColumn="0"/>
+            </w:pPr>
+            <w:r>
+              <w:t>X</w:t>
+            </w:r>
+          </w:p>
+        </w:tc>
+        <w:tc>
+          <w:tcPr>
+            <w:tcW w:w="800" w:type="dxa"/>
+            <w:vAlign w:val="center"/>
+          </w:tcPr>
+          <w:p>
+            <w:pPr>
+              <w:jc w:val="center"/>
+              <w:cnfStyle w:val="000000000000" w:firstRow="0" w:lastRow="0" w:firstColumn="0" w:lastColumn="0" w:oddVBand="0" w:evenVBand="0" w:oddHBand="0" w:evenHBand="0" w:firstRowFirstColumn="0" w:firstRowLastColumn="0" w:lastRowFirstColumn="0" w:lastRowLastColumn="0"/>
+            </w:pPr>
+          </w:p>
+        </w:tc>
+        <w:tc>
+          <w:tcPr>
+            <w:tcW w:w="844" w:type="dxa"/>
+            <w:vAlign w:val="center"/>
+          </w:tcPr>
+          <w:p>
+            <w:pPr>
+              <w:jc w:val="center"/>
+              <w:cnfStyle w:val="000000000000" w:firstRow="0" w:lastRow="0" w:firstColumn="0" w:lastColumn="0" w:oddVBand="0" w:evenVBand="0" w:oddHBand="0" w:evenHBand="0" w:firstRowFirstColumn="0" w:firstRowLastColumn="0" w:lastRowFirstColumn="0" w:lastRowLastColumn="0"/>
+            </w:pPr>
+            <w:r>
+              <w:t>X</w:t>
+            </w:r>
+          </w:p>
+        </w:tc>
+      </w:tr>
+      <w:tr>
+        <w:trPr>
+          <w:gridAfter w:val="1"/>
+          <w:cnfStyle w:val="000000100000" w:firstRow="0" w:lastRow="0" w:firstColumn="0" w:lastColumn="0" w:oddVBand="0" w:evenVBand="0" w:oddHBand="1" w:evenHBand="0" w:firstRowFirstColumn="0" w:firstRowLastColumn="0" w:lastRowFirstColumn="0" w:lastRowLastColumn="0"/>
+          <w:wAfter w:w="10" w:type="dxa"/>
+          <w:trHeight w:val="279"/>
+        </w:trPr>
+        <w:tc>
+          <w:tcPr>
+            <w:cnfStyle w:val="001000000000" w:firstRow="0" w:lastRow="0" w:firstColumn="1" w:lastColumn="0" w:oddVBand="0" w:evenVBand="0" w:oddHBand="0" w:evenHBand="0" w:firstRowFirstColumn="0" w:firstRowLastColumn="0" w:lastRowFirstColumn="0" w:lastRowLastColumn="0"/>
+            <w:tcW w:w="1704" w:type="dxa"/>
+            <w:vAlign w:val="center"/>
+          </w:tcPr>
+          <w:p>
+            <w:pPr>
+              <w:jc w:val="center"/>
+            </w:pPr>
+            <w:r>
+              <w:t>Cod _Persona</w:t>
+            </w:r>
+          </w:p>
+        </w:tc>
+        <w:tc>
+          <w:tcPr>
+            <w:tcW w:w="2363" w:type="dxa"/>
+            <w:vAlign w:val="center"/>
+          </w:tcPr>
+          <w:p>
+            <w:pPr>
+              <w:jc w:val="center"/>
+              <w:cnfStyle w:val="000000100000" w:firstRow="0" w:lastRow="0" w:firstColumn="0" w:lastColumn="0" w:oddVBand="0" w:evenVBand="0" w:oddHBand="1" w:evenHBand="0" w:firstRowFirstColumn="0" w:firstRowLastColumn="0" w:lastRowFirstColumn="0" w:lastRowLastColumn="0"/>
+            </w:pPr>
+            <w:r>
+              <w:t>Clave Foránea</w:t>
+            </w:r>
+          </w:p>
+        </w:tc>
+        <w:tc>
+          <w:tcPr>
+            <w:tcW w:w="976" w:type="dxa"/>
+            <w:vAlign w:val="center"/>
+          </w:tcPr>
+          <w:p>
+            <w:pPr>
+              <w:jc w:val="center"/>
+              <w:cnfStyle w:val="000000100000" w:firstRow="0" w:lastRow="0" w:firstColumn="0" w:lastColumn="0" w:oddVBand="0" w:evenVBand="0" w:oddHBand="1" w:evenHBand="0" w:firstRowFirstColumn="0" w:firstRowLastColumn="0" w:lastRowFirstColumn="0" w:lastRowLastColumn="0"/>
+            </w:pPr>
+          </w:p>
+        </w:tc>
+        <w:tc>
+          <w:tcPr>
+            <w:tcW w:w="893" w:type="dxa"/>
+            <w:vAlign w:val="center"/>
+          </w:tcPr>
+          <w:p>
+            <w:pPr>
+              <w:jc w:val="center"/>
+              <w:cnfStyle w:val="000000100000" w:firstRow="0" w:lastRow="0" w:firstColumn="0" w:lastColumn="0" w:oddVBand="0" w:evenVBand="0" w:oddHBand="1" w:evenHBand="0" w:firstRowFirstColumn="0" w:firstRowLastColumn="0" w:lastRowFirstColumn="0" w:lastRowLastColumn="0"/>
+            </w:pPr>
+          </w:p>
+        </w:tc>
+        <w:tc>
+          <w:tcPr>
+            <w:tcW w:w="920" w:type="dxa"/>
+            <w:gridSpan w:val="2"/>
+            <w:vAlign w:val="center"/>
+          </w:tcPr>
+          <w:p>
+            <w:pPr>
+              <w:jc w:val="center"/>
+              <w:cnfStyle w:val="000000100000" w:firstRow="0" w:lastRow="0" w:firstColumn="0" w:lastColumn="0" w:oddVBand="0" w:evenVBand="0" w:oddHBand="1" w:evenHBand="0" w:firstRowFirstColumn="0" w:firstRowLastColumn="0" w:lastRowFirstColumn="0" w:lastRowLastColumn="0"/>
+            </w:pPr>
+            <w:r>
+              <w:t>X</w:t>
+            </w:r>
+          </w:p>
+        </w:tc>
+        <w:tc>
+          <w:tcPr>
+            <w:tcW w:w="894" w:type="dxa"/>
+            <w:vAlign w:val="center"/>
+          </w:tcPr>
+          <w:p>
+            <w:pPr>
+              <w:jc w:val="center"/>
+              <w:cnfStyle w:val="000000100000" w:firstRow="0" w:lastRow="0" w:firstColumn="0" w:lastColumn="0" w:oddVBand="0" w:evenVBand="0" w:oddHBand="1" w:evenHBand="0" w:firstRowFirstColumn="0" w:firstRowLastColumn="0" w:lastRowFirstColumn="0" w:lastRowLastColumn="0"/>
+            </w:pPr>
+          </w:p>
+        </w:tc>
+        <w:tc>
+          <w:tcPr>
+            <w:tcW w:w="617" w:type="dxa"/>
+            <w:vAlign w:val="center"/>
+          </w:tcPr>
+          <w:p>
+            <w:pPr>
+              <w:jc w:val="center"/>
+              <w:cnfStyle w:val="000000100000" w:firstRow="0" w:lastRow="0" w:firstColumn="0" w:lastColumn="0" w:oddVBand="0" w:evenVBand="0" w:oddHBand="1" w:evenHBand="0" w:firstRowFirstColumn="0" w:firstRowLastColumn="0" w:lastRowFirstColumn="0" w:lastRowLastColumn="0"/>
+            </w:pPr>
+          </w:p>
+        </w:tc>
+        <w:tc>
+          <w:tcPr>
+            <w:tcW w:w="617" w:type="dxa"/>
+            <w:gridSpan w:val="2"/>
+            <w:vAlign w:val="center"/>
+          </w:tcPr>
+          <w:p>
+            <w:pPr>
+              <w:jc w:val="center"/>
+              <w:cnfStyle w:val="000000100000" w:firstRow="0" w:lastRow="0" w:firstColumn="0" w:lastColumn="0" w:oddVBand="0" w:evenVBand="0" w:oddHBand="1" w:evenHBand="0" w:firstRowFirstColumn="0" w:firstRowLastColumn="0" w:lastRowFirstColumn="0" w:lastRowLastColumn="0"/>
+            </w:pPr>
+            <w:r>
+              <w:t>X</w:t>
+            </w:r>
+          </w:p>
+        </w:tc>
+        <w:tc>
+          <w:tcPr>
+            <w:tcW w:w="800" w:type="dxa"/>
+            <w:vAlign w:val="center"/>
+          </w:tcPr>
+          <w:p>
+            <w:pPr>
+              <w:jc w:val="center"/>
+              <w:cnfStyle w:val="000000100000" w:firstRow="0" w:lastRow="0" w:firstColumn="0" w:lastColumn="0" w:oddVBand="0" w:evenVBand="0" w:oddHBand="1" w:evenHBand="0" w:firstRowFirstColumn="0" w:firstRowLastColumn="0" w:lastRowFirstColumn="0" w:lastRowLastColumn="0"/>
+            </w:pPr>
+            <w:r>
+              <w:t>X</w:t>
+            </w:r>
+          </w:p>
+        </w:tc>
+        <w:tc>
+          <w:tcPr>
+            <w:tcW w:w="844" w:type="dxa"/>
+            <w:vAlign w:val="center"/>
+          </w:tcPr>
+          <w:p>
+            <w:pPr>
+              <w:jc w:val="center"/>
+              <w:cnfStyle w:val="000000100000" w:firstRow="0" w:lastRow="0" w:firstColumn="0" w:lastColumn="0" w:oddVBand="0" w:evenVBand="0" w:oddHBand="1" w:evenHBand="0" w:firstRowFirstColumn="0" w:firstRowLastColumn="0" w:lastRowFirstColumn="0" w:lastRowLastColumn="0"/>
+            </w:pPr>
+          </w:p>
+        </w:tc>
+      </w:tr>
+      <w:tr>
+        <w:trPr>
+          <w:trHeight w:val="279"/>
+        </w:trPr>
+        <w:tc>
+          <w:tcPr>
+            <w:cnfStyle w:val="001000000000" w:firstRow="0" w:lastRow="0" w:firstColumn="1" w:lastColumn="0" w:oddVBand="0" w:evenVBand="0" w:oddHBand="0" w:evenHBand="0" w:firstRowFirstColumn="0" w:firstRowLastColumn="0" w:lastRowFirstColumn="0" w:lastRowLastColumn="0"/>
+            <w:tcW w:w="10638" w:type="dxa"/>
+            <w:gridSpan w:val="13"/>
+            <w:vAlign w:val="center"/>
+          </w:tcPr>
+          <w:p>
+            <w:pPr>
+              <w:jc w:val="center"/>
+              <w:rPr>
+                <w:b w:val="0"/>
+                <w:bCs w:val="0"/>
+              </w:rPr>
+            </w:pPr>
+            <w:r>
+              <w:t xml:space="preserve">Observaciones y restricciones de la entidad: </w:t>
+            </w:r>
+            <w:r>
+              <w:rPr>
+                <w:b w:val="0"/>
+                <w:bCs w:val="0"/>
+              </w:rPr>
+              <w:t xml:space="preserve"> Id_Organizador será la primary key e COD_Persona será la Clave Foránea</w:t>
+            </w:r>
+          </w:p>
+        </w:tc>
+      </w:tr>
+    </w:tbl>
+    <w:p>
+      <w:pPr>
+        <w:tabs>
+          <w:tab w:val="left" w:pos="1135"/>
+        </w:tabs>
+      </w:pPr>
+    </w:p>
+    <w:p>
+      <w:pPr>
+        <w:tabs>
+          <w:tab w:val="left" w:pos="1135"/>
+        </w:tabs>
+      </w:pPr>
+    </w:p>
+    <w:p>
+      <w:pPr>
+        <w:tabs>
+          <w:tab w:val="left" w:pos="1135"/>
+        </w:tabs>
+      </w:pPr>
+    </w:p>
+    <w:p>
+      <w:pPr>
+        <w:tabs>
+          <w:tab w:val="left" w:pos="1135"/>
+        </w:tabs>
+      </w:pPr>
+    </w:p>
+    <w:p>
+      <w:pPr>
+        <w:tabs>
+          <w:tab w:val="left" w:pos="1135"/>
+        </w:tabs>
+      </w:pPr>
+    </w:p>
+    <w:tbl>
+      <w:tblPr>
+        <w:tblStyle w:val="Tablaconcuadrcula5oscura-nfasis4"/>
+        <w:tblpPr w:leftFromText="141" w:rightFromText="141" w:vertAnchor="text" w:horzAnchor="margin" w:tblpY="720"/>
+        <w:tblW w:w="10638" w:type="dxa"/>
+        <w:tblLook w:val="04A0" w:firstRow="1" w:lastRow="0" w:firstColumn="1" w:lastColumn="0" w:noHBand="0" w:noVBand="1"/>
+      </w:tblPr>
+      <w:tblGrid>
+        <w:gridCol w:w="1704"/>
+        <w:gridCol w:w="2363"/>
+        <w:gridCol w:w="976"/>
+        <w:gridCol w:w="893"/>
+        <w:gridCol w:w="908"/>
+        <w:gridCol w:w="12"/>
+        <w:gridCol w:w="894"/>
+        <w:gridCol w:w="617"/>
+        <w:gridCol w:w="14"/>
+        <w:gridCol w:w="603"/>
+        <w:gridCol w:w="800"/>
+        <w:gridCol w:w="844"/>
+        <w:gridCol w:w="10"/>
+      </w:tblGrid>
+      <w:tr>
+        <w:trPr>
+          <w:cnfStyle w:val="100000000000" w:firstRow="1" w:lastRow="0" w:firstColumn="0" w:lastColumn="0" w:oddVBand="0" w:evenVBand="0" w:oddHBand="0" w:evenHBand="0" w:firstRowFirstColumn="0" w:firstRowLastColumn="0" w:lastRowFirstColumn="0" w:lastRowLastColumn="0"/>
+          <w:trHeight w:val="279"/>
+        </w:trPr>
+        <w:tc>
+          <w:tcPr>
+            <w:cnfStyle w:val="001000000000" w:firstRow="0" w:lastRow="0" w:firstColumn="1" w:lastColumn="0" w:oddVBand="0" w:evenVBand="0" w:oddHBand="0" w:evenHBand="0" w:firstRowFirstColumn="0" w:firstRowLastColumn="0" w:lastRowFirstColumn="0" w:lastRowLastColumn="0"/>
+            <w:tcW w:w="10638" w:type="dxa"/>
+            <w:gridSpan w:val="13"/>
+          </w:tcPr>
+          <w:p>
+            <w:pPr>
+              <w:jc w:val="center"/>
+            </w:pPr>
+            <w:r>
+              <w:lastRenderedPageBreak/>
+              <w:t>EMAIL</w:t>
+            </w:r>
+          </w:p>
+        </w:tc>
+      </w:tr>
+      <w:tr>
+        <w:trPr>
+          <w:gridAfter w:val="1"/>
+          <w:cnfStyle w:val="000000100000" w:firstRow="0" w:lastRow="0" w:firstColumn="0" w:lastColumn="0" w:oddVBand="0" w:evenVBand="0" w:oddHBand="1" w:evenHBand="0" w:firstRowFirstColumn="0" w:firstRowLastColumn="0" w:lastRowFirstColumn="0" w:lastRowLastColumn="0"/>
+          <w:wAfter w:w="10" w:type="dxa"/>
+          <w:trHeight w:val="279"/>
+        </w:trPr>
+        <w:tc>
+          <w:tcPr>
+            <w:cnfStyle w:val="001000000000" w:firstRow="0" w:lastRow="0" w:firstColumn="1" w:lastColumn="0" w:oddVBand="0" w:evenVBand="0" w:oddHBand="0" w:evenHBand="0" w:firstRowFirstColumn="0" w:firstRowLastColumn="0" w:lastRowFirstColumn="0" w:lastRowLastColumn="0"/>
+            <w:tcW w:w="1704" w:type="dxa"/>
+            <w:vMerge w:val="restart"/>
+          </w:tcPr>
+          <w:p>
+            <w:pPr>
+              <w:jc w:val="center"/>
+            </w:pPr>
+            <w:r>
+              <w:t>Atributo</w:t>
+            </w:r>
+          </w:p>
+        </w:tc>
+        <w:tc>
+          <w:tcPr>
+            <w:tcW w:w="2363" w:type="dxa"/>
+            <w:vMerge w:val="restart"/>
+          </w:tcPr>
+          <w:p>
+            <w:pPr>
+              <w:jc w:val="center"/>
+              <w:cnfStyle w:val="000000100000" w:firstRow="0" w:lastRow="0" w:firstColumn="0" w:lastColumn="0" w:oddVBand="0" w:evenVBand="0" w:oddHBand="1" w:evenHBand="0" w:firstRowFirstColumn="0" w:firstRowLastColumn="0" w:lastRowFirstColumn="0" w:lastRowLastColumn="0"/>
+            </w:pPr>
+            <w:r>
+              <w:t>Descripción</w:t>
+            </w:r>
+          </w:p>
+        </w:tc>
+        <w:tc>
+          <w:tcPr>
+            <w:tcW w:w="976" w:type="dxa"/>
+            <w:vMerge w:val="restart"/>
+          </w:tcPr>
+          <w:p>
+            <w:pPr>
+              <w:jc w:val="center"/>
+              <w:cnfStyle w:val="000000100000" w:firstRow="0" w:lastRow="0" w:firstColumn="0" w:lastColumn="0" w:oddVBand="0" w:evenVBand="0" w:oddHBand="1" w:evenHBand="0" w:firstRowFirstColumn="0" w:firstRowLastColumn="0" w:lastRowFirstColumn="0" w:lastRowLastColumn="0"/>
+            </w:pPr>
+            <w:r>
+              <w:t>Dominio</w:t>
+            </w:r>
+          </w:p>
+        </w:tc>
+        <w:tc>
+          <w:tcPr>
+            <w:tcW w:w="2707" w:type="dxa"/>
+            <w:gridSpan w:val="4"/>
+          </w:tcPr>
+          <w:p>
+            <w:pPr>
+              <w:jc w:val="center"/>
+              <w:cnfStyle w:val="000000100000" w:firstRow="0" w:lastRow="0" w:firstColumn="0" w:lastColumn="0" w:oddVBand="0" w:evenVBand="0" w:oddHBand="1" w:evenHBand="0" w:firstRowFirstColumn="0" w:firstRowLastColumn="0" w:lastRowFirstColumn="0" w:lastRowLastColumn="0"/>
+            </w:pPr>
+            <w:r>
+              <w:t>Tipo/longitud</w:t>
+            </w:r>
+          </w:p>
+        </w:tc>
+        <w:tc>
+          <w:tcPr>
+            <w:tcW w:w="1234" w:type="dxa"/>
+            <w:gridSpan w:val="3"/>
+          </w:tcPr>
+          <w:p>
+            <w:pPr>
+              <w:jc w:val="center"/>
+              <w:cnfStyle w:val="000000100000" w:firstRow="0" w:lastRow="0" w:firstColumn="0" w:lastColumn="0" w:oddVBand="0" w:evenVBand="0" w:oddHBand="1" w:evenHBand="0" w:firstRowFirstColumn="0" w:firstRowLastColumn="0" w:lastRowFirstColumn="0" w:lastRowLastColumn="0"/>
+            </w:pPr>
+            <w:r>
+              <w:t>opcional</w:t>
+            </w:r>
+          </w:p>
+        </w:tc>
+        <w:tc>
+          <w:tcPr>
+            <w:tcW w:w="1644" w:type="dxa"/>
+            <w:gridSpan w:val="2"/>
+          </w:tcPr>
+          <w:p>
+            <w:pPr>
+              <w:jc w:val="center"/>
+              <w:cnfStyle w:val="000000100000" w:firstRow="0" w:lastRow="0" w:firstColumn="0" w:lastColumn="0" w:oddVBand="0" w:evenVBand="0" w:oddHBand="1" w:evenHBand="0" w:firstRowFirstColumn="0" w:firstRowLastColumn="0" w:lastRowFirstColumn="0" w:lastRowLastColumn="0"/>
+            </w:pPr>
+            <w:r>
+              <w:t>Univaluado?</w:t>
+            </w:r>
+          </w:p>
+        </w:tc>
+      </w:tr>
+      <w:tr>
+        <w:trPr>
+          <w:gridAfter w:val="1"/>
+          <w:wAfter w:w="10" w:type="dxa"/>
+          <w:trHeight w:val="151"/>
+        </w:trPr>
+        <w:tc>
+          <w:tcPr>
+            <w:cnfStyle w:val="001000000000" w:firstRow="0" w:lastRow="0" w:firstColumn="1" w:lastColumn="0" w:oddVBand="0" w:evenVBand="0" w:oddHBand="0" w:evenHBand="0" w:firstRowFirstColumn="0" w:firstRowLastColumn="0" w:lastRowFirstColumn="0" w:lastRowLastColumn="0"/>
+            <w:tcW w:w="1704" w:type="dxa"/>
+            <w:vMerge/>
+          </w:tcPr>
+          <w:p>
+            <w:pPr>
+              <w:jc w:val="center"/>
+            </w:pPr>
+          </w:p>
+        </w:tc>
+        <w:tc>
+          <w:tcPr>
+            <w:tcW w:w="2363" w:type="dxa"/>
+            <w:vMerge/>
+          </w:tcPr>
+          <w:p>
+            <w:pPr>
+              <w:jc w:val="center"/>
+              <w:cnfStyle w:val="000000000000" w:firstRow="0" w:lastRow="0" w:firstColumn="0" w:lastColumn="0" w:oddVBand="0" w:evenVBand="0" w:oddHBand="0" w:evenHBand="0" w:firstRowFirstColumn="0" w:firstRowLastColumn="0" w:lastRowFirstColumn="0" w:lastRowLastColumn="0"/>
+            </w:pPr>
+          </w:p>
+        </w:tc>
+        <w:tc>
+          <w:tcPr>
+            <w:tcW w:w="976" w:type="dxa"/>
+            <w:vMerge/>
+          </w:tcPr>
+          <w:p>
+            <w:pPr>
+              <w:jc w:val="center"/>
+              <w:cnfStyle w:val="000000000000" w:firstRow="0" w:lastRow="0" w:firstColumn="0" w:lastColumn="0" w:oddVBand="0" w:evenVBand="0" w:oddHBand="0" w:evenHBand="0" w:firstRowFirstColumn="0" w:firstRowLastColumn="0" w:lastRowFirstColumn="0" w:lastRowLastColumn="0"/>
+            </w:pPr>
+          </w:p>
+        </w:tc>
+        <w:tc>
+          <w:tcPr>
+            <w:tcW w:w="893" w:type="dxa"/>
+          </w:tcPr>
+          <w:p>
+            <w:pPr>
+              <w:jc w:val="center"/>
+              <w:cnfStyle w:val="000000000000" w:firstRow="0" w:lastRow="0" w:firstColumn="0" w:lastColumn="0" w:oddVBand="0" w:evenVBand="0" w:oddHBand="0" w:evenHBand="0" w:firstRowFirstColumn="0" w:firstRowLastColumn="0" w:lastRowFirstColumn="0" w:lastRowLastColumn="0"/>
+            </w:pPr>
+            <w:r>
+              <w:t>Num</w:t>
+            </w:r>
+          </w:p>
+        </w:tc>
+        <w:tc>
+          <w:tcPr>
+            <w:tcW w:w="908" w:type="dxa"/>
+          </w:tcPr>
+          <w:p>
+            <w:pPr>
+              <w:jc w:val="center"/>
+              <w:cnfStyle w:val="000000000000" w:firstRow="0" w:lastRow="0" w:firstColumn="0" w:lastColumn="0" w:oddVBand="0" w:evenVBand="0" w:oddHBand="0" w:evenHBand="0" w:firstRowFirstColumn="0" w:firstRowLastColumn="0" w:lastRowFirstColumn="0" w:lastRowLastColumn="0"/>
+            </w:pPr>
+            <w:r>
+              <w:t>Alfa</w:t>
+            </w:r>
+          </w:p>
+        </w:tc>
+        <w:tc>
+          <w:tcPr>
+            <w:tcW w:w="906" w:type="dxa"/>
+            <w:gridSpan w:val="2"/>
+          </w:tcPr>
+          <w:p>
+            <w:pPr>
+              <w:jc w:val="center"/>
+              <w:cnfStyle w:val="000000000000" w:firstRow="0" w:lastRow="0" w:firstColumn="0" w:lastColumn="0" w:oddVBand="0" w:evenVBand="0" w:oddHBand="0" w:evenHBand="0" w:firstRowFirstColumn="0" w:firstRowLastColumn="0" w:lastRowFirstColumn="0" w:lastRowLastColumn="0"/>
+            </w:pPr>
+            <w:r>
+              <w:t>Otro</w:t>
+            </w:r>
+          </w:p>
+        </w:tc>
+        <w:tc>
+          <w:tcPr>
+            <w:tcW w:w="631" w:type="dxa"/>
+            <w:gridSpan w:val="2"/>
+          </w:tcPr>
+          <w:p>
+            <w:pPr>
+              <w:jc w:val="center"/>
+              <w:cnfStyle w:val="000000000000" w:firstRow="0" w:lastRow="0" w:firstColumn="0" w:lastColumn="0" w:oddVBand="0" w:evenVBand="0" w:oddHBand="0" w:evenHBand="0" w:firstRowFirstColumn="0" w:firstRowLastColumn="0" w:lastRowFirstColumn="0" w:lastRowLastColumn="0"/>
+            </w:pPr>
+            <w:r>
+              <w:t>S</w:t>
+            </w:r>
+          </w:p>
+        </w:tc>
+        <w:tc>
+          <w:tcPr>
+            <w:tcW w:w="603" w:type="dxa"/>
+          </w:tcPr>
+          <w:p>
+            <w:pPr>
+              <w:jc w:val="center"/>
+              <w:cnfStyle w:val="000000000000" w:firstRow="0" w:lastRow="0" w:firstColumn="0" w:lastColumn="0" w:oddVBand="0" w:evenVBand="0" w:oddHBand="0" w:evenHBand="0" w:firstRowFirstColumn="0" w:firstRowLastColumn="0" w:lastRowFirstColumn="0" w:lastRowLastColumn="0"/>
+            </w:pPr>
+            <w:r>
+              <w:t>N</w:t>
+            </w:r>
+          </w:p>
+        </w:tc>
+        <w:tc>
+          <w:tcPr>
+            <w:tcW w:w="800" w:type="dxa"/>
+          </w:tcPr>
+          <w:p>
+            <w:pPr>
+              <w:jc w:val="center"/>
+              <w:cnfStyle w:val="000000000000" w:firstRow="0" w:lastRow="0" w:firstColumn="0" w:lastColumn="0" w:oddVBand="0" w:evenVBand="0" w:oddHBand="0" w:evenHBand="0" w:firstRowFirstColumn="0" w:firstRowLastColumn="0" w:lastRowFirstColumn="0" w:lastRowLastColumn="0"/>
+            </w:pPr>
+            <w:r>
+              <w:t>S</w:t>
+            </w:r>
+          </w:p>
+        </w:tc>
+        <w:tc>
+          <w:tcPr>
+            <w:tcW w:w="844" w:type="dxa"/>
+          </w:tcPr>
+          <w:p>
+            <w:pPr>
+              <w:jc w:val="center"/>
+              <w:cnfStyle w:val="000000000000" w:firstRow="0" w:lastRow="0" w:firstColumn="0" w:lastColumn="0" w:oddVBand="0" w:evenVBand="0" w:oddHBand="0" w:evenHBand="0" w:firstRowFirstColumn="0" w:firstRowLastColumn="0" w:lastRowFirstColumn="0" w:lastRowLastColumn="0"/>
+            </w:pPr>
+            <w:r>
+              <w:t>N</w:t>
+            </w:r>
+          </w:p>
+        </w:tc>
+      </w:tr>
+      <w:tr>
+        <w:trPr>
+          <w:gridAfter w:val="1"/>
+          <w:cnfStyle w:val="000000100000" w:firstRow="0" w:lastRow="0" w:firstColumn="0" w:lastColumn="0" w:oddVBand="0" w:evenVBand="0" w:oddHBand="1" w:evenHBand="0" w:firstRowFirstColumn="0" w:firstRowLastColumn="0" w:lastRowFirstColumn="0" w:lastRowLastColumn="0"/>
+          <w:wAfter w:w="10" w:type="dxa"/>
+          <w:trHeight w:val="279"/>
+        </w:trPr>
+        <w:tc>
+          <w:tcPr>
+            <w:cnfStyle w:val="001000000000" w:firstRow="0" w:lastRow="0" w:firstColumn="1" w:lastColumn="0" w:oddVBand="0" w:evenVBand="0" w:oddHBand="0" w:evenHBand="0" w:firstRowFirstColumn="0" w:firstRowLastColumn="0" w:lastRowFirstColumn="0" w:lastRowLastColumn="0"/>
+            <w:tcW w:w="1704" w:type="dxa"/>
+          </w:tcPr>
+          <w:p>
+            <w:pPr>
+              <w:jc w:val="center"/>
+            </w:pPr>
+            <w:r>
+              <w:t>Id_Email</w:t>
+            </w:r>
+          </w:p>
+        </w:tc>
+        <w:tc>
+          <w:tcPr>
+            <w:tcW w:w="2363" w:type="dxa"/>
+          </w:tcPr>
+          <w:p>
+            <w:pPr>
+              <w:jc w:val="center"/>
+              <w:cnfStyle w:val="000000100000" w:firstRow="0" w:lastRow="0" w:firstColumn="0" w:lastColumn="0" w:oddVBand="0" w:evenVBand="0" w:oddHBand="1" w:evenHBand="0" w:firstRowFirstColumn="0" w:firstRowLastColumn="0" w:lastRowFirstColumn="0" w:lastRowLastColumn="0"/>
+            </w:pPr>
+            <w:r>
+              <w:t>Clave de los email</w:t>
+            </w:r>
+          </w:p>
+        </w:tc>
+        <w:tc>
+          <w:tcPr>
+            <w:tcW w:w="976" w:type="dxa"/>
+          </w:tcPr>
+          <w:p>
+            <w:pPr>
+              <w:jc w:val="center"/>
+              <w:cnfStyle w:val="000000100000" w:firstRow="0" w:lastRow="0" w:firstColumn="0" w:lastColumn="0" w:oddVBand="0" w:evenVBand="0" w:oddHBand="1" w:evenHBand="0" w:firstRowFirstColumn="0" w:firstRowLastColumn="0" w:lastRowFirstColumn="0" w:lastRowLastColumn="0"/>
+            </w:pPr>
+          </w:p>
+        </w:tc>
+        <w:tc>
+          <w:tcPr>
+            <w:tcW w:w="893" w:type="dxa"/>
+          </w:tcPr>
+          <w:p>
+            <w:pPr>
+              <w:jc w:val="center"/>
+              <w:cnfStyle w:val="000000100000" w:firstRow="0" w:lastRow="0" w:firstColumn="0" w:lastColumn="0" w:oddVBand="0" w:evenVBand="0" w:oddHBand="1" w:evenHBand="0" w:firstRowFirstColumn="0" w:firstRowLastColumn="0" w:lastRowFirstColumn="0" w:lastRowLastColumn="0"/>
+            </w:pPr>
+            <w:r>
+              <w:t>X</w:t>
+            </w:r>
+          </w:p>
+        </w:tc>
+        <w:tc>
+          <w:tcPr>
+            <w:tcW w:w="920" w:type="dxa"/>
+            <w:gridSpan w:val="2"/>
+          </w:tcPr>
+          <w:p>
+            <w:pPr>
+              <w:jc w:val="center"/>
+              <w:cnfStyle w:val="000000100000" w:firstRow="0" w:lastRow="0" w:firstColumn="0" w:lastColumn="0" w:oddVBand="0" w:evenVBand="0" w:oddHBand="1" w:evenHBand="0" w:firstRowFirstColumn="0" w:firstRowLastColumn="0" w:lastRowFirstColumn="0" w:lastRowLastColumn="0"/>
+            </w:pPr>
+          </w:p>
+        </w:tc>
+        <w:tc>
+          <w:tcPr>
+            <w:tcW w:w="894" w:type="dxa"/>
+          </w:tcPr>
+          <w:p>
+            <w:pPr>
+              <w:jc w:val="center"/>
+              <w:cnfStyle w:val="000000100000" w:firstRow="0" w:lastRow="0" w:firstColumn="0" w:lastColumn="0" w:oddVBand="0" w:evenVBand="0" w:oddHBand="1" w:evenHBand="0" w:firstRowFirstColumn="0" w:firstRowLastColumn="0" w:lastRowFirstColumn="0" w:lastRowLastColumn="0"/>
+            </w:pPr>
+          </w:p>
+        </w:tc>
+        <w:tc>
+          <w:tcPr>
+            <w:tcW w:w="617" w:type="dxa"/>
+          </w:tcPr>
+          <w:p>
+            <w:pPr>
+              <w:jc w:val="center"/>
+              <w:cnfStyle w:val="000000100000" w:firstRow="0" w:lastRow="0" w:firstColumn="0" w:lastColumn="0" w:oddVBand="0" w:evenVBand="0" w:oddHBand="1" w:evenHBand="0" w:firstRowFirstColumn="0" w:firstRowLastColumn="0" w:lastRowFirstColumn="0" w:lastRowLastColumn="0"/>
+            </w:pPr>
+          </w:p>
+        </w:tc>
+        <w:tc>
+          <w:tcPr>
+            <w:tcW w:w="617" w:type="dxa"/>
+            <w:gridSpan w:val="2"/>
+          </w:tcPr>
+          <w:p>
+            <w:pPr>
+              <w:jc w:val="center"/>
+              <w:cnfStyle w:val="000000100000" w:firstRow="0" w:lastRow="0" w:firstColumn="0" w:lastColumn="0" w:oddVBand="0" w:evenVBand="0" w:oddHBand="1" w:evenHBand="0" w:firstRowFirstColumn="0" w:firstRowLastColumn="0" w:lastRowFirstColumn="0" w:lastRowLastColumn="0"/>
+            </w:pPr>
+            <w:r>
+              <w:t>X</w:t>
+            </w:r>
+          </w:p>
+        </w:tc>
+        <w:tc>
+          <w:tcPr>
+            <w:tcW w:w="800" w:type="dxa"/>
+          </w:tcPr>
+          <w:p>
+            <w:pPr>
+              <w:jc w:val="center"/>
+              <w:cnfStyle w:val="000000100000" w:firstRow="0" w:lastRow="0" w:firstColumn="0" w:lastColumn="0" w:oddVBand="0" w:evenVBand="0" w:oddHBand="1" w:evenHBand="0" w:firstRowFirstColumn="0" w:firstRowLastColumn="0" w:lastRowFirstColumn="0" w:lastRowLastColumn="0"/>
+            </w:pPr>
+            <w:r>
+              <w:t>X</w:t>
+            </w:r>
+          </w:p>
+        </w:tc>
+        <w:tc>
+          <w:tcPr>
+            <w:tcW w:w="844" w:type="dxa"/>
+          </w:tcPr>
+          <w:p>
+            <w:pPr>
+              <w:jc w:val="center"/>
+              <w:cnfStyle w:val="000000100000" w:firstRow="0" w:lastRow="0" w:firstColumn="0" w:lastColumn="0" w:oddVBand="0" w:evenVBand="0" w:oddHBand="1" w:evenHBand="0" w:firstRowFirstColumn="0" w:firstRowLastColumn="0" w:lastRowFirstColumn="0" w:lastRowLastColumn="0"/>
+            </w:pPr>
+          </w:p>
+        </w:tc>
+      </w:tr>
+      <w:tr>
+        <w:trPr>
+          <w:gridAfter w:val="1"/>
+          <w:wAfter w:w="10" w:type="dxa"/>
+          <w:trHeight w:val="279"/>
+        </w:trPr>
+        <w:tc>
+          <w:tcPr>
+            <w:cnfStyle w:val="001000000000" w:firstRow="0" w:lastRow="0" w:firstColumn="1" w:lastColumn="0" w:oddVBand="0" w:evenVBand="0" w:oddHBand="0" w:evenHBand="0" w:firstRowFirstColumn="0" w:firstRowLastColumn="0" w:lastRowFirstColumn="0" w:lastRowLastColumn="0"/>
+            <w:tcW w:w="1704" w:type="dxa"/>
+          </w:tcPr>
+          <w:p>
+            <w:pPr>
+              <w:jc w:val="center"/>
+            </w:pPr>
+            <w:r>
+              <w:t>Email</w:t>
+            </w:r>
+          </w:p>
+        </w:tc>
+        <w:tc>
+          <w:tcPr>
+            <w:tcW w:w="2363" w:type="dxa"/>
+          </w:tcPr>
+          <w:p>
+            <w:pPr>
+              <w:jc w:val="center"/>
+              <w:cnfStyle w:val="000000000000" w:firstRow="0" w:lastRow="0" w:firstColumn="0" w:lastColumn="0" w:oddVBand="0" w:evenVBand="0" w:oddHBand="0" w:evenHBand="0" w:firstRowFirstColumn="0" w:firstRowLastColumn="0" w:lastRowFirstColumn="0" w:lastRowLastColumn="0"/>
+            </w:pPr>
+            <w:r>
+              <w:t>Direccion de correo</w:t>
+            </w:r>
+          </w:p>
+        </w:tc>
+        <w:tc>
+          <w:tcPr>
+            <w:tcW w:w="976" w:type="dxa"/>
+          </w:tcPr>
+          <w:p>
+            <w:pPr>
+              <w:jc w:val="center"/>
+              <w:cnfStyle w:val="000000000000" w:firstRow="0" w:lastRow="0" w:firstColumn="0" w:lastColumn="0" w:oddVBand="0" w:evenVBand="0" w:oddHBand="0" w:evenHBand="0" w:firstRowFirstColumn="0" w:firstRowLastColumn="0" w:lastRowFirstColumn="0" w:lastRowLastColumn="0"/>
+            </w:pPr>
+          </w:p>
+        </w:tc>
+        <w:tc>
+          <w:tcPr>
+            <w:tcW w:w="893" w:type="dxa"/>
+          </w:tcPr>
+          <w:p>
+            <w:pPr>
+              <w:jc w:val="center"/>
+              <w:cnfStyle w:val="000000000000" w:firstRow="0" w:lastRow="0" w:firstColumn="0" w:lastColumn="0" w:oddVBand="0" w:evenVBand="0" w:oddHBand="0" w:evenHBand="0" w:firstRowFirstColumn="0" w:firstRowLastColumn="0" w:lastRowFirstColumn="0" w:lastRowLastColumn="0"/>
+            </w:pPr>
+          </w:p>
+        </w:tc>
+        <w:tc>
+          <w:tcPr>
+            <w:tcW w:w="920" w:type="dxa"/>
+            <w:gridSpan w:val="2"/>
+          </w:tcPr>
+          <w:p>
+            <w:pPr>
+              <w:jc w:val="center"/>
+              <w:cnfStyle w:val="000000000000" w:firstRow="0" w:lastRow="0" w:firstColumn="0" w:lastColumn="0" w:oddVBand="0" w:evenVBand="0" w:oddHBand="0" w:evenHBand="0" w:firstRowFirstColumn="0" w:firstRowLastColumn="0" w:lastRowFirstColumn="0" w:lastRowLastColumn="0"/>
+            </w:pPr>
+            <w:r>
+              <w:t>X</w:t>
+            </w:r>
+          </w:p>
+        </w:tc>
+        <w:tc>
+          <w:tcPr>
+            <w:tcW w:w="894" w:type="dxa"/>
+          </w:tcPr>
+          <w:p>
+            <w:pPr>
+              <w:jc w:val="center"/>
+              <w:cnfStyle w:val="000000000000" w:firstRow="0" w:lastRow="0" w:firstColumn="0" w:lastColumn="0" w:oddVBand="0" w:evenVBand="0" w:oddHBand="0" w:evenHBand="0" w:firstRowFirstColumn="0" w:firstRowLastColumn="0" w:lastRowFirstColumn="0" w:lastRowLastColumn="0"/>
+            </w:pPr>
+          </w:p>
+        </w:tc>
+        <w:tc>
+          <w:tcPr>
+            <w:tcW w:w="617" w:type="dxa"/>
+          </w:tcPr>
+          <w:p>
+            <w:pPr>
+              <w:jc w:val="center"/>
+              <w:cnfStyle w:val="000000000000" w:firstRow="0" w:lastRow="0" w:firstColumn="0" w:lastColumn="0" w:oddVBand="0" w:evenVBand="0" w:oddHBand="0" w:evenHBand="0" w:firstRowFirstColumn="0" w:firstRowLastColumn="0" w:lastRowFirstColumn="0" w:lastRowLastColumn="0"/>
+            </w:pPr>
+          </w:p>
+        </w:tc>
+        <w:tc>
+          <w:tcPr>
+            <w:tcW w:w="617" w:type="dxa"/>
+            <w:gridSpan w:val="2"/>
+          </w:tcPr>
+          <w:p>
+            <w:pPr>
+              <w:jc w:val="center"/>
+              <w:cnfStyle w:val="000000000000" w:firstRow="0" w:lastRow="0" w:firstColumn="0" w:lastColumn="0" w:oddVBand="0" w:evenVBand="0" w:oddHBand="0" w:evenHBand="0" w:firstRowFirstColumn="0" w:firstRowLastColumn="0" w:lastRowFirstColumn="0" w:lastRowLastColumn="0"/>
+            </w:pPr>
+            <w:r>
+              <w:t>X</w:t>
+            </w:r>
+          </w:p>
+        </w:tc>
+        <w:tc>
+          <w:tcPr>
+            <w:tcW w:w="800" w:type="dxa"/>
+          </w:tcPr>
+          <w:p>
+            <w:pPr>
+              <w:jc w:val="center"/>
+              <w:cnfStyle w:val="000000000000" w:firstRow="0" w:lastRow="0" w:firstColumn="0" w:lastColumn="0" w:oddVBand="0" w:evenVBand="0" w:oddHBand="0" w:evenHBand="0" w:firstRowFirstColumn="0" w:firstRowLastColumn="0" w:lastRowFirstColumn="0" w:lastRowLastColumn="0"/>
+            </w:pPr>
+            <w:r>
+              <w:t>X</w:t>
+            </w:r>
+          </w:p>
+        </w:tc>
+        <w:tc>
+          <w:tcPr>
+            <w:tcW w:w="844" w:type="dxa"/>
+          </w:tcPr>
+          <w:p>
+            <w:pPr>
+              <w:jc w:val="center"/>
+              <w:cnfStyle w:val="000000000000" w:firstRow="0" w:lastRow="0" w:firstColumn="0" w:lastColumn="0" w:oddVBand="0" w:evenVBand="0" w:oddHBand="0" w:evenHBand="0" w:firstRowFirstColumn="0" w:firstRowLastColumn="0" w:lastRowFirstColumn="0" w:lastRowLastColumn="0"/>
+            </w:pPr>
+          </w:p>
+        </w:tc>
+      </w:tr>
+      <w:tr>
+        <w:trPr>
+          <w:gridAfter w:val="1"/>
+          <w:cnfStyle w:val="000000100000" w:firstRow="0" w:lastRow="0" w:firstColumn="0" w:lastColumn="0" w:oddVBand="0" w:evenVBand="0" w:oddHBand="1" w:evenHBand="0" w:firstRowFirstColumn="0" w:firstRowLastColumn="0" w:lastRowFirstColumn="0" w:lastRowLastColumn="0"/>
+          <w:wAfter w:w="10" w:type="dxa"/>
+          <w:trHeight w:val="279"/>
+        </w:trPr>
+        <w:tc>
+          <w:tcPr>
+            <w:cnfStyle w:val="001000000000" w:firstRow="0" w:lastRow="0" w:firstColumn="1" w:lastColumn="0" w:oddVBand="0" w:evenVBand="0" w:oddHBand="0" w:evenHBand="0" w:firstRowFirstColumn="0" w:firstRowLastColumn="0" w:lastRowFirstColumn="0" w:lastRowLastColumn="0"/>
+            <w:tcW w:w="1704" w:type="dxa"/>
+          </w:tcPr>
+          <w:p>
+            <w:pPr>
+              <w:jc w:val="center"/>
+            </w:pPr>
+            <w:r>
+              <w:t>Cod _Persona</w:t>
+            </w:r>
+          </w:p>
+        </w:tc>
+        <w:tc>
+          <w:tcPr>
+            <w:tcW w:w="2363" w:type="dxa"/>
+          </w:tcPr>
+          <w:p>
+            <w:pPr>
+              <w:jc w:val="center"/>
+              <w:cnfStyle w:val="000000100000" w:firstRow="0" w:lastRow="0" w:firstColumn="0" w:lastColumn="0" w:oddVBand="0" w:evenVBand="0" w:oddHBand="1" w:evenHBand="0" w:firstRowFirstColumn="0" w:firstRowLastColumn="0" w:lastRowFirstColumn="0" w:lastRowLastColumn="0"/>
+            </w:pPr>
+            <w:r>
+              <w:t>Clave Foránea</w:t>
+            </w:r>
+          </w:p>
+        </w:tc>
+        <w:tc>
+          <w:tcPr>
+            <w:tcW w:w="976" w:type="dxa"/>
+          </w:tcPr>
+          <w:p>
+            <w:pPr>
+              <w:jc w:val="center"/>
+              <w:cnfStyle w:val="000000100000" w:firstRow="0" w:lastRow="0" w:firstColumn="0" w:lastColumn="0" w:oddVBand="0" w:evenVBand="0" w:oddHBand="1" w:evenHBand="0" w:firstRowFirstColumn="0" w:firstRowLastColumn="0" w:lastRowFirstColumn="0" w:lastRowLastColumn="0"/>
+            </w:pPr>
+          </w:p>
+        </w:tc>
+        <w:tc>
+          <w:tcPr>
+            <w:tcW w:w="893" w:type="dxa"/>
+          </w:tcPr>
+          <w:p>
+            <w:pPr>
+              <w:jc w:val="center"/>
+              <w:cnfStyle w:val="000000100000" w:firstRow="0" w:lastRow="0" w:firstColumn="0" w:lastColumn="0" w:oddVBand="0" w:evenVBand="0" w:oddHBand="1" w:evenHBand="0" w:firstRowFirstColumn="0" w:firstRowLastColumn="0" w:lastRowFirstColumn="0" w:lastRowLastColumn="0"/>
+            </w:pPr>
+          </w:p>
+        </w:tc>
+        <w:tc>
+          <w:tcPr>
+            <w:tcW w:w="920" w:type="dxa"/>
+            <w:gridSpan w:val="2"/>
+          </w:tcPr>
+          <w:p>
+            <w:pPr>
+              <w:jc w:val="center"/>
+              <w:cnfStyle w:val="000000100000" w:firstRow="0" w:lastRow="0" w:firstColumn="0" w:lastColumn="0" w:oddVBand="0" w:evenVBand="0" w:oddHBand="1" w:evenHBand="0" w:firstRowFirstColumn="0" w:firstRowLastColumn="0" w:lastRowFirstColumn="0" w:lastRowLastColumn="0"/>
+            </w:pPr>
+            <w:r>
+              <w:t>X</w:t>
+            </w:r>
+          </w:p>
+        </w:tc>
+        <w:tc>
+          <w:tcPr>
+            <w:tcW w:w="894" w:type="dxa"/>
+          </w:tcPr>
+          <w:p>
+            <w:pPr>
+              <w:jc w:val="center"/>
+              <w:cnfStyle w:val="000000100000" w:firstRow="0" w:lastRow="0" w:firstColumn="0" w:lastColumn="0" w:oddVBand="0" w:evenVBand="0" w:oddHBand="1" w:evenHBand="0" w:firstRowFirstColumn="0" w:firstRowLastColumn="0" w:lastRowFirstColumn="0" w:lastRowLastColumn="0"/>
+            </w:pPr>
+          </w:p>
+        </w:tc>
+        <w:tc>
+          <w:tcPr>
+            <w:tcW w:w="617" w:type="dxa"/>
+          </w:tcPr>
+          <w:p>
+            <w:pPr>
+              <w:jc w:val="center"/>
+              <w:cnfStyle w:val="000000100000" w:firstRow="0" w:lastRow="0" w:firstColumn="0" w:lastColumn="0" w:oddVBand="0" w:evenVBand="0" w:oddHBand="1" w:evenHBand="0" w:firstRowFirstColumn="0" w:firstRowLastColumn="0" w:lastRowFirstColumn="0" w:lastRowLastColumn="0"/>
+            </w:pPr>
+          </w:p>
+        </w:tc>
+        <w:tc>
+          <w:tcPr>
+            <w:tcW w:w="617" w:type="dxa"/>
+            <w:gridSpan w:val="2"/>
+          </w:tcPr>
+          <w:p>
+            <w:pPr>
+              <w:jc w:val="center"/>
+              <w:cnfStyle w:val="000000100000" w:firstRow="0" w:lastRow="0" w:firstColumn="0" w:lastColumn="0" w:oddVBand="0" w:evenVBand="0" w:oddHBand="1" w:evenHBand="0" w:firstRowFirstColumn="0" w:firstRowLastColumn="0" w:lastRowFirstColumn="0" w:lastRowLastColumn="0"/>
+            </w:pPr>
+            <w:r>
+              <w:t>X</w:t>
+            </w:r>
+          </w:p>
+        </w:tc>
+        <w:tc>
+          <w:tcPr>
+            <w:tcW w:w="800" w:type="dxa"/>
+          </w:tcPr>
+          <w:p>
+            <w:pPr>
+              <w:jc w:val="center"/>
+              <w:cnfStyle w:val="000000100000" w:firstRow="0" w:lastRow="0" w:firstColumn="0" w:lastColumn="0" w:oddVBand="0" w:evenVBand="0" w:oddHBand="1" w:evenHBand="0" w:firstRowFirstColumn="0" w:firstRowLastColumn="0" w:lastRowFirstColumn="0" w:lastRowLastColumn="0"/>
+            </w:pPr>
+            <w:r>
+              <w:t>X</w:t>
+            </w:r>
+          </w:p>
+        </w:tc>
+        <w:tc>
+          <w:tcPr>
+            <w:tcW w:w="844" w:type="dxa"/>
+          </w:tcPr>
+          <w:p>
+            <w:pPr>
+              <w:jc w:val="center"/>
+              <w:cnfStyle w:val="000000100000" w:firstRow="0" w:lastRow="0" w:firstColumn="0" w:lastColumn="0" w:oddVBand="0" w:evenVBand="0" w:oddHBand="1" w:evenHBand="0" w:firstRowFirstColumn="0" w:firstRowLastColumn="0" w:lastRowFirstColumn="0" w:lastRowLastColumn="0"/>
+            </w:pPr>
+          </w:p>
+        </w:tc>
+      </w:tr>
+      <w:tr>
+        <w:trPr>
+          <w:trHeight w:val="279"/>
+        </w:trPr>
+        <w:tc>
+          <w:tcPr>
+            <w:cnfStyle w:val="001000000000" w:firstRow="0" w:lastRow="0" w:firstColumn="1" w:lastColumn="0" w:oddVBand="0" w:evenVBand="0" w:oddHBand="0" w:evenHBand="0" w:firstRowFirstColumn="0" w:firstRowLastColumn="0" w:lastRowFirstColumn="0" w:lastRowLastColumn="0"/>
+            <w:tcW w:w="10638" w:type="dxa"/>
+            <w:gridSpan w:val="13"/>
+          </w:tcPr>
+          <w:p>
+            <w:pPr>
+              <w:jc w:val="center"/>
+            </w:pPr>
+            <w:r>
+              <w:t xml:space="preserve">Observaciones y restricciones de la entidad: </w:t>
+            </w:r>
+            <w:r>
+              <w:rPr>
+                <w:b w:val="0"/>
+                <w:bCs w:val="0"/>
+              </w:rPr>
+              <w:t xml:space="preserve"> </w:t>
+            </w:r>
+          </w:p>
+          <w:p>
+            <w:pPr>
+              <w:jc w:val="center"/>
+            </w:pPr>
+            <w:r>
+              <w:rPr>
+                <w:b w:val="0"/>
+                <w:bCs w:val="0"/>
+              </w:rPr>
+              <w:t>Id_Email será la primary key</w:t>
+            </w:r>
+            <w:r>
+              <w:t xml:space="preserve">, </w:t>
+            </w:r>
+            <w:r>
+              <w:rPr>
+                <w:b w:val="0"/>
+                <w:bCs w:val="0"/>
+              </w:rPr>
+              <w:t>COD_Persona será la Clave Foránea</w:t>
+            </w:r>
+            <w:r>
+              <w:t xml:space="preserve"> </w:t>
+            </w:r>
+            <w:r>
+              <w:rPr>
+                <w:b w:val="0"/>
+                <w:bCs w:val="0"/>
+              </w:rPr>
+              <w:t>y</w:t>
+            </w:r>
+            <w:r>
+              <w:t xml:space="preserve"> </w:t>
+            </w:r>
+            <w:r>
+              <w:rPr>
+                <w:b w:val="0"/>
+                <w:bCs w:val="0"/>
+              </w:rPr>
+              <w:t>Email será Unique</w:t>
+            </w:r>
+          </w:p>
+        </w:tc>
+      </w:tr>
+    </w:tbl>
+    <w:p/>
+    <w:p/>
+    <w:p/>
+    <w:tbl>
+      <w:tblPr>
+        <w:tblStyle w:val="Tablaconcuadrcula5oscura-nfasis4"/>
+        <w:tblpPr w:leftFromText="141" w:rightFromText="141" w:vertAnchor="text" w:horzAnchor="margin" w:tblpY="402"/>
+        <w:tblW w:w="10638" w:type="dxa"/>
+        <w:tblLook w:val="04A0" w:firstRow="1" w:lastRow="0" w:firstColumn="1" w:lastColumn="0" w:noHBand="0" w:noVBand="1"/>
+      </w:tblPr>
+      <w:tblGrid>
+        <w:gridCol w:w="1704"/>
+        <w:gridCol w:w="2363"/>
+        <w:gridCol w:w="976"/>
+        <w:gridCol w:w="893"/>
+        <w:gridCol w:w="908"/>
+        <w:gridCol w:w="12"/>
+        <w:gridCol w:w="894"/>
+        <w:gridCol w:w="617"/>
+        <w:gridCol w:w="14"/>
+        <w:gridCol w:w="603"/>
+        <w:gridCol w:w="800"/>
+        <w:gridCol w:w="844"/>
+        <w:gridCol w:w="10"/>
+      </w:tblGrid>
+      <w:tr>
+        <w:trPr>
+          <w:cnfStyle w:val="100000000000" w:firstRow="1" w:lastRow="0" w:firstColumn="0" w:lastColumn="0" w:oddVBand="0" w:evenVBand="0" w:oddHBand="0" w:evenHBand="0" w:firstRowFirstColumn="0" w:firstRowLastColumn="0" w:lastRowFirstColumn="0" w:lastRowLastColumn="0"/>
+          <w:trHeight w:val="279"/>
+        </w:trPr>
+        <w:tc>
+          <w:tcPr>
+            <w:cnfStyle w:val="001000000000" w:firstRow="0" w:lastRow="0" w:firstColumn="1" w:lastColumn="0" w:oddVBand="0" w:evenVBand="0" w:oddHBand="0" w:evenHBand="0" w:firstRowFirstColumn="0" w:firstRowLastColumn="0" w:lastRowFirstColumn="0" w:lastRowLastColumn="0"/>
+            <w:tcW w:w="10638" w:type="dxa"/>
+            <w:gridSpan w:val="13"/>
+          </w:tcPr>
+          <w:p>
+            <w:pPr>
+              <w:jc w:val="center"/>
+            </w:pPr>
+            <w:r>
+              <w:t>TELEFONO</w:t>
+            </w:r>
+          </w:p>
+        </w:tc>
+      </w:tr>
+      <w:tr>
+        <w:trPr>
+          <w:gridAfter w:val="1"/>
+          <w:cnfStyle w:val="000000100000" w:firstRow="0" w:lastRow="0" w:firstColumn="0" w:lastColumn="0" w:oddVBand="0" w:evenVBand="0" w:oddHBand="1" w:evenHBand="0" w:firstRowFirstColumn="0" w:firstRowLastColumn="0" w:lastRowFirstColumn="0" w:lastRowLastColumn="0"/>
+          <w:wAfter w:w="10" w:type="dxa"/>
+          <w:trHeight w:val="279"/>
+        </w:trPr>
+        <w:tc>
+          <w:tcPr>
+            <w:cnfStyle w:val="001000000000" w:firstRow="0" w:lastRow="0" w:firstColumn="1" w:lastColumn="0" w:oddVBand="0" w:evenVBand="0" w:oddHBand="0" w:evenHBand="0" w:firstRowFirstColumn="0" w:firstRowLastColumn="0" w:lastRowFirstColumn="0" w:lastRowLastColumn="0"/>
+            <w:tcW w:w="1704" w:type="dxa"/>
+            <w:vMerge w:val="restart"/>
+          </w:tcPr>
+          <w:p>
+            <w:pPr>
+              <w:jc w:val="center"/>
+            </w:pPr>
+            <w:r>
+              <w:t>Atributo</w:t>
+            </w:r>
+          </w:p>
+        </w:tc>
+        <w:tc>
+          <w:tcPr>
+            <w:tcW w:w="2363" w:type="dxa"/>
+            <w:vMerge w:val="restart"/>
+          </w:tcPr>
+          <w:p>
+            <w:pPr>
+              <w:jc w:val="center"/>
+              <w:cnfStyle w:val="000000100000" w:firstRow="0" w:lastRow="0" w:firstColumn="0" w:lastColumn="0" w:oddVBand="0" w:evenVBand="0" w:oddHBand="1" w:evenHBand="0" w:firstRowFirstColumn="0" w:firstRowLastColumn="0" w:lastRowFirstColumn="0" w:lastRowLastColumn="0"/>
+            </w:pPr>
+            <w:r>
+              <w:t>Descripción</w:t>
+            </w:r>
+          </w:p>
+        </w:tc>
+        <w:tc>
+          <w:tcPr>
+            <w:tcW w:w="976" w:type="dxa"/>
+            <w:vMerge w:val="restart"/>
+          </w:tcPr>
+          <w:p>
+            <w:pPr>
+              <w:jc w:val="center"/>
+              <w:cnfStyle w:val="000000100000" w:firstRow="0" w:lastRow="0" w:firstColumn="0" w:lastColumn="0" w:oddVBand="0" w:evenVBand="0" w:oddHBand="1" w:evenHBand="0" w:firstRowFirstColumn="0" w:firstRowLastColumn="0" w:lastRowFirstColumn="0" w:lastRowLastColumn="0"/>
+            </w:pPr>
+            <w:r>
+              <w:t>Dominio</w:t>
+            </w:r>
+          </w:p>
+        </w:tc>
+        <w:tc>
+          <w:tcPr>
+            <w:tcW w:w="2707" w:type="dxa"/>
+            <w:gridSpan w:val="4"/>
+          </w:tcPr>
+          <w:p>
+            <w:pPr>
+              <w:jc w:val="center"/>
+              <w:cnfStyle w:val="000000100000" w:firstRow="0" w:lastRow="0" w:firstColumn="0" w:lastColumn="0" w:oddVBand="0" w:evenVBand="0" w:oddHBand="1" w:evenHBand="0" w:firstRowFirstColumn="0" w:firstRowLastColumn="0" w:lastRowFirstColumn="0" w:lastRowLastColumn="0"/>
+            </w:pPr>
+            <w:r>
+              <w:t>Tipo/longitud</w:t>
+            </w:r>
+          </w:p>
+        </w:tc>
+        <w:tc>
+          <w:tcPr>
+            <w:tcW w:w="1234" w:type="dxa"/>
+            <w:gridSpan w:val="3"/>
+          </w:tcPr>
+          <w:p>
+            <w:pPr>
+              <w:jc w:val="center"/>
+              <w:cnfStyle w:val="000000100000" w:firstRow="0" w:lastRow="0" w:firstColumn="0" w:lastColumn="0" w:oddVBand="0" w:evenVBand="0" w:oddHBand="1" w:evenHBand="0" w:firstRowFirstColumn="0" w:firstRowLastColumn="0" w:lastRowFirstColumn="0" w:lastRowLastColumn="0"/>
+            </w:pPr>
+            <w:r>
+              <w:t>opcional</w:t>
+            </w:r>
+          </w:p>
+        </w:tc>
+        <w:tc>
+          <w:tcPr>
+            <w:tcW w:w="1644" w:type="dxa"/>
+            <w:gridSpan w:val="2"/>
+          </w:tcPr>
+          <w:p>
+            <w:pPr>
+              <w:jc w:val="center"/>
+              <w:cnfStyle w:val="000000100000" w:firstRow="0" w:lastRow="0" w:firstColumn="0" w:lastColumn="0" w:oddVBand="0" w:evenVBand="0" w:oddHBand="1" w:evenHBand="0" w:firstRowFirstColumn="0" w:firstRowLastColumn="0" w:lastRowFirstColumn="0" w:lastRowLastColumn="0"/>
+            </w:pPr>
+            <w:r>
+              <w:t>Univaluado?</w:t>
+            </w:r>
+          </w:p>
+        </w:tc>
+      </w:tr>
+      <w:tr>
+        <w:trPr>
+          <w:gridAfter w:val="1"/>
+          <w:wAfter w:w="10" w:type="dxa"/>
+          <w:trHeight w:val="151"/>
+        </w:trPr>
+        <w:tc>
+          <w:tcPr>
+            <w:cnfStyle w:val="001000000000" w:firstRow="0" w:lastRow="0" w:firstColumn="1" w:lastColumn="0" w:oddVBand="0" w:evenVBand="0" w:oddHBand="0" w:evenHBand="0" w:firstRowFirstColumn="0" w:firstRowLastColumn="0" w:lastRowFirstColumn="0" w:lastRowLastColumn="0"/>
+            <w:tcW w:w="1704" w:type="dxa"/>
+            <w:vMerge/>
+          </w:tcPr>
+          <w:p>
+            <w:pPr>
+              <w:jc w:val="center"/>
+            </w:pPr>
+          </w:p>
+        </w:tc>
+        <w:tc>
+          <w:tcPr>
+            <w:tcW w:w="2363" w:type="dxa"/>
+            <w:vMerge/>
+          </w:tcPr>
+          <w:p>
+            <w:pPr>
+              <w:jc w:val="center"/>
+              <w:cnfStyle w:val="000000000000" w:firstRow="0" w:lastRow="0" w:firstColumn="0" w:lastColumn="0" w:oddVBand="0" w:evenVBand="0" w:oddHBand="0" w:evenHBand="0" w:firstRowFirstColumn="0" w:firstRowLastColumn="0" w:lastRowFirstColumn="0" w:lastRowLastColumn="0"/>
+            </w:pPr>
+          </w:p>
+        </w:tc>
+        <w:tc>
+          <w:tcPr>
+            <w:tcW w:w="976" w:type="dxa"/>
+            <w:vMerge/>
+          </w:tcPr>
+          <w:p>
+            <w:pPr>
+              <w:jc w:val="center"/>
+              <w:cnfStyle w:val="000000000000" w:firstRow="0" w:lastRow="0" w:firstColumn="0" w:lastColumn="0" w:oddVBand="0" w:evenVBand="0" w:oddHBand="0" w:evenHBand="0" w:firstRowFirstColumn="0" w:firstRowLastColumn="0" w:lastRowFirstColumn="0" w:lastRowLastColumn="0"/>
+            </w:pPr>
+          </w:p>
+        </w:tc>
+        <w:tc>
+          <w:tcPr>
+            <w:tcW w:w="893" w:type="dxa"/>
+          </w:tcPr>
+          <w:p>
+            <w:pPr>
+              <w:jc w:val="center"/>
+              <w:cnfStyle w:val="000000000000" w:firstRow="0" w:lastRow="0" w:firstColumn="0" w:lastColumn="0" w:oddVBand="0" w:evenVBand="0" w:oddHBand="0" w:evenHBand="0" w:firstRowFirstColumn="0" w:firstRowLastColumn="0" w:lastRowFirstColumn="0" w:lastRowLastColumn="0"/>
+            </w:pPr>
+            <w:r>
+              <w:t>Num</w:t>
+            </w:r>
+          </w:p>
+        </w:tc>
+        <w:tc>
+          <w:tcPr>
+            <w:tcW w:w="908" w:type="dxa"/>
+          </w:tcPr>
+          <w:p>
+            <w:pPr>
+              <w:jc w:val="center"/>
+              <w:cnfStyle w:val="000000000000" w:firstRow="0" w:lastRow="0" w:firstColumn="0" w:lastColumn="0" w:oddVBand="0" w:evenVBand="0" w:oddHBand="0" w:evenHBand="0" w:firstRowFirstColumn="0" w:firstRowLastColumn="0" w:lastRowFirstColumn="0" w:lastRowLastColumn="0"/>
+            </w:pPr>
+            <w:r>
+              <w:t>Alfa</w:t>
+            </w:r>
+          </w:p>
+        </w:tc>
+        <w:tc>
+          <w:tcPr>
+            <w:tcW w:w="906" w:type="dxa"/>
+            <w:gridSpan w:val="2"/>
+          </w:tcPr>
+          <w:p>
+            <w:pPr>
+              <w:jc w:val="center"/>
+              <w:cnfStyle w:val="000000000000" w:firstRow="0" w:lastRow="0" w:firstColumn="0" w:lastColumn="0" w:oddVBand="0" w:evenVBand="0" w:oddHBand="0" w:evenHBand="0" w:firstRowFirstColumn="0" w:firstRowLastColumn="0" w:lastRowFirstColumn="0" w:lastRowLastColumn="0"/>
+            </w:pPr>
+            <w:r>
+              <w:t>Otro</w:t>
+            </w:r>
+          </w:p>
+        </w:tc>
+        <w:tc>
+          <w:tcPr>
+            <w:tcW w:w="631" w:type="dxa"/>
+            <w:gridSpan w:val="2"/>
+          </w:tcPr>
+          <w:p>
+            <w:pPr>
+              <w:jc w:val="center"/>
+              <w:cnfStyle w:val="000000000000" w:firstRow="0" w:lastRow="0" w:firstColumn="0" w:lastColumn="0" w:oddVBand="0" w:evenVBand="0" w:oddHBand="0" w:evenHBand="0" w:firstRowFirstColumn="0" w:firstRowLastColumn="0" w:lastRowFirstColumn="0" w:lastRowLastColumn="0"/>
+            </w:pPr>
+            <w:r>
+              <w:t>S</w:t>
+            </w:r>
+          </w:p>
+        </w:tc>
+        <w:tc>
+          <w:tcPr>
+            <w:tcW w:w="603" w:type="dxa"/>
+          </w:tcPr>
+          <w:p>
+            <w:pPr>
+              <w:jc w:val="center"/>
+              <w:cnfStyle w:val="000000000000" w:firstRow="0" w:lastRow="0" w:firstColumn="0" w:lastColumn="0" w:oddVBand="0" w:evenVBand="0" w:oddHBand="0" w:evenHBand="0" w:firstRowFirstColumn="0" w:firstRowLastColumn="0" w:lastRowFirstColumn="0" w:lastRowLastColumn="0"/>
+            </w:pPr>
+            <w:r>
+              <w:t>N</w:t>
+            </w:r>
+          </w:p>
+        </w:tc>
+        <w:tc>
+          <w:tcPr>
+            <w:tcW w:w="800" w:type="dxa"/>
+          </w:tcPr>
+          <w:p>
+            <w:pPr>
+              <w:jc w:val="center"/>
+              <w:cnfStyle w:val="000000000000" w:firstRow="0" w:lastRow="0" w:firstColumn="0" w:lastColumn="0" w:oddVBand="0" w:evenVBand="0" w:oddHBand="0" w:evenHBand="0" w:firstRowFirstColumn="0" w:firstRowLastColumn="0" w:lastRowFirstColumn="0" w:lastRowLastColumn="0"/>
+            </w:pPr>
+            <w:r>
+              <w:t>S</w:t>
+            </w:r>
+          </w:p>
+        </w:tc>
+        <w:tc>
+          <w:tcPr>
+            <w:tcW w:w="844" w:type="dxa"/>
+          </w:tcPr>
+          <w:p>
+            <w:pPr>
+              <w:jc w:val="center"/>
+              <w:cnfStyle w:val="000000000000" w:firstRow="0" w:lastRow="0" w:firstColumn="0" w:lastColumn="0" w:oddVBand="0" w:evenVBand="0" w:oddHBand="0" w:evenHBand="0" w:firstRowFirstColumn="0" w:firstRowLastColumn="0" w:lastRowFirstColumn="0" w:lastRowLastColumn="0"/>
+            </w:pPr>
+            <w:r>
+              <w:t>N</w:t>
+            </w:r>
+          </w:p>
+        </w:tc>
+      </w:tr>
+      <w:tr>
+        <w:trPr>
+          <w:gridAfter w:val="1"/>
+          <w:cnfStyle w:val="000000100000" w:firstRow="0" w:lastRow="0" w:firstColumn="0" w:lastColumn="0" w:oddVBand="0" w:evenVBand="0" w:oddHBand="1" w:evenHBand="0" w:firstRowFirstColumn="0" w:firstRowLastColumn="0" w:lastRowFirstColumn="0" w:lastRowLastColumn="0"/>
+          <w:wAfter w:w="10" w:type="dxa"/>
+          <w:trHeight w:val="279"/>
+        </w:trPr>
+        <w:tc>
+          <w:tcPr>
+            <w:cnfStyle w:val="001000000000" w:firstRow="0" w:lastRow="0" w:firstColumn="1" w:lastColumn="0" w:oddVBand="0" w:evenVBand="0" w:oddHBand="0" w:evenHBand="0" w:firstRowFirstColumn="0" w:firstRowLastColumn="0" w:lastRowFirstColumn="0" w:lastRowLastColumn="0"/>
+            <w:tcW w:w="1704" w:type="dxa"/>
+          </w:tcPr>
+          <w:p>
+            <w:pPr>
+              <w:jc w:val="center"/>
+            </w:pPr>
+            <w:r>
+              <w:t>Id_Telefono</w:t>
+            </w:r>
+          </w:p>
+        </w:tc>
+        <w:tc>
+          <w:tcPr>
+            <w:tcW w:w="2363" w:type="dxa"/>
+          </w:tcPr>
+          <w:p>
+            <w:pPr>
+              <w:jc w:val="center"/>
+              <w:cnfStyle w:val="000000100000" w:firstRow="0" w:lastRow="0" w:firstColumn="0" w:lastColumn="0" w:oddVBand="0" w:evenVBand="0" w:oddHBand="1" w:evenHBand="0" w:firstRowFirstColumn="0" w:firstRowLastColumn="0" w:lastRowFirstColumn="0" w:lastRowLastColumn="0"/>
+            </w:pPr>
+            <w:r>
+              <w:t>Clave de todas las perosnas del sistemas</w:t>
+            </w:r>
+          </w:p>
+        </w:tc>
+        <w:tc>
+          <w:tcPr>
+            <w:tcW w:w="976" w:type="dxa"/>
+          </w:tcPr>
+          <w:p>
+            <w:pPr>
+              <w:jc w:val="center"/>
+              <w:cnfStyle w:val="000000100000" w:firstRow="0" w:lastRow="0" w:firstColumn="0" w:lastColumn="0" w:oddVBand="0" w:evenVBand="0" w:oddHBand="1" w:evenHBand="0" w:firstRowFirstColumn="0" w:firstRowLastColumn="0" w:lastRowFirstColumn="0" w:lastRowLastColumn="0"/>
+            </w:pPr>
+          </w:p>
+        </w:tc>
+        <w:tc>
+          <w:tcPr>
+            <w:tcW w:w="893" w:type="dxa"/>
+          </w:tcPr>
+          <w:p>
+            <w:pPr>
+              <w:jc w:val="center"/>
+              <w:cnfStyle w:val="000000100000" w:firstRow="0" w:lastRow="0" w:firstColumn="0" w:lastColumn="0" w:oddVBand="0" w:evenVBand="0" w:oddHBand="1" w:evenHBand="0" w:firstRowFirstColumn="0" w:firstRowLastColumn="0" w:lastRowFirstColumn="0" w:lastRowLastColumn="0"/>
+            </w:pPr>
+            <w:r>
+              <w:t>X</w:t>
+            </w:r>
+          </w:p>
+        </w:tc>
+        <w:tc>
+          <w:tcPr>
+            <w:tcW w:w="920" w:type="dxa"/>
+            <w:gridSpan w:val="2"/>
+          </w:tcPr>
+          <w:p>
+            <w:pPr>
+              <w:jc w:val="center"/>
+              <w:cnfStyle w:val="000000100000" w:firstRow="0" w:lastRow="0" w:firstColumn="0" w:lastColumn="0" w:oddVBand="0" w:evenVBand="0" w:oddHBand="1" w:evenHBand="0" w:firstRowFirstColumn="0" w:firstRowLastColumn="0" w:lastRowFirstColumn="0" w:lastRowLastColumn="0"/>
+            </w:pPr>
+          </w:p>
+        </w:tc>
+        <w:tc>
+          <w:tcPr>
+            <w:tcW w:w="894" w:type="dxa"/>
+          </w:tcPr>
+          <w:p>
+            <w:pPr>
+              <w:jc w:val="center"/>
+              <w:cnfStyle w:val="000000100000" w:firstRow="0" w:lastRow="0" w:firstColumn="0" w:lastColumn="0" w:oddVBand="0" w:evenVBand="0" w:oddHBand="1" w:evenHBand="0" w:firstRowFirstColumn="0" w:firstRowLastColumn="0" w:lastRowFirstColumn="0" w:lastRowLastColumn="0"/>
+            </w:pPr>
+          </w:p>
+        </w:tc>
+        <w:tc>
+          <w:tcPr>
+            <w:tcW w:w="617" w:type="dxa"/>
+          </w:tcPr>
+          <w:p>
+            <w:pPr>
+              <w:jc w:val="center"/>
+              <w:cnfStyle w:val="000000100000" w:firstRow="0" w:lastRow="0" w:firstColumn="0" w:lastColumn="0" w:oddVBand="0" w:evenVBand="0" w:oddHBand="1" w:evenHBand="0" w:firstRowFirstColumn="0" w:firstRowLastColumn="0" w:lastRowFirstColumn="0" w:lastRowLastColumn="0"/>
+            </w:pPr>
+          </w:p>
+        </w:tc>
+        <w:tc>
+          <w:tcPr>
+            <w:tcW w:w="617" w:type="dxa"/>
+            <w:gridSpan w:val="2"/>
+          </w:tcPr>
+          <w:p>
+            <w:pPr>
+              <w:jc w:val="center"/>
+              <w:cnfStyle w:val="000000100000" w:firstRow="0" w:lastRow="0" w:firstColumn="0" w:lastColumn="0" w:oddVBand="0" w:evenVBand="0" w:oddHBand="1" w:evenHBand="0" w:firstRowFirstColumn="0" w:firstRowLastColumn="0" w:lastRowFirstColumn="0" w:lastRowLastColumn="0"/>
+            </w:pPr>
+            <w:r>
+              <w:t>X</w:t>
+            </w:r>
+          </w:p>
+        </w:tc>
+        <w:tc>
+          <w:tcPr>
+            <w:tcW w:w="800" w:type="dxa"/>
+          </w:tcPr>
+          <w:p>
+            <w:pPr>
+              <w:jc w:val="center"/>
+              <w:cnfStyle w:val="000000100000" w:firstRow="0" w:lastRow="0" w:firstColumn="0" w:lastColumn="0" w:oddVBand="0" w:evenVBand="0" w:oddHBand="1" w:evenHBand="0" w:firstRowFirstColumn="0" w:firstRowLastColumn="0" w:lastRowFirstColumn="0" w:lastRowLastColumn="0"/>
+            </w:pPr>
+            <w:r>
+              <w:t>X</w:t>
+            </w:r>
+          </w:p>
+        </w:tc>
+        <w:tc>
+          <w:tcPr>
+            <w:tcW w:w="844" w:type="dxa"/>
+          </w:tcPr>
+          <w:p>
+            <w:pPr>
+              <w:jc w:val="center"/>
+              <w:cnfStyle w:val="000000100000" w:firstRow="0" w:lastRow="0" w:firstColumn="0" w:lastColumn="0" w:oddVBand="0" w:evenVBand="0" w:oddHBand="1" w:evenHBand="0" w:firstRowFirstColumn="0" w:firstRowLastColumn="0" w:lastRowFirstColumn="0" w:lastRowLastColumn="0"/>
+            </w:pPr>
+          </w:p>
+        </w:tc>
+      </w:tr>
+      <w:tr>
+        <w:trPr>
+          <w:gridAfter w:val="1"/>
+          <w:wAfter w:w="10" w:type="dxa"/>
+          <w:trHeight w:val="279"/>
+        </w:trPr>
+        <w:tc>
+          <w:tcPr>
+            <w:cnfStyle w:val="001000000000" w:firstRow="0" w:lastRow="0" w:firstColumn="1" w:lastColumn="0" w:oddVBand="0" w:evenVBand="0" w:oddHBand="0" w:evenHBand="0" w:firstRowFirstColumn="0" w:firstRowLastColumn="0" w:lastRowFirstColumn="0" w:lastRowLastColumn="0"/>
+            <w:tcW w:w="1704" w:type="dxa"/>
+          </w:tcPr>
+          <w:p>
+            <w:pPr>
+              <w:jc w:val="center"/>
+            </w:pPr>
+            <w:r>
+              <w:t>Fijo</w:t>
+            </w:r>
+          </w:p>
+        </w:tc>
+        <w:tc>
+          <w:tcPr>
+            <w:tcW w:w="2363" w:type="dxa"/>
+          </w:tcPr>
+          <w:p>
+            <w:pPr>
+              <w:jc w:val="center"/>
+              <w:cnfStyle w:val="000000000000" w:firstRow="0" w:lastRow="0" w:firstColumn="0" w:lastColumn="0" w:oddVBand="0" w:evenVBand="0" w:oddHBand="0" w:evenHBand="0" w:firstRowFirstColumn="0" w:firstRowLastColumn="0" w:lastRowFirstColumn="0" w:lastRowLastColumn="0"/>
+            </w:pPr>
+            <w:r>
+              <w:t>Telefono Fijo</w:t>
+            </w:r>
+          </w:p>
+        </w:tc>
+        <w:tc>
+          <w:tcPr>
+            <w:tcW w:w="976" w:type="dxa"/>
+          </w:tcPr>
+          <w:p>
+            <w:pPr>
+              <w:jc w:val="center"/>
+              <w:cnfStyle w:val="000000000000" w:firstRow="0" w:lastRow="0" w:firstColumn="0" w:lastColumn="0" w:oddVBand="0" w:evenVBand="0" w:oddHBand="0" w:evenHBand="0" w:firstRowFirstColumn="0" w:firstRowLastColumn="0" w:lastRowFirstColumn="0" w:lastRowLastColumn="0"/>
+            </w:pPr>
+          </w:p>
+        </w:tc>
+        <w:tc>
+          <w:tcPr>
+            <w:tcW w:w="893" w:type="dxa"/>
+          </w:tcPr>
+          <w:p>
+            <w:pPr>
+              <w:jc w:val="center"/>
+              <w:cnfStyle w:val="000000000000" w:firstRow="0" w:lastRow="0" w:firstColumn="0" w:lastColumn="0" w:oddVBand="0" w:evenVBand="0" w:oddHBand="0" w:evenHBand="0" w:firstRowFirstColumn="0" w:firstRowLastColumn="0" w:lastRowFirstColumn="0" w:lastRowLastColumn="0"/>
+            </w:pPr>
+          </w:p>
+        </w:tc>
+        <w:tc>
+          <w:tcPr>
+            <w:tcW w:w="920" w:type="dxa"/>
+            <w:gridSpan w:val="2"/>
+          </w:tcPr>
+          <w:p>
+            <w:pPr>
+              <w:jc w:val="center"/>
+              <w:cnfStyle w:val="000000000000" w:firstRow="0" w:lastRow="0" w:firstColumn="0" w:lastColumn="0" w:oddVBand="0" w:evenVBand="0" w:oddHBand="0" w:evenHBand="0" w:firstRowFirstColumn="0" w:firstRowLastColumn="0" w:lastRowFirstColumn="0" w:lastRowLastColumn="0"/>
+            </w:pPr>
+            <w:r>
+              <w:t>X</w:t>
+            </w:r>
+          </w:p>
+        </w:tc>
+        <w:tc>
+          <w:tcPr>
+            <w:tcW w:w="894" w:type="dxa"/>
+          </w:tcPr>
+          <w:p>
+            <w:pPr>
+              <w:jc w:val="center"/>
+              <w:cnfStyle w:val="000000000000" w:firstRow="0" w:lastRow="0" w:firstColumn="0" w:lastColumn="0" w:oddVBand="0" w:evenVBand="0" w:oddHBand="0" w:evenHBand="0" w:firstRowFirstColumn="0" w:firstRowLastColumn="0" w:lastRowFirstColumn="0" w:lastRowLastColumn="0"/>
+            </w:pPr>
+          </w:p>
+        </w:tc>
+        <w:tc>
+          <w:tcPr>
+            <w:tcW w:w="617" w:type="dxa"/>
+          </w:tcPr>
+          <w:p>
+            <w:pPr>
+              <w:jc w:val="center"/>
+              <w:cnfStyle w:val="000000000000" w:firstRow="0" w:lastRow="0" w:firstColumn="0" w:lastColumn="0" w:oddVBand="0" w:evenVBand="0" w:oddHBand="0" w:evenHBand="0" w:firstRowFirstColumn="0" w:firstRowLastColumn="0" w:lastRowFirstColumn="0" w:lastRowLastColumn="0"/>
+            </w:pPr>
+            <w:r>
+              <w:t>x</w:t>
+            </w:r>
+          </w:p>
+        </w:tc>
+        <w:tc>
+          <w:tcPr>
+            <w:tcW w:w="617" w:type="dxa"/>
+            <w:gridSpan w:val="2"/>
+          </w:tcPr>
+          <w:p>
+            <w:pPr>
+              <w:jc w:val="center"/>
+              <w:cnfStyle w:val="000000000000" w:firstRow="0" w:lastRow="0" w:firstColumn="0" w:lastColumn="0" w:oddVBand="0" w:evenVBand="0" w:oddHBand="0" w:evenHBand="0" w:firstRowFirstColumn="0" w:firstRowLastColumn="0" w:lastRowFirstColumn="0" w:lastRowLastColumn="0"/>
+            </w:pPr>
+          </w:p>
+        </w:tc>
+        <w:tc>
+          <w:tcPr>
+            <w:tcW w:w="800" w:type="dxa"/>
+          </w:tcPr>
+          <w:p>
+            <w:pPr>
+              <w:jc w:val="center"/>
+              <w:cnfStyle w:val="000000000000" w:firstRow="0" w:lastRow="0" w:firstColumn="0" w:lastColumn="0" w:oddVBand="0" w:evenVBand="0" w:oddHBand="0" w:evenHBand="0" w:firstRowFirstColumn="0" w:firstRowLastColumn="0" w:lastRowFirstColumn="0" w:lastRowLastColumn="0"/>
+            </w:pPr>
+            <w:r>
+              <w:t>X</w:t>
+            </w:r>
+          </w:p>
+        </w:tc>
+        <w:tc>
+          <w:tcPr>
+            <w:tcW w:w="844" w:type="dxa"/>
+          </w:tcPr>
+          <w:p>
+            <w:pPr>
+              <w:jc w:val="center"/>
+              <w:cnfStyle w:val="000000000000" w:firstRow="0" w:lastRow="0" w:firstColumn="0" w:lastColumn="0" w:oddVBand="0" w:evenVBand="0" w:oddHBand="0" w:evenHBand="0" w:firstRowFirstColumn="0" w:firstRowLastColumn="0" w:lastRowFirstColumn="0" w:lastRowLastColumn="0"/>
+            </w:pPr>
+          </w:p>
+        </w:tc>
+      </w:tr>
+      <w:tr>
+        <w:trPr>
+          <w:gridAfter w:val="1"/>
+          <w:cnfStyle w:val="000000100000" w:firstRow="0" w:lastRow="0" w:firstColumn="0" w:lastColumn="0" w:oddVBand="0" w:evenVBand="0" w:oddHBand="1" w:evenHBand="0" w:firstRowFirstColumn="0" w:firstRowLastColumn="0" w:lastRowFirstColumn="0" w:lastRowLastColumn="0"/>
+          <w:wAfter w:w="10" w:type="dxa"/>
+          <w:trHeight w:val="279"/>
+        </w:trPr>
+        <w:tc>
+          <w:tcPr>
+            <w:cnfStyle w:val="001000000000" w:firstRow="0" w:lastRow="0" w:firstColumn="1" w:lastColumn="0" w:oddVBand="0" w:evenVBand="0" w:oddHBand="0" w:evenHBand="0" w:firstRowFirstColumn="0" w:firstRowLastColumn="0" w:lastRowFirstColumn="0" w:lastRowLastColumn="0"/>
+            <w:tcW w:w="1704" w:type="dxa"/>
+          </w:tcPr>
+          <w:p>
+            <w:pPr>
+              <w:jc w:val="center"/>
+            </w:pPr>
+            <w:r>
+              <w:t>Móvil</w:t>
+            </w:r>
+          </w:p>
+        </w:tc>
+        <w:tc>
+          <w:tcPr>
+            <w:tcW w:w="2363" w:type="dxa"/>
+          </w:tcPr>
+          <w:p>
+            <w:pPr>
+              <w:jc w:val="center"/>
+              <w:cnfStyle w:val="000000100000" w:firstRow="0" w:lastRow="0" w:firstColumn="0" w:lastColumn="0" w:oddVBand="0" w:evenVBand="0" w:oddHBand="1" w:evenHBand="0" w:firstRowFirstColumn="0" w:firstRowLastColumn="0" w:lastRowFirstColumn="0" w:lastRowLastColumn="0"/>
+            </w:pPr>
+            <w:r>
+              <w:t>Telefono Movil</w:t>
+            </w:r>
+          </w:p>
+        </w:tc>
+        <w:tc>
+          <w:tcPr>
+            <w:tcW w:w="976" w:type="dxa"/>
+          </w:tcPr>
+          <w:p>
+            <w:pPr>
+              <w:jc w:val="center"/>
+              <w:cnfStyle w:val="000000100000" w:firstRow="0" w:lastRow="0" w:firstColumn="0" w:lastColumn="0" w:oddVBand="0" w:evenVBand="0" w:oddHBand="1" w:evenHBand="0" w:firstRowFirstColumn="0" w:firstRowLastColumn="0" w:lastRowFirstColumn="0" w:lastRowLastColumn="0"/>
+            </w:pPr>
+          </w:p>
+        </w:tc>
+        <w:tc>
+          <w:tcPr>
+            <w:tcW w:w="893" w:type="dxa"/>
+          </w:tcPr>
+          <w:p>
+            <w:pPr>
+              <w:jc w:val="center"/>
+              <w:cnfStyle w:val="000000100000" w:firstRow="0" w:lastRow="0" w:firstColumn="0" w:lastColumn="0" w:oddVBand="0" w:evenVBand="0" w:oddHBand="1" w:evenHBand="0" w:firstRowFirstColumn="0" w:firstRowLastColumn="0" w:lastRowFirstColumn="0" w:lastRowLastColumn="0"/>
+            </w:pPr>
+          </w:p>
+        </w:tc>
+        <w:tc>
+          <w:tcPr>
+            <w:tcW w:w="920" w:type="dxa"/>
+            <w:gridSpan w:val="2"/>
+          </w:tcPr>
+          <w:p>
+            <w:pPr>
+              <w:jc w:val="center"/>
+              <w:cnfStyle w:val="000000100000" w:firstRow="0" w:lastRow="0" w:firstColumn="0" w:lastColumn="0" w:oddVBand="0" w:evenVBand="0" w:oddHBand="1" w:evenHBand="0" w:firstRowFirstColumn="0" w:firstRowLastColumn="0" w:lastRowFirstColumn="0" w:lastRowLastColumn="0"/>
+            </w:pPr>
+            <w:r>
+              <w:t>X</w:t>
+            </w:r>
+          </w:p>
+        </w:tc>
+        <w:tc>
+          <w:tcPr>
+            <w:tcW w:w="894" w:type="dxa"/>
+          </w:tcPr>
+          <w:p>
+            <w:pPr>
+              <w:jc w:val="center"/>
+              <w:cnfStyle w:val="000000100000" w:firstRow="0" w:lastRow="0" w:firstColumn="0" w:lastColumn="0" w:oddVBand="0" w:evenVBand="0" w:oddHBand="1" w:evenHBand="0" w:firstRowFirstColumn="0" w:firstRowLastColumn="0" w:lastRowFirstColumn="0" w:lastRowLastColumn="0"/>
+            </w:pPr>
+          </w:p>
+        </w:tc>
+        <w:tc>
+          <w:tcPr>
+            <w:tcW w:w="617" w:type="dxa"/>
+          </w:tcPr>
+          <w:p>
+            <w:pPr>
+              <w:jc w:val="center"/>
+              <w:cnfStyle w:val="000000100000" w:firstRow="0" w:lastRow="0" w:firstColumn="0" w:lastColumn="0" w:oddVBand="0" w:evenVBand="0" w:oddHBand="1" w:evenHBand="0" w:firstRowFirstColumn="0" w:firstRowLastColumn="0" w:lastRowFirstColumn="0" w:lastRowLastColumn="0"/>
+            </w:pPr>
+          </w:p>
+        </w:tc>
+        <w:tc>
+          <w:tcPr>
+            <w:tcW w:w="617" w:type="dxa"/>
+            <w:gridSpan w:val="2"/>
+          </w:tcPr>
+          <w:p>
+            <w:pPr>
+              <w:jc w:val="center"/>
+              <w:cnfStyle w:val="000000100000" w:firstRow="0" w:lastRow="0" w:firstColumn="0" w:lastColumn="0" w:oddVBand="0" w:evenVBand="0" w:oddHBand="1" w:evenHBand="0" w:firstRowFirstColumn="0" w:firstRowLastColumn="0" w:lastRowFirstColumn="0" w:lastRowLastColumn="0"/>
+            </w:pPr>
+            <w:r>
+              <w:t>X</w:t>
+            </w:r>
+          </w:p>
+        </w:tc>
+        <w:tc>
+          <w:tcPr>
+            <w:tcW w:w="800" w:type="dxa"/>
+          </w:tcPr>
+          <w:p>
+            <w:pPr>
+              <w:jc w:val="center"/>
+              <w:cnfStyle w:val="000000100000" w:firstRow="0" w:lastRow="0" w:firstColumn="0" w:lastColumn="0" w:oddVBand="0" w:evenVBand="0" w:oddHBand="1" w:evenHBand="0" w:firstRowFirstColumn="0" w:firstRowLastColumn="0" w:lastRowFirstColumn="0" w:lastRowLastColumn="0"/>
+            </w:pPr>
+            <w:r>
+              <w:t>X</w:t>
+            </w:r>
+          </w:p>
+        </w:tc>
+        <w:tc>
+          <w:tcPr>
+            <w:tcW w:w="844" w:type="dxa"/>
+          </w:tcPr>
+          <w:p>
+            <w:pPr>
+              <w:jc w:val="center"/>
+              <w:cnfStyle w:val="000000100000" w:firstRow="0" w:lastRow="0" w:firstColumn="0" w:lastColumn="0" w:oddVBand="0" w:evenVBand="0" w:oddHBand="1" w:evenHBand="0" w:firstRowFirstColumn="0" w:firstRowLastColumn="0" w:lastRowFirstColumn="0" w:lastRowLastColumn="0"/>
+            </w:pPr>
+          </w:p>
+        </w:tc>
+      </w:tr>
+      <w:tr>
+        <w:trPr>
+          <w:gridAfter w:val="1"/>
+          <w:wAfter w:w="10" w:type="dxa"/>
+          <w:trHeight w:val="279"/>
+        </w:trPr>
+        <w:tc>
+          <w:tcPr>
+            <w:cnfStyle w:val="001000000000" w:firstRow="0" w:lastRow="0" w:firstColumn="1" w:lastColumn="0" w:oddVBand="0" w:evenVBand="0" w:oddHBand="0" w:evenHBand="0" w:firstRowFirstColumn="0" w:firstRowLastColumn="0" w:lastRowFirstColumn="0" w:lastRowLastColumn="0"/>
+            <w:tcW w:w="1704" w:type="dxa"/>
+          </w:tcPr>
+          <w:p>
+            <w:pPr>
+              <w:jc w:val="center"/>
+            </w:pPr>
+            <w:r>
+              <w:t>Cod_Persona</w:t>
+            </w:r>
+          </w:p>
+        </w:tc>
+        <w:tc>
+          <w:tcPr>
+            <w:tcW w:w="2363" w:type="dxa"/>
+          </w:tcPr>
+          <w:p>
+            <w:pPr>
+              <w:jc w:val="center"/>
+              <w:cnfStyle w:val="000000000000" w:firstRow="0" w:lastRow="0" w:firstColumn="0" w:lastColumn="0" w:oddVBand="0" w:evenVBand="0" w:oddHBand="0" w:evenHBand="0" w:firstRowFirstColumn="0" w:firstRowLastColumn="0" w:lastRowFirstColumn="0" w:lastRowLastColumn="0"/>
+            </w:pPr>
+            <w:r>
+              <w:t>Clave Foránea</w:t>
+            </w:r>
+          </w:p>
+        </w:tc>
+        <w:tc>
+          <w:tcPr>
+            <w:tcW w:w="976" w:type="dxa"/>
+          </w:tcPr>
+          <w:p>
+            <w:pPr>
+              <w:jc w:val="center"/>
+              <w:cnfStyle w:val="000000000000" w:firstRow="0" w:lastRow="0" w:firstColumn="0" w:lastColumn="0" w:oddVBand="0" w:evenVBand="0" w:oddHBand="0" w:evenHBand="0" w:firstRowFirstColumn="0" w:firstRowLastColumn="0" w:lastRowFirstColumn="0" w:lastRowLastColumn="0"/>
+            </w:pPr>
+          </w:p>
+        </w:tc>
+        <w:tc>
+          <w:tcPr>
+            <w:tcW w:w="893" w:type="dxa"/>
+          </w:tcPr>
+          <w:p>
+            <w:pPr>
+              <w:jc w:val="center"/>
+              <w:cnfStyle w:val="000000000000" w:firstRow="0" w:lastRow="0" w:firstColumn="0" w:lastColumn="0" w:oddVBand="0" w:evenVBand="0" w:oddHBand="0" w:evenHBand="0" w:firstRowFirstColumn="0" w:firstRowLastColumn="0" w:lastRowFirstColumn="0" w:lastRowLastColumn="0"/>
+            </w:pPr>
+          </w:p>
+        </w:tc>
+        <w:tc>
+          <w:tcPr>
+            <w:tcW w:w="920" w:type="dxa"/>
+            <w:gridSpan w:val="2"/>
+          </w:tcPr>
+          <w:p>
+            <w:pPr>
+              <w:jc w:val="center"/>
+              <w:cnfStyle w:val="000000000000" w:firstRow="0" w:lastRow="0" w:firstColumn="0" w:lastColumn="0" w:oddVBand="0" w:evenVBand="0" w:oddHBand="0" w:evenHBand="0" w:firstRowFirstColumn="0" w:firstRowLastColumn="0" w:lastRowFirstColumn="0" w:lastRowLastColumn="0"/>
+            </w:pPr>
+            <w:r>
+              <w:t>X</w:t>
+            </w:r>
+          </w:p>
+        </w:tc>
+        <w:tc>
+          <w:tcPr>
+            <w:tcW w:w="894" w:type="dxa"/>
+          </w:tcPr>
+          <w:p>
+            <w:pPr>
+              <w:jc w:val="center"/>
+              <w:cnfStyle w:val="000000000000" w:firstRow="0" w:lastRow="0" w:firstColumn="0" w:lastColumn="0" w:oddVBand="0" w:evenVBand="0" w:oddHBand="0" w:evenHBand="0" w:firstRowFirstColumn="0" w:firstRowLastColumn="0" w:lastRowFirstColumn="0" w:lastRowLastColumn="0"/>
+            </w:pPr>
+          </w:p>
+        </w:tc>
+        <w:tc>
+          <w:tcPr>
+            <w:tcW w:w="617" w:type="dxa"/>
+          </w:tcPr>
+          <w:p>
+            <w:pPr>
+              <w:jc w:val="center"/>
+              <w:cnfStyle w:val="000000000000" w:firstRow="0" w:lastRow="0" w:firstColumn="0" w:lastColumn="0" w:oddVBand="0" w:evenVBand="0" w:oddHBand="0" w:evenHBand="0" w:firstRowFirstColumn="0" w:firstRowLastColumn="0" w:lastRowFirstColumn="0" w:lastRowLastColumn="0"/>
+            </w:pPr>
+          </w:p>
+        </w:tc>
+        <w:tc>
+          <w:tcPr>
+            <w:tcW w:w="617" w:type="dxa"/>
+            <w:gridSpan w:val="2"/>
+          </w:tcPr>
+          <w:p>
+            <w:pPr>
+              <w:jc w:val="center"/>
+              <w:cnfStyle w:val="000000000000" w:firstRow="0" w:lastRow="0" w:firstColumn="0" w:lastColumn="0" w:oddVBand="0" w:evenVBand="0" w:oddHBand="0" w:evenHBand="0" w:firstRowFirstColumn="0" w:firstRowLastColumn="0" w:lastRowFirstColumn="0" w:lastRowLastColumn="0"/>
+            </w:pPr>
+            <w:r>
+              <w:t>X</w:t>
+            </w:r>
+          </w:p>
+        </w:tc>
+        <w:tc>
+          <w:tcPr>
+            <w:tcW w:w="800" w:type="dxa"/>
+          </w:tcPr>
+          <w:p>
+            <w:pPr>
+              <w:jc w:val="center"/>
+              <w:cnfStyle w:val="000000000000" w:firstRow="0" w:lastRow="0" w:firstColumn="0" w:lastColumn="0" w:oddVBand="0" w:evenVBand="0" w:oddHBand="0" w:evenHBand="0" w:firstRowFirstColumn="0" w:firstRowLastColumn="0" w:lastRowFirstColumn="0" w:lastRowLastColumn="0"/>
+            </w:pPr>
+            <w:r>
+              <w:t>X</w:t>
+            </w:r>
+          </w:p>
+        </w:tc>
+        <w:tc>
+          <w:tcPr>
+            <w:tcW w:w="844" w:type="dxa"/>
+          </w:tcPr>
+          <w:p>
+            <w:pPr>
+              <w:jc w:val="center"/>
+              <w:cnfStyle w:val="000000000000" w:firstRow="0" w:lastRow="0" w:firstColumn="0" w:lastColumn="0" w:oddVBand="0" w:evenVBand="0" w:oddHBand="0" w:evenHBand="0" w:firstRowFirstColumn="0" w:firstRowLastColumn="0" w:lastRowFirstColumn="0" w:lastRowLastColumn="0"/>
+            </w:pPr>
+          </w:p>
+        </w:tc>
+      </w:tr>
+      <w:tr>
+        <w:trPr>
+          <w:cnfStyle w:val="000000100000" w:firstRow="0" w:lastRow="0" w:firstColumn="0" w:lastColumn="0" w:oddVBand="0" w:evenVBand="0" w:oddHBand="1" w:evenHBand="0" w:firstRowFirstColumn="0" w:firstRowLastColumn="0" w:lastRowFirstColumn="0" w:lastRowLastColumn="0"/>
+          <w:trHeight w:val="279"/>
+        </w:trPr>
+        <w:tc>
+          <w:tcPr>
+            <w:cnfStyle w:val="001000000000" w:firstRow="0" w:lastRow="0" w:firstColumn="1" w:lastColumn="0" w:oddVBand="0" w:evenVBand="0" w:oddHBand="0" w:evenHBand="0" w:firstRowFirstColumn="0" w:firstRowLastColumn="0" w:lastRowFirstColumn="0" w:lastRowLastColumn="0"/>
+            <w:tcW w:w="10638" w:type="dxa"/>
+            <w:gridSpan w:val="13"/>
+          </w:tcPr>
+          <w:p>
+            <w:pPr>
+              <w:jc w:val="center"/>
+              <w:rPr>
+                <w:b w:val="0"/>
+                <w:bCs w:val="0"/>
+              </w:rPr>
+            </w:pPr>
+            <w:r>
+              <w:t xml:space="preserve">Observaciones y restricciones de la entidad: </w:t>
+            </w:r>
+            <w:r>
+              <w:rPr>
+                <w:b w:val="0"/>
+                <w:bCs w:val="0"/>
+              </w:rPr>
+              <w:t xml:space="preserve"> Id_Organizador será la primary key, COD_Persona será la Clave Foránea, el fijo y movil sera unique -&gt; +34 5646646543</w:t>
+            </w:r>
+          </w:p>
+        </w:tc>
+      </w:tr>
+    </w:tbl>
+    <w:p/>
+    <w:p/>
+    <w:tbl>
+      <w:tblPr>
+        <w:tblStyle w:val="Tablaconcuadrcula5oscura-nfasis2"/>
+        <w:tblpPr w:leftFromText="141" w:rightFromText="141" w:vertAnchor="text" w:horzAnchor="margin" w:tblpY="191"/>
+        <w:tblW w:w="10638" w:type="dxa"/>
+        <w:tblLook w:val="04A0" w:firstRow="1" w:lastRow="0" w:firstColumn="1" w:lastColumn="0" w:noHBand="0" w:noVBand="1"/>
+      </w:tblPr>
+      <w:tblGrid>
+        <w:gridCol w:w="1614"/>
+        <w:gridCol w:w="2402"/>
+        <w:gridCol w:w="976"/>
+        <w:gridCol w:w="902"/>
+        <w:gridCol w:w="920"/>
+        <w:gridCol w:w="12"/>
+        <w:gridCol w:w="904"/>
+        <w:gridCol w:w="623"/>
+        <w:gridCol w:w="14"/>
+        <w:gridCol w:w="606"/>
+        <w:gridCol w:w="803"/>
+        <w:gridCol w:w="852"/>
+        <w:gridCol w:w="10"/>
+      </w:tblGrid>
+      <w:tr>
+        <w:trPr>
+          <w:cnfStyle w:val="100000000000" w:firstRow="1" w:lastRow="0" w:firstColumn="0" w:lastColumn="0" w:oddVBand="0" w:evenVBand="0" w:oddHBand="0" w:evenHBand="0" w:firstRowFirstColumn="0" w:firstRowLastColumn="0" w:lastRowFirstColumn="0" w:lastRowLastColumn="0"/>
+          <w:trHeight w:val="279"/>
+        </w:trPr>
+        <w:tc>
+          <w:tcPr>
+            <w:cnfStyle w:val="001000000000" w:firstRow="0" w:lastRow="0" w:firstColumn="1" w:lastColumn="0" w:oddVBand="0" w:evenVBand="0" w:oddHBand="0" w:evenHBand="0" w:firstRowFirstColumn="0" w:firstRowLastColumn="0" w:lastRowFirstColumn="0" w:lastRowLastColumn="0"/>
+            <w:tcW w:w="10638" w:type="dxa"/>
+            <w:gridSpan w:val="13"/>
+          </w:tcPr>
+          <w:p>
+            <w:pPr>
+              <w:jc w:val="center"/>
+            </w:pPr>
+            <w:r>
+              <w:t>INSCRIPCION</w:t>
+            </w:r>
+          </w:p>
+        </w:tc>
+      </w:tr>
+      <w:tr>
+        <w:trPr>
+          <w:gridAfter w:val="1"/>
+          <w:cnfStyle w:val="000000100000" w:firstRow="0" w:lastRow="0" w:firstColumn="0" w:lastColumn="0" w:oddVBand="0" w:evenVBand="0" w:oddHBand="1" w:evenHBand="0" w:firstRowFirstColumn="0" w:firstRowLastColumn="0" w:lastRowFirstColumn="0" w:lastRowLastColumn="0"/>
+          <w:wAfter w:w="10" w:type="dxa"/>
+          <w:trHeight w:val="279"/>
+        </w:trPr>
+        <w:tc>
+          <w:tcPr>
+            <w:cnfStyle w:val="001000000000" w:firstRow="0" w:lastRow="0" w:firstColumn="1" w:lastColumn="0" w:oddVBand="0" w:evenVBand="0" w:oddHBand="0" w:evenHBand="0" w:firstRowFirstColumn="0" w:firstRowLastColumn="0" w:lastRowFirstColumn="0" w:lastRowLastColumn="0"/>
+            <w:tcW w:w="1614" w:type="dxa"/>
+            <w:vMerge w:val="restart"/>
+          </w:tcPr>
+          <w:p>
+            <w:pPr>
+              <w:jc w:val="center"/>
+            </w:pPr>
+            <w:r>
+              <w:t>Atributo</w:t>
+            </w:r>
+          </w:p>
+        </w:tc>
+        <w:tc>
+          <w:tcPr>
+            <w:tcW w:w="2402" w:type="dxa"/>
+            <w:vMerge w:val="restart"/>
+          </w:tcPr>
+          <w:p>
+            <w:pPr>
+              <w:jc w:val="center"/>
+              <w:cnfStyle w:val="000000100000" w:firstRow="0" w:lastRow="0" w:firstColumn="0" w:lastColumn="0" w:oddVBand="0" w:evenVBand="0" w:oddHBand="1" w:evenHBand="0" w:firstRowFirstColumn="0" w:firstRowLastColumn="0" w:lastRowFirstColumn="0" w:lastRowLastColumn="0"/>
+            </w:pPr>
+            <w:r>
+              <w:t>Descripción</w:t>
+            </w:r>
+          </w:p>
+        </w:tc>
+        <w:tc>
+          <w:tcPr>
+            <w:tcW w:w="976" w:type="dxa"/>
+            <w:vMerge w:val="restart"/>
+          </w:tcPr>
+          <w:p>
+            <w:pPr>
+              <w:jc w:val="center"/>
+              <w:cnfStyle w:val="000000100000" w:firstRow="0" w:lastRow="0" w:firstColumn="0" w:lastColumn="0" w:oddVBand="0" w:evenVBand="0" w:oddHBand="1" w:evenHBand="0" w:firstRowFirstColumn="0" w:firstRowLastColumn="0" w:lastRowFirstColumn="0" w:lastRowLastColumn="0"/>
+            </w:pPr>
+            <w:r>
+              <w:t>Dominio</w:t>
+            </w:r>
+          </w:p>
+        </w:tc>
+        <w:tc>
+          <w:tcPr>
+            <w:tcW w:w="2738" w:type="dxa"/>
+            <w:gridSpan w:val="4"/>
+          </w:tcPr>
+          <w:p>
+            <w:pPr>
+              <w:jc w:val="center"/>
+              <w:cnfStyle w:val="000000100000" w:firstRow="0" w:lastRow="0" w:firstColumn="0" w:lastColumn="0" w:oddVBand="0" w:evenVBand="0" w:oddHBand="1" w:evenHBand="0" w:firstRowFirstColumn="0" w:firstRowLastColumn="0" w:lastRowFirstColumn="0" w:lastRowLastColumn="0"/>
+            </w:pPr>
+            <w:r>
+              <w:t>Tipo/longitud</w:t>
+            </w:r>
+          </w:p>
+        </w:tc>
+        <w:tc>
+          <w:tcPr>
+            <w:tcW w:w="1243" w:type="dxa"/>
+            <w:gridSpan w:val="3"/>
+          </w:tcPr>
+          <w:p>
+            <w:pPr>
+              <w:jc w:val="center"/>
+              <w:cnfStyle w:val="000000100000" w:firstRow="0" w:lastRow="0" w:firstColumn="0" w:lastColumn="0" w:oddVBand="0" w:evenVBand="0" w:oddHBand="1" w:evenHBand="0" w:firstRowFirstColumn="0" w:firstRowLastColumn="0" w:lastRowFirstColumn="0" w:lastRowLastColumn="0"/>
+            </w:pPr>
+            <w:r>
+              <w:t>opcional</w:t>
+            </w:r>
+          </w:p>
+        </w:tc>
+        <w:tc>
+          <w:tcPr>
+            <w:tcW w:w="1655" w:type="dxa"/>
+            <w:gridSpan w:val="2"/>
+          </w:tcPr>
+          <w:p>
+            <w:pPr>
+              <w:jc w:val="center"/>
+              <w:cnfStyle w:val="000000100000" w:firstRow="0" w:lastRow="0" w:firstColumn="0" w:lastColumn="0" w:oddVBand="0" w:evenVBand="0" w:oddHBand="1" w:evenHBand="0" w:firstRowFirstColumn="0" w:firstRowLastColumn="0" w:lastRowFirstColumn="0" w:lastRowLastColumn="0"/>
+            </w:pPr>
+            <w:r>
+              <w:t>Univaluado?</w:t>
+            </w:r>
+          </w:p>
+        </w:tc>
+      </w:tr>
+      <w:tr>
+        <w:trPr>
+          <w:gridAfter w:val="1"/>
+          <w:wAfter w:w="10" w:type="dxa"/>
+          <w:trHeight w:val="151"/>
+        </w:trPr>
+        <w:tc>
+          <w:tcPr>
+            <w:cnfStyle w:val="001000000000" w:firstRow="0" w:lastRow="0" w:firstColumn="1" w:lastColumn="0" w:oddVBand="0" w:evenVBand="0" w:oddHBand="0" w:evenHBand="0" w:firstRowFirstColumn="0" w:firstRowLastColumn="0" w:lastRowFirstColumn="0" w:lastRowLastColumn="0"/>
+            <w:tcW w:w="1614" w:type="dxa"/>
+            <w:vMerge/>
+          </w:tcPr>
+          <w:p>
+            <w:pPr>
+              <w:jc w:val="center"/>
+            </w:pPr>
+          </w:p>
+        </w:tc>
+        <w:tc>
+          <w:tcPr>
+            <w:tcW w:w="2402" w:type="dxa"/>
+            <w:vMerge/>
+          </w:tcPr>
+          <w:p>
+            <w:pPr>
+              <w:jc w:val="center"/>
+              <w:cnfStyle w:val="000000000000" w:firstRow="0" w:lastRow="0" w:firstColumn="0" w:lastColumn="0" w:oddVBand="0" w:evenVBand="0" w:oddHBand="0" w:evenHBand="0" w:firstRowFirstColumn="0" w:firstRowLastColumn="0" w:lastRowFirstColumn="0" w:lastRowLastColumn="0"/>
+            </w:pPr>
+          </w:p>
+        </w:tc>
+        <w:tc>
+          <w:tcPr>
+            <w:tcW w:w="976" w:type="dxa"/>
+            <w:vMerge/>
+          </w:tcPr>
+          <w:p>
+            <w:pPr>
+              <w:jc w:val="center"/>
+              <w:cnfStyle w:val="000000000000" w:firstRow="0" w:lastRow="0" w:firstColumn="0" w:lastColumn="0" w:oddVBand="0" w:evenVBand="0" w:oddHBand="0" w:evenHBand="0" w:firstRowFirstColumn="0" w:firstRowLastColumn="0" w:lastRowFirstColumn="0" w:lastRowLastColumn="0"/>
+            </w:pPr>
+          </w:p>
+        </w:tc>
+        <w:tc>
+          <w:tcPr>
+            <w:tcW w:w="902" w:type="dxa"/>
+          </w:tcPr>
+          <w:p>
+            <w:pPr>
+              <w:jc w:val="center"/>
+              <w:cnfStyle w:val="000000000000" w:firstRow="0" w:lastRow="0" w:firstColumn="0" w:lastColumn="0" w:oddVBand="0" w:evenVBand="0" w:oddHBand="0" w:evenHBand="0" w:firstRowFirstColumn="0" w:firstRowLastColumn="0" w:lastRowFirstColumn="0" w:lastRowLastColumn="0"/>
+            </w:pPr>
+            <w:r>
+              <w:t>Num</w:t>
+            </w:r>
+          </w:p>
+        </w:tc>
+        <w:tc>
+          <w:tcPr>
+            <w:tcW w:w="920" w:type="dxa"/>
+          </w:tcPr>
+          <w:p>
+            <w:pPr>
+              <w:jc w:val="center"/>
+              <w:cnfStyle w:val="000000000000" w:firstRow="0" w:lastRow="0" w:firstColumn="0" w:lastColumn="0" w:oddVBand="0" w:evenVBand="0" w:oddHBand="0" w:evenHBand="0" w:firstRowFirstColumn="0" w:firstRowLastColumn="0" w:lastRowFirstColumn="0" w:lastRowLastColumn="0"/>
+            </w:pPr>
+            <w:r>
+              <w:t>Alfa</w:t>
+            </w:r>
+          </w:p>
+        </w:tc>
+        <w:tc>
+          <w:tcPr>
+            <w:tcW w:w="916" w:type="dxa"/>
+            <w:gridSpan w:val="2"/>
+          </w:tcPr>
+          <w:p>
+            <w:pPr>
+              <w:jc w:val="center"/>
+              <w:cnfStyle w:val="000000000000" w:firstRow="0" w:lastRow="0" w:firstColumn="0" w:lastColumn="0" w:oddVBand="0" w:evenVBand="0" w:oddHBand="0" w:evenHBand="0" w:firstRowFirstColumn="0" w:firstRowLastColumn="0" w:lastRowFirstColumn="0" w:lastRowLastColumn="0"/>
+            </w:pPr>
+            <w:r>
+              <w:t>Otro</w:t>
+            </w:r>
+          </w:p>
+        </w:tc>
+        <w:tc>
+          <w:tcPr>
+            <w:tcW w:w="637" w:type="dxa"/>
+            <w:gridSpan w:val="2"/>
+          </w:tcPr>
+          <w:p>
+            <w:pPr>
+              <w:jc w:val="center"/>
+              <w:cnfStyle w:val="000000000000" w:firstRow="0" w:lastRow="0" w:firstColumn="0" w:lastColumn="0" w:oddVBand="0" w:evenVBand="0" w:oddHBand="0" w:evenHBand="0" w:firstRowFirstColumn="0" w:firstRowLastColumn="0" w:lastRowFirstColumn="0" w:lastRowLastColumn="0"/>
+            </w:pPr>
+            <w:r>
+              <w:t>S</w:t>
+            </w:r>
+          </w:p>
+        </w:tc>
+        <w:tc>
+          <w:tcPr>
+            <w:tcW w:w="606" w:type="dxa"/>
+          </w:tcPr>
+          <w:p>
+            <w:pPr>
+              <w:jc w:val="center"/>
+              <w:cnfStyle w:val="000000000000" w:firstRow="0" w:lastRow="0" w:firstColumn="0" w:lastColumn="0" w:oddVBand="0" w:evenVBand="0" w:oddHBand="0" w:evenHBand="0" w:firstRowFirstColumn="0" w:firstRowLastColumn="0" w:lastRowFirstColumn="0" w:lastRowLastColumn="0"/>
+            </w:pPr>
+            <w:r>
+              <w:t>N</w:t>
+            </w:r>
+          </w:p>
+        </w:tc>
+        <w:tc>
+          <w:tcPr>
+            <w:tcW w:w="803" w:type="dxa"/>
+          </w:tcPr>
+          <w:p>
+            <w:pPr>
+              <w:jc w:val="center"/>
+              <w:cnfStyle w:val="000000000000" w:firstRow="0" w:lastRow="0" w:firstColumn="0" w:lastColumn="0" w:oddVBand="0" w:evenVBand="0" w:oddHBand="0" w:evenHBand="0" w:firstRowFirstColumn="0" w:firstRowLastColumn="0" w:lastRowFirstColumn="0" w:lastRowLastColumn="0"/>
+            </w:pPr>
+            <w:r>
+              <w:t>S</w:t>
+            </w:r>
+          </w:p>
+        </w:tc>
+        <w:tc>
+          <w:tcPr>
+            <w:tcW w:w="852" w:type="dxa"/>
+          </w:tcPr>
+          <w:p>
+            <w:pPr>
+              <w:jc w:val="center"/>
+              <w:cnfStyle w:val="000000000000" w:firstRow="0" w:lastRow="0" w:firstColumn="0" w:lastColumn="0" w:oddVBand="0" w:evenVBand="0" w:oddHBand="0" w:evenHBand="0" w:firstRowFirstColumn="0" w:firstRowLastColumn="0" w:lastRowFirstColumn="0" w:lastRowLastColumn="0"/>
+            </w:pPr>
+            <w:r>
+              <w:t>N</w:t>
+            </w:r>
+          </w:p>
+        </w:tc>
+      </w:tr>
+      <w:tr>
+        <w:trPr>
+          <w:gridAfter w:val="1"/>
+          <w:cnfStyle w:val="000000100000" w:firstRow="0" w:lastRow="0" w:firstColumn="0" w:lastColumn="0" w:oddVBand="0" w:evenVBand="0" w:oddHBand="1" w:evenHBand="0" w:firstRowFirstColumn="0" w:firstRowLastColumn="0" w:lastRowFirstColumn="0" w:lastRowLastColumn="0"/>
+          <w:wAfter w:w="10" w:type="dxa"/>
+          <w:trHeight w:val="279"/>
+        </w:trPr>
+        <w:tc>
+          <w:tcPr>
+            <w:cnfStyle w:val="001000000000" w:firstRow="0" w:lastRow="0" w:firstColumn="1" w:lastColumn="0" w:oddVBand="0" w:evenVBand="0" w:oddHBand="0" w:evenHBand="0" w:firstRowFirstColumn="0" w:firstRowLastColumn="0" w:lastRowFirstColumn="0" w:lastRowLastColumn="0"/>
+            <w:tcW w:w="1614" w:type="dxa"/>
+          </w:tcPr>
+          <w:p>
+            <w:pPr>
+              <w:jc w:val="center"/>
+            </w:pPr>
+            <w:r>
+              <w:t>Id_Usuario</w:t>
+            </w:r>
+          </w:p>
+        </w:tc>
+        <w:tc>
+          <w:tcPr>
+            <w:tcW w:w="2402" w:type="dxa"/>
+          </w:tcPr>
+          <w:p>
+            <w:pPr>
+              <w:jc w:val="center"/>
+              <w:cnfStyle w:val="000000100000" w:firstRow="0" w:lastRow="0" w:firstColumn="0" w:lastColumn="0" w:oddVBand="0" w:evenVBand="0" w:oddHBand="1" w:evenHBand="0" w:firstRowFirstColumn="0" w:firstRowLastColumn="0" w:lastRowFirstColumn="0" w:lastRowLastColumn="0"/>
+            </w:pPr>
+            <w:r>
+              <w:t xml:space="preserve">Clave Primaria y foránea </w:t>
+            </w:r>
+          </w:p>
+        </w:tc>
+        <w:tc>
+          <w:tcPr>
+            <w:tcW w:w="976" w:type="dxa"/>
+          </w:tcPr>
+          <w:p>
+            <w:pPr>
+              <w:jc w:val="center"/>
+              <w:cnfStyle w:val="000000100000" w:firstRow="0" w:lastRow="0" w:firstColumn="0" w:lastColumn="0" w:oddVBand="0" w:evenVBand="0" w:oddHBand="1" w:evenHBand="0" w:firstRowFirstColumn="0" w:firstRowLastColumn="0" w:lastRowFirstColumn="0" w:lastRowLastColumn="0"/>
+            </w:pPr>
+          </w:p>
+        </w:tc>
+        <w:tc>
+          <w:tcPr>
+            <w:tcW w:w="902" w:type="dxa"/>
+          </w:tcPr>
+          <w:p>
+            <w:pPr>
+              <w:jc w:val="center"/>
+              <w:cnfStyle w:val="000000100000" w:firstRow="0" w:lastRow="0" w:firstColumn="0" w:lastColumn="0" w:oddVBand="0" w:evenVBand="0" w:oddHBand="1" w:evenHBand="0" w:firstRowFirstColumn="0" w:firstRowLastColumn="0" w:lastRowFirstColumn="0" w:lastRowLastColumn="0"/>
+            </w:pPr>
+            <w:r>
+              <w:t>X</w:t>
+            </w:r>
+          </w:p>
+        </w:tc>
+        <w:tc>
+          <w:tcPr>
+            <w:tcW w:w="932" w:type="dxa"/>
+            <w:gridSpan w:val="2"/>
+          </w:tcPr>
+          <w:p>
+            <w:pPr>
+              <w:jc w:val="center"/>
+              <w:cnfStyle w:val="000000100000" w:firstRow="0" w:lastRow="0" w:firstColumn="0" w:lastColumn="0" w:oddVBand="0" w:evenVBand="0" w:oddHBand="1" w:evenHBand="0" w:firstRowFirstColumn="0" w:firstRowLastColumn="0" w:lastRowFirstColumn="0" w:lastRowLastColumn="0"/>
+            </w:pPr>
+          </w:p>
+        </w:tc>
+        <w:tc>
+          <w:tcPr>
+            <w:tcW w:w="904" w:type="dxa"/>
+          </w:tcPr>
+          <w:p>
+            <w:pPr>
+              <w:jc w:val="center"/>
+              <w:cnfStyle w:val="000000100000" w:firstRow="0" w:lastRow="0" w:firstColumn="0" w:lastColumn="0" w:oddVBand="0" w:evenVBand="0" w:oddHBand="1" w:evenHBand="0" w:firstRowFirstColumn="0" w:firstRowLastColumn="0" w:lastRowFirstColumn="0" w:lastRowLastColumn="0"/>
+            </w:pPr>
+          </w:p>
+        </w:tc>
+        <w:tc>
+          <w:tcPr>
+            <w:tcW w:w="623" w:type="dxa"/>
+          </w:tcPr>
+          <w:p>
+            <w:pPr>
+              <w:jc w:val="center"/>
+              <w:cnfStyle w:val="000000100000" w:firstRow="0" w:lastRow="0" w:firstColumn="0" w:lastColumn="0" w:oddVBand="0" w:evenVBand="0" w:oddHBand="1" w:evenHBand="0" w:firstRowFirstColumn="0" w:firstRowLastColumn="0" w:lastRowFirstColumn="0" w:lastRowLastColumn="0"/>
+            </w:pPr>
+          </w:p>
+        </w:tc>
+        <w:tc>
+          <w:tcPr>
+            <w:tcW w:w="620" w:type="dxa"/>
+            <w:gridSpan w:val="2"/>
+          </w:tcPr>
+          <w:p>
+            <w:pPr>
+              <w:jc w:val="center"/>
+              <w:cnfStyle w:val="000000100000" w:firstRow="0" w:lastRow="0" w:firstColumn="0" w:lastColumn="0" w:oddVBand="0" w:evenVBand="0" w:oddHBand="1" w:evenHBand="0" w:firstRowFirstColumn="0" w:firstRowLastColumn="0" w:lastRowFirstColumn="0" w:lastRowLastColumn="0"/>
+            </w:pPr>
+            <w:r>
+              <w:t>X</w:t>
+            </w:r>
+          </w:p>
+        </w:tc>
+        <w:tc>
+          <w:tcPr>
+            <w:tcW w:w="803" w:type="dxa"/>
+          </w:tcPr>
+          <w:p>
+            <w:pPr>
+              <w:jc w:val="center"/>
+              <w:cnfStyle w:val="000000100000" w:firstRow="0" w:lastRow="0" w:firstColumn="0" w:lastColumn="0" w:oddVBand="0" w:evenVBand="0" w:oddHBand="1" w:evenHBand="0" w:firstRowFirstColumn="0" w:firstRowLastColumn="0" w:lastRowFirstColumn="0" w:lastRowLastColumn="0"/>
+            </w:pPr>
+            <w:r>
+              <w:t>X</w:t>
+            </w:r>
+          </w:p>
+        </w:tc>
+        <w:tc>
+          <w:tcPr>
+            <w:tcW w:w="852" w:type="dxa"/>
+          </w:tcPr>
+          <w:p>
+            <w:pPr>
+              <w:jc w:val="center"/>
+              <w:cnfStyle w:val="000000100000" w:firstRow="0" w:lastRow="0" w:firstColumn="0" w:lastColumn="0" w:oddVBand="0" w:evenVBand="0" w:oddHBand="1" w:evenHBand="0" w:firstRowFirstColumn="0" w:firstRowLastColumn="0" w:lastRowFirstColumn="0" w:lastRowLastColumn="0"/>
+            </w:pPr>
+          </w:p>
+        </w:tc>
+      </w:tr>
+      <w:tr>
+        <w:trPr>
+          <w:gridAfter w:val="1"/>
+          <w:wAfter w:w="10" w:type="dxa"/>
+          <w:trHeight w:val="279"/>
+        </w:trPr>
+        <w:tc>
+          <w:tcPr>
+            <w:cnfStyle w:val="001000000000" w:firstRow="0" w:lastRow="0" w:firstColumn="1" w:lastColumn="0" w:oddVBand="0" w:evenVBand="0" w:oddHBand="0" w:evenHBand="0" w:firstRowFirstColumn="0" w:firstRowLastColumn="0" w:lastRowFirstColumn="0" w:lastRowLastColumn="0"/>
+            <w:tcW w:w="1614" w:type="dxa"/>
+          </w:tcPr>
+          <w:p>
+            <w:pPr>
+              <w:jc w:val="center"/>
+            </w:pPr>
+            <w:r>
+              <w:t>Cod_Evento</w:t>
+            </w:r>
+          </w:p>
+        </w:tc>
+        <w:tc>
+          <w:tcPr>
+            <w:tcW w:w="2402" w:type="dxa"/>
+          </w:tcPr>
+          <w:p>
+            <w:pPr>
+              <w:jc w:val="center"/>
+              <w:cnfStyle w:val="000000000000" w:firstRow="0" w:lastRow="0" w:firstColumn="0" w:lastColumn="0" w:oddVBand="0" w:evenVBand="0" w:oddHBand="0" w:evenHBand="0" w:firstRowFirstColumn="0" w:firstRowLastColumn="0" w:lastRowFirstColumn="0" w:lastRowLastColumn="0"/>
+            </w:pPr>
+            <w:r>
+              <w:t>Clave Primaria y foránea</w:t>
+            </w:r>
+          </w:p>
+        </w:tc>
+        <w:tc>
+          <w:tcPr>
+            <w:tcW w:w="976" w:type="dxa"/>
+          </w:tcPr>
+          <w:p>
+            <w:pPr>
+              <w:jc w:val="center"/>
+              <w:cnfStyle w:val="000000000000" w:firstRow="0" w:lastRow="0" w:firstColumn="0" w:lastColumn="0" w:oddVBand="0" w:evenVBand="0" w:oddHBand="0" w:evenHBand="0" w:firstRowFirstColumn="0" w:firstRowLastColumn="0" w:lastRowFirstColumn="0" w:lastRowLastColumn="0"/>
+            </w:pPr>
+          </w:p>
+        </w:tc>
+        <w:tc>
+          <w:tcPr>
+            <w:tcW w:w="902" w:type="dxa"/>
+          </w:tcPr>
+          <w:p>
+            <w:pPr>
+              <w:jc w:val="center"/>
+              <w:cnfStyle w:val="000000000000" w:firstRow="0" w:lastRow="0" w:firstColumn="0" w:lastColumn="0" w:oddVBand="0" w:evenVBand="0" w:oddHBand="0" w:evenHBand="0" w:firstRowFirstColumn="0" w:firstRowLastColumn="0" w:lastRowFirstColumn="0" w:lastRowLastColumn="0"/>
+            </w:pPr>
+          </w:p>
+        </w:tc>
+        <w:tc>
+          <w:tcPr>
+            <w:tcW w:w="932" w:type="dxa"/>
+            <w:gridSpan w:val="2"/>
+          </w:tcPr>
+          <w:p>
+            <w:pPr>
+              <w:jc w:val="center"/>
+              <w:cnfStyle w:val="000000000000" w:firstRow="0" w:lastRow="0" w:firstColumn="0" w:lastColumn="0" w:oddVBand="0" w:evenVBand="0" w:oddHBand="0" w:evenHBand="0" w:firstRowFirstColumn="0" w:firstRowLastColumn="0" w:lastRowFirstColumn="0" w:lastRowLastColumn="0"/>
+            </w:pPr>
+            <w:r>
+              <w:t>X</w:t>
+            </w:r>
+          </w:p>
+        </w:tc>
+        <w:tc>
+          <w:tcPr>
+            <w:tcW w:w="904" w:type="dxa"/>
+          </w:tcPr>
+          <w:p>
+            <w:pPr>
+              <w:jc w:val="center"/>
+              <w:cnfStyle w:val="000000000000" w:firstRow="0" w:lastRow="0" w:firstColumn="0" w:lastColumn="0" w:oddVBand="0" w:evenVBand="0" w:oddHBand="0" w:evenHBand="0" w:firstRowFirstColumn="0" w:firstRowLastColumn="0" w:lastRowFirstColumn="0" w:lastRowLastColumn="0"/>
+            </w:pPr>
+          </w:p>
+        </w:tc>
+        <w:tc>
+          <w:tcPr>
+            <w:tcW w:w="623" w:type="dxa"/>
+          </w:tcPr>
+          <w:p>
+            <w:pPr>
+              <w:jc w:val="center"/>
+              <w:cnfStyle w:val="000000000000" w:firstRow="0" w:lastRow="0" w:firstColumn="0" w:lastColumn="0" w:oddVBand="0" w:evenVBand="0" w:oddHBand="0" w:evenHBand="0" w:firstRowFirstColumn="0" w:firstRowLastColumn="0" w:lastRowFirstColumn="0" w:lastRowLastColumn="0"/>
+            </w:pPr>
+          </w:p>
+        </w:tc>
+        <w:tc>
+          <w:tcPr>
+            <w:tcW w:w="620" w:type="dxa"/>
+            <w:gridSpan w:val="2"/>
+          </w:tcPr>
+          <w:p>
+            <w:pPr>
+              <w:jc w:val="center"/>
+              <w:cnfStyle w:val="000000000000" w:firstRow="0" w:lastRow="0" w:firstColumn="0" w:lastColumn="0" w:oddVBand="0" w:evenVBand="0" w:oddHBand="0" w:evenHBand="0" w:firstRowFirstColumn="0" w:firstRowLastColumn="0" w:lastRowFirstColumn="0" w:lastRowLastColumn="0"/>
+            </w:pPr>
+            <w:r>
+              <w:t>X</w:t>
+            </w:r>
+          </w:p>
+        </w:tc>
+        <w:tc>
+          <w:tcPr>
+            <w:tcW w:w="803" w:type="dxa"/>
+          </w:tcPr>
+          <w:p>
+            <w:pPr>
+              <w:jc w:val="center"/>
+              <w:cnfStyle w:val="000000000000" w:firstRow="0" w:lastRow="0" w:firstColumn="0" w:lastColumn="0" w:oddVBand="0" w:evenVBand="0" w:oddHBand="0" w:evenHBand="0" w:firstRowFirstColumn="0" w:firstRowLastColumn="0" w:lastRowFirstColumn="0" w:lastRowLastColumn="0"/>
+            </w:pPr>
+            <w:r>
+              <w:t>X</w:t>
+            </w:r>
+          </w:p>
+        </w:tc>
+        <w:tc>
+          <w:tcPr>
+            <w:tcW w:w="852" w:type="dxa"/>
+          </w:tcPr>
+          <w:p>
+            <w:pPr>
+              <w:jc w:val="center"/>
+              <w:cnfStyle w:val="000000000000" w:firstRow="0" w:lastRow="0" w:firstColumn="0" w:lastColumn="0" w:oddVBand="0" w:evenVBand="0" w:oddHBand="0" w:evenHBand="0" w:firstRowFirstColumn="0" w:firstRowLastColumn="0" w:lastRowFirstColumn="0" w:lastRowLastColumn="0"/>
+            </w:pPr>
+          </w:p>
+        </w:tc>
+      </w:tr>
+      <w:tr>
+        <w:trPr>
+          <w:cnfStyle w:val="000000100000" w:firstRow="0" w:lastRow="0" w:firstColumn="0" w:lastColumn="0" w:oddVBand="0" w:evenVBand="0" w:oddHBand="1" w:evenHBand="0" w:firstRowFirstColumn="0" w:firstRowLastColumn="0" w:lastRowFirstColumn="0" w:lastRowLastColumn="0"/>
+          <w:trHeight w:val="279"/>
+        </w:trPr>
+        <w:tc>
+          <w:tcPr>
+            <w:cnfStyle w:val="001000000000" w:firstRow="0" w:lastRow="0" w:firstColumn="1" w:lastColumn="0" w:oddVBand="0" w:evenVBand="0" w:oddHBand="0" w:evenHBand="0" w:firstRowFirstColumn="0" w:firstRowLastColumn="0" w:lastRowFirstColumn="0" w:lastRowLastColumn="0"/>
+            <w:tcW w:w="10638" w:type="dxa"/>
+            <w:gridSpan w:val="13"/>
+          </w:tcPr>
+          <w:p>
+            <w:pPr>
+              <w:jc w:val="center"/>
+              <w:rPr>
+                <w:b w:val="0"/>
+                <w:bCs w:val="0"/>
+              </w:rPr>
+            </w:pPr>
+            <w:r>
+              <w:t xml:space="preserve">Observaciones y restricciones de la entidad: </w:t>
+            </w:r>
+          </w:p>
+        </w:tc>
+      </w:tr>
+    </w:tbl>
+    <w:p/>
+    <w:p/>
+    <w:p/>
+    <w:p/>
+    <w:tbl>
+      <w:tblPr>
+        <w:tblStyle w:val="Tablaconcuadrcula5oscura-nfasis1"/>
+        <w:tblpPr w:leftFromText="141" w:rightFromText="141" w:vertAnchor="text" w:horzAnchor="margin" w:tblpY="-305"/>
+        <w:tblW w:w="10638" w:type="dxa"/>
+        <w:tblLook w:val="04A0" w:firstRow="1" w:lastRow="0" w:firstColumn="1" w:lastColumn="0" w:noHBand="0" w:noVBand="1"/>
+      </w:tblPr>
+      <w:tblGrid>
+        <w:gridCol w:w="1704"/>
+        <w:gridCol w:w="2363"/>
+        <w:gridCol w:w="976"/>
+        <w:gridCol w:w="893"/>
+        <w:gridCol w:w="908"/>
+        <w:gridCol w:w="12"/>
+        <w:gridCol w:w="894"/>
+        <w:gridCol w:w="617"/>
+        <w:gridCol w:w="14"/>
+        <w:gridCol w:w="603"/>
+        <w:gridCol w:w="800"/>
+        <w:gridCol w:w="844"/>
+        <w:gridCol w:w="10"/>
+      </w:tblGrid>
+      <w:tr>
+        <w:trPr>
+          <w:cnfStyle w:val="100000000000" w:firstRow="1" w:lastRow="0" w:firstColumn="0" w:lastColumn="0" w:oddVBand="0" w:evenVBand="0" w:oddHBand="0" w:evenHBand="0" w:firstRowFirstColumn="0" w:firstRowLastColumn="0" w:lastRowFirstColumn="0" w:lastRowLastColumn="0"/>
+          <w:trHeight w:val="279"/>
+        </w:trPr>
+        <w:tc>
+          <w:tcPr>
+            <w:cnfStyle w:val="001000000000" w:firstRow="0" w:lastRow="0" w:firstColumn="1" w:lastColumn="0" w:oddVBand="0" w:evenVBand="0" w:oddHBand="0" w:evenHBand="0" w:firstRowFirstColumn="0" w:firstRowLastColumn="0" w:lastRowFirstColumn="0" w:lastRowLastColumn="0"/>
+            <w:tcW w:w="10638" w:type="dxa"/>
+            <w:gridSpan w:val="13"/>
+          </w:tcPr>
+          <w:p>
+            <w:pPr>
+              <w:jc w:val="center"/>
+            </w:pPr>
+            <w:r>
+              <w:t>EVENTO</w:t>
+            </w:r>
+          </w:p>
+        </w:tc>
+      </w:tr>
+      <w:tr>
+        <w:trPr>
+          <w:gridAfter w:val="1"/>
+          <w:cnfStyle w:val="000000100000" w:firstRow="0" w:lastRow="0" w:firstColumn="0" w:lastColumn="0" w:oddVBand="0" w:evenVBand="0" w:oddHBand="1" w:evenHBand="0" w:firstRowFirstColumn="0" w:firstRowLastColumn="0" w:lastRowFirstColumn="0" w:lastRowLastColumn="0"/>
+          <w:wAfter w:w="10" w:type="dxa"/>
+          <w:trHeight w:val="279"/>
+        </w:trPr>
+        <w:tc>
+          <w:tcPr>
+            <w:cnfStyle w:val="001000000000" w:firstRow="0" w:lastRow="0" w:firstColumn="1" w:lastColumn="0" w:oddVBand="0" w:evenVBand="0" w:oddHBand="0" w:evenHBand="0" w:firstRowFirstColumn="0" w:firstRowLastColumn="0" w:lastRowFirstColumn="0" w:lastRowLastColumn="0"/>
+            <w:tcW w:w="1704" w:type="dxa"/>
+            <w:vMerge w:val="restart"/>
+          </w:tcPr>
+          <w:p>
+            <w:pPr>
+              <w:jc w:val="center"/>
+            </w:pPr>
+            <w:r>
+              <w:t>Atributo</w:t>
+            </w:r>
+          </w:p>
+        </w:tc>
+        <w:tc>
+          <w:tcPr>
+            <w:tcW w:w="2363" w:type="dxa"/>
+            <w:vMerge w:val="restart"/>
+          </w:tcPr>
+          <w:p>
+            <w:pPr>
+              <w:jc w:val="center"/>
+              <w:cnfStyle w:val="000000100000" w:firstRow="0" w:lastRow="0" w:firstColumn="0" w:lastColumn="0" w:oddVBand="0" w:evenVBand="0" w:oddHBand="1" w:evenHBand="0" w:firstRowFirstColumn="0" w:firstRowLastColumn="0" w:lastRowFirstColumn="0" w:lastRowLastColumn="0"/>
+            </w:pPr>
+            <w:r>
+              <w:t>Descripción</w:t>
+            </w:r>
+          </w:p>
+        </w:tc>
+        <w:tc>
+          <w:tcPr>
+            <w:tcW w:w="976" w:type="dxa"/>
+            <w:vMerge w:val="restart"/>
+          </w:tcPr>
+          <w:p>
+            <w:pPr>
+              <w:jc w:val="center"/>
+              <w:cnfStyle w:val="000000100000" w:firstRow="0" w:lastRow="0" w:firstColumn="0" w:lastColumn="0" w:oddVBand="0" w:evenVBand="0" w:oddHBand="1" w:evenHBand="0" w:firstRowFirstColumn="0" w:firstRowLastColumn="0" w:lastRowFirstColumn="0" w:lastRowLastColumn="0"/>
+            </w:pPr>
+            <w:r>
+              <w:t>Dominio</w:t>
+            </w:r>
+          </w:p>
+        </w:tc>
+        <w:tc>
+          <w:tcPr>
+            <w:tcW w:w="2707" w:type="dxa"/>
+            <w:gridSpan w:val="4"/>
+          </w:tcPr>
+          <w:p>
+            <w:pPr>
+              <w:jc w:val="center"/>
+              <w:cnfStyle w:val="000000100000" w:firstRow="0" w:lastRow="0" w:firstColumn="0" w:lastColumn="0" w:oddVBand="0" w:evenVBand="0" w:oddHBand="1" w:evenHBand="0" w:firstRowFirstColumn="0" w:firstRowLastColumn="0" w:lastRowFirstColumn="0" w:lastRowLastColumn="0"/>
+            </w:pPr>
+            <w:r>
+              <w:t>Tipo/longitud</w:t>
+            </w:r>
+          </w:p>
+        </w:tc>
+        <w:tc>
+          <w:tcPr>
+            <w:tcW w:w="1234" w:type="dxa"/>
+            <w:gridSpan w:val="3"/>
+          </w:tcPr>
+          <w:p>
+            <w:pPr>
+              <w:jc w:val="center"/>
+              <w:cnfStyle w:val="000000100000" w:firstRow="0" w:lastRow="0" w:firstColumn="0" w:lastColumn="0" w:oddVBand="0" w:evenVBand="0" w:oddHBand="1" w:evenHBand="0" w:firstRowFirstColumn="0" w:firstRowLastColumn="0" w:lastRowFirstColumn="0" w:lastRowLastColumn="0"/>
+            </w:pPr>
+            <w:r>
+              <w:t>opcional</w:t>
+            </w:r>
+          </w:p>
+        </w:tc>
+        <w:tc>
+          <w:tcPr>
+            <w:tcW w:w="1644" w:type="dxa"/>
+            <w:gridSpan w:val="2"/>
+          </w:tcPr>
+          <w:p>
+            <w:pPr>
+              <w:jc w:val="center"/>
+              <w:cnfStyle w:val="000000100000" w:firstRow="0" w:lastRow="0" w:firstColumn="0" w:lastColumn="0" w:oddVBand="0" w:evenVBand="0" w:oddHBand="1" w:evenHBand="0" w:firstRowFirstColumn="0" w:firstRowLastColumn="0" w:lastRowFirstColumn="0" w:lastRowLastColumn="0"/>
+            </w:pPr>
+            <w:r>
+              <w:t>Univaluado?</w:t>
+            </w:r>
+          </w:p>
+        </w:tc>
+      </w:tr>
+      <w:tr>
+        <w:trPr>
+          <w:gridAfter w:val="1"/>
+          <w:wAfter w:w="10" w:type="dxa"/>
+          <w:trHeight w:val="151"/>
+        </w:trPr>
+        <w:tc>
+          <w:tcPr>
+            <w:cnfStyle w:val="001000000000" w:firstRow="0" w:lastRow="0" w:firstColumn="1" w:lastColumn="0" w:oddVBand="0" w:evenVBand="0" w:oddHBand="0" w:evenHBand="0" w:firstRowFirstColumn="0" w:firstRowLastColumn="0" w:lastRowFirstColumn="0" w:lastRowLastColumn="0"/>
+            <w:tcW w:w="1704" w:type="dxa"/>
+            <w:vMerge/>
+          </w:tcPr>
+          <w:p>
+            <w:pPr>
+              <w:jc w:val="center"/>
+            </w:pPr>
+          </w:p>
+        </w:tc>
+        <w:tc>
+          <w:tcPr>
+            <w:tcW w:w="2363" w:type="dxa"/>
+            <w:vMerge/>
+          </w:tcPr>
+          <w:p>
+            <w:pPr>
+              <w:jc w:val="center"/>
+              <w:cnfStyle w:val="000000000000" w:firstRow="0" w:lastRow="0" w:firstColumn="0" w:lastColumn="0" w:oddVBand="0" w:evenVBand="0" w:oddHBand="0" w:evenHBand="0" w:firstRowFirstColumn="0" w:firstRowLastColumn="0" w:lastRowFirstColumn="0" w:lastRowLastColumn="0"/>
+            </w:pPr>
+          </w:p>
+        </w:tc>
+        <w:tc>
+          <w:tcPr>
+            <w:tcW w:w="976" w:type="dxa"/>
+            <w:vMerge/>
+          </w:tcPr>
+          <w:p>
+            <w:pPr>
+              <w:jc w:val="center"/>
+              <w:cnfStyle w:val="000000000000" w:firstRow="0" w:lastRow="0" w:firstColumn="0" w:lastColumn="0" w:oddVBand="0" w:evenVBand="0" w:oddHBand="0" w:evenHBand="0" w:firstRowFirstColumn="0" w:firstRowLastColumn="0" w:lastRowFirstColumn="0" w:lastRowLastColumn="0"/>
+            </w:pPr>
+          </w:p>
+        </w:tc>
+        <w:tc>
+          <w:tcPr>
+            <w:tcW w:w="893" w:type="dxa"/>
+          </w:tcPr>
+          <w:p>
+            <w:pPr>
+              <w:jc w:val="center"/>
+              <w:cnfStyle w:val="000000000000" w:firstRow="0" w:lastRow="0" w:firstColumn="0" w:lastColumn="0" w:oddVBand="0" w:evenVBand="0" w:oddHBand="0" w:evenHBand="0" w:firstRowFirstColumn="0" w:firstRowLastColumn="0" w:lastRowFirstColumn="0" w:lastRowLastColumn="0"/>
+            </w:pPr>
+            <w:r>
+              <w:t>Num</w:t>
+            </w:r>
+          </w:p>
+        </w:tc>
+        <w:tc>
+          <w:tcPr>
+            <w:tcW w:w="908" w:type="dxa"/>
+          </w:tcPr>
+          <w:p>
+            <w:pPr>
+              <w:jc w:val="center"/>
+              <w:cnfStyle w:val="000000000000" w:firstRow="0" w:lastRow="0" w:firstColumn="0" w:lastColumn="0" w:oddVBand="0" w:evenVBand="0" w:oddHBand="0" w:evenHBand="0" w:firstRowFirstColumn="0" w:firstRowLastColumn="0" w:lastRowFirstColumn="0" w:lastRowLastColumn="0"/>
+            </w:pPr>
+            <w:r>
+              <w:t>Alfa</w:t>
+            </w:r>
+          </w:p>
+        </w:tc>
+        <w:tc>
+          <w:tcPr>
+            <w:tcW w:w="906" w:type="dxa"/>
+            <w:gridSpan w:val="2"/>
+          </w:tcPr>
+          <w:p>
+            <w:pPr>
+              <w:jc w:val="center"/>
+              <w:cnfStyle w:val="000000000000" w:firstRow="0" w:lastRow="0" w:firstColumn="0" w:lastColumn="0" w:oddVBand="0" w:evenVBand="0" w:oddHBand="0" w:evenHBand="0" w:firstRowFirstColumn="0" w:firstRowLastColumn="0" w:lastRowFirstColumn="0" w:lastRowLastColumn="0"/>
+            </w:pPr>
+            <w:r>
+              <w:t>Otro</w:t>
+            </w:r>
+          </w:p>
+        </w:tc>
+        <w:tc>
+          <w:tcPr>
+            <w:tcW w:w="631" w:type="dxa"/>
+            <w:gridSpan w:val="2"/>
+          </w:tcPr>
+          <w:p>
+            <w:pPr>
+              <w:jc w:val="center"/>
+              <w:cnfStyle w:val="000000000000" w:firstRow="0" w:lastRow="0" w:firstColumn="0" w:lastColumn="0" w:oddVBand="0" w:evenVBand="0" w:oddHBand="0" w:evenHBand="0" w:firstRowFirstColumn="0" w:firstRowLastColumn="0" w:lastRowFirstColumn="0" w:lastRowLastColumn="0"/>
+            </w:pPr>
+            <w:r>
+              <w:t>S</w:t>
+            </w:r>
+          </w:p>
+        </w:tc>
+        <w:tc>
+          <w:tcPr>
+            <w:tcW w:w="603" w:type="dxa"/>
+          </w:tcPr>
+          <w:p>
+            <w:pPr>
+              <w:jc w:val="center"/>
+              <w:cnfStyle w:val="000000000000" w:firstRow="0" w:lastRow="0" w:firstColumn="0" w:lastColumn="0" w:oddVBand="0" w:evenVBand="0" w:oddHBand="0" w:evenHBand="0" w:firstRowFirstColumn="0" w:firstRowLastColumn="0" w:lastRowFirstColumn="0" w:lastRowLastColumn="0"/>
+            </w:pPr>
+            <w:r>
+              <w:t>N</w:t>
+            </w:r>
+          </w:p>
+        </w:tc>
+        <w:tc>
+          <w:tcPr>
+            <w:tcW w:w="800" w:type="dxa"/>
+          </w:tcPr>
+          <w:p>
+            <w:pPr>
+              <w:jc w:val="center"/>
+              <w:cnfStyle w:val="000000000000" w:firstRow="0" w:lastRow="0" w:firstColumn="0" w:lastColumn="0" w:oddVBand="0" w:evenVBand="0" w:oddHBand="0" w:evenHBand="0" w:firstRowFirstColumn="0" w:firstRowLastColumn="0" w:lastRowFirstColumn="0" w:lastRowLastColumn="0"/>
+            </w:pPr>
+            <w:r>
+              <w:t>S</w:t>
+            </w:r>
+          </w:p>
+        </w:tc>
+        <w:tc>
+          <w:tcPr>
+            <w:tcW w:w="844" w:type="dxa"/>
+          </w:tcPr>
+          <w:p>
+            <w:pPr>
+              <w:jc w:val="center"/>
+              <w:cnfStyle w:val="000000000000" w:firstRow="0" w:lastRow="0" w:firstColumn="0" w:lastColumn="0" w:oddVBand="0" w:evenVBand="0" w:oddHBand="0" w:evenHBand="0" w:firstRowFirstColumn="0" w:firstRowLastColumn="0" w:lastRowFirstColumn="0" w:lastRowLastColumn="0"/>
+            </w:pPr>
+            <w:r>
+              <w:t>N</w:t>
+            </w:r>
+          </w:p>
+        </w:tc>
+      </w:tr>
+      <w:tr>
+        <w:trPr>
+          <w:gridAfter w:val="1"/>
+          <w:cnfStyle w:val="000000100000" w:firstRow="0" w:lastRow="0" w:firstColumn="0" w:lastColumn="0" w:oddVBand="0" w:evenVBand="0" w:oddHBand="1" w:evenHBand="0" w:firstRowFirstColumn="0" w:firstRowLastColumn="0" w:lastRowFirstColumn="0" w:lastRowLastColumn="0"/>
+          <w:wAfter w:w="10" w:type="dxa"/>
+          <w:trHeight w:val="279"/>
+        </w:trPr>
+        <w:tc>
+          <w:tcPr>
+            <w:cnfStyle w:val="001000000000" w:firstRow="0" w:lastRow="0" w:firstColumn="1" w:lastColumn="0" w:oddVBand="0" w:evenVBand="0" w:oddHBand="0" w:evenHBand="0" w:firstRowFirstColumn="0" w:firstRowLastColumn="0" w:lastRowFirstColumn="0" w:lastRowLastColumn="0"/>
+            <w:tcW w:w="1704" w:type="dxa"/>
+          </w:tcPr>
+          <w:p>
+            <w:pPr>
+              <w:jc w:val="center"/>
+            </w:pPr>
+            <w:r>
+              <w:t>Cod_Evento</w:t>
+            </w:r>
+          </w:p>
+        </w:tc>
+        <w:tc>
+          <w:tcPr>
+            <w:tcW w:w="2363" w:type="dxa"/>
+          </w:tcPr>
+          <w:p>
+            <w:pPr>
+              <w:jc w:val="center"/>
+              <w:cnfStyle w:val="000000100000" w:firstRow="0" w:lastRow="0" w:firstColumn="0" w:lastColumn="0" w:oddVBand="0" w:evenVBand="0" w:oddHBand="1" w:evenHBand="0" w:firstRowFirstColumn="0" w:firstRowLastColumn="0" w:lastRowFirstColumn="0" w:lastRowLastColumn="0"/>
+            </w:pPr>
+            <w:r>
+              <w:t>Clave de todas las perosnas del sistemas</w:t>
+            </w:r>
+          </w:p>
+        </w:tc>
+        <w:tc>
+          <w:tcPr>
+            <w:tcW w:w="976" w:type="dxa"/>
+          </w:tcPr>
+          <w:p>
+            <w:pPr>
+              <w:jc w:val="center"/>
+              <w:cnfStyle w:val="000000100000" w:firstRow="0" w:lastRow="0" w:firstColumn="0" w:lastColumn="0" w:oddVBand="0" w:evenVBand="0" w:oddHBand="1" w:evenHBand="0" w:firstRowFirstColumn="0" w:firstRowLastColumn="0" w:lastRowFirstColumn="0" w:lastRowLastColumn="0"/>
+            </w:pPr>
+          </w:p>
+        </w:tc>
+        <w:tc>
+          <w:tcPr>
+            <w:tcW w:w="893" w:type="dxa"/>
+          </w:tcPr>
+          <w:p>
+            <w:pPr>
+              <w:jc w:val="center"/>
+              <w:cnfStyle w:val="000000100000" w:firstRow="0" w:lastRow="0" w:firstColumn="0" w:lastColumn="0" w:oddVBand="0" w:evenVBand="0" w:oddHBand="1" w:evenHBand="0" w:firstRowFirstColumn="0" w:firstRowLastColumn="0" w:lastRowFirstColumn="0" w:lastRowLastColumn="0"/>
+            </w:pPr>
+            <w:r>
+              <w:t>X</w:t>
+            </w:r>
+          </w:p>
+        </w:tc>
+        <w:tc>
+          <w:tcPr>
+            <w:tcW w:w="920" w:type="dxa"/>
+            <w:gridSpan w:val="2"/>
+          </w:tcPr>
+          <w:p>
+            <w:pPr>
+              <w:jc w:val="center"/>
+              <w:cnfStyle w:val="000000100000" w:firstRow="0" w:lastRow="0" w:firstColumn="0" w:lastColumn="0" w:oddVBand="0" w:evenVBand="0" w:oddHBand="1" w:evenHBand="0" w:firstRowFirstColumn="0" w:firstRowLastColumn="0" w:lastRowFirstColumn="0" w:lastRowLastColumn="0"/>
+            </w:pPr>
+          </w:p>
+        </w:tc>
+        <w:tc>
+          <w:tcPr>
+            <w:tcW w:w="894" w:type="dxa"/>
+          </w:tcPr>
+          <w:p>
+            <w:pPr>
+              <w:jc w:val="center"/>
+              <w:cnfStyle w:val="000000100000" w:firstRow="0" w:lastRow="0" w:firstColumn="0" w:lastColumn="0" w:oddVBand="0" w:evenVBand="0" w:oddHBand="1" w:evenHBand="0" w:firstRowFirstColumn="0" w:firstRowLastColumn="0" w:lastRowFirstColumn="0" w:lastRowLastColumn="0"/>
+            </w:pPr>
+          </w:p>
+        </w:tc>
+        <w:tc>
+          <w:tcPr>
+            <w:tcW w:w="617" w:type="dxa"/>
+          </w:tcPr>
+          <w:p>
+            <w:pPr>
+              <w:jc w:val="center"/>
+              <w:cnfStyle w:val="000000100000" w:firstRow="0" w:lastRow="0" w:firstColumn="0" w:lastColumn="0" w:oddVBand="0" w:evenVBand="0" w:oddHBand="1" w:evenHBand="0" w:firstRowFirstColumn="0" w:firstRowLastColumn="0" w:lastRowFirstColumn="0" w:lastRowLastColumn="0"/>
+            </w:pPr>
+          </w:p>
+        </w:tc>
+        <w:tc>
+          <w:tcPr>
+            <w:tcW w:w="617" w:type="dxa"/>
+            <w:gridSpan w:val="2"/>
+          </w:tcPr>
+          <w:p>
+            <w:pPr>
+              <w:jc w:val="center"/>
+              <w:cnfStyle w:val="000000100000" w:firstRow="0" w:lastRow="0" w:firstColumn="0" w:lastColumn="0" w:oddVBand="0" w:evenVBand="0" w:oddHBand="1" w:evenHBand="0" w:firstRowFirstColumn="0" w:firstRowLastColumn="0" w:lastRowFirstColumn="0" w:lastRowLastColumn="0"/>
+            </w:pPr>
+            <w:r>
+              <w:t>X</w:t>
+            </w:r>
+          </w:p>
+        </w:tc>
+        <w:tc>
+          <w:tcPr>
+            <w:tcW w:w="800" w:type="dxa"/>
+          </w:tcPr>
+          <w:p>
+            <w:pPr>
+              <w:jc w:val="center"/>
+              <w:cnfStyle w:val="000000100000" w:firstRow="0" w:lastRow="0" w:firstColumn="0" w:lastColumn="0" w:oddVBand="0" w:evenVBand="0" w:oddHBand="1" w:evenHBand="0" w:firstRowFirstColumn="0" w:firstRowLastColumn="0" w:lastRowFirstColumn="0" w:lastRowLastColumn="0"/>
+            </w:pPr>
+            <w:r>
+              <w:t>X</w:t>
+            </w:r>
+          </w:p>
+        </w:tc>
+        <w:tc>
+          <w:tcPr>
+            <w:tcW w:w="844" w:type="dxa"/>
+          </w:tcPr>
+          <w:p>
+            <w:pPr>
+              <w:jc w:val="center"/>
+              <w:cnfStyle w:val="000000100000" w:firstRow="0" w:lastRow="0" w:firstColumn="0" w:lastColumn="0" w:oddVBand="0" w:evenVBand="0" w:oddHBand="1" w:evenHBand="0" w:firstRowFirstColumn="0" w:firstRowLastColumn="0" w:lastRowFirstColumn="0" w:lastRowLastColumn="0"/>
+            </w:pPr>
+          </w:p>
+        </w:tc>
+      </w:tr>
+      <w:tr>
+        <w:trPr>
+          <w:gridAfter w:val="1"/>
+          <w:wAfter w:w="10" w:type="dxa"/>
+          <w:trHeight w:val="279"/>
+        </w:trPr>
+        <w:tc>
+          <w:tcPr>
+            <w:cnfStyle w:val="001000000000" w:firstRow="0" w:lastRow="0" w:firstColumn="1" w:lastColumn="0" w:oddVBand="0" w:evenVBand="0" w:oddHBand="0" w:evenHBand="0" w:firstRowFirstColumn="0" w:firstRowLastColumn="0" w:lastRowFirstColumn="0" w:lastRowLastColumn="0"/>
+            <w:tcW w:w="1704" w:type="dxa"/>
+          </w:tcPr>
+          <w:p>
+            <w:pPr>
+              <w:jc w:val="center"/>
+            </w:pPr>
+            <w:r>
+              <w:t>Nombre</w:t>
+            </w:r>
+          </w:p>
+        </w:tc>
+        <w:tc>
+          <w:tcPr>
+            <w:tcW w:w="2363" w:type="dxa"/>
+          </w:tcPr>
+          <w:p>
+            <w:pPr>
+              <w:jc w:val="center"/>
+              <w:cnfStyle w:val="000000000000" w:firstRow="0" w:lastRow="0" w:firstColumn="0" w:lastColumn="0" w:oddVBand="0" w:evenVBand="0" w:oddHBand="0" w:evenHBand="0" w:firstRowFirstColumn="0" w:firstRowLastColumn="0" w:lastRowFirstColumn="0" w:lastRowLastColumn="0"/>
+            </w:pPr>
+            <w:r>
+              <w:t>Nombre completo del evento</w:t>
+            </w:r>
+          </w:p>
+        </w:tc>
+        <w:tc>
+          <w:tcPr>
+            <w:tcW w:w="976" w:type="dxa"/>
+          </w:tcPr>
+          <w:p>
+            <w:pPr>
+              <w:jc w:val="center"/>
+              <w:cnfStyle w:val="000000000000" w:firstRow="0" w:lastRow="0" w:firstColumn="0" w:lastColumn="0" w:oddVBand="0" w:evenVBand="0" w:oddHBand="0" w:evenHBand="0" w:firstRowFirstColumn="0" w:firstRowLastColumn="0" w:lastRowFirstColumn="0" w:lastRowLastColumn="0"/>
+            </w:pPr>
+          </w:p>
+        </w:tc>
+        <w:tc>
+          <w:tcPr>
+            <w:tcW w:w="893" w:type="dxa"/>
+          </w:tcPr>
+          <w:p>
+            <w:pPr>
+              <w:jc w:val="center"/>
+              <w:cnfStyle w:val="000000000000" w:firstRow="0" w:lastRow="0" w:firstColumn="0" w:lastColumn="0" w:oddVBand="0" w:evenVBand="0" w:oddHBand="0" w:evenHBand="0" w:firstRowFirstColumn="0" w:firstRowLastColumn="0" w:lastRowFirstColumn="0" w:lastRowLastColumn="0"/>
+            </w:pPr>
+          </w:p>
+        </w:tc>
+        <w:tc>
+          <w:tcPr>
+            <w:tcW w:w="920" w:type="dxa"/>
+            <w:gridSpan w:val="2"/>
+          </w:tcPr>
+          <w:p>
+            <w:pPr>
+              <w:jc w:val="center"/>
+              <w:cnfStyle w:val="000000000000" w:firstRow="0" w:lastRow="0" w:firstColumn="0" w:lastColumn="0" w:oddVBand="0" w:evenVBand="0" w:oddHBand="0" w:evenHBand="0" w:firstRowFirstColumn="0" w:firstRowLastColumn="0" w:lastRowFirstColumn="0" w:lastRowLastColumn="0"/>
+            </w:pPr>
+            <w:r>
+              <w:t>X</w:t>
+            </w:r>
+          </w:p>
+        </w:tc>
+        <w:tc>
+          <w:tcPr>
+            <w:tcW w:w="894" w:type="dxa"/>
+          </w:tcPr>
+          <w:p>
+            <w:pPr>
+              <w:jc w:val="center"/>
+              <w:cnfStyle w:val="000000000000" w:firstRow="0" w:lastRow="0" w:firstColumn="0" w:lastColumn="0" w:oddVBand="0" w:evenVBand="0" w:oddHBand="0" w:evenHBand="0" w:firstRowFirstColumn="0" w:firstRowLastColumn="0" w:lastRowFirstColumn="0" w:lastRowLastColumn="0"/>
+            </w:pPr>
+          </w:p>
+        </w:tc>
+        <w:tc>
+          <w:tcPr>
+            <w:tcW w:w="617" w:type="dxa"/>
+          </w:tcPr>
+          <w:p>
+            <w:pPr>
+              <w:jc w:val="center"/>
+              <w:cnfStyle w:val="000000000000" w:firstRow="0" w:lastRow="0" w:firstColumn="0" w:lastColumn="0" w:oddVBand="0" w:evenVBand="0" w:oddHBand="0" w:evenHBand="0" w:firstRowFirstColumn="0" w:firstRowLastColumn="0" w:lastRowFirstColumn="0" w:lastRowLastColumn="0"/>
+            </w:pPr>
+          </w:p>
+        </w:tc>
+        <w:tc>
+          <w:tcPr>
+            <w:tcW w:w="617" w:type="dxa"/>
+            <w:gridSpan w:val="2"/>
+          </w:tcPr>
+          <w:p>
+            <w:pPr>
+              <w:jc w:val="center"/>
+              <w:cnfStyle w:val="000000000000" w:firstRow="0" w:lastRow="0" w:firstColumn="0" w:lastColumn="0" w:oddVBand="0" w:evenVBand="0" w:oddHBand="0" w:evenHBand="0" w:firstRowFirstColumn="0" w:firstRowLastColumn="0" w:lastRowFirstColumn="0" w:lastRowLastColumn="0"/>
+            </w:pPr>
+            <w:r>
+              <w:t>X</w:t>
+            </w:r>
+          </w:p>
+        </w:tc>
+        <w:tc>
+          <w:tcPr>
+            <w:tcW w:w="800" w:type="dxa"/>
+          </w:tcPr>
+          <w:p>
+            <w:pPr>
+              <w:jc w:val="center"/>
+              <w:cnfStyle w:val="000000000000" w:firstRow="0" w:lastRow="0" w:firstColumn="0" w:lastColumn="0" w:oddVBand="0" w:evenVBand="0" w:oddHBand="0" w:evenHBand="0" w:firstRowFirstColumn="0" w:firstRowLastColumn="0" w:lastRowFirstColumn="0" w:lastRowLastColumn="0"/>
+            </w:pPr>
+          </w:p>
+        </w:tc>
+        <w:tc>
+          <w:tcPr>
+            <w:tcW w:w="844" w:type="dxa"/>
+          </w:tcPr>
+          <w:p>
+            <w:pPr>
+              <w:jc w:val="center"/>
+              <w:cnfStyle w:val="000000000000" w:firstRow="0" w:lastRow="0" w:firstColumn="0" w:lastColumn="0" w:oddVBand="0" w:evenVBand="0" w:oddHBand="0" w:evenHBand="0" w:firstRowFirstColumn="0" w:firstRowLastColumn="0" w:lastRowFirstColumn="0" w:lastRowLastColumn="0"/>
+            </w:pPr>
+            <w:r>
+              <w:t>X</w:t>
+            </w:r>
+          </w:p>
+        </w:tc>
+      </w:tr>
+      <w:tr>
+        <w:trPr>
+          <w:gridAfter w:val="1"/>
+          <w:cnfStyle w:val="000000100000" w:firstRow="0" w:lastRow="0" w:firstColumn="0" w:lastColumn="0" w:oddVBand="0" w:evenVBand="0" w:oddHBand="1" w:evenHBand="0" w:firstRowFirstColumn="0" w:firstRowLastColumn="0" w:lastRowFirstColumn="0" w:lastRowLastColumn="0"/>
+          <w:wAfter w:w="10" w:type="dxa"/>
+          <w:trHeight w:val="279"/>
+        </w:trPr>
+        <w:tc>
+          <w:tcPr>
+            <w:cnfStyle w:val="001000000000" w:firstRow="0" w:lastRow="0" w:firstColumn="1" w:lastColumn="0" w:oddVBand="0" w:evenVBand="0" w:oddHBand="0" w:evenHBand="0" w:firstRowFirstColumn="0" w:firstRowLastColumn="0" w:lastRowFirstColumn="0" w:lastRowLastColumn="0"/>
+            <w:tcW w:w="1704" w:type="dxa"/>
+          </w:tcPr>
+          <w:p>
+            <w:pPr>
+              <w:jc w:val="center"/>
+            </w:pPr>
+            <w:r>
+              <w:t xml:space="preserve">Fecha_Inicio </w:t>
+            </w:r>
+          </w:p>
+        </w:tc>
+        <w:tc>
+          <w:tcPr>
+            <w:tcW w:w="2363" w:type="dxa"/>
+          </w:tcPr>
+          <w:p>
+            <w:pPr>
+              <w:jc w:val="center"/>
+              <w:cnfStyle w:val="000000100000" w:firstRow="0" w:lastRow="0" w:firstColumn="0" w:lastColumn="0" w:oddVBand="0" w:evenVBand="0" w:oddHBand="1" w:evenHBand="0" w:firstRowFirstColumn="0" w:firstRowLastColumn="0" w:lastRowFirstColumn="0" w:lastRowLastColumn="0"/>
+            </w:pPr>
+            <w:r>
+              <w:t>Fecha inicial</w:t>
+            </w:r>
+          </w:p>
+        </w:tc>
+        <w:tc>
+          <w:tcPr>
+            <w:tcW w:w="976" w:type="dxa"/>
+          </w:tcPr>
+          <w:p>
+            <w:pPr>
+              <w:jc w:val="center"/>
+              <w:cnfStyle w:val="000000100000" w:firstRow="0" w:lastRow="0" w:firstColumn="0" w:lastColumn="0" w:oddVBand="0" w:evenVBand="0" w:oddHBand="1" w:evenHBand="0" w:firstRowFirstColumn="0" w:firstRowLastColumn="0" w:lastRowFirstColumn="0" w:lastRowLastColumn="0"/>
+            </w:pPr>
+          </w:p>
+        </w:tc>
+        <w:tc>
+          <w:tcPr>
+            <w:tcW w:w="893" w:type="dxa"/>
+          </w:tcPr>
+          <w:p>
+            <w:pPr>
+              <w:jc w:val="center"/>
+              <w:cnfStyle w:val="000000100000" w:firstRow="0" w:lastRow="0" w:firstColumn="0" w:lastColumn="0" w:oddVBand="0" w:evenVBand="0" w:oddHBand="1" w:evenHBand="0" w:firstRowFirstColumn="0" w:firstRowLastColumn="0" w:lastRowFirstColumn="0" w:lastRowLastColumn="0"/>
+            </w:pPr>
+          </w:p>
+        </w:tc>
+        <w:tc>
+          <w:tcPr>
+            <w:tcW w:w="920" w:type="dxa"/>
+            <w:gridSpan w:val="2"/>
+          </w:tcPr>
+          <w:p>
+            <w:pPr>
+              <w:jc w:val="center"/>
+              <w:cnfStyle w:val="000000100000" w:firstRow="0" w:lastRow="0" w:firstColumn="0" w:lastColumn="0" w:oddVBand="0" w:evenVBand="0" w:oddHBand="1" w:evenHBand="0" w:firstRowFirstColumn="0" w:firstRowLastColumn="0" w:lastRowFirstColumn="0" w:lastRowLastColumn="0"/>
+            </w:pPr>
+          </w:p>
+        </w:tc>
+        <w:tc>
+          <w:tcPr>
+            <w:tcW w:w="894" w:type="dxa"/>
+          </w:tcPr>
+          <w:p>
+            <w:pPr>
+              <w:jc w:val="center"/>
+              <w:cnfStyle w:val="000000100000" w:firstRow="0" w:lastRow="0" w:firstColumn="0" w:lastColumn="0" w:oddVBand="0" w:evenVBand="0" w:oddHBand="1" w:evenHBand="0" w:firstRowFirstColumn="0" w:firstRowLastColumn="0" w:lastRowFirstColumn="0" w:lastRowLastColumn="0"/>
+            </w:pPr>
+            <w:r>
+              <w:t>DATE</w:t>
+            </w:r>
+          </w:p>
+        </w:tc>
+        <w:tc>
+          <w:tcPr>
+            <w:tcW w:w="617" w:type="dxa"/>
+          </w:tcPr>
+          <w:p>
+            <w:pPr>
+              <w:jc w:val="center"/>
+              <w:cnfStyle w:val="000000100000" w:firstRow="0" w:lastRow="0" w:firstColumn="0" w:lastColumn="0" w:oddVBand="0" w:evenVBand="0" w:oddHBand="1" w:evenHBand="0" w:firstRowFirstColumn="0" w:firstRowLastColumn="0" w:lastRowFirstColumn="0" w:lastRowLastColumn="0"/>
+            </w:pPr>
+          </w:p>
+        </w:tc>
+        <w:tc>
+          <w:tcPr>
+            <w:tcW w:w="617" w:type="dxa"/>
+            <w:gridSpan w:val="2"/>
+          </w:tcPr>
+          <w:p>
+            <w:pPr>
+              <w:jc w:val="center"/>
+              <w:cnfStyle w:val="000000100000" w:firstRow="0" w:lastRow="0" w:firstColumn="0" w:lastColumn="0" w:oddVBand="0" w:evenVBand="0" w:oddHBand="1" w:evenHBand="0" w:firstRowFirstColumn="0" w:firstRowLastColumn="0" w:lastRowFirstColumn="0" w:lastRowLastColumn="0"/>
+            </w:pPr>
+            <w:r>
+              <w:t>X</w:t>
+            </w:r>
+          </w:p>
+        </w:tc>
+        <w:tc>
+          <w:tcPr>
+            <w:tcW w:w="800" w:type="dxa"/>
+          </w:tcPr>
+          <w:p>
+            <w:pPr>
+              <w:jc w:val="center"/>
+              <w:cnfStyle w:val="000000100000" w:firstRow="0" w:lastRow="0" w:firstColumn="0" w:lastColumn="0" w:oddVBand="0" w:evenVBand="0" w:oddHBand="1" w:evenHBand="0" w:firstRowFirstColumn="0" w:firstRowLastColumn="0" w:lastRowFirstColumn="0" w:lastRowLastColumn="0"/>
+            </w:pPr>
+          </w:p>
+        </w:tc>
+        <w:tc>
+          <w:tcPr>
+            <w:tcW w:w="844" w:type="dxa"/>
+          </w:tcPr>
+          <w:p>
+            <w:pPr>
+              <w:jc w:val="center"/>
+              <w:cnfStyle w:val="000000100000" w:firstRow="0" w:lastRow="0" w:firstColumn="0" w:lastColumn="0" w:oddVBand="0" w:evenVBand="0" w:oddHBand="1" w:evenHBand="0" w:firstRowFirstColumn="0" w:firstRowLastColumn="0" w:lastRowFirstColumn="0" w:lastRowLastColumn="0"/>
+            </w:pPr>
+            <w:r>
+              <w:t>X</w:t>
+            </w:r>
+          </w:p>
+        </w:tc>
+      </w:tr>
+      <w:tr>
+        <w:trPr>
+          <w:gridAfter w:val="1"/>
+          <w:wAfter w:w="10" w:type="dxa"/>
+          <w:trHeight w:val="279"/>
+        </w:trPr>
+        <w:tc>
+          <w:tcPr>
+            <w:cnfStyle w:val="001000000000" w:firstRow="0" w:lastRow="0" w:firstColumn="1" w:lastColumn="0" w:oddVBand="0" w:evenVBand="0" w:oddHBand="0" w:evenHBand="0" w:firstRowFirstColumn="0" w:firstRowLastColumn="0" w:lastRowFirstColumn="0" w:lastRowLastColumn="0"/>
+            <w:tcW w:w="1704" w:type="dxa"/>
+          </w:tcPr>
+          <w:p>
+            <w:pPr>
+              <w:jc w:val="center"/>
+            </w:pPr>
+            <w:r>
+              <w:t>Fecha_Fin</w:t>
+            </w:r>
+          </w:p>
+        </w:tc>
+        <w:tc>
+          <w:tcPr>
+            <w:tcW w:w="2363" w:type="dxa"/>
+          </w:tcPr>
+          <w:p>
+            <w:pPr>
+              <w:jc w:val="center"/>
+              <w:cnfStyle w:val="000000000000" w:firstRow="0" w:lastRow="0" w:firstColumn="0" w:lastColumn="0" w:oddVBand="0" w:evenVBand="0" w:oddHBand="0" w:evenHBand="0" w:firstRowFirstColumn="0" w:firstRowLastColumn="0" w:lastRowFirstColumn="0" w:lastRowLastColumn="0"/>
+            </w:pPr>
+            <w:r>
+              <w:t>Fecha final</w:t>
+            </w:r>
+          </w:p>
+        </w:tc>
+        <w:tc>
+          <w:tcPr>
+            <w:tcW w:w="976" w:type="dxa"/>
+          </w:tcPr>
+          <w:p>
+            <w:pPr>
+              <w:jc w:val="center"/>
+              <w:cnfStyle w:val="000000000000" w:firstRow="0" w:lastRow="0" w:firstColumn="0" w:lastColumn="0" w:oddVBand="0" w:evenVBand="0" w:oddHBand="0" w:evenHBand="0" w:firstRowFirstColumn="0" w:firstRowLastColumn="0" w:lastRowFirstColumn="0" w:lastRowLastColumn="0"/>
+            </w:pPr>
+          </w:p>
+        </w:tc>
+        <w:tc>
+          <w:tcPr>
+            <w:tcW w:w="893" w:type="dxa"/>
+          </w:tcPr>
+          <w:p>
+            <w:pPr>
+              <w:jc w:val="center"/>
+              <w:cnfStyle w:val="000000000000" w:firstRow="0" w:lastRow="0" w:firstColumn="0" w:lastColumn="0" w:oddVBand="0" w:evenVBand="0" w:oddHBand="0" w:evenHBand="0" w:firstRowFirstColumn="0" w:firstRowLastColumn="0" w:lastRowFirstColumn="0" w:lastRowLastColumn="0"/>
+            </w:pPr>
+          </w:p>
+        </w:tc>
+        <w:tc>
+          <w:tcPr>
+            <w:tcW w:w="920" w:type="dxa"/>
+            <w:gridSpan w:val="2"/>
+          </w:tcPr>
+          <w:p>
+            <w:pPr>
+              <w:jc w:val="center"/>
+              <w:cnfStyle w:val="000000000000" w:firstRow="0" w:lastRow="0" w:firstColumn="0" w:lastColumn="0" w:oddVBand="0" w:evenVBand="0" w:oddHBand="0" w:evenHBand="0" w:firstRowFirstColumn="0" w:firstRowLastColumn="0" w:lastRowFirstColumn="0" w:lastRowLastColumn="0"/>
+            </w:pPr>
+          </w:p>
+        </w:tc>
+        <w:tc>
+          <w:tcPr>
+            <w:tcW w:w="894" w:type="dxa"/>
+          </w:tcPr>
+          <w:p>
+            <w:pPr>
+              <w:jc w:val="center"/>
+              <w:cnfStyle w:val="000000000000" w:firstRow="0" w:lastRow="0" w:firstColumn="0" w:lastColumn="0" w:oddVBand="0" w:evenVBand="0" w:oddHBand="0" w:evenHBand="0" w:firstRowFirstColumn="0" w:firstRowLastColumn="0" w:lastRowFirstColumn="0" w:lastRowLastColumn="0"/>
+            </w:pPr>
+            <w:r>
+              <w:t>DATE</w:t>
+            </w:r>
+          </w:p>
+        </w:tc>
+        <w:tc>
+          <w:tcPr>
+            <w:tcW w:w="617" w:type="dxa"/>
+          </w:tcPr>
+          <w:p>
+            <w:pPr>
+              <w:jc w:val="center"/>
+              <w:cnfStyle w:val="000000000000" w:firstRow="0" w:lastRow="0" w:firstColumn="0" w:lastColumn="0" w:oddVBand="0" w:evenVBand="0" w:oddHBand="0" w:evenHBand="0" w:firstRowFirstColumn="0" w:firstRowLastColumn="0" w:lastRowFirstColumn="0" w:lastRowLastColumn="0"/>
+            </w:pPr>
+          </w:p>
+        </w:tc>
+        <w:tc>
+          <w:tcPr>
+            <w:tcW w:w="617" w:type="dxa"/>
+            <w:gridSpan w:val="2"/>
+          </w:tcPr>
+          <w:p>
+            <w:pPr>
+              <w:jc w:val="center"/>
+              <w:cnfStyle w:val="000000000000" w:firstRow="0" w:lastRow="0" w:firstColumn="0" w:lastColumn="0" w:oddVBand="0" w:evenVBand="0" w:oddHBand="0" w:evenHBand="0" w:firstRowFirstColumn="0" w:firstRowLastColumn="0" w:lastRowFirstColumn="0" w:lastRowLastColumn="0"/>
+            </w:pPr>
+            <w:r>
+              <w:t>X</w:t>
+            </w:r>
+          </w:p>
+        </w:tc>
+        <w:tc>
+          <w:tcPr>
+            <w:tcW w:w="800" w:type="dxa"/>
+          </w:tcPr>
+          <w:p>
+            <w:pPr>
+              <w:jc w:val="center"/>
+              <w:cnfStyle w:val="000000000000" w:firstRow="0" w:lastRow="0" w:firstColumn="0" w:lastColumn="0" w:oddVBand="0" w:evenVBand="0" w:oddHBand="0" w:evenHBand="0" w:firstRowFirstColumn="0" w:firstRowLastColumn="0" w:lastRowFirstColumn="0" w:lastRowLastColumn="0"/>
+            </w:pPr>
+          </w:p>
+        </w:tc>
+        <w:tc>
+          <w:tcPr>
+            <w:tcW w:w="844" w:type="dxa"/>
+          </w:tcPr>
+          <w:p>
+            <w:pPr>
+              <w:jc w:val="center"/>
+              <w:cnfStyle w:val="000000000000" w:firstRow="0" w:lastRow="0" w:firstColumn="0" w:lastColumn="0" w:oddVBand="0" w:evenVBand="0" w:oddHBand="0" w:evenHBand="0" w:firstRowFirstColumn="0" w:firstRowLastColumn="0" w:lastRowFirstColumn="0" w:lastRowLastColumn="0"/>
+            </w:pPr>
+            <w:r>
+              <w:t>X</w:t>
+            </w:r>
+          </w:p>
+        </w:tc>
+      </w:tr>
+      <w:tr>
+        <w:trPr>
+          <w:gridAfter w:val="1"/>
+          <w:cnfStyle w:val="000000100000" w:firstRow="0" w:lastRow="0" w:firstColumn="0" w:lastColumn="0" w:oddVBand="0" w:evenVBand="0" w:oddHBand="1" w:evenHBand="0" w:firstRowFirstColumn="0" w:firstRowLastColumn="0" w:lastRowFirstColumn="0" w:lastRowLastColumn="0"/>
+          <w:wAfter w:w="10" w:type="dxa"/>
+          <w:trHeight w:val="279"/>
+        </w:trPr>
+        <w:tc>
+          <w:tcPr>
+            <w:cnfStyle w:val="001000000000" w:firstRow="0" w:lastRow="0" w:firstColumn="1" w:lastColumn="0" w:oddVBand="0" w:evenVBand="0" w:oddHBand="0" w:evenHBand="0" w:firstRowFirstColumn="0" w:firstRowLastColumn="0" w:lastRowFirstColumn="0" w:lastRowLastColumn="0"/>
+            <w:tcW w:w="1704" w:type="dxa"/>
+          </w:tcPr>
+          <w:p>
+            <w:pPr>
+              <w:jc w:val="center"/>
+            </w:pPr>
+            <w:r>
+              <w:t>Cod_Persona</w:t>
+            </w:r>
+          </w:p>
+        </w:tc>
+        <w:tc>
+          <w:tcPr>
+            <w:tcW w:w="2363" w:type="dxa"/>
+          </w:tcPr>
+          <w:p>
+            <w:pPr>
+              <w:jc w:val="center"/>
+              <w:cnfStyle w:val="000000100000" w:firstRow="0" w:lastRow="0" w:firstColumn="0" w:lastColumn="0" w:oddVBand="0" w:evenVBand="0" w:oddHBand="1" w:evenHBand="0" w:firstRowFirstColumn="0" w:firstRowLastColumn="0" w:lastRowFirstColumn="0" w:lastRowLastColumn="0"/>
+            </w:pPr>
+            <w:r>
+              <w:t>Clave Foránea</w:t>
+            </w:r>
+          </w:p>
+        </w:tc>
+        <w:tc>
+          <w:tcPr>
+            <w:tcW w:w="976" w:type="dxa"/>
+          </w:tcPr>
+          <w:p>
+            <w:pPr>
+              <w:jc w:val="center"/>
+              <w:cnfStyle w:val="000000100000" w:firstRow="0" w:lastRow="0" w:firstColumn="0" w:lastColumn="0" w:oddVBand="0" w:evenVBand="0" w:oddHBand="1" w:evenHBand="0" w:firstRowFirstColumn="0" w:firstRowLastColumn="0" w:lastRowFirstColumn="0" w:lastRowLastColumn="0"/>
+            </w:pPr>
+          </w:p>
+        </w:tc>
+        <w:tc>
+          <w:tcPr>
+            <w:tcW w:w="893" w:type="dxa"/>
+          </w:tcPr>
+          <w:p>
+            <w:pPr>
+              <w:jc w:val="center"/>
+              <w:cnfStyle w:val="000000100000" w:firstRow="0" w:lastRow="0" w:firstColumn="0" w:lastColumn="0" w:oddVBand="0" w:evenVBand="0" w:oddHBand="1" w:evenHBand="0" w:firstRowFirstColumn="0" w:firstRowLastColumn="0" w:lastRowFirstColumn="0" w:lastRowLastColumn="0"/>
+            </w:pPr>
+          </w:p>
+        </w:tc>
+        <w:tc>
+          <w:tcPr>
+            <w:tcW w:w="920" w:type="dxa"/>
+            <w:gridSpan w:val="2"/>
+          </w:tcPr>
+          <w:p>
+            <w:pPr>
+              <w:jc w:val="center"/>
+              <w:cnfStyle w:val="000000100000" w:firstRow="0" w:lastRow="0" w:firstColumn="0" w:lastColumn="0" w:oddVBand="0" w:evenVBand="0" w:oddHBand="1" w:evenHBand="0" w:firstRowFirstColumn="0" w:firstRowLastColumn="0" w:lastRowFirstColumn="0" w:lastRowLastColumn="0"/>
+            </w:pPr>
+            <w:r>
+              <w:t>X</w:t>
+            </w:r>
+          </w:p>
+        </w:tc>
+        <w:tc>
+          <w:tcPr>
+            <w:tcW w:w="894" w:type="dxa"/>
+          </w:tcPr>
+          <w:p>
+            <w:pPr>
+              <w:jc w:val="center"/>
+              <w:cnfStyle w:val="000000100000" w:firstRow="0" w:lastRow="0" w:firstColumn="0" w:lastColumn="0" w:oddVBand="0" w:evenVBand="0" w:oddHBand="1" w:evenHBand="0" w:firstRowFirstColumn="0" w:firstRowLastColumn="0" w:lastRowFirstColumn="0" w:lastRowLastColumn="0"/>
+            </w:pPr>
+          </w:p>
+        </w:tc>
+        <w:tc>
+          <w:tcPr>
+            <w:tcW w:w="617" w:type="dxa"/>
+          </w:tcPr>
+          <w:p>
+            <w:pPr>
+              <w:jc w:val="center"/>
+              <w:cnfStyle w:val="000000100000" w:firstRow="0" w:lastRow="0" w:firstColumn="0" w:lastColumn="0" w:oddVBand="0" w:evenVBand="0" w:oddHBand="1" w:evenHBand="0" w:firstRowFirstColumn="0" w:firstRowLastColumn="0" w:lastRowFirstColumn="0" w:lastRowLastColumn="0"/>
+            </w:pPr>
+          </w:p>
+        </w:tc>
+        <w:tc>
+          <w:tcPr>
+            <w:tcW w:w="617" w:type="dxa"/>
+            <w:gridSpan w:val="2"/>
+          </w:tcPr>
+          <w:p>
+            <w:pPr>
+              <w:jc w:val="center"/>
+              <w:cnfStyle w:val="000000100000" w:firstRow="0" w:lastRow="0" w:firstColumn="0" w:lastColumn="0" w:oddVBand="0" w:evenVBand="0" w:oddHBand="1" w:evenHBand="0" w:firstRowFirstColumn="0" w:firstRowLastColumn="0" w:lastRowFirstColumn="0" w:lastRowLastColumn="0"/>
+            </w:pPr>
+            <w:r>
+              <w:t>X</w:t>
+            </w:r>
+          </w:p>
+        </w:tc>
+        <w:tc>
+          <w:tcPr>
+            <w:tcW w:w="800" w:type="dxa"/>
+          </w:tcPr>
+          <w:p>
+            <w:pPr>
+              <w:jc w:val="center"/>
+              <w:cnfStyle w:val="000000100000" w:firstRow="0" w:lastRow="0" w:firstColumn="0" w:lastColumn="0" w:oddVBand="0" w:evenVBand="0" w:oddHBand="1" w:evenHBand="0" w:firstRowFirstColumn="0" w:firstRowLastColumn="0" w:lastRowFirstColumn="0" w:lastRowLastColumn="0"/>
+            </w:pPr>
+            <w:r>
+              <w:t>X</w:t>
+            </w:r>
+          </w:p>
+        </w:tc>
+        <w:tc>
+          <w:tcPr>
+            <w:tcW w:w="844" w:type="dxa"/>
+          </w:tcPr>
+          <w:p>
+            <w:pPr>
+              <w:jc w:val="center"/>
+              <w:cnfStyle w:val="000000100000" w:firstRow="0" w:lastRow="0" w:firstColumn="0" w:lastColumn="0" w:oddVBand="0" w:evenVBand="0" w:oddHBand="1" w:evenHBand="0" w:firstRowFirstColumn="0" w:firstRowLastColumn="0" w:lastRowFirstColumn="0" w:lastRowLastColumn="0"/>
+            </w:pPr>
+          </w:p>
+        </w:tc>
+      </w:tr>
+      <w:tr>
+        <w:trPr>
+          <w:trHeight w:val="279"/>
+        </w:trPr>
+        <w:tc>
+          <w:tcPr>
+            <w:cnfStyle w:val="001000000000" w:firstRow="0" w:lastRow="0" w:firstColumn="1" w:lastColumn="0" w:oddVBand="0" w:evenVBand="0" w:oddHBand="0" w:evenHBand="0" w:firstRowFirstColumn="0" w:firstRowLastColumn="0" w:lastRowFirstColumn="0" w:lastRowLastColumn="0"/>
+            <w:tcW w:w="10638" w:type="dxa"/>
+            <w:gridSpan w:val="13"/>
+          </w:tcPr>
+          <w:p>
+            <w:pPr>
+              <w:jc w:val="center"/>
+              <w:rPr>
+                <w:b w:val="0"/>
+                <w:bCs w:val="0"/>
+              </w:rPr>
+            </w:pPr>
+            <w:r>
+              <w:t xml:space="preserve">Observaciones y restricciones de la entidad: </w:t>
+            </w:r>
+            <w:r>
+              <w:rPr>
+                <w:b w:val="0"/>
+                <w:bCs w:val="0"/>
+              </w:rPr>
+              <w:t xml:space="preserve"> Id_Organizador será la primary key e COD_Persona será la Clave Foránea</w:t>
+            </w:r>
+          </w:p>
+        </w:tc>
+      </w:tr>
+    </w:tbl>
+    <w:p/>
+    <w:tbl>
+      <w:tblPr>
+        <w:tblStyle w:val="Tablaconcuadrcula5oscura-nfasis4"/>
+        <w:tblpPr w:leftFromText="141" w:rightFromText="141" w:vertAnchor="text" w:horzAnchor="margin" w:tblpY="-305"/>
+        <w:tblW w:w="10638" w:type="dxa"/>
+        <w:tblLook w:val="04A0" w:firstRow="1" w:lastRow="0" w:firstColumn="1" w:lastColumn="0" w:noHBand="0" w:noVBand="1"/>
+      </w:tblPr>
+      <w:tblGrid>
+        <w:gridCol w:w="1704"/>
+        <w:gridCol w:w="2363"/>
+        <w:gridCol w:w="976"/>
+        <w:gridCol w:w="893"/>
+        <w:gridCol w:w="908"/>
+        <w:gridCol w:w="12"/>
+        <w:gridCol w:w="894"/>
+        <w:gridCol w:w="617"/>
+        <w:gridCol w:w="14"/>
+        <w:gridCol w:w="603"/>
+        <w:gridCol w:w="800"/>
+        <w:gridCol w:w="844"/>
+        <w:gridCol w:w="10"/>
+      </w:tblGrid>
+      <w:tr>
+        <w:trPr>
+          <w:cnfStyle w:val="100000000000" w:firstRow="1" w:lastRow="0" w:firstColumn="0" w:lastColumn="0" w:oddVBand="0" w:evenVBand="0" w:oddHBand="0" w:evenHBand="0" w:firstRowFirstColumn="0" w:firstRowLastColumn="0" w:lastRowFirstColumn="0" w:lastRowLastColumn="0"/>
+          <w:trHeight w:val="279"/>
+        </w:trPr>
+        <w:tc>
+          <w:tcPr>
+            <w:cnfStyle w:val="001000000000" w:firstRow="0" w:lastRow="0" w:firstColumn="1" w:lastColumn="0" w:oddVBand="0" w:evenVBand="0" w:oddHBand="0" w:evenHBand="0" w:firstRowFirstColumn="0" w:firstRowLastColumn="0" w:lastRowFirstColumn="0" w:lastRowLastColumn="0"/>
+            <w:tcW w:w="10638" w:type="dxa"/>
+            <w:gridSpan w:val="13"/>
+          </w:tcPr>
+          <w:p>
+            <w:pPr>
+              <w:jc w:val="center"/>
+            </w:pPr>
+            <w:r>
+              <w:lastRenderedPageBreak/>
+              <w:t>CATEGORIA</w:t>
+            </w:r>
+          </w:p>
+        </w:tc>
+      </w:tr>
+      <w:tr>
+        <w:trPr>
+          <w:gridAfter w:val="1"/>
+          <w:cnfStyle w:val="000000100000" w:firstRow="0" w:lastRow="0" w:firstColumn="0" w:lastColumn="0" w:oddVBand="0" w:evenVBand="0" w:oddHBand="1" w:evenHBand="0" w:firstRowFirstColumn="0" w:firstRowLastColumn="0" w:lastRowFirstColumn="0" w:lastRowLastColumn="0"/>
+          <w:wAfter w:w="10" w:type="dxa"/>
+          <w:trHeight w:val="279"/>
+        </w:trPr>
+        <w:tc>
+          <w:tcPr>
+            <w:cnfStyle w:val="001000000000" w:firstRow="0" w:lastRow="0" w:firstColumn="1" w:lastColumn="0" w:oddVBand="0" w:evenVBand="0" w:oddHBand="0" w:evenHBand="0" w:firstRowFirstColumn="0" w:firstRowLastColumn="0" w:lastRowFirstColumn="0" w:lastRowLastColumn="0"/>
+            <w:tcW w:w="1704" w:type="dxa"/>
+            <w:vMerge w:val="restart"/>
+          </w:tcPr>
+          <w:p>
+            <w:pPr>
+              <w:jc w:val="center"/>
+            </w:pPr>
+            <w:r>
+              <w:t>Atributo</w:t>
+            </w:r>
+          </w:p>
+        </w:tc>
+        <w:tc>
+          <w:tcPr>
+            <w:tcW w:w="2363" w:type="dxa"/>
+            <w:vMerge w:val="restart"/>
+          </w:tcPr>
+          <w:p>
+            <w:pPr>
+              <w:jc w:val="center"/>
+              <w:cnfStyle w:val="000000100000" w:firstRow="0" w:lastRow="0" w:firstColumn="0" w:lastColumn="0" w:oddVBand="0" w:evenVBand="0" w:oddHBand="1" w:evenHBand="0" w:firstRowFirstColumn="0" w:firstRowLastColumn="0" w:lastRowFirstColumn="0" w:lastRowLastColumn="0"/>
+            </w:pPr>
+            <w:r>
+              <w:t>Descripción</w:t>
+            </w:r>
+          </w:p>
+        </w:tc>
+        <w:tc>
+          <w:tcPr>
+            <w:tcW w:w="976" w:type="dxa"/>
+            <w:vMerge w:val="restart"/>
+          </w:tcPr>
+          <w:p>
+            <w:pPr>
+              <w:jc w:val="center"/>
+              <w:cnfStyle w:val="000000100000" w:firstRow="0" w:lastRow="0" w:firstColumn="0" w:lastColumn="0" w:oddVBand="0" w:evenVBand="0" w:oddHBand="1" w:evenHBand="0" w:firstRowFirstColumn="0" w:firstRowLastColumn="0" w:lastRowFirstColumn="0" w:lastRowLastColumn="0"/>
+            </w:pPr>
+            <w:r>
+              <w:t>Dominio</w:t>
+            </w:r>
+          </w:p>
+        </w:tc>
+        <w:tc>
+          <w:tcPr>
+            <w:tcW w:w="2707" w:type="dxa"/>
+            <w:gridSpan w:val="4"/>
+          </w:tcPr>
+          <w:p>
+            <w:pPr>
+              <w:jc w:val="center"/>
+              <w:cnfStyle w:val="000000100000" w:firstRow="0" w:lastRow="0" w:firstColumn="0" w:lastColumn="0" w:oddVBand="0" w:evenVBand="0" w:oddHBand="1" w:evenHBand="0" w:firstRowFirstColumn="0" w:firstRowLastColumn="0" w:lastRowFirstColumn="0" w:lastRowLastColumn="0"/>
+            </w:pPr>
+            <w:r>
+              <w:t>Tipo/longitud</w:t>
+            </w:r>
+          </w:p>
+        </w:tc>
+        <w:tc>
+          <w:tcPr>
+            <w:tcW w:w="1234" w:type="dxa"/>
+            <w:gridSpan w:val="3"/>
+          </w:tcPr>
+          <w:p>
+            <w:pPr>
+              <w:jc w:val="center"/>
+              <w:cnfStyle w:val="000000100000" w:firstRow="0" w:lastRow="0" w:firstColumn="0" w:lastColumn="0" w:oddVBand="0" w:evenVBand="0" w:oddHBand="1" w:evenHBand="0" w:firstRowFirstColumn="0" w:firstRowLastColumn="0" w:lastRowFirstColumn="0" w:lastRowLastColumn="0"/>
+            </w:pPr>
+            <w:r>
+              <w:t>opcional</w:t>
+            </w:r>
+          </w:p>
+        </w:tc>
+        <w:tc>
+          <w:tcPr>
+            <w:tcW w:w="1644" w:type="dxa"/>
+            <w:gridSpan w:val="2"/>
+          </w:tcPr>
+          <w:p>
+            <w:pPr>
+              <w:jc w:val="center"/>
+              <w:cnfStyle w:val="000000100000" w:firstRow="0" w:lastRow="0" w:firstColumn="0" w:lastColumn="0" w:oddVBand="0" w:evenVBand="0" w:oddHBand="1" w:evenHBand="0" w:firstRowFirstColumn="0" w:firstRowLastColumn="0" w:lastRowFirstColumn="0" w:lastRowLastColumn="0"/>
+            </w:pPr>
+            <w:r>
+              <w:t>Univaluado?</w:t>
+            </w:r>
+          </w:p>
+        </w:tc>
+      </w:tr>
+      <w:tr>
+        <w:trPr>
+          <w:gridAfter w:val="1"/>
+          <w:wAfter w:w="10" w:type="dxa"/>
+          <w:trHeight w:val="151"/>
+        </w:trPr>
+        <w:tc>
+          <w:tcPr>
+            <w:cnfStyle w:val="001000000000" w:firstRow="0" w:lastRow="0" w:firstColumn="1" w:lastColumn="0" w:oddVBand="0" w:evenVBand="0" w:oddHBand="0" w:evenHBand="0" w:firstRowFirstColumn="0" w:firstRowLastColumn="0" w:lastRowFirstColumn="0" w:lastRowLastColumn="0"/>
+            <w:tcW w:w="1704" w:type="dxa"/>
+            <w:vMerge/>
+          </w:tcPr>
+          <w:p>
+            <w:pPr>
+              <w:jc w:val="center"/>
+            </w:pPr>
+          </w:p>
+        </w:tc>
+        <w:tc>
+          <w:tcPr>
+            <w:tcW w:w="2363" w:type="dxa"/>
+            <w:vMerge/>
+          </w:tcPr>
+          <w:p>
+            <w:pPr>
+              <w:jc w:val="center"/>
+              <w:cnfStyle w:val="000000000000" w:firstRow="0" w:lastRow="0" w:firstColumn="0" w:lastColumn="0" w:oddVBand="0" w:evenVBand="0" w:oddHBand="0" w:evenHBand="0" w:firstRowFirstColumn="0" w:firstRowLastColumn="0" w:lastRowFirstColumn="0" w:lastRowLastColumn="0"/>
+            </w:pPr>
+          </w:p>
+        </w:tc>
+        <w:tc>
+          <w:tcPr>
+            <w:tcW w:w="976" w:type="dxa"/>
+            <w:vMerge/>
+          </w:tcPr>
+          <w:p>
+            <w:pPr>
+              <w:jc w:val="center"/>
+              <w:cnfStyle w:val="000000000000" w:firstRow="0" w:lastRow="0" w:firstColumn="0" w:lastColumn="0" w:oddVBand="0" w:evenVBand="0" w:oddHBand="0" w:evenHBand="0" w:firstRowFirstColumn="0" w:firstRowLastColumn="0" w:lastRowFirstColumn="0" w:lastRowLastColumn="0"/>
+            </w:pPr>
+          </w:p>
+        </w:tc>
+        <w:tc>
+          <w:tcPr>
+            <w:tcW w:w="893" w:type="dxa"/>
+          </w:tcPr>
+          <w:p>
+            <w:pPr>
+              <w:jc w:val="center"/>
+              <w:cnfStyle w:val="000000000000" w:firstRow="0" w:lastRow="0" w:firstColumn="0" w:lastColumn="0" w:oddVBand="0" w:evenVBand="0" w:oddHBand="0" w:evenHBand="0" w:firstRowFirstColumn="0" w:firstRowLastColumn="0" w:lastRowFirstColumn="0" w:lastRowLastColumn="0"/>
+            </w:pPr>
+            <w:r>
+              <w:t>Num</w:t>
+            </w:r>
+          </w:p>
+        </w:tc>
+        <w:tc>
+          <w:tcPr>
+            <w:tcW w:w="908" w:type="dxa"/>
+          </w:tcPr>
+          <w:p>
+            <w:pPr>
+              <w:jc w:val="center"/>
+              <w:cnfStyle w:val="000000000000" w:firstRow="0" w:lastRow="0" w:firstColumn="0" w:lastColumn="0" w:oddVBand="0" w:evenVBand="0" w:oddHBand="0" w:evenHBand="0" w:firstRowFirstColumn="0" w:firstRowLastColumn="0" w:lastRowFirstColumn="0" w:lastRowLastColumn="0"/>
+            </w:pPr>
+            <w:r>
+              <w:t>Alfa</w:t>
+            </w:r>
+          </w:p>
+        </w:tc>
+        <w:tc>
+          <w:tcPr>
+            <w:tcW w:w="906" w:type="dxa"/>
+            <w:gridSpan w:val="2"/>
+          </w:tcPr>
+          <w:p>
+            <w:pPr>
+              <w:jc w:val="center"/>
+              <w:cnfStyle w:val="000000000000" w:firstRow="0" w:lastRow="0" w:firstColumn="0" w:lastColumn="0" w:oddVBand="0" w:evenVBand="0" w:oddHBand="0" w:evenHBand="0" w:firstRowFirstColumn="0" w:firstRowLastColumn="0" w:lastRowFirstColumn="0" w:lastRowLastColumn="0"/>
+            </w:pPr>
+            <w:r>
+              <w:t>Otro</w:t>
+            </w:r>
+          </w:p>
+        </w:tc>
+        <w:tc>
+          <w:tcPr>
+            <w:tcW w:w="631" w:type="dxa"/>
+            <w:gridSpan w:val="2"/>
+          </w:tcPr>
+          <w:p>
+            <w:pPr>
+              <w:jc w:val="center"/>
+              <w:cnfStyle w:val="000000000000" w:firstRow="0" w:lastRow="0" w:firstColumn="0" w:lastColumn="0" w:oddVBand="0" w:evenVBand="0" w:oddHBand="0" w:evenHBand="0" w:firstRowFirstColumn="0" w:firstRowLastColumn="0" w:lastRowFirstColumn="0" w:lastRowLastColumn="0"/>
+            </w:pPr>
+            <w:r>
+              <w:t>S</w:t>
+            </w:r>
+          </w:p>
+        </w:tc>
+        <w:tc>
+          <w:tcPr>
+            <w:tcW w:w="603" w:type="dxa"/>
+          </w:tcPr>
+          <w:p>
+            <w:pPr>
+              <w:jc w:val="center"/>
+              <w:cnfStyle w:val="000000000000" w:firstRow="0" w:lastRow="0" w:firstColumn="0" w:lastColumn="0" w:oddVBand="0" w:evenVBand="0" w:oddHBand="0" w:evenHBand="0" w:firstRowFirstColumn="0" w:firstRowLastColumn="0" w:lastRowFirstColumn="0" w:lastRowLastColumn="0"/>
+            </w:pPr>
+            <w:r>
+              <w:t>N</w:t>
+            </w:r>
+          </w:p>
+        </w:tc>
+        <w:tc>
+          <w:tcPr>
+            <w:tcW w:w="800" w:type="dxa"/>
+          </w:tcPr>
+          <w:p>
+            <w:pPr>
+              <w:jc w:val="center"/>
+              <w:cnfStyle w:val="000000000000" w:firstRow="0" w:lastRow="0" w:firstColumn="0" w:lastColumn="0" w:oddVBand="0" w:evenVBand="0" w:oddHBand="0" w:evenHBand="0" w:firstRowFirstColumn="0" w:firstRowLastColumn="0" w:lastRowFirstColumn="0" w:lastRowLastColumn="0"/>
+            </w:pPr>
+            <w:r>
+              <w:t>S</w:t>
+            </w:r>
+          </w:p>
+        </w:tc>
+        <w:tc>
+          <w:tcPr>
+            <w:tcW w:w="844" w:type="dxa"/>
+          </w:tcPr>
+          <w:p>
+            <w:pPr>
+              <w:jc w:val="center"/>
+              <w:cnfStyle w:val="000000000000" w:firstRow="0" w:lastRow="0" w:firstColumn="0" w:lastColumn="0" w:oddVBand="0" w:evenVBand="0" w:oddHBand="0" w:evenHBand="0" w:firstRowFirstColumn="0" w:firstRowLastColumn="0" w:lastRowFirstColumn="0" w:lastRowLastColumn="0"/>
+            </w:pPr>
+            <w:r>
+              <w:t>N</w:t>
+            </w:r>
+          </w:p>
+        </w:tc>
+      </w:tr>
+      <w:tr>
+        <w:trPr>
+          <w:gridAfter w:val="1"/>
+          <w:cnfStyle w:val="000000100000" w:firstRow="0" w:lastRow="0" w:firstColumn="0" w:lastColumn="0" w:oddVBand="0" w:evenVBand="0" w:oddHBand="1" w:evenHBand="0" w:firstRowFirstColumn="0" w:firstRowLastColumn="0" w:lastRowFirstColumn="0" w:lastRowLastColumn="0"/>
+          <w:wAfter w:w="10" w:type="dxa"/>
+          <w:trHeight w:val="279"/>
+        </w:trPr>
+        <w:tc>
+          <w:tcPr>
+            <w:cnfStyle w:val="001000000000" w:firstRow="0" w:lastRow="0" w:firstColumn="1" w:lastColumn="0" w:oddVBand="0" w:evenVBand="0" w:oddHBand="0" w:evenHBand="0" w:firstRowFirstColumn="0" w:firstRowLastColumn="0" w:lastRowFirstColumn="0" w:lastRowLastColumn="0"/>
+            <w:tcW w:w="1704" w:type="dxa"/>
+          </w:tcPr>
+          <w:p>
+            <w:pPr>
+              <w:jc w:val="center"/>
+            </w:pPr>
+            <w:r>
+              <w:t>Cod_Categoria</w:t>
+            </w:r>
+          </w:p>
+        </w:tc>
+        <w:tc>
+          <w:tcPr>
+            <w:tcW w:w="2363" w:type="dxa"/>
+          </w:tcPr>
+          <w:p>
+            <w:pPr>
+              <w:jc w:val="center"/>
+              <w:cnfStyle w:val="000000100000" w:firstRow="0" w:lastRow="0" w:firstColumn="0" w:lastColumn="0" w:oddVBand="0" w:evenVBand="0" w:oddHBand="1" w:evenHBand="0" w:firstRowFirstColumn="0" w:firstRowLastColumn="0" w:lastRowFirstColumn="0" w:lastRowLastColumn="0"/>
+            </w:pPr>
+            <w:r>
+              <w:t>Clave Primaria</w:t>
+            </w:r>
+          </w:p>
+        </w:tc>
+        <w:tc>
+          <w:tcPr>
+            <w:tcW w:w="976" w:type="dxa"/>
+          </w:tcPr>
+          <w:p>
+            <w:pPr>
+              <w:jc w:val="center"/>
+              <w:cnfStyle w:val="000000100000" w:firstRow="0" w:lastRow="0" w:firstColumn="0" w:lastColumn="0" w:oddVBand="0" w:evenVBand="0" w:oddHBand="1" w:evenHBand="0" w:firstRowFirstColumn="0" w:firstRowLastColumn="0" w:lastRowFirstColumn="0" w:lastRowLastColumn="0"/>
+            </w:pPr>
+          </w:p>
+        </w:tc>
+        <w:tc>
+          <w:tcPr>
+            <w:tcW w:w="893" w:type="dxa"/>
+          </w:tcPr>
+          <w:p>
+            <w:pPr>
+              <w:jc w:val="center"/>
+              <w:cnfStyle w:val="000000100000" w:firstRow="0" w:lastRow="0" w:firstColumn="0" w:lastColumn="0" w:oddVBand="0" w:evenVBand="0" w:oddHBand="1" w:evenHBand="0" w:firstRowFirstColumn="0" w:firstRowLastColumn="0" w:lastRowFirstColumn="0" w:lastRowLastColumn="0"/>
+            </w:pPr>
+          </w:p>
+        </w:tc>
+        <w:tc>
+          <w:tcPr>
+            <w:tcW w:w="920" w:type="dxa"/>
+            <w:gridSpan w:val="2"/>
+          </w:tcPr>
+          <w:p>
+            <w:pPr>
+              <w:jc w:val="center"/>
+              <w:cnfStyle w:val="000000100000" w:firstRow="0" w:lastRow="0" w:firstColumn="0" w:lastColumn="0" w:oddVBand="0" w:evenVBand="0" w:oddHBand="1" w:evenHBand="0" w:firstRowFirstColumn="0" w:firstRowLastColumn="0" w:lastRowFirstColumn="0" w:lastRowLastColumn="0"/>
+            </w:pPr>
+            <w:r>
+              <w:t>X</w:t>
+            </w:r>
+          </w:p>
+        </w:tc>
+        <w:tc>
+          <w:tcPr>
+            <w:tcW w:w="894" w:type="dxa"/>
+          </w:tcPr>
+          <w:p>
+            <w:pPr>
+              <w:jc w:val="center"/>
+              <w:cnfStyle w:val="000000100000" w:firstRow="0" w:lastRow="0" w:firstColumn="0" w:lastColumn="0" w:oddVBand="0" w:evenVBand="0" w:oddHBand="1" w:evenHBand="0" w:firstRowFirstColumn="0" w:firstRowLastColumn="0" w:lastRowFirstColumn="0" w:lastRowLastColumn="0"/>
+            </w:pPr>
+          </w:p>
+        </w:tc>
+        <w:tc>
+          <w:tcPr>
+            <w:tcW w:w="617" w:type="dxa"/>
+          </w:tcPr>
+          <w:p>
+            <w:pPr>
+              <w:jc w:val="center"/>
+              <w:cnfStyle w:val="000000100000" w:firstRow="0" w:lastRow="0" w:firstColumn="0" w:lastColumn="0" w:oddVBand="0" w:evenVBand="0" w:oddHBand="1" w:evenHBand="0" w:firstRowFirstColumn="0" w:firstRowLastColumn="0" w:lastRowFirstColumn="0" w:lastRowLastColumn="0"/>
+            </w:pPr>
+          </w:p>
+        </w:tc>
+        <w:tc>
+          <w:tcPr>
+            <w:tcW w:w="617" w:type="dxa"/>
+            <w:gridSpan w:val="2"/>
+          </w:tcPr>
+          <w:p>
+            <w:pPr>
+              <w:jc w:val="center"/>
+              <w:cnfStyle w:val="000000100000" w:firstRow="0" w:lastRow="0" w:firstColumn="0" w:lastColumn="0" w:oddVBand="0" w:evenVBand="0" w:oddHBand="1" w:evenHBand="0" w:firstRowFirstColumn="0" w:firstRowLastColumn="0" w:lastRowFirstColumn="0" w:lastRowLastColumn="0"/>
+            </w:pPr>
+            <w:r>
+              <w:t>X</w:t>
+            </w:r>
+          </w:p>
+        </w:tc>
+        <w:tc>
+          <w:tcPr>
+            <w:tcW w:w="800" w:type="dxa"/>
+          </w:tcPr>
+          <w:p>
+            <w:pPr>
+              <w:jc w:val="center"/>
+              <w:cnfStyle w:val="000000100000" w:firstRow="0" w:lastRow="0" w:firstColumn="0" w:lastColumn="0" w:oddVBand="0" w:evenVBand="0" w:oddHBand="1" w:evenHBand="0" w:firstRowFirstColumn="0" w:firstRowLastColumn="0" w:lastRowFirstColumn="0" w:lastRowLastColumn="0"/>
+            </w:pPr>
+            <w:r>
+              <w:t>X</w:t>
+            </w:r>
+          </w:p>
+        </w:tc>
+        <w:tc>
+          <w:tcPr>
+            <w:tcW w:w="844" w:type="dxa"/>
+          </w:tcPr>
+          <w:p>
+            <w:pPr>
+              <w:jc w:val="center"/>
+              <w:cnfStyle w:val="000000100000" w:firstRow="0" w:lastRow="0" w:firstColumn="0" w:lastColumn="0" w:oddVBand="0" w:evenVBand="0" w:oddHBand="1" w:evenHBand="0" w:firstRowFirstColumn="0" w:firstRowLastColumn="0" w:lastRowFirstColumn="0" w:lastRowLastColumn="0"/>
+            </w:pPr>
+          </w:p>
+        </w:tc>
+      </w:tr>
+      <w:tr>
+        <w:trPr>
+          <w:gridAfter w:val="1"/>
+          <w:wAfter w:w="10" w:type="dxa"/>
+          <w:trHeight w:val="279"/>
+        </w:trPr>
+        <w:tc>
+          <w:tcPr>
+            <w:cnfStyle w:val="001000000000" w:firstRow="0" w:lastRow="0" w:firstColumn="1" w:lastColumn="0" w:oddVBand="0" w:evenVBand="0" w:oddHBand="0" w:evenHBand="0" w:firstRowFirstColumn="0" w:firstRowLastColumn="0" w:lastRowFirstColumn="0" w:lastRowLastColumn="0"/>
+            <w:tcW w:w="1704" w:type="dxa"/>
+          </w:tcPr>
+          <w:p>
+            <w:pPr>
+              <w:jc w:val="center"/>
+            </w:pPr>
+            <w:r>
+              <w:t>Nombre</w:t>
+            </w:r>
+          </w:p>
+        </w:tc>
+        <w:tc>
+          <w:tcPr>
+            <w:tcW w:w="2363" w:type="dxa"/>
+          </w:tcPr>
+          <w:p>
+            <w:pPr>
+              <w:jc w:val="center"/>
+              <w:cnfStyle w:val="000000000000" w:firstRow="0" w:lastRow="0" w:firstColumn="0" w:lastColumn="0" w:oddVBand="0" w:evenVBand="0" w:oddHBand="0" w:evenHBand="0" w:firstRowFirstColumn="0" w:firstRowLastColumn="0" w:lastRowFirstColumn="0" w:lastRowLastColumn="0"/>
+            </w:pPr>
+            <w:r>
+              <w:t>Tipo de categoria</w:t>
+            </w:r>
+          </w:p>
+        </w:tc>
+        <w:tc>
+          <w:tcPr>
+            <w:tcW w:w="976" w:type="dxa"/>
+          </w:tcPr>
+          <w:p>
+            <w:pPr>
+              <w:jc w:val="center"/>
+              <w:cnfStyle w:val="000000000000" w:firstRow="0" w:lastRow="0" w:firstColumn="0" w:lastColumn="0" w:oddVBand="0" w:evenVBand="0" w:oddHBand="0" w:evenHBand="0" w:firstRowFirstColumn="0" w:firstRowLastColumn="0" w:lastRowFirstColumn="0" w:lastRowLastColumn="0"/>
+            </w:pPr>
+            <w:r>
+              <w:t>X</w:t>
+            </w:r>
+          </w:p>
+        </w:tc>
+        <w:tc>
+          <w:tcPr>
+            <w:tcW w:w="893" w:type="dxa"/>
+          </w:tcPr>
+          <w:p>
+            <w:pPr>
+              <w:jc w:val="center"/>
+              <w:cnfStyle w:val="000000000000" w:firstRow="0" w:lastRow="0" w:firstColumn="0" w:lastColumn="0" w:oddVBand="0" w:evenVBand="0" w:oddHBand="0" w:evenHBand="0" w:firstRowFirstColumn="0" w:firstRowLastColumn="0" w:lastRowFirstColumn="0" w:lastRowLastColumn="0"/>
+            </w:pPr>
+          </w:p>
+        </w:tc>
+        <w:tc>
+          <w:tcPr>
+            <w:tcW w:w="920" w:type="dxa"/>
+            <w:gridSpan w:val="2"/>
+          </w:tcPr>
+          <w:p>
+            <w:pPr>
+              <w:jc w:val="center"/>
+              <w:cnfStyle w:val="000000000000" w:firstRow="0" w:lastRow="0" w:firstColumn="0" w:lastColumn="0" w:oddVBand="0" w:evenVBand="0" w:oddHBand="0" w:evenHBand="0" w:firstRowFirstColumn="0" w:firstRowLastColumn="0" w:lastRowFirstColumn="0" w:lastRowLastColumn="0"/>
+            </w:pPr>
+            <w:r>
+              <w:t>X</w:t>
+            </w:r>
+          </w:p>
+        </w:tc>
+        <w:tc>
+          <w:tcPr>
+            <w:tcW w:w="894" w:type="dxa"/>
+          </w:tcPr>
+          <w:p>
+            <w:pPr>
+              <w:jc w:val="center"/>
+              <w:cnfStyle w:val="000000000000" w:firstRow="0" w:lastRow="0" w:firstColumn="0" w:lastColumn="0" w:oddVBand="0" w:evenVBand="0" w:oddHBand="0" w:evenHBand="0" w:firstRowFirstColumn="0" w:firstRowLastColumn="0" w:lastRowFirstColumn="0" w:lastRowLastColumn="0"/>
+            </w:pPr>
+          </w:p>
+        </w:tc>
+        <w:tc>
+          <w:tcPr>
+            <w:tcW w:w="617" w:type="dxa"/>
+          </w:tcPr>
+          <w:p>
+            <w:pPr>
+              <w:jc w:val="center"/>
+              <w:cnfStyle w:val="000000000000" w:firstRow="0" w:lastRow="0" w:firstColumn="0" w:lastColumn="0" w:oddVBand="0" w:evenVBand="0" w:oddHBand="0" w:evenHBand="0" w:firstRowFirstColumn="0" w:firstRowLastColumn="0" w:lastRowFirstColumn="0" w:lastRowLastColumn="0"/>
+            </w:pPr>
+          </w:p>
+        </w:tc>
+        <w:tc>
+          <w:tcPr>
+            <w:tcW w:w="617" w:type="dxa"/>
+            <w:gridSpan w:val="2"/>
+          </w:tcPr>
+          <w:p>
+            <w:pPr>
+              <w:jc w:val="center"/>
+              <w:cnfStyle w:val="000000000000" w:firstRow="0" w:lastRow="0" w:firstColumn="0" w:lastColumn="0" w:oddVBand="0" w:evenVBand="0" w:oddHBand="0" w:evenHBand="0" w:firstRowFirstColumn="0" w:firstRowLastColumn="0" w:lastRowFirstColumn="0" w:lastRowLastColumn="0"/>
+            </w:pPr>
+            <w:r>
+              <w:t>X</w:t>
+            </w:r>
+          </w:p>
+        </w:tc>
+        <w:tc>
+          <w:tcPr>
+            <w:tcW w:w="800" w:type="dxa"/>
+          </w:tcPr>
+          <w:p>
+            <w:pPr>
+              <w:jc w:val="center"/>
+              <w:cnfStyle w:val="000000000000" w:firstRow="0" w:lastRow="0" w:firstColumn="0" w:lastColumn="0" w:oddVBand="0" w:evenVBand="0" w:oddHBand="0" w:evenHBand="0" w:firstRowFirstColumn="0" w:firstRowLastColumn="0" w:lastRowFirstColumn="0" w:lastRowLastColumn="0"/>
+            </w:pPr>
+          </w:p>
+        </w:tc>
+        <w:tc>
+          <w:tcPr>
+            <w:tcW w:w="844" w:type="dxa"/>
+          </w:tcPr>
+          <w:p>
+            <w:pPr>
+              <w:jc w:val="center"/>
+              <w:cnfStyle w:val="000000000000" w:firstRow="0" w:lastRow="0" w:firstColumn="0" w:lastColumn="0" w:oddVBand="0" w:evenVBand="0" w:oddHBand="0" w:evenHBand="0" w:firstRowFirstColumn="0" w:firstRowLastColumn="0" w:lastRowFirstColumn="0" w:lastRowLastColumn="0"/>
+            </w:pPr>
+            <w:r>
+              <w:t>X</w:t>
+            </w:r>
+          </w:p>
+        </w:tc>
+      </w:tr>
+      <w:tr>
+        <w:trPr>
+          <w:gridAfter w:val="1"/>
+          <w:cnfStyle w:val="000000100000" w:firstRow="0" w:lastRow="0" w:firstColumn="0" w:lastColumn="0" w:oddVBand="0" w:evenVBand="0" w:oddHBand="1" w:evenHBand="0" w:firstRowFirstColumn="0" w:firstRowLastColumn="0" w:lastRowFirstColumn="0" w:lastRowLastColumn="0"/>
+          <w:wAfter w:w="10" w:type="dxa"/>
+          <w:trHeight w:val="279"/>
+        </w:trPr>
+        <w:tc>
+          <w:tcPr>
+            <w:cnfStyle w:val="001000000000" w:firstRow="0" w:lastRow="0" w:firstColumn="1" w:lastColumn="0" w:oddVBand="0" w:evenVBand="0" w:oddHBand="0" w:evenHBand="0" w:firstRowFirstColumn="0" w:firstRowLastColumn="0" w:lastRowFirstColumn="0" w:lastRowLastColumn="0"/>
+            <w:tcW w:w="1704" w:type="dxa"/>
+          </w:tcPr>
+          <w:p>
+            <w:pPr>
+              <w:jc w:val="center"/>
+            </w:pPr>
+            <w:r>
+              <w:t>Cod_Evento</w:t>
+            </w:r>
+          </w:p>
+        </w:tc>
+        <w:tc>
+          <w:tcPr>
+            <w:tcW w:w="2363" w:type="dxa"/>
+          </w:tcPr>
+          <w:p>
+            <w:pPr>
+              <w:jc w:val="center"/>
+              <w:cnfStyle w:val="000000100000" w:firstRow="0" w:lastRow="0" w:firstColumn="0" w:lastColumn="0" w:oddVBand="0" w:evenVBand="0" w:oddHBand="1" w:evenHBand="0" w:firstRowFirstColumn="0" w:firstRowLastColumn="0" w:lastRowFirstColumn="0" w:lastRowLastColumn="0"/>
+            </w:pPr>
+            <w:r>
+              <w:t>Clave Foránea</w:t>
+            </w:r>
+          </w:p>
+        </w:tc>
+        <w:tc>
+          <w:tcPr>
+            <w:tcW w:w="976" w:type="dxa"/>
+          </w:tcPr>
+          <w:p>
+            <w:pPr>
+              <w:jc w:val="center"/>
+              <w:cnfStyle w:val="000000100000" w:firstRow="0" w:lastRow="0" w:firstColumn="0" w:lastColumn="0" w:oddVBand="0" w:evenVBand="0" w:oddHBand="1" w:evenHBand="0" w:firstRowFirstColumn="0" w:firstRowLastColumn="0" w:lastRowFirstColumn="0" w:lastRowLastColumn="0"/>
+            </w:pPr>
+          </w:p>
+        </w:tc>
+        <w:tc>
+          <w:tcPr>
+            <w:tcW w:w="893" w:type="dxa"/>
+          </w:tcPr>
+          <w:p>
+            <w:pPr>
+              <w:jc w:val="center"/>
+              <w:cnfStyle w:val="000000100000" w:firstRow="0" w:lastRow="0" w:firstColumn="0" w:lastColumn="0" w:oddVBand="0" w:evenVBand="0" w:oddHBand="1" w:evenHBand="0" w:firstRowFirstColumn="0" w:firstRowLastColumn="0" w:lastRowFirstColumn="0" w:lastRowLastColumn="0"/>
+            </w:pPr>
+          </w:p>
+        </w:tc>
+        <w:tc>
+          <w:tcPr>
+            <w:tcW w:w="920" w:type="dxa"/>
+            <w:gridSpan w:val="2"/>
+          </w:tcPr>
+          <w:p>
+            <w:pPr>
+              <w:jc w:val="center"/>
+              <w:cnfStyle w:val="000000100000" w:firstRow="0" w:lastRow="0" w:firstColumn="0" w:lastColumn="0" w:oddVBand="0" w:evenVBand="0" w:oddHBand="1" w:evenHBand="0" w:firstRowFirstColumn="0" w:firstRowLastColumn="0" w:lastRowFirstColumn="0" w:lastRowLastColumn="0"/>
+            </w:pPr>
+            <w:r>
+              <w:t>X</w:t>
+            </w:r>
+          </w:p>
+        </w:tc>
+        <w:tc>
+          <w:tcPr>
+            <w:tcW w:w="894" w:type="dxa"/>
+          </w:tcPr>
+          <w:p>
+            <w:pPr>
+              <w:jc w:val="center"/>
+              <w:cnfStyle w:val="000000100000" w:firstRow="0" w:lastRow="0" w:firstColumn="0" w:lastColumn="0" w:oddVBand="0" w:evenVBand="0" w:oddHBand="1" w:evenHBand="0" w:firstRowFirstColumn="0" w:firstRowLastColumn="0" w:lastRowFirstColumn="0" w:lastRowLastColumn="0"/>
+            </w:pPr>
+          </w:p>
+        </w:tc>
+        <w:tc>
+          <w:tcPr>
+            <w:tcW w:w="617" w:type="dxa"/>
+          </w:tcPr>
+          <w:p>
+            <w:pPr>
+              <w:jc w:val="center"/>
+              <w:cnfStyle w:val="000000100000" w:firstRow="0" w:lastRow="0" w:firstColumn="0" w:lastColumn="0" w:oddVBand="0" w:evenVBand="0" w:oddHBand="1" w:evenHBand="0" w:firstRowFirstColumn="0" w:firstRowLastColumn="0" w:lastRowFirstColumn="0" w:lastRowLastColumn="0"/>
+            </w:pPr>
+          </w:p>
+        </w:tc>
+        <w:tc>
+          <w:tcPr>
+            <w:tcW w:w="617" w:type="dxa"/>
+            <w:gridSpan w:val="2"/>
+          </w:tcPr>
+          <w:p>
+            <w:pPr>
+              <w:jc w:val="center"/>
+              <w:cnfStyle w:val="000000100000" w:firstRow="0" w:lastRow="0" w:firstColumn="0" w:lastColumn="0" w:oddVBand="0" w:evenVBand="0" w:oddHBand="1" w:evenHBand="0" w:firstRowFirstColumn="0" w:firstRowLastColumn="0" w:lastRowFirstColumn="0" w:lastRowLastColumn="0"/>
+            </w:pPr>
+            <w:r>
+              <w:t>X</w:t>
+            </w:r>
+          </w:p>
+        </w:tc>
+        <w:tc>
+          <w:tcPr>
+            <w:tcW w:w="800" w:type="dxa"/>
+          </w:tcPr>
+          <w:p>
+            <w:pPr>
+              <w:jc w:val="center"/>
+              <w:cnfStyle w:val="000000100000" w:firstRow="0" w:lastRow="0" w:firstColumn="0" w:lastColumn="0" w:oddVBand="0" w:evenVBand="0" w:oddHBand="1" w:evenHBand="0" w:firstRowFirstColumn="0" w:firstRowLastColumn="0" w:lastRowFirstColumn="0" w:lastRowLastColumn="0"/>
+            </w:pPr>
+            <w:r>
+              <w:t>X</w:t>
+            </w:r>
+          </w:p>
+        </w:tc>
+        <w:tc>
+          <w:tcPr>
+            <w:tcW w:w="844" w:type="dxa"/>
+          </w:tcPr>
+          <w:p>
+            <w:pPr>
+              <w:jc w:val="center"/>
+              <w:cnfStyle w:val="000000100000" w:firstRow="0" w:lastRow="0" w:firstColumn="0" w:lastColumn="0" w:oddVBand="0" w:evenVBand="0" w:oddHBand="1" w:evenHBand="0" w:firstRowFirstColumn="0" w:firstRowLastColumn="0" w:lastRowFirstColumn="0" w:lastRowLastColumn="0"/>
+            </w:pPr>
+          </w:p>
+        </w:tc>
+      </w:tr>
+      <w:tr>
+        <w:trPr>
+          <w:gridAfter w:val="1"/>
+          <w:wAfter w:w="10" w:type="dxa"/>
+          <w:trHeight w:val="279"/>
+        </w:trPr>
+        <w:tc>
+          <w:tcPr>
+            <w:cnfStyle w:val="001000000000" w:firstRow="0" w:lastRow="0" w:firstColumn="1" w:lastColumn="0" w:oddVBand="0" w:evenVBand="0" w:oddHBand="0" w:evenHBand="0" w:firstRowFirstColumn="0" w:firstRowLastColumn="0" w:lastRowFirstColumn="0" w:lastRowLastColumn="0"/>
+            <w:tcW w:w="10628" w:type="dxa"/>
+            <w:gridSpan w:val="12"/>
+          </w:tcPr>
+          <w:p>
+            <w:pPr>
+              <w:tabs>
+                <w:tab w:val="left" w:pos="2455"/>
+              </w:tabs>
+            </w:pPr>
+            <w:r>
+              <w:t xml:space="preserve">Observaciones y restricciones de la entidad: </w:t>
+            </w:r>
+            <w:r>
+              <w:rPr>
+                <w:b w:val="0"/>
+                <w:bCs w:val="0"/>
+              </w:rPr>
+              <w:t xml:space="preserve"> Cod_Categoria será la primary key, COD_Evento será la Clave Foránea,  Nombre tendrá una restriccion de Check solo puede tener los valores “</w:t>
+            </w:r>
+            <w:r>
+              <w:rPr>
+                <w:b w:val="0"/>
+                <w:bCs w:val="0"/>
+                <w:i/>
+                <w:iCs/>
+              </w:rPr>
+              <w:t>conferencias, talleres o actividades</w:t>
+            </w:r>
+            <w:r>
+              <w:rPr>
+                <w:b w:val="0"/>
+                <w:bCs w:val="0"/>
+              </w:rPr>
+              <w:t xml:space="preserve">” </w:t>
+            </w:r>
+          </w:p>
+        </w:tc>
+      </w:tr>
+    </w:tbl>
+    <w:p/>
+    <w:tbl>
+      <w:tblPr>
+        <w:tblStyle w:val="Tablaconcuadrcula5oscura-nfasis4"/>
+        <w:tblpPr w:leftFromText="141" w:rightFromText="141" w:vertAnchor="text" w:horzAnchor="margin" w:tblpY="-41"/>
+        <w:tblW w:w="10771" w:type="dxa"/>
+        <w:tblLook w:val="04A0" w:firstRow="1" w:lastRow="0" w:firstColumn="1" w:lastColumn="0" w:noHBand="0" w:noVBand="1"/>
+      </w:tblPr>
+      <w:tblGrid>
+        <w:gridCol w:w="1721"/>
+        <w:gridCol w:w="2367"/>
+        <w:gridCol w:w="1026"/>
+        <w:gridCol w:w="899"/>
+        <w:gridCol w:w="910"/>
+        <w:gridCol w:w="13"/>
+        <w:gridCol w:w="900"/>
+        <w:gridCol w:w="620"/>
+        <w:gridCol w:w="14"/>
+        <w:gridCol w:w="611"/>
+        <w:gridCol w:w="807"/>
+        <w:gridCol w:w="857"/>
+        <w:gridCol w:w="26"/>
+      </w:tblGrid>
+      <w:tr>
+        <w:trPr>
+          <w:cnfStyle w:val="100000000000" w:firstRow="1" w:lastRow="0" w:firstColumn="0" w:lastColumn="0" w:oddVBand="0" w:evenVBand="0" w:oddHBand="0" w:evenHBand="0" w:firstRowFirstColumn="0" w:firstRowLastColumn="0" w:lastRowFirstColumn="0" w:lastRowLastColumn="0"/>
+          <w:trHeight w:val="277"/>
+        </w:trPr>
+        <w:tc>
+          <w:tcPr>
+            <w:cnfStyle w:val="001000000000" w:firstRow="0" w:lastRow="0" w:firstColumn="1" w:lastColumn="0" w:oddVBand="0" w:evenVBand="0" w:oddHBand="0" w:evenHBand="0" w:firstRowFirstColumn="0" w:firstRowLastColumn="0" w:lastRowFirstColumn="0" w:lastRowLastColumn="0"/>
+            <w:tcW w:w="10771" w:type="dxa"/>
+            <w:gridSpan w:val="13"/>
+          </w:tcPr>
+          <w:p>
+            <w:pPr>
+              <w:jc w:val="center"/>
+            </w:pPr>
+            <w:r>
+              <w:t>UBICACION</w:t>
+            </w:r>
+          </w:p>
+        </w:tc>
+      </w:tr>
+      <w:tr>
+        <w:trPr>
+          <w:gridAfter w:val="1"/>
+          <w:cnfStyle w:val="000000100000" w:firstRow="0" w:lastRow="0" w:firstColumn="0" w:lastColumn="0" w:oddVBand="0" w:evenVBand="0" w:oddHBand="1" w:evenHBand="0" w:firstRowFirstColumn="0" w:firstRowLastColumn="0" w:lastRowFirstColumn="0" w:lastRowLastColumn="0"/>
+          <w:wAfter w:w="25" w:type="dxa"/>
+          <w:trHeight w:val="277"/>
+        </w:trPr>
+        <w:tc>
+          <w:tcPr>
+            <w:cnfStyle w:val="001000000000" w:firstRow="0" w:lastRow="0" w:firstColumn="1" w:lastColumn="0" w:oddVBand="0" w:evenVBand="0" w:oddHBand="0" w:evenHBand="0" w:firstRowFirstColumn="0" w:firstRowLastColumn="0" w:lastRowFirstColumn="0" w:lastRowLastColumn="0"/>
+            <w:tcW w:w="1722" w:type="dxa"/>
+            <w:vMerge w:val="restart"/>
+          </w:tcPr>
+          <w:p>
+            <w:pPr>
+              <w:jc w:val="center"/>
+            </w:pPr>
+            <w:r>
+              <w:t>Atributo</w:t>
+            </w:r>
+          </w:p>
+        </w:tc>
+        <w:tc>
+          <w:tcPr>
+            <w:tcW w:w="2370" w:type="dxa"/>
+            <w:vMerge w:val="restart"/>
+          </w:tcPr>
+          <w:p>
+            <w:pPr>
+              <w:jc w:val="center"/>
+              <w:cnfStyle w:val="000000100000" w:firstRow="0" w:lastRow="0" w:firstColumn="0" w:lastColumn="0" w:oddVBand="0" w:evenVBand="0" w:oddHBand="1" w:evenHBand="0" w:firstRowFirstColumn="0" w:firstRowLastColumn="0" w:lastRowFirstColumn="0" w:lastRowLastColumn="0"/>
+            </w:pPr>
+            <w:r>
+              <w:t>Descripción</w:t>
+            </w:r>
+          </w:p>
+        </w:tc>
+        <w:tc>
+          <w:tcPr>
+            <w:tcW w:w="1026" w:type="dxa"/>
+            <w:vMerge w:val="restart"/>
+          </w:tcPr>
+          <w:p>
+            <w:pPr>
+              <w:jc w:val="center"/>
+              <w:cnfStyle w:val="000000100000" w:firstRow="0" w:lastRow="0" w:firstColumn="0" w:lastColumn="0" w:oddVBand="0" w:evenVBand="0" w:oddHBand="1" w:evenHBand="0" w:firstRowFirstColumn="0" w:firstRowLastColumn="0" w:lastRowFirstColumn="0" w:lastRowLastColumn="0"/>
+            </w:pPr>
+            <w:r>
+              <w:t>Dominio</w:t>
+            </w:r>
+          </w:p>
+        </w:tc>
+        <w:tc>
+          <w:tcPr>
+            <w:tcW w:w="2722" w:type="dxa"/>
+            <w:gridSpan w:val="4"/>
+          </w:tcPr>
+          <w:p>
+            <w:pPr>
+              <w:jc w:val="center"/>
+              <w:cnfStyle w:val="000000100000" w:firstRow="0" w:lastRow="0" w:firstColumn="0" w:lastColumn="0" w:oddVBand="0" w:evenVBand="0" w:oddHBand="1" w:evenHBand="0" w:firstRowFirstColumn="0" w:firstRowLastColumn="0" w:lastRowFirstColumn="0" w:lastRowLastColumn="0"/>
+            </w:pPr>
+            <w:r>
+              <w:t>Tipo/longitud</w:t>
+            </w:r>
+          </w:p>
+        </w:tc>
+        <w:tc>
+          <w:tcPr>
+            <w:tcW w:w="1245" w:type="dxa"/>
+            <w:gridSpan w:val="3"/>
+          </w:tcPr>
+          <w:p>
+            <w:pPr>
+              <w:jc w:val="center"/>
+              <w:cnfStyle w:val="000000100000" w:firstRow="0" w:lastRow="0" w:firstColumn="0" w:lastColumn="0" w:oddVBand="0" w:evenVBand="0" w:oddHBand="1" w:evenHBand="0" w:firstRowFirstColumn="0" w:firstRowLastColumn="0" w:lastRowFirstColumn="0" w:lastRowLastColumn="0"/>
+            </w:pPr>
+            <w:r>
+              <w:t>opcional</w:t>
+            </w:r>
+          </w:p>
+        </w:tc>
+        <w:tc>
+          <w:tcPr>
+            <w:tcW w:w="1661" w:type="dxa"/>
+            <w:gridSpan w:val="2"/>
+          </w:tcPr>
+          <w:p>
+            <w:pPr>
+              <w:jc w:val="center"/>
+              <w:cnfStyle w:val="000000100000" w:firstRow="0" w:lastRow="0" w:firstColumn="0" w:lastColumn="0" w:oddVBand="0" w:evenVBand="0" w:oddHBand="1" w:evenHBand="0" w:firstRowFirstColumn="0" w:firstRowLastColumn="0" w:lastRowFirstColumn="0" w:lastRowLastColumn="0"/>
+            </w:pPr>
+            <w:r>
+              <w:t>Univaluado?</w:t>
+            </w:r>
+          </w:p>
+        </w:tc>
+      </w:tr>
+      <w:tr>
+        <w:trPr>
+          <w:gridAfter w:val="1"/>
+          <w:wAfter w:w="26" w:type="dxa"/>
+          <w:trHeight w:val="150"/>
+        </w:trPr>
+        <w:tc>
+          <w:tcPr>
+            <w:cnfStyle w:val="001000000000" w:firstRow="0" w:lastRow="0" w:firstColumn="1" w:lastColumn="0" w:oddVBand="0" w:evenVBand="0" w:oddHBand="0" w:evenHBand="0" w:firstRowFirstColumn="0" w:firstRowLastColumn="0" w:lastRowFirstColumn="0" w:lastRowLastColumn="0"/>
+            <w:tcW w:w="1722" w:type="dxa"/>
+            <w:vMerge/>
+          </w:tcPr>
+          <w:p>
+            <w:pPr>
+              <w:jc w:val="center"/>
+            </w:pPr>
+          </w:p>
+        </w:tc>
+        <w:tc>
+          <w:tcPr>
+            <w:tcW w:w="2370" w:type="dxa"/>
+            <w:vMerge/>
+          </w:tcPr>
+          <w:p>
+            <w:pPr>
+              <w:jc w:val="center"/>
+              <w:cnfStyle w:val="000000000000" w:firstRow="0" w:lastRow="0" w:firstColumn="0" w:lastColumn="0" w:oddVBand="0" w:evenVBand="0" w:oddHBand="0" w:evenHBand="0" w:firstRowFirstColumn="0" w:firstRowLastColumn="0" w:lastRowFirstColumn="0" w:lastRowLastColumn="0"/>
+            </w:pPr>
+          </w:p>
+        </w:tc>
+        <w:tc>
+          <w:tcPr>
+            <w:tcW w:w="1026" w:type="dxa"/>
+            <w:vMerge/>
+          </w:tcPr>
+          <w:p>
+            <w:pPr>
+              <w:jc w:val="center"/>
+              <w:cnfStyle w:val="000000000000" w:firstRow="0" w:lastRow="0" w:firstColumn="0" w:lastColumn="0" w:oddVBand="0" w:evenVBand="0" w:oddHBand="0" w:evenHBand="0" w:firstRowFirstColumn="0" w:firstRowLastColumn="0" w:lastRowFirstColumn="0" w:lastRowLastColumn="0"/>
+            </w:pPr>
+          </w:p>
+        </w:tc>
+        <w:tc>
+          <w:tcPr>
+            <w:tcW w:w="899" w:type="dxa"/>
+          </w:tcPr>
+          <w:p>
+            <w:pPr>
+              <w:jc w:val="center"/>
+              <w:cnfStyle w:val="000000000000" w:firstRow="0" w:lastRow="0" w:firstColumn="0" w:lastColumn="0" w:oddVBand="0" w:evenVBand="0" w:oddHBand="0" w:evenHBand="0" w:firstRowFirstColumn="0" w:firstRowLastColumn="0" w:lastRowFirstColumn="0" w:lastRowLastColumn="0"/>
+            </w:pPr>
+            <w:r>
+              <w:t>Num</w:t>
+            </w:r>
+          </w:p>
+        </w:tc>
+        <w:tc>
+          <w:tcPr>
+            <w:tcW w:w="910" w:type="dxa"/>
+          </w:tcPr>
+          <w:p>
+            <w:pPr>
+              <w:jc w:val="center"/>
+              <w:cnfStyle w:val="000000000000" w:firstRow="0" w:lastRow="0" w:firstColumn="0" w:lastColumn="0" w:oddVBand="0" w:evenVBand="0" w:oddHBand="0" w:evenHBand="0" w:firstRowFirstColumn="0" w:firstRowLastColumn="0" w:lastRowFirstColumn="0" w:lastRowLastColumn="0"/>
+            </w:pPr>
+            <w:r>
+              <w:t>Alfa</w:t>
+            </w:r>
+          </w:p>
+        </w:tc>
+        <w:tc>
+          <w:tcPr>
+            <w:tcW w:w="912" w:type="dxa"/>
+            <w:gridSpan w:val="2"/>
+          </w:tcPr>
+          <w:p>
+            <w:pPr>
+              <w:jc w:val="center"/>
+              <w:cnfStyle w:val="000000000000" w:firstRow="0" w:lastRow="0" w:firstColumn="0" w:lastColumn="0" w:oddVBand="0" w:evenVBand="0" w:oddHBand="0" w:evenHBand="0" w:firstRowFirstColumn="0" w:firstRowLastColumn="0" w:lastRowFirstColumn="0" w:lastRowLastColumn="0"/>
+            </w:pPr>
+            <w:r>
+              <w:t>Otro</w:t>
+            </w:r>
+          </w:p>
+        </w:tc>
+        <w:tc>
+          <w:tcPr>
+            <w:tcW w:w="634" w:type="dxa"/>
+            <w:gridSpan w:val="2"/>
+          </w:tcPr>
+          <w:p>
+            <w:pPr>
+              <w:jc w:val="center"/>
+              <w:cnfStyle w:val="000000000000" w:firstRow="0" w:lastRow="0" w:firstColumn="0" w:lastColumn="0" w:oddVBand="0" w:evenVBand="0" w:oddHBand="0" w:evenHBand="0" w:firstRowFirstColumn="0" w:firstRowLastColumn="0" w:lastRowFirstColumn="0" w:lastRowLastColumn="0"/>
+            </w:pPr>
+            <w:r>
+              <w:t>S</w:t>
+            </w:r>
+          </w:p>
+        </w:tc>
+        <w:tc>
+          <w:tcPr>
+            <w:tcW w:w="611" w:type="dxa"/>
+          </w:tcPr>
+          <w:p>
+            <w:pPr>
+              <w:jc w:val="center"/>
+              <w:cnfStyle w:val="000000000000" w:firstRow="0" w:lastRow="0" w:firstColumn="0" w:lastColumn="0" w:oddVBand="0" w:evenVBand="0" w:oddHBand="0" w:evenHBand="0" w:firstRowFirstColumn="0" w:firstRowLastColumn="0" w:lastRowFirstColumn="0" w:lastRowLastColumn="0"/>
+            </w:pPr>
+            <w:r>
+              <w:t>N</w:t>
+            </w:r>
+          </w:p>
+        </w:tc>
+        <w:tc>
+          <w:tcPr>
+            <w:tcW w:w="807" w:type="dxa"/>
+          </w:tcPr>
+          <w:p>
+            <w:pPr>
+              <w:jc w:val="center"/>
+              <w:cnfStyle w:val="000000000000" w:firstRow="0" w:lastRow="0" w:firstColumn="0" w:lastColumn="0" w:oddVBand="0" w:evenVBand="0" w:oddHBand="0" w:evenHBand="0" w:firstRowFirstColumn="0" w:firstRowLastColumn="0" w:lastRowFirstColumn="0" w:lastRowLastColumn="0"/>
+            </w:pPr>
+            <w:r>
+              <w:t>S</w:t>
+            </w:r>
+          </w:p>
+        </w:tc>
+        <w:tc>
+          <w:tcPr>
+            <w:tcW w:w="854" w:type="dxa"/>
+          </w:tcPr>
+          <w:p>
+            <w:pPr>
+              <w:jc w:val="center"/>
+              <w:cnfStyle w:val="000000000000" w:firstRow="0" w:lastRow="0" w:firstColumn="0" w:lastColumn="0" w:oddVBand="0" w:evenVBand="0" w:oddHBand="0" w:evenHBand="0" w:firstRowFirstColumn="0" w:firstRowLastColumn="0" w:lastRowFirstColumn="0" w:lastRowLastColumn="0"/>
+            </w:pPr>
+            <w:r>
+              <w:t>N</w:t>
+            </w:r>
+          </w:p>
+        </w:tc>
+      </w:tr>
+      <w:tr>
+        <w:trPr>
+          <w:gridAfter w:val="1"/>
+          <w:cnfStyle w:val="000000100000" w:firstRow="0" w:lastRow="0" w:firstColumn="0" w:lastColumn="0" w:oddVBand="0" w:evenVBand="0" w:oddHBand="1" w:evenHBand="0" w:firstRowFirstColumn="0" w:firstRowLastColumn="0" w:lastRowFirstColumn="0" w:lastRowLastColumn="0"/>
+          <w:wAfter w:w="26" w:type="dxa"/>
+          <w:trHeight w:val="277"/>
+        </w:trPr>
+        <w:tc>
+          <w:tcPr>
+            <w:cnfStyle w:val="001000000000" w:firstRow="0" w:lastRow="0" w:firstColumn="1" w:lastColumn="0" w:oddVBand="0" w:evenVBand="0" w:oddHBand="0" w:evenHBand="0" w:firstRowFirstColumn="0" w:firstRowLastColumn="0" w:lastRowFirstColumn="0" w:lastRowLastColumn="0"/>
+            <w:tcW w:w="1722" w:type="dxa"/>
+          </w:tcPr>
+          <w:p>
+            <w:pPr>
+              <w:jc w:val="center"/>
+            </w:pPr>
+            <w:r>
+              <w:t>Cod_Ubicacion</w:t>
+            </w:r>
+          </w:p>
+        </w:tc>
+        <w:tc>
+          <w:tcPr>
+            <w:tcW w:w="2370" w:type="dxa"/>
+          </w:tcPr>
+          <w:p>
+            <w:pPr>
+              <w:jc w:val="center"/>
+              <w:cnfStyle w:val="000000100000" w:firstRow="0" w:lastRow="0" w:firstColumn="0" w:lastColumn="0" w:oddVBand="0" w:evenVBand="0" w:oddHBand="1" w:evenHBand="0" w:firstRowFirstColumn="0" w:firstRowLastColumn="0" w:lastRowFirstColumn="0" w:lastRowLastColumn="0"/>
+            </w:pPr>
+            <w:r>
+              <w:t>Clave Primaria</w:t>
+            </w:r>
+          </w:p>
+        </w:tc>
+        <w:tc>
+          <w:tcPr>
+            <w:tcW w:w="1026" w:type="dxa"/>
+          </w:tcPr>
+          <w:p>
+            <w:pPr>
+              <w:jc w:val="center"/>
+              <w:cnfStyle w:val="000000100000" w:firstRow="0" w:lastRow="0" w:firstColumn="0" w:lastColumn="0" w:oddVBand="0" w:evenVBand="0" w:oddHBand="1" w:evenHBand="0" w:firstRowFirstColumn="0" w:firstRowLastColumn="0" w:lastRowFirstColumn="0" w:lastRowLastColumn="0"/>
+            </w:pPr>
+          </w:p>
+        </w:tc>
+        <w:tc>
+          <w:tcPr>
+            <w:tcW w:w="899" w:type="dxa"/>
+          </w:tcPr>
+          <w:p>
+            <w:pPr>
+              <w:jc w:val="center"/>
+              <w:cnfStyle w:val="000000100000" w:firstRow="0" w:lastRow="0" w:firstColumn="0" w:lastColumn="0" w:oddVBand="0" w:evenVBand="0" w:oddHBand="1" w:evenHBand="0" w:firstRowFirstColumn="0" w:firstRowLastColumn="0" w:lastRowFirstColumn="0" w:lastRowLastColumn="0"/>
+            </w:pPr>
+          </w:p>
+        </w:tc>
+        <w:tc>
+          <w:tcPr>
+            <w:tcW w:w="923" w:type="dxa"/>
+            <w:gridSpan w:val="2"/>
+          </w:tcPr>
+          <w:p>
+            <w:pPr>
+              <w:jc w:val="center"/>
+              <w:cnfStyle w:val="000000100000" w:firstRow="0" w:lastRow="0" w:firstColumn="0" w:lastColumn="0" w:oddVBand="0" w:evenVBand="0" w:oddHBand="1" w:evenHBand="0" w:firstRowFirstColumn="0" w:firstRowLastColumn="0" w:lastRowFirstColumn="0" w:lastRowLastColumn="0"/>
+            </w:pPr>
+            <w:r>
+              <w:t>X</w:t>
+            </w:r>
+          </w:p>
+        </w:tc>
+        <w:tc>
+          <w:tcPr>
+            <w:tcW w:w="900" w:type="dxa"/>
+          </w:tcPr>
+          <w:p>
+            <w:pPr>
+              <w:jc w:val="center"/>
+              <w:cnfStyle w:val="000000100000" w:firstRow="0" w:lastRow="0" w:firstColumn="0" w:lastColumn="0" w:oddVBand="0" w:evenVBand="0" w:oddHBand="1" w:evenHBand="0" w:firstRowFirstColumn="0" w:firstRowLastColumn="0" w:lastRowFirstColumn="0" w:lastRowLastColumn="0"/>
+            </w:pPr>
+          </w:p>
+        </w:tc>
+        <w:tc>
+          <w:tcPr>
+            <w:tcW w:w="620" w:type="dxa"/>
+          </w:tcPr>
+          <w:p>
+            <w:pPr>
+              <w:jc w:val="center"/>
+              <w:cnfStyle w:val="000000100000" w:firstRow="0" w:lastRow="0" w:firstColumn="0" w:lastColumn="0" w:oddVBand="0" w:evenVBand="0" w:oddHBand="1" w:evenHBand="0" w:firstRowFirstColumn="0" w:firstRowLastColumn="0" w:lastRowFirstColumn="0" w:lastRowLastColumn="0"/>
+            </w:pPr>
+          </w:p>
+        </w:tc>
+        <w:tc>
+          <w:tcPr>
+            <w:tcW w:w="624" w:type="dxa"/>
+            <w:gridSpan w:val="2"/>
+          </w:tcPr>
+          <w:p>
+            <w:pPr>
+              <w:jc w:val="center"/>
+              <w:cnfStyle w:val="000000100000" w:firstRow="0" w:lastRow="0" w:firstColumn="0" w:lastColumn="0" w:oddVBand="0" w:evenVBand="0" w:oddHBand="1" w:evenHBand="0" w:firstRowFirstColumn="0" w:firstRowLastColumn="0" w:lastRowFirstColumn="0" w:lastRowLastColumn="0"/>
+            </w:pPr>
+            <w:r>
+              <w:t>X</w:t>
+            </w:r>
+          </w:p>
+        </w:tc>
+        <w:tc>
+          <w:tcPr>
+            <w:tcW w:w="807" w:type="dxa"/>
+          </w:tcPr>
+          <w:p>
+            <w:pPr>
+              <w:jc w:val="center"/>
+              <w:cnfStyle w:val="000000100000" w:firstRow="0" w:lastRow="0" w:firstColumn="0" w:lastColumn="0" w:oddVBand="0" w:evenVBand="0" w:oddHBand="1" w:evenHBand="0" w:firstRowFirstColumn="0" w:firstRowLastColumn="0" w:lastRowFirstColumn="0" w:lastRowLastColumn="0"/>
+            </w:pPr>
+            <w:r>
+              <w:t>X</w:t>
+            </w:r>
+          </w:p>
+        </w:tc>
+        <w:tc>
+          <w:tcPr>
+            <w:tcW w:w="854" w:type="dxa"/>
+          </w:tcPr>
+          <w:p>
+            <w:pPr>
+              <w:jc w:val="center"/>
+              <w:cnfStyle w:val="000000100000" w:firstRow="0" w:lastRow="0" w:firstColumn="0" w:lastColumn="0" w:oddVBand="0" w:evenVBand="0" w:oddHBand="1" w:evenHBand="0" w:firstRowFirstColumn="0" w:firstRowLastColumn="0" w:lastRowFirstColumn="0" w:lastRowLastColumn="0"/>
+            </w:pPr>
+          </w:p>
+        </w:tc>
+      </w:tr>
+      <w:tr>
+        <w:trPr>
+          <w:gridAfter w:val="1"/>
+          <w:wAfter w:w="26" w:type="dxa"/>
+          <w:trHeight w:val="277"/>
+        </w:trPr>
+        <w:tc>
+          <w:tcPr>
+            <w:cnfStyle w:val="001000000000" w:firstRow="0" w:lastRow="0" w:firstColumn="1" w:lastColumn="0" w:oddVBand="0" w:evenVBand="0" w:oddHBand="0" w:evenHBand="0" w:firstRowFirstColumn="0" w:firstRowLastColumn="0" w:lastRowFirstColumn="0" w:lastRowLastColumn="0"/>
+            <w:tcW w:w="1722" w:type="dxa"/>
+          </w:tcPr>
+          <w:p>
+            <w:pPr>
+              <w:jc w:val="center"/>
+            </w:pPr>
+            <w:r>
+              <w:t>Nombre</w:t>
+            </w:r>
+          </w:p>
+        </w:tc>
+        <w:tc>
+          <w:tcPr>
+            <w:tcW w:w="2370" w:type="dxa"/>
+          </w:tcPr>
+          <w:p>
+            <w:pPr>
+              <w:jc w:val="center"/>
+              <w:cnfStyle w:val="000000000000" w:firstRow="0" w:lastRow="0" w:firstColumn="0" w:lastColumn="0" w:oddVBand="0" w:evenVBand="0" w:oddHBand="0" w:evenHBand="0" w:firstRowFirstColumn="0" w:firstRowLastColumn="0" w:lastRowFirstColumn="0" w:lastRowLastColumn="0"/>
+            </w:pPr>
+            <w:r>
+              <w:t>Lugar</w:t>
+            </w:r>
+          </w:p>
+        </w:tc>
+        <w:tc>
+          <w:tcPr>
+            <w:tcW w:w="1026" w:type="dxa"/>
+          </w:tcPr>
+          <w:p>
+            <w:pPr>
+              <w:jc w:val="center"/>
+              <w:cnfStyle w:val="000000000000" w:firstRow="0" w:lastRow="0" w:firstColumn="0" w:lastColumn="0" w:oddVBand="0" w:evenVBand="0" w:oddHBand="0" w:evenHBand="0" w:firstRowFirstColumn="0" w:firstRowLastColumn="0" w:lastRowFirstColumn="0" w:lastRowLastColumn="0"/>
+            </w:pPr>
+            <w:r>
+              <w:t>X</w:t>
+            </w:r>
+          </w:p>
+        </w:tc>
+        <w:tc>
+          <w:tcPr>
+            <w:tcW w:w="899" w:type="dxa"/>
+          </w:tcPr>
+          <w:p>
+            <w:pPr>
+              <w:jc w:val="center"/>
+              <w:cnfStyle w:val="000000000000" w:firstRow="0" w:lastRow="0" w:firstColumn="0" w:lastColumn="0" w:oddVBand="0" w:evenVBand="0" w:oddHBand="0" w:evenHBand="0" w:firstRowFirstColumn="0" w:firstRowLastColumn="0" w:lastRowFirstColumn="0" w:lastRowLastColumn="0"/>
+            </w:pPr>
+          </w:p>
+        </w:tc>
+        <w:tc>
+          <w:tcPr>
+            <w:tcW w:w="923" w:type="dxa"/>
+            <w:gridSpan w:val="2"/>
+          </w:tcPr>
+          <w:p>
+            <w:pPr>
+              <w:jc w:val="center"/>
+              <w:cnfStyle w:val="000000000000" w:firstRow="0" w:lastRow="0" w:firstColumn="0" w:lastColumn="0" w:oddVBand="0" w:evenVBand="0" w:oddHBand="0" w:evenHBand="0" w:firstRowFirstColumn="0" w:firstRowLastColumn="0" w:lastRowFirstColumn="0" w:lastRowLastColumn="0"/>
+            </w:pPr>
+            <w:r>
+              <w:t>X</w:t>
+            </w:r>
+          </w:p>
+        </w:tc>
+        <w:tc>
+          <w:tcPr>
+            <w:tcW w:w="900" w:type="dxa"/>
+          </w:tcPr>
+          <w:p>
+            <w:pPr>
+              <w:jc w:val="center"/>
+              <w:cnfStyle w:val="000000000000" w:firstRow="0" w:lastRow="0" w:firstColumn="0" w:lastColumn="0" w:oddVBand="0" w:evenVBand="0" w:oddHBand="0" w:evenHBand="0" w:firstRowFirstColumn="0" w:firstRowLastColumn="0" w:lastRowFirstColumn="0" w:lastRowLastColumn="0"/>
+            </w:pPr>
+          </w:p>
+        </w:tc>
+        <w:tc>
+          <w:tcPr>
+            <w:tcW w:w="620" w:type="dxa"/>
+          </w:tcPr>
+          <w:p>
+            <w:pPr>
+              <w:jc w:val="center"/>
+              <w:cnfStyle w:val="000000000000" w:firstRow="0" w:lastRow="0" w:firstColumn="0" w:lastColumn="0" w:oddVBand="0" w:evenVBand="0" w:oddHBand="0" w:evenHBand="0" w:firstRowFirstColumn="0" w:firstRowLastColumn="0" w:lastRowFirstColumn="0" w:lastRowLastColumn="0"/>
+            </w:pPr>
+          </w:p>
+        </w:tc>
+        <w:tc>
+          <w:tcPr>
+            <w:tcW w:w="624" w:type="dxa"/>
+            <w:gridSpan w:val="2"/>
+          </w:tcPr>
+          <w:p>
+            <w:pPr>
+              <w:jc w:val="center"/>
+              <w:cnfStyle w:val="000000000000" w:firstRow="0" w:lastRow="0" w:firstColumn="0" w:lastColumn="0" w:oddVBand="0" w:evenVBand="0" w:oddHBand="0" w:evenHBand="0" w:firstRowFirstColumn="0" w:firstRowLastColumn="0" w:lastRowFirstColumn="0" w:lastRowLastColumn="0"/>
+            </w:pPr>
+            <w:r>
+              <w:t>X</w:t>
+            </w:r>
+          </w:p>
+        </w:tc>
+        <w:tc>
+          <w:tcPr>
+            <w:tcW w:w="807" w:type="dxa"/>
+          </w:tcPr>
+          <w:p>
+            <w:pPr>
+              <w:jc w:val="center"/>
+              <w:cnfStyle w:val="000000000000" w:firstRow="0" w:lastRow="0" w:firstColumn="0" w:lastColumn="0" w:oddVBand="0" w:evenVBand="0" w:oddHBand="0" w:evenHBand="0" w:firstRowFirstColumn="0" w:firstRowLastColumn="0" w:lastRowFirstColumn="0" w:lastRowLastColumn="0"/>
+            </w:pPr>
+          </w:p>
+        </w:tc>
+        <w:tc>
+          <w:tcPr>
+            <w:tcW w:w="854" w:type="dxa"/>
+          </w:tcPr>
+          <w:p>
+            <w:pPr>
+              <w:jc w:val="center"/>
+              <w:cnfStyle w:val="000000000000" w:firstRow="0" w:lastRow="0" w:firstColumn="0" w:lastColumn="0" w:oddVBand="0" w:evenVBand="0" w:oddHBand="0" w:evenHBand="0" w:firstRowFirstColumn="0" w:firstRowLastColumn="0" w:lastRowFirstColumn="0" w:lastRowLastColumn="0"/>
+            </w:pPr>
+            <w:r>
+              <w:t>X</w:t>
+            </w:r>
+          </w:p>
+        </w:tc>
+      </w:tr>
+      <w:tr>
+        <w:trPr>
+          <w:gridAfter w:val="1"/>
+          <w:cnfStyle w:val="000000100000" w:firstRow="0" w:lastRow="0" w:firstColumn="0" w:lastColumn="0" w:oddVBand="0" w:evenVBand="0" w:oddHBand="1" w:evenHBand="0" w:firstRowFirstColumn="0" w:firstRowLastColumn="0" w:lastRowFirstColumn="0" w:lastRowLastColumn="0"/>
+          <w:wAfter w:w="26" w:type="dxa"/>
+          <w:trHeight w:val="277"/>
+        </w:trPr>
+        <w:tc>
+          <w:tcPr>
+            <w:cnfStyle w:val="001000000000" w:firstRow="0" w:lastRow="0" w:firstColumn="1" w:lastColumn="0" w:oddVBand="0" w:evenVBand="0" w:oddHBand="0" w:evenHBand="0" w:firstRowFirstColumn="0" w:firstRowLastColumn="0" w:lastRowFirstColumn="0" w:lastRowLastColumn="0"/>
+            <w:tcW w:w="1722" w:type="dxa"/>
+          </w:tcPr>
+          <w:p>
+            <w:pPr>
+              <w:jc w:val="center"/>
+            </w:pPr>
+            <w:r>
+              <w:t>Cod_Evento</w:t>
+            </w:r>
+          </w:p>
+        </w:tc>
+        <w:tc>
+          <w:tcPr>
+            <w:tcW w:w="2370" w:type="dxa"/>
+          </w:tcPr>
+          <w:p>
+            <w:pPr>
+              <w:jc w:val="center"/>
+              <w:cnfStyle w:val="000000100000" w:firstRow="0" w:lastRow="0" w:firstColumn="0" w:lastColumn="0" w:oddVBand="0" w:evenVBand="0" w:oddHBand="1" w:evenHBand="0" w:firstRowFirstColumn="0" w:firstRowLastColumn="0" w:lastRowFirstColumn="0" w:lastRowLastColumn="0"/>
+            </w:pPr>
+            <w:r>
+              <w:t>Clave Foránea</w:t>
+            </w:r>
+          </w:p>
+        </w:tc>
+        <w:tc>
+          <w:tcPr>
+            <w:tcW w:w="1026" w:type="dxa"/>
+          </w:tcPr>
+          <w:p>
+            <w:pPr>
+              <w:jc w:val="center"/>
+              <w:cnfStyle w:val="000000100000" w:firstRow="0" w:lastRow="0" w:firstColumn="0" w:lastColumn="0" w:oddVBand="0" w:evenVBand="0" w:oddHBand="1" w:evenHBand="0" w:firstRowFirstColumn="0" w:firstRowLastColumn="0" w:lastRowFirstColumn="0" w:lastRowLastColumn="0"/>
+            </w:pPr>
+          </w:p>
+        </w:tc>
+        <w:tc>
+          <w:tcPr>
+            <w:tcW w:w="899" w:type="dxa"/>
+          </w:tcPr>
+          <w:p>
+            <w:pPr>
+              <w:jc w:val="center"/>
+              <w:cnfStyle w:val="000000100000" w:firstRow="0" w:lastRow="0" w:firstColumn="0" w:lastColumn="0" w:oddVBand="0" w:evenVBand="0" w:oddHBand="1" w:evenHBand="0" w:firstRowFirstColumn="0" w:firstRowLastColumn="0" w:lastRowFirstColumn="0" w:lastRowLastColumn="0"/>
+            </w:pPr>
+          </w:p>
+        </w:tc>
+        <w:tc>
+          <w:tcPr>
+            <w:tcW w:w="923" w:type="dxa"/>
+            <w:gridSpan w:val="2"/>
+          </w:tcPr>
+          <w:p>
+            <w:pPr>
+              <w:jc w:val="center"/>
+              <w:cnfStyle w:val="000000100000" w:firstRow="0" w:lastRow="0" w:firstColumn="0" w:lastColumn="0" w:oddVBand="0" w:evenVBand="0" w:oddHBand="1" w:evenHBand="0" w:firstRowFirstColumn="0" w:firstRowLastColumn="0" w:lastRowFirstColumn="0" w:lastRowLastColumn="0"/>
+            </w:pPr>
+            <w:r>
+              <w:t>X</w:t>
+            </w:r>
+          </w:p>
+        </w:tc>
+        <w:tc>
+          <w:tcPr>
+            <w:tcW w:w="900" w:type="dxa"/>
+          </w:tcPr>
+          <w:p>
+            <w:pPr>
+              <w:jc w:val="center"/>
+              <w:cnfStyle w:val="000000100000" w:firstRow="0" w:lastRow="0" w:firstColumn="0" w:lastColumn="0" w:oddVBand="0" w:evenVBand="0" w:oddHBand="1" w:evenHBand="0" w:firstRowFirstColumn="0" w:firstRowLastColumn="0" w:lastRowFirstColumn="0" w:lastRowLastColumn="0"/>
+            </w:pPr>
+          </w:p>
+        </w:tc>
+        <w:tc>
+          <w:tcPr>
+            <w:tcW w:w="620" w:type="dxa"/>
+          </w:tcPr>
+          <w:p>
+            <w:pPr>
+              <w:jc w:val="center"/>
+              <w:cnfStyle w:val="000000100000" w:firstRow="0" w:lastRow="0" w:firstColumn="0" w:lastColumn="0" w:oddVBand="0" w:evenVBand="0" w:oddHBand="1" w:evenHBand="0" w:firstRowFirstColumn="0" w:firstRowLastColumn="0" w:lastRowFirstColumn="0" w:lastRowLastColumn="0"/>
+            </w:pPr>
+          </w:p>
+        </w:tc>
+        <w:tc>
+          <w:tcPr>
+            <w:tcW w:w="624" w:type="dxa"/>
+            <w:gridSpan w:val="2"/>
+          </w:tcPr>
+          <w:p>
+            <w:pPr>
+              <w:jc w:val="center"/>
+              <w:cnfStyle w:val="000000100000" w:firstRow="0" w:lastRow="0" w:firstColumn="0" w:lastColumn="0" w:oddVBand="0" w:evenVBand="0" w:oddHBand="1" w:evenHBand="0" w:firstRowFirstColumn="0" w:firstRowLastColumn="0" w:lastRowFirstColumn="0" w:lastRowLastColumn="0"/>
+            </w:pPr>
+            <w:r>
+              <w:t>X</w:t>
+            </w:r>
+          </w:p>
+        </w:tc>
+        <w:tc>
+          <w:tcPr>
+            <w:tcW w:w="807" w:type="dxa"/>
+          </w:tcPr>
+          <w:p>
+            <w:pPr>
+              <w:jc w:val="center"/>
+              <w:cnfStyle w:val="000000100000" w:firstRow="0" w:lastRow="0" w:firstColumn="0" w:lastColumn="0" w:oddVBand="0" w:evenVBand="0" w:oddHBand="1" w:evenHBand="0" w:firstRowFirstColumn="0" w:firstRowLastColumn="0" w:lastRowFirstColumn="0" w:lastRowLastColumn="0"/>
+            </w:pPr>
+            <w:r>
+              <w:t>X</w:t>
+            </w:r>
+          </w:p>
+        </w:tc>
+        <w:tc>
+          <w:tcPr>
+            <w:tcW w:w="854" w:type="dxa"/>
+          </w:tcPr>
+          <w:p>
+            <w:pPr>
+              <w:jc w:val="center"/>
+              <w:cnfStyle w:val="000000100000" w:firstRow="0" w:lastRow="0" w:firstColumn="0" w:lastColumn="0" w:oddVBand="0" w:evenVBand="0" w:oddHBand="1" w:evenHBand="0" w:firstRowFirstColumn="0" w:firstRowLastColumn="0" w:lastRowFirstColumn="0" w:lastRowLastColumn="0"/>
+            </w:pPr>
+          </w:p>
+        </w:tc>
+      </w:tr>
+      <w:tr>
+        <w:trPr>
+          <w:gridAfter w:val="1"/>
+          <w:wAfter w:w="22" w:type="dxa"/>
+          <w:trHeight w:val="277"/>
+        </w:trPr>
+        <w:tc>
+          <w:tcPr>
+            <w:cnfStyle w:val="001000000000" w:firstRow="0" w:lastRow="0" w:firstColumn="1" w:lastColumn="0" w:oddVBand="0" w:evenVBand="0" w:oddHBand="0" w:evenHBand="0" w:firstRowFirstColumn="0" w:firstRowLastColumn="0" w:lastRowFirstColumn="0" w:lastRowLastColumn="0"/>
+            <w:tcW w:w="10749" w:type="dxa"/>
+            <w:gridSpan w:val="12"/>
+          </w:tcPr>
+          <w:p>
+            <w:pPr>
+              <w:tabs>
+                <w:tab w:val="left" w:pos="2455"/>
+              </w:tabs>
+            </w:pPr>
+            <w:r>
+              <w:t xml:space="preserve">Observaciones y restricciones de la entidad: </w:t>
+            </w:r>
+            <w:r>
+              <w:rPr>
+                <w:b w:val="0"/>
+                <w:bCs w:val="0"/>
+              </w:rPr>
+              <w:t xml:space="preserve"> Cod_Ubicacion será la primary key, COD_Evento será la Clave Foránea,   Nombre tendrá una restriccion de Check solo puede tener los valores “</w:t>
+            </w:r>
+            <w:r>
+              <w:rPr>
+                <w:b w:val="0"/>
+                <w:bCs w:val="0"/>
+                <w:i/>
+                <w:iCs/>
+              </w:rPr>
+              <w:t>Presencial, Online</w:t>
+            </w:r>
+            <w:r>
+              <w:rPr>
+                <w:b w:val="0"/>
+                <w:bCs w:val="0"/>
+              </w:rPr>
+              <w:t>”</w:t>
+            </w:r>
+          </w:p>
+        </w:tc>
+      </w:tr>
+    </w:tbl>
+    <w:p/>
+    <w:p/>
+    <w:p/>
+    <w:p>
+      <w:pPr>
+        <w:pStyle w:val="Ttulo3"/>
+      </w:pPr>
+      <w:r>
+        <w:t>Transformacion a Modelo Relacional:</w:t>
+      </w:r>
+    </w:p>
+    <w:p>
+      <w:pPr>
+        <w:ind w:left="-567"/>
+      </w:pPr>
+      <w:r>
+        <w:drawing>
+          <wp:inline distT="0" distB="0" distL="0" distR="0" wp14:anchorId="0CFBEEC5" wp14:editId="2F4070C3">
+            <wp:extent cx="7341399" cy="2917825"/>
+            <wp:effectExtent l="19050" t="19050" r="12065" b="15875"/>
+            <wp:docPr id="189765104" name="Imagen 1"/>
+            <wp:cNvGraphicFramePr>
+              <a:graphicFrameLocks xmlns:a="http://schemas.openxmlformats.org/drawingml/2006/main" noChangeAspect="1"/>
+            </wp:cNvGraphicFramePr>
+            <a:graphic xmlns:a="http://schemas.openxmlformats.org/drawingml/2006/main">
+              <a:graphicData uri="http://schemas.openxmlformats.org/drawingml/2006/picture">
+                <pic:pic xmlns:pic="http://schemas.openxmlformats.org/drawingml/2006/picture">
+                  <pic:nvPicPr>
+                    <pic:cNvPr id="189765104" name=""/>
+                    <pic:cNvPicPr/>
+                  </pic:nvPicPr>
+                  <pic:blipFill>
+                    <a:blip r:embed="rId9"/>
+                    <a:stretch>
+                      <a:fillRect/>
+                    </a:stretch>
+                  </pic:blipFill>
+                  <pic:spPr>
+                    <a:xfrm>
+                      <a:off x="0" y="0"/>
+                      <a:ext cx="7358672" cy="2924690"/>
+                    </a:xfrm>
+                    <a:prstGeom prst="rect">
+                      <a:avLst/>
+                    </a:prstGeom>
+                    <a:ln>
+                      <a:solidFill>
+                        <a:schemeClr val="tx1"/>
+                      </a:solidFill>
+                    </a:ln>
+                  </pic:spPr>
+                </pic:pic>
+              </a:graphicData>
+            </a:graphic>
+          </wp:inline>
+        </w:drawing>
+      </w:r>
+    </w:p>
+    <w:p/>
+    <w:p>
+      <w:pPr>
+        <w:tabs>
+          <w:tab w:val="left" w:pos="2073"/>
+        </w:tabs>
+      </w:pPr>
+    </w:p>
+    <w:p>
+      <w:pPr>
+        <w:pStyle w:val="Ttulo3"/>
+      </w:pPr>
+      <w:r>
+        <w:t>Transformacion a Modelo Relacional</w:t>
+      </w:r>
+      <w:r>
+        <w:t xml:space="preserve"> a SQL</w:t>
+      </w:r>
+      <w:r>
+        <w:t>:</w:t>
+      </w:r>
+    </w:p>
+    <w:p>
+      <w:pPr>
+        <w:pStyle w:val="Prrafodelista"/>
+        <w:numPr>
+          <w:ilvl w:val="0"/>
+          <w:numId w:val="24"/>
+        </w:numPr>
+      </w:pPr>
+      <w:r>
+        <w:t>Creamos el usuario con sus permisos:</w:t>
+      </w:r>
+    </w:p>
+    <w:p>
+      <w:pPr>
+        <w:pStyle w:val="Prrafodelista"/>
+        <w:ind w:left="360"/>
+      </w:pPr>
+      <w:r>
+        <w:t>alter session set "_oracle_script"=true;</w:t>
+      </w:r>
+    </w:p>
+    <w:p>
+      <w:pPr>
+        <w:pStyle w:val="Prrafodelista"/>
+        <w:ind w:left="360"/>
+      </w:pPr>
+      <w:r>
+        <w:t>alter user system identified by SYS;</w:t>
+      </w:r>
+    </w:p>
+    <w:p>
+      <w:pPr>
+        <w:pStyle w:val="Prrafodelista"/>
+        <w:ind w:left="360"/>
+      </w:pPr>
+      <w:r>
+        <w:t>/*crear usuario*/</w:t>
+      </w:r>
+    </w:p>
+    <w:p>
+      <w:pPr>
+        <w:pStyle w:val="Prrafodelista"/>
+        <w:ind w:left="360"/>
+      </w:pPr>
+      <w:r>
+        <w:t>create user Proyecto_Indra identified by Proyecto_Indra;</w:t>
+      </w:r>
+    </w:p>
+    <w:p>
+      <w:pPr>
+        <w:pStyle w:val="Prrafodelista"/>
+        <w:ind w:left="360"/>
+      </w:pPr>
+      <w:r>
+        <w:t>grant connect, resource to Proyecto_Indra;</w:t>
+      </w:r>
+    </w:p>
+    <w:p>
+      <w:pPr>
+        <w:pStyle w:val="Prrafodelista"/>
+        <w:ind w:left="360"/>
+      </w:pPr>
+    </w:p>
+    <w:p>
+      <w:pPr>
+        <w:pStyle w:val="Prrafodelista"/>
+        <w:ind w:left="360"/>
+      </w:pPr>
+      <w:r>
+        <w:t>/*cambiar tablespaces*/</w:t>
+      </w:r>
+    </w:p>
+    <w:p>
+      <w:pPr>
+        <w:pStyle w:val="Prrafodelista"/>
+        <w:ind w:left="360"/>
+      </w:pPr>
+      <w:r>
+        <w:t>alter user Proyecto_Indra</w:t>
+      </w:r>
+    </w:p>
+    <w:p>
+      <w:pPr>
+        <w:pStyle w:val="Prrafodelista"/>
+        <w:ind w:left="360"/>
+      </w:pPr>
+      <w:r>
+        <w:lastRenderedPageBreak/>
+        <w:t>default TABLESPACE users</w:t>
+      </w:r>
+    </w:p>
+    <w:p>
+      <w:pPr>
+        <w:pStyle w:val="Prrafodelista"/>
+        <w:ind w:left="360"/>
+      </w:pPr>
+      <w:r>
+        <w:t>TEMPORARY tablespace temp;</w:t>
+      </w:r>
+    </w:p>
+    <w:p>
+      <w:pPr>
+        <w:pStyle w:val="Prrafodelista"/>
+        <w:ind w:left="360"/>
+      </w:pPr>
+    </w:p>
+    <w:p>
+      <w:pPr>
+        <w:pStyle w:val="Prrafodelista"/>
+        <w:ind w:left="360"/>
+      </w:pPr>
+      <w:r>
+        <w:t>/*asignar espacio a las tablas */</w:t>
+      </w:r>
+    </w:p>
+    <w:p>
+      <w:pPr>
+        <w:pStyle w:val="Prrafodelista"/>
+        <w:ind w:left="360"/>
+      </w:pPr>
+      <w:r>
+        <w:t>alter user Proyecto_Indra  quota unlimited on users;</w:t>
+      </w:r>
+    </w:p>
+    <w:p>
+      <w:pPr>
+        <w:pStyle w:val="Prrafodelista"/>
+        <w:ind w:left="360"/>
+      </w:pPr>
+    </w:p>
+    <w:p>
+      <w:pPr>
+        <w:pStyle w:val="Prrafodelista"/>
+        <w:numPr>
+          <w:ilvl w:val="0"/>
+          <w:numId w:val="24"/>
+        </w:numPr>
+      </w:pPr>
+      <w:r>
+        <w:t>Generamos el SQL que se encuentra en el repositorio, y nos queda el siguiente DataModel</w:t>
+      </w:r>
+    </w:p>
+    <w:p>
+      <w:pPr>
+        <w:pStyle w:val="Prrafodelista"/>
+        <w:ind w:left="-567"/>
+      </w:pPr>
+      <w:r>
+        <w:drawing>
+          <wp:inline distT="0" distB="0" distL="0" distR="0" wp14:anchorId="11192954" wp14:editId="45170345">
+            <wp:extent cx="7296645" cy="2646045"/>
+            <wp:effectExtent l="19050" t="19050" r="19050" b="20955"/>
+            <wp:docPr id="935352809" name="Imagen 1"/>
+            <wp:cNvGraphicFramePr>
+              <a:graphicFrameLocks xmlns:a="http://schemas.openxmlformats.org/drawingml/2006/main" noChangeAspect="1"/>
+            </wp:cNvGraphicFramePr>
+            <a:graphic xmlns:a="http://schemas.openxmlformats.org/drawingml/2006/main">
+              <a:graphicData uri="http://schemas.openxmlformats.org/drawingml/2006/picture">
+                <pic:pic xmlns:pic="http://schemas.openxmlformats.org/drawingml/2006/picture">
+                  <pic:nvPicPr>
+                    <pic:cNvPr id="935352809" name=""/>
+                    <pic:cNvPicPr/>
+                  </pic:nvPicPr>
+                  <pic:blipFill>
+                    <a:blip r:embed="rId10"/>
+                    <a:stretch>
+                      <a:fillRect/>
+                    </a:stretch>
+                  </pic:blipFill>
+                  <pic:spPr>
+                    <a:xfrm>
+                      <a:off x="0" y="0"/>
+                      <a:ext cx="7343662" cy="2663095"/>
+                    </a:xfrm>
+                    <a:prstGeom prst="rect">
+                      <a:avLst/>
+                    </a:prstGeom>
+                    <a:ln>
+                      <a:solidFill>
+                        <a:schemeClr val="tx1"/>
+                      </a:solidFill>
+                    </a:ln>
+                  </pic:spPr>
+                </pic:pic>
+              </a:graphicData>
+            </a:graphic>
+          </wp:inline>
+        </w:drawing>
+      </w:r>
+    </w:p>
+    <w:p>
+      <w:pPr>
+        <w:tabs>
+          <w:tab w:val="left" w:pos="2073"/>
+        </w:tabs>
+      </w:pPr>
+    </w:p>
+    <w:p>
+      <w:r>
+        <w:br w:type="page"/>
+      </w:r>
+      <w:r>
+        <w:lastRenderedPageBreak/>
+        <w:drawing>
+          <wp:inline distT="0" distB="0" distL="0" distR="0" wp14:anchorId="13440C79" wp14:editId="33488869">
+            <wp:extent cx="6635115" cy="2353310"/>
+            <wp:effectExtent l="0" t="0" r="0" b="8890"/>
+            <wp:docPr id="1110727814" name="Imagen 1"/>
+            <wp:cNvGraphicFramePr>
+              <a:graphicFrameLocks xmlns:a="http://schemas.openxmlformats.org/drawingml/2006/main" noChangeAspect="1"/>
+            </wp:cNvGraphicFramePr>
+            <a:graphic xmlns:a="http://schemas.openxmlformats.org/drawingml/2006/main">
+              <a:graphicData uri="http://schemas.openxmlformats.org/drawingml/2006/picture">
+                <pic:pic xmlns:pic="http://schemas.openxmlformats.org/drawingml/2006/picture">
+                  <pic:nvPicPr>
+                    <pic:cNvPr id="1110727814" name=""/>
+                    <pic:cNvPicPr/>
+                  </pic:nvPicPr>
+                  <pic:blipFill>
+                    <a:blip r:embed="rId10"/>
+                    <a:stretch>
+                      <a:fillRect/>
+                    </a:stretch>
+                  </pic:blipFill>
+                  <pic:spPr>
+                    <a:xfrm>
+                      <a:off x="0" y="0"/>
+                      <a:ext cx="6635115" cy="2353310"/>
+                    </a:xfrm>
+                    <a:prstGeom prst="rect">
+                      <a:avLst/>
+                    </a:prstGeom>
+                  </pic:spPr>
+                </pic:pic>
+              </a:graphicData>
+            </a:graphic>
+          </wp:inline>
+        </w:drawing>
       </w:r>
     </w:p>
     <w:sectPr>
@@ -4309,6 +11769,353 @@
       </w:numPr>
     </w:pPr>
   </w:style>
+  <w:style w:type="table" w:styleId="Tablaconcuadrcula5oscura-nfasis1">
+    <w:name w:val="Grid Table 5 Dark Accent 1"/>
+    <w:basedOn w:val="Tablanormal"/>
+    <w:uiPriority w:val="50"/>
+    <w:rsid w:val="00C153A7"/>
+    <w:pPr>
+      <w:spacing w:after="0" w:line="240" w:lineRule="auto"/>
+    </w:pPr>
+    <w:tblPr>
+      <w:tblStyleRowBandSize w:val="1"/>
+      <w:tblStyleColBandSize w:val="1"/>
+      <w:tblBorders>
+        <w:top w:val="single" w:sz="4" w:space="0" w:color="FFFFFF" w:themeColor="background1"/>
+        <w:left w:val="single" w:sz="4" w:space="0" w:color="FFFFFF" w:themeColor="background1"/>
+        <w:bottom w:val="single" w:sz="4" w:space="0" w:color="FFFFFF" w:themeColor="background1"/>
+        <w:right w:val="single" w:sz="4" w:space="0" w:color="FFFFFF" w:themeColor="background1"/>
+        <w:insideH w:val="single" w:sz="4" w:space="0" w:color="FFFFFF" w:themeColor="background1"/>
+        <w:insideV w:val="single" w:sz="4" w:space="0" w:color="FFFFFF" w:themeColor="background1"/>
+      </w:tblBorders>
+    </w:tblPr>
+    <w:tcPr>
+      <w:shd w:val="clear" w:color="auto" w:fill="D9E2F3" w:themeFill="accent1" w:themeFillTint="33"/>
+    </w:tcPr>
+    <w:tblStylePr w:type="firstRow">
+      <w:rPr>
+        <w:b/>
+        <w:bCs/>
+        <w:color w:val="FFFFFF" w:themeColor="background1"/>
+      </w:rPr>
+      <w:tblPr/>
+      <w:tcPr>
+        <w:tcBorders>
+          <w:top w:val="single" w:sz="4" w:space="0" w:color="FFFFFF" w:themeColor="background1"/>
+          <w:left w:val="single" w:sz="4" w:space="0" w:color="FFFFFF" w:themeColor="background1"/>
+          <w:right w:val="single" w:sz="4" w:space="0" w:color="FFFFFF" w:themeColor="background1"/>
+          <w:insideH w:val="nil"/>
+          <w:insideV w:val="nil"/>
+        </w:tcBorders>
+        <w:shd w:val="clear" w:color="auto" w:fill="4472C4" w:themeFill="accent1"/>
+      </w:tcPr>
+    </w:tblStylePr>
+    <w:tblStylePr w:type="lastRow">
+      <w:rPr>
+        <w:b/>
+        <w:bCs/>
+        <w:color w:val="FFFFFF" w:themeColor="background1"/>
+      </w:rPr>
+      <w:tblPr/>
+      <w:tcPr>
+        <w:tcBorders>
+          <w:left w:val="single" w:sz="4" w:space="0" w:color="FFFFFF" w:themeColor="background1"/>
+          <w:bottom w:val="single" w:sz="4" w:space="0" w:color="FFFFFF" w:themeColor="background1"/>
+          <w:right w:val="single" w:sz="4" w:space="0" w:color="FFFFFF" w:themeColor="background1"/>
+          <w:insideH w:val="nil"/>
+          <w:insideV w:val="nil"/>
+        </w:tcBorders>
+        <w:shd w:val="clear" w:color="auto" w:fill="4472C4" w:themeFill="accent1"/>
+      </w:tcPr>
+    </w:tblStylePr>
+    <w:tblStylePr w:type="firstCol">
+      <w:rPr>
+        <w:b/>
+        <w:bCs/>
+        <w:color w:val="FFFFFF" w:themeColor="background1"/>
+      </w:rPr>
+      <w:tblPr/>
+      <w:tcPr>
+        <w:tcBorders>
+          <w:top w:val="single" w:sz="4" w:space="0" w:color="FFFFFF" w:themeColor="background1"/>
+          <w:left w:val="single" w:sz="4" w:space="0" w:color="FFFFFF" w:themeColor="background1"/>
+          <w:bottom w:val="single" w:sz="4" w:space="0" w:color="FFFFFF" w:themeColor="background1"/>
+          <w:insideV w:val="nil"/>
+        </w:tcBorders>
+        <w:shd w:val="clear" w:color="auto" w:fill="4472C4" w:themeFill="accent1"/>
+      </w:tcPr>
+    </w:tblStylePr>
+    <w:tblStylePr w:type="lastCol">
+      <w:rPr>
+        <w:b/>
+        <w:bCs/>
+        <w:color w:val="FFFFFF" w:themeColor="background1"/>
+      </w:rPr>
+      <w:tblPr/>
+      <w:tcPr>
+        <w:tcBorders>
+          <w:top w:val="single" w:sz="4" w:space="0" w:color="FFFFFF" w:themeColor="background1"/>
+          <w:bottom w:val="single" w:sz="4" w:space="0" w:color="FFFFFF" w:themeColor="background1"/>
+          <w:right w:val="single" w:sz="4" w:space="0" w:color="FFFFFF" w:themeColor="background1"/>
+          <w:insideV w:val="nil"/>
+        </w:tcBorders>
+        <w:shd w:val="clear" w:color="auto" w:fill="4472C4" w:themeFill="accent1"/>
+      </w:tcPr>
+    </w:tblStylePr>
+    <w:tblStylePr w:type="band1Vert">
+      <w:tblPr/>
+      <w:tcPr>
+        <w:shd w:val="clear" w:color="auto" w:fill="B4C6E7" w:themeFill="accent1" w:themeFillTint="66"/>
+      </w:tcPr>
+    </w:tblStylePr>
+    <w:tblStylePr w:type="band1Horz">
+      <w:tblPr/>
+      <w:tcPr>
+        <w:shd w:val="clear" w:color="auto" w:fill="B4C6E7" w:themeFill="accent1" w:themeFillTint="66"/>
+      </w:tcPr>
+    </w:tblStylePr>
+  </w:style>
+  <w:style w:type="table" w:styleId="Tablaconcuadrcula5oscura-nfasis4">
+    <w:name w:val="Grid Table 5 Dark Accent 4"/>
+    <w:basedOn w:val="Tablanormal"/>
+    <w:uiPriority w:val="50"/>
+    <w:rsid w:val="00C153A7"/>
+    <w:pPr>
+      <w:spacing w:after="0" w:line="240" w:lineRule="auto"/>
+    </w:pPr>
+    <w:tblPr>
+      <w:tblStyleRowBandSize w:val="1"/>
+      <w:tblStyleColBandSize w:val="1"/>
+      <w:tblBorders>
+        <w:top w:val="single" w:sz="4" w:space="0" w:color="FFFFFF" w:themeColor="background1"/>
+        <w:left w:val="single" w:sz="4" w:space="0" w:color="FFFFFF" w:themeColor="background1"/>
+        <w:bottom w:val="single" w:sz="4" w:space="0" w:color="FFFFFF" w:themeColor="background1"/>
+        <w:right w:val="single" w:sz="4" w:space="0" w:color="FFFFFF" w:themeColor="background1"/>
+        <w:insideH w:val="single" w:sz="4" w:space="0" w:color="FFFFFF" w:themeColor="background1"/>
+        <w:insideV w:val="single" w:sz="4" w:space="0" w:color="FFFFFF" w:themeColor="background1"/>
+      </w:tblBorders>
+    </w:tblPr>
+    <w:tcPr>
+      <w:shd w:val="clear" w:color="auto" w:fill="FFF2CC" w:themeFill="accent4" w:themeFillTint="33"/>
+    </w:tcPr>
+    <w:tblStylePr w:type="firstRow">
+      <w:rPr>
+        <w:b/>
+        <w:bCs/>
+        <w:color w:val="FFFFFF" w:themeColor="background1"/>
+      </w:rPr>
+      <w:tblPr/>
+      <w:tcPr>
+        <w:tcBorders>
+          <w:top w:val="single" w:sz="4" w:space="0" w:color="FFFFFF" w:themeColor="background1"/>
+          <w:left w:val="single" w:sz="4" w:space="0" w:color="FFFFFF" w:themeColor="background1"/>
+          <w:right w:val="single" w:sz="4" w:space="0" w:color="FFFFFF" w:themeColor="background1"/>
+          <w:insideH w:val="nil"/>
+          <w:insideV w:val="nil"/>
+        </w:tcBorders>
+        <w:shd w:val="clear" w:color="auto" w:fill="FFC000" w:themeFill="accent4"/>
+      </w:tcPr>
+    </w:tblStylePr>
+    <w:tblStylePr w:type="lastRow">
+      <w:rPr>
+        <w:b/>
+        <w:bCs/>
+        <w:color w:val="FFFFFF" w:themeColor="background1"/>
+      </w:rPr>
+      <w:tblPr/>
+      <w:tcPr>
+        <w:tcBorders>
+          <w:left w:val="single" w:sz="4" w:space="0" w:color="FFFFFF" w:themeColor="background1"/>
+          <w:bottom w:val="single" w:sz="4" w:space="0" w:color="FFFFFF" w:themeColor="background1"/>
+          <w:right w:val="single" w:sz="4" w:space="0" w:color="FFFFFF" w:themeColor="background1"/>
+          <w:insideH w:val="nil"/>
+          <w:insideV w:val="nil"/>
+        </w:tcBorders>
+        <w:shd w:val="clear" w:color="auto" w:fill="FFC000" w:themeFill="accent4"/>
+      </w:tcPr>
+    </w:tblStylePr>
+    <w:tblStylePr w:type="firstCol">
+      <w:rPr>
+        <w:b/>
+        <w:bCs/>
+        <w:color w:val="FFFFFF" w:themeColor="background1"/>
+      </w:rPr>
+      <w:tblPr/>
+      <w:tcPr>
+        <w:tcBorders>
+          <w:top w:val="single" w:sz="4" w:space="0" w:color="FFFFFF" w:themeColor="background1"/>
+          <w:left w:val="single" w:sz="4" w:space="0" w:color="FFFFFF" w:themeColor="background1"/>
+          <w:bottom w:val="single" w:sz="4" w:space="0" w:color="FFFFFF" w:themeColor="background1"/>
+          <w:insideV w:val="nil"/>
+        </w:tcBorders>
+        <w:shd w:val="clear" w:color="auto" w:fill="FFC000" w:themeFill="accent4"/>
+      </w:tcPr>
+    </w:tblStylePr>
+    <w:tblStylePr w:type="lastCol">
+      <w:rPr>
+        <w:b/>
+        <w:bCs/>
+        <w:color w:val="FFFFFF" w:themeColor="background1"/>
+      </w:rPr>
+      <w:tblPr/>
+      <w:tcPr>
+        <w:tcBorders>
+          <w:top w:val="single" w:sz="4" w:space="0" w:color="FFFFFF" w:themeColor="background1"/>
+          <w:bottom w:val="single" w:sz="4" w:space="0" w:color="FFFFFF" w:themeColor="background1"/>
+          <w:right w:val="single" w:sz="4" w:space="0" w:color="FFFFFF" w:themeColor="background1"/>
+          <w:insideV w:val="nil"/>
+        </w:tcBorders>
+        <w:shd w:val="clear" w:color="auto" w:fill="FFC000" w:themeFill="accent4"/>
+      </w:tcPr>
+    </w:tblStylePr>
+    <w:tblStylePr w:type="band1Vert">
+      <w:tblPr/>
+      <w:tcPr>
+        <w:shd w:val="clear" w:color="auto" w:fill="FFE599" w:themeFill="accent4" w:themeFillTint="66"/>
+      </w:tcPr>
+    </w:tblStylePr>
+    <w:tblStylePr w:type="band1Horz">
+      <w:tblPr/>
+      <w:tcPr>
+        <w:shd w:val="clear" w:color="auto" w:fill="FFE599" w:themeFill="accent4" w:themeFillTint="66"/>
+      </w:tcPr>
+    </w:tblStylePr>
+  </w:style>
+  <w:style w:type="table" w:styleId="Tablaconcuadrcula5oscura-nfasis2">
+    <w:name w:val="Grid Table 5 Dark Accent 2"/>
+    <w:basedOn w:val="Tablanormal"/>
+    <w:uiPriority w:val="50"/>
+    <w:rsid w:val="00C153A7"/>
+    <w:pPr>
+      <w:spacing w:after="0" w:line="240" w:lineRule="auto"/>
+    </w:pPr>
+    <w:tblPr>
+      <w:tblStyleRowBandSize w:val="1"/>
+      <w:tblStyleColBandSize w:val="1"/>
+      <w:tblBorders>
+        <w:top w:val="single" w:sz="4" w:space="0" w:color="FFFFFF" w:themeColor="background1"/>
+        <w:left w:val="single" w:sz="4" w:space="0" w:color="FFFFFF" w:themeColor="background1"/>
+        <w:bottom w:val="single" w:sz="4" w:space="0" w:color="FFFFFF" w:themeColor="background1"/>
+        <w:right w:val="single" w:sz="4" w:space="0" w:color="FFFFFF" w:themeColor="background1"/>
+        <w:insideH w:val="single" w:sz="4" w:space="0" w:color="FFFFFF" w:themeColor="background1"/>
+        <w:insideV w:val="single" w:sz="4" w:space="0" w:color="FFFFFF" w:themeColor="background1"/>
+      </w:tblBorders>
+    </w:tblPr>
+    <w:tcPr>
+      <w:shd w:val="clear" w:color="auto" w:fill="FBE4D5" w:themeFill="accent2" w:themeFillTint="33"/>
+    </w:tcPr>
+    <w:tblStylePr w:type="firstRow">
+      <w:rPr>
+        <w:b/>
+        <w:bCs/>
+        <w:color w:val="FFFFFF" w:themeColor="background1"/>
+      </w:rPr>
+      <w:tblPr/>
+      <w:tcPr>
+        <w:tcBorders>
+          <w:top w:val="single" w:sz="4" w:space="0" w:color="FFFFFF" w:themeColor="background1"/>
+          <w:left w:val="single" w:sz="4" w:space="0" w:color="FFFFFF" w:themeColor="background1"/>
+          <w:right w:val="single" w:sz="4" w:space="0" w:color="FFFFFF" w:themeColor="background1"/>
+          <w:insideH w:val="nil"/>
+          <w:insideV w:val="nil"/>
+        </w:tcBorders>
+        <w:shd w:val="clear" w:color="auto" w:fill="ED7D31" w:themeFill="accent2"/>
+      </w:tcPr>
+    </w:tblStylePr>
+    <w:tblStylePr w:type="lastRow">
+      <w:rPr>
+        <w:b/>
+        <w:bCs/>
+        <w:color w:val="FFFFFF" w:themeColor="background1"/>
+      </w:rPr>
+      <w:tblPr/>
+      <w:tcPr>
+        <w:tcBorders>
+          <w:left w:val="single" w:sz="4" w:space="0" w:color="FFFFFF" w:themeColor="background1"/>
+          <w:bottom w:val="single" w:sz="4" w:space="0" w:color="FFFFFF" w:themeColor="background1"/>
+          <w:right w:val="single" w:sz="4" w:space="0" w:color="FFFFFF" w:themeColor="background1"/>
+          <w:insideH w:val="nil"/>
+          <w:insideV w:val="nil"/>
+        </w:tcBorders>
+        <w:shd w:val="clear" w:color="auto" w:fill="ED7D31" w:themeFill="accent2"/>
+      </w:tcPr>
+    </w:tblStylePr>
+    <w:tblStylePr w:type="firstCol">
+      <w:rPr>
+        <w:b/>
+        <w:bCs/>
+        <w:color w:val="FFFFFF" w:themeColor="background1"/>
+      </w:rPr>
+      <w:tblPr/>
+      <w:tcPr>
+        <w:tcBorders>
+          <w:top w:val="single" w:sz="4" w:space="0" w:color="FFFFFF" w:themeColor="background1"/>
+          <w:left w:val="single" w:sz="4" w:space="0" w:color="FFFFFF" w:themeColor="background1"/>
+          <w:bottom w:val="single" w:sz="4" w:space="0" w:color="FFFFFF" w:themeColor="background1"/>
+          <w:insideV w:val="nil"/>
+        </w:tcBorders>
+        <w:shd w:val="clear" w:color="auto" w:fill="ED7D31" w:themeFill="accent2"/>
+      </w:tcPr>
+    </w:tblStylePr>
+    <w:tblStylePr w:type="lastCol">
+      <w:rPr>
+        <w:b/>
+        <w:bCs/>
+        <w:color w:val="FFFFFF" w:themeColor="background1"/>
+      </w:rPr>
+      <w:tblPr/>
+      <w:tcPr>
+        <w:tcBorders>
+          <w:top w:val="single" w:sz="4" w:space="0" w:color="FFFFFF" w:themeColor="background1"/>
+          <w:bottom w:val="single" w:sz="4" w:space="0" w:color="FFFFFF" w:themeColor="background1"/>
+          <w:right w:val="single" w:sz="4" w:space="0" w:color="FFFFFF" w:themeColor="background1"/>
+          <w:insideV w:val="nil"/>
+        </w:tcBorders>
+        <w:shd w:val="clear" w:color="auto" w:fill="ED7D31" w:themeFill="accent2"/>
+      </w:tcPr>
+    </w:tblStylePr>
+    <w:tblStylePr w:type="band1Vert">
+      <w:tblPr/>
+      <w:tcPr>
+        <w:shd w:val="clear" w:color="auto" w:fill="F7CAAC" w:themeFill="accent2" w:themeFillTint="66"/>
+      </w:tcPr>
+    </w:tblStylePr>
+    <w:tblStylePr w:type="band1Horz">
+      <w:tblPr/>
+      <w:tcPr>
+        <w:shd w:val="clear" w:color="auto" w:fill="F7CAAC" w:themeFill="accent2" w:themeFillTint="66"/>
+      </w:tcPr>
+    </w:tblStylePr>
+  </w:style>
+  <w:style w:type="paragraph" w:styleId="Sinespaciado">
+    <w:name w:val="No Spacing"/>
+    <w:link w:val="SinespaciadoCar"/>
+    <w:uiPriority w:val="1"/>
+    <w:qFormat/>
+    <w:rsid w:val="00C153A7"/>
+    <w:pPr>
+      <w:spacing w:after="0" w:line="240" w:lineRule="auto"/>
+    </w:pPr>
+    <w:rPr>
+      <w:rFonts w:eastAsiaTheme="minorEastAsia"/>
+      <w:kern w:val="0"/>
+      <w:lang w:eastAsia="es-ES"/>
+      <w14:ligatures w14:val="none"/>
+    </w:rPr>
+  </w:style>
+  <w:style w:type="character" w:customStyle="1" w:styleId="SinespaciadoCar">
+    <w:name w:val="Sin espaciado Car"/>
+    <w:basedOn w:val="Fuentedeprrafopredeter"/>
+    <w:link w:val="Sinespaciado"/>
+    <w:uiPriority w:val="1"/>
+    <w:rsid w:val="00C153A7"/>
+    <w:rPr>
+      <w:rFonts w:eastAsiaTheme="minorEastAsia"/>
+      <w:kern w:val="0"/>
+      <w:lang w:eastAsia="es-ES"/>
+      <w14:ligatures w14:val="none"/>
+    </w:rPr>
+  </w:style>
 </w:styles>
 </file>
 

--- a/Planteamiento del proyecto.docx
+++ b/Planteamiento del proyecto.docx
@@ -490,40 +490,25 @@
     <w:p/>
     <w:p>
       <w:r>
-        <w:t>Se deberá de realizar el diagrama entidad-relación con una herramienta software (a elegir</w:t>
-      </w:r>
-      <w:r>
-        <w:t xml:space="preserve"> </w:t>
-      </w:r>
-      <w:r>
-        <w:t>entre Miro, Dia, Yed, Draw.io ... ) acompañado de la tabla de descripción de entidades</w:t>
-      </w:r>
-      <w:r>
-        <w:t xml:space="preserve"> </w:t>
-      </w:r>
-      <w:r>
-        <w:t>que se adjunta a continuación y el diseño físico de la base de datos en un script SQL con</w:t>
-      </w:r>
-      <w:r>
-        <w:t xml:space="preserve"> </w:t>
-      </w:r>
-      <w:r>
-        <w:t>al menos 6 tablas.</w:t>
+        <w:t xml:space="preserve">Se deberá de realizar el diagrama entidad-relación con una herramienta software (a elegir entre Miro, Dia, Yed, Draw.io </w:t>
+      </w:r>
+      <w:r>
+        <w:t>...)</w:t>
+      </w:r>
+      <w:r>
+        <w:t xml:space="preserve"> acompañado de la tabla de descripción de entidades que se adjunta a continuación y el diseño físico de la base de datos en un script SQL con al menos 6 tablas.</w:t>
       </w:r>
     </w:p>
     <w:p>
       <w:r>
-        <w:t>Se debe aportar información detallada de cada una de las tablas, rellenando para cada una</w:t>
-      </w:r>
-      <w:r>
-        <w:t xml:space="preserve"> </w:t>
-      </w:r>
-      <w:r>
-        <w:t>de ellas una tabla como la siguiente:</w:t>
+        <w:t>Se debe aportar información detallada de cada una de las tablas, rellenando para cada una de ellas una tabla como la siguiente:</w:t>
       </w:r>
     </w:p>
     <w:p>
       <w:r>
+        <w:rPr>
+          <w:noProof/>
+        </w:rPr>
         <w:drawing>
           <wp:inline distT="0" distB="0" distL="0" distR="0" wp14:anchorId="70F9DC33" wp14:editId="3C81923B">
             <wp:extent cx="4618120" cy="2225233"/>
@@ -595,16 +580,19 @@
         <w:t xml:space="preserve"> </w:t>
       </w:r>
       <w:r>
-        <w:t>principios de la programación estructurada, el uso modular para organizar tu código,</w:t>
+        <w:t xml:space="preserve">principios de la programación estructurada, el uso modular para organizar tu </w:t>
+      </w:r>
+      <w:r>
+        <w:t>código,</w:t>
       </w:r>
       <w:r>
         <w:t xml:space="preserve"> </w:t>
       </w:r>
       <w:r>
-        <w:t xml:space="preserve"> </w:t>
-      </w:r>
-      <w:r>
-        <w:t>y la manipulación de vectores (arreglos) para gestionar los datos de manera eficiente.</w:t>
+        <w:t>y</w:t>
+      </w:r>
+      <w:r>
+        <w:t xml:space="preserve"> la manipulación de vectores (arreglos) para gestionar los datos de manera eficiente.</w:t>
       </w:r>
     </w:p>
     <w:p>
@@ -622,10 +610,7 @@
         <w:t xml:space="preserve"> </w:t>
       </w:r>
       <w:r>
-        <w:t xml:space="preserve"> </w:t>
-      </w:r>
-      <w:r>
-        <w:t>El desarrollo se realizará en el lenguaje que estás utilizando en tu formación actual.</w:t>
+        <w:t xml:space="preserve"> El desarrollo se realizará en el lenguaje que estás utilizando en tu formación actual.</w:t>
       </w:r>
     </w:p>
     <w:p>
@@ -643,10 +628,7 @@
         <w:t xml:space="preserve"> </w:t>
       </w:r>
       <w:r>
-        <w:t xml:space="preserve"> </w:t>
-      </w:r>
-      <w:r>
-        <w:t>Se espera que sigas el paradigma de la programación estructurada, utilizando bloques</w:t>
+        <w:t xml:space="preserve"> Se espera que sigas el paradigma de la programación estructurada, utilizando bloques</w:t>
       </w:r>
       <w:r>
         <w:t xml:space="preserve"> </w:t>
@@ -667,10 +649,7 @@
         <w:t xml:space="preserve">Modularidad: </w:t>
       </w:r>
       <w:r>
-        <w:t xml:space="preserve"> </w:t>
-      </w:r>
-      <w:r>
-        <w:t>La solución deberá dividirse en funciones o procedimientos que aborden tareas</w:t>
+        <w:t xml:space="preserve"> La solución deberá dividirse en funciones o procedimientos que aborden tareas</w:t>
       </w:r>
       <w:bookmarkStart w:id="0" w:name="_Hlk192030162"/>
       <w:r>
@@ -727,7 +706,13 @@
         <w:t xml:space="preserve"> </w:t>
       </w:r>
       <w:r>
-        <w:t>utilizaremos Xammp. Deben realizarse una serie de capturas para realizar unas</w:t>
+        <w:t xml:space="preserve">utilizaremos </w:t>
+      </w:r>
+      <w:r>
+        <w:t>Xampp</w:t>
+      </w:r>
+      <w:r>
+        <w:t>. Deben realizarse una serie de capturas para realizar unas</w:t>
       </w:r>
       <w:r>
         <w:t xml:space="preserve"> </w:t>
@@ -739,7 +724,13 @@
         <w:t xml:space="preserve"> </w:t>
       </w:r>
       <w:r>
-        <w:t>el Xamp.</w:t>
+        <w:t xml:space="preserve">el </w:t>
+      </w:r>
+      <w:r>
+        <w:t>Xampp</w:t>
+      </w:r>
+      <w:r>
+        <w:t>.</w:t>
       </w:r>
     </w:p>
     <w:p>
@@ -784,21 +775,7 @@
           <w:b/>
           <w:bCs/>
         </w:rPr>
-        <w:t>● Captura de las pantallas de instalación de Windows 10 (selección de idioma, particiones</w:t>
-      </w:r>
-      <w:r>
-        <w:rPr>
-          <w:b/>
-          <w:bCs/>
-        </w:rPr>
-        <w:t xml:space="preserve"> </w:t>
-      </w:r>
-      <w:r>
-        <w:rPr>
-          <w:b/>
-          <w:bCs/>
-        </w:rPr>
-        <w:t>y configuración inicial).</w:t>
+        <w:t>● Captura de las pantallas de instalación de Windows 10 (selección de idioma, particiones y configuración inicial).</w:t>
       </w:r>
     </w:p>
     <w:p/>
@@ -875,21 +852,30 @@
           <w:b/>
           <w:bCs/>
         </w:rPr>
-        <w:t>2. Uso de Ramas a lo largo del proyecto. Deberás estructurar el desarrollo del proyecto</w:t>
-      </w:r>
-      <w:r>
+        <w:t>2. Uso de Ramas a lo largo del proyecto. Deberás estructurar el desarrollo del proyecto utilizando ramas en Git para reflejar las diferentes etapas del trabajo</w:t>
+      </w:r>
+    </w:p>
+    <w:p>
+      <w:pPr>
+        <w:ind w:left="708"/>
         <w:rPr>
           <w:b/>
           <w:bCs/>
         </w:rPr>
-        <w:t xml:space="preserve"> </w:t>
-      </w:r>
+      </w:pPr>
       <w:r>
         <w:rPr>
           <w:b/>
           <w:bCs/>
         </w:rPr>
-        <w:t>utilizando ramas en Git para reflejar las diferentes etapas del trabajo</w:t>
+        <w:t>3. Subir el grafo de ramas</w:t>
+      </w:r>
+      <w:r>
+        <w:rPr>
+          <w:b/>
+          <w:bCs/>
+        </w:rPr>
+        <w:t>.</w:t>
       </w:r>
     </w:p>
     <w:p>
@@ -900,61 +886,86 @@
           <w:bCs/>
         </w:rPr>
       </w:pPr>
-      <w:r>
+    </w:p>
+    <w:p>
+      <w:pPr>
+        <w:ind w:left="708"/>
         <w:rPr>
           <w:b/>
           <w:bCs/>
         </w:rPr>
-        <w:t>3. Subir el grafo de ramas</w:t>
-      </w:r>
-      <w:r>
-        <w:rPr>
-          <w:b/>
-          <w:bCs/>
-        </w:rPr>
-        <w:t>.</w:t>
-      </w:r>
+      </w:pPr>
     </w:p>
     <w:p>
       <w:pPr>
-        <w:ind w:left="708"/>
-        <w:rPr>
-          <w:b/>
-          <w:bCs/>
-        </w:rPr>
-      </w:pPr>
+        <w:pStyle w:val="Ttulo1"/>
+      </w:pPr>
+      <w:r>
+        <w:t>Esquema:</w:t>
+      </w:r>
     </w:p>
     <w:p>
       <w:pPr>
-        <w:ind w:left="708"/>
-        <w:rPr>
-          <w:b/>
-          <w:bCs/>
-        </w:rPr>
-      </w:pPr>
+        <w:pStyle w:val="Titulo2"/>
+      </w:pPr>
+      <w:r>
+        <w:t>BASE DE DATOS</w:t>
+      </w:r>
     </w:p>
     <w:p>
       <w:pPr>
-        <w:pStyle w:val="Ttulo1"/>
-      </w:pPr>
-      <w:r>
-        <w:t>Esquema:</w:t>
-      </w:r>
-    </w:p>
-    <w:p>
-      <w:pPr>
-        <w:pStyle w:val="Titulo2"/>
-      </w:pPr>
-      <w:r>
-        <w:t>BASE DE DATOS</w:t>
-      </w:r>
-    </w:p>
-    <w:p>
-      <w:pPr>
         <w:ind w:left="360"/>
       </w:pPr>
       <w:r>
-        <w:t>En mi caso, me pondre a analizar el texto y sacar las ideas claves para haver un buen diseño del proyecto que desea el cliente, para ello es necesario leer el texto varias veces para sacar las ideas claves. En mi caso empezaré diseñando la Base de Datos por lo que analizaré el enunciado sacando las posibles entidades, atributos y relaciones y hacer una valoracion sobre cual será el modelo Entidad-Relacion que mejor conveniene y, por tanto, el que mas satisface la necesidades de nuestro cliente.</w:t>
+        <w:t xml:space="preserve">En mi caso, me </w:t>
+      </w:r>
+      <w:r>
+        <w:t>pondré</w:t>
+      </w:r>
+      <w:r>
+        <w:t xml:space="preserve"> a analizar el texto y sacar las ideas claves para </w:t>
+      </w:r>
+      <w:r>
+        <w:t>a ver</w:t>
+      </w:r>
+      <w:r>
+        <w:t xml:space="preserve"> un buen diseño del proyecto que desea el cliente, para ello es necesario leer el texto varias veces para sacar las ideas claves. En mi caso empezaré diseñando la Base de Datos por lo que analizaré el enunciado sacando las posibles entidades, atributos y relaciones y hacer una </w:t>
+      </w:r>
+      <w:r>
+        <w:t>valoración</w:t>
+      </w:r>
+      <w:r>
+        <w:t xml:space="preserve"> sobre </w:t>
+      </w:r>
+      <w:r>
+        <w:t>cuál</w:t>
+      </w:r>
+      <w:r>
+        <w:t xml:space="preserve"> será el modelo Entidad-</w:t>
+      </w:r>
+      <w:r>
+        <w:t>Relación</w:t>
+      </w:r>
+      <w:r>
+        <w:t xml:space="preserve"> que mejor </w:t>
+      </w:r>
+      <w:r>
+        <w:t>conveniente</w:t>
+      </w:r>
+      <w:r>
+        <w:t xml:space="preserve"> y, por tanto, el que </w:t>
+      </w:r>
+      <w:r>
+        <w:t>más</w:t>
+      </w:r>
+      <w:r>
+        <w:t xml:space="preserve"> satisface </w:t>
+      </w:r>
+      <w:r>
+        <w:t>las necesidades</w:t>
+      </w:r>
+      <w:r>
+        <w:t xml:space="preserve"> de nuestro cliente.</w:t>
       </w:r>
     </w:p>
     <w:p>
@@ -1094,7 +1105,19 @@
         <w:rPr>
           <w:highlight w:val="green"/>
         </w:rPr>
-        <w:t>Atributos multivaludado.</w:t>
+        <w:t xml:space="preserve">Atributos </w:t>
+      </w:r>
+      <w:r>
+        <w:rPr>
+          <w:highlight w:val="green"/>
+        </w:rPr>
+        <w:t>multivaluado</w:t>
+      </w:r>
+      <w:r>
+        <w:rPr>
+          <w:highlight w:val="green"/>
+        </w:rPr>
+        <w:t>.</w:t>
       </w:r>
     </w:p>
     <w:p>
@@ -1113,7 +1136,13 @@
         <w:rPr>
           <w:highlight w:val="red"/>
         </w:rPr>
-        <w:t>Releciones:</w:t>
+        <w:t>Relaciones</w:t>
+      </w:r>
+      <w:r>
+        <w:rPr>
+          <w:highlight w:val="red"/>
+        </w:rPr>
+        <w:t>:</w:t>
       </w:r>
     </w:p>
     <w:p>
@@ -1136,14 +1165,7 @@
           <w:i/>
           <w:iCs/>
         </w:rPr>
-        <w:t>“L</w:t>
-      </w:r>
-      <w:r>
-        <w:rPr>
-          <w:i/>
-          <w:iCs/>
-        </w:rPr>
-        <w:t xml:space="preserve">o primero es que tenemos estos </w:t>
+        <w:t xml:space="preserve">“Lo primero es que tenemos estos </w:t>
       </w:r>
       <w:r>
         <w:rPr>
@@ -1573,14 +1595,7 @@
           <w:i/>
           <w:iCs/>
         </w:rPr>
-        <w:t xml:space="preserve"> los eventos. Entonces, ellos tienen que poder entrar al sistema, crear nuevos eventos y, si es necesario, modificarlos. Me imagino que para cada organizador también habrá una especie de perfil con sus datos y los eventos que ha creado.</w:t>
-      </w:r>
-      <w:r>
-        <w:rPr>
-          <w:i/>
-          <w:iCs/>
-        </w:rPr>
-        <w:t>””</w:t>
+        <w:t xml:space="preserve"> los eventos. Entonces, ellos tienen que poder entrar al sistema, crear nuevos eventos y, si es necesario, modificarlos. Me imagino que para cada organizador también habrá una especie de perfil con sus datos y los eventos que ha creado.””</w:t>
       </w:r>
     </w:p>
     <w:p>
@@ -1588,7 +1603,10 @@
         <w:pStyle w:val="Ttulo3"/>
       </w:pPr>
       <w:r>
-        <w:t>Esquema Entidad-Relacion</w:t>
+        <w:t>Esquema Entidad-</w:t>
+      </w:r>
+      <w:r>
+        <w:t>Relación</w:t>
       </w:r>
     </w:p>
     <w:p>
@@ -1659,7 +1677,10 @@
       </w:pPr>
       <w:r>
         <w:lastRenderedPageBreak/>
-        <w:t>Informacion Detalla</w:t>
+        <w:t>Información</w:t>
+      </w:r>
+      <w:r>
+        <w:t xml:space="preserve"> Detalla</w:t>
       </w:r>
       <w:r>
         <w:t>da de las Tablas</w:t>
@@ -2154,7 +2175,10 @@
                   <w:jc w:val="center"/>
                 </w:pPr>
                 <w:r>
-                  <w:t>Cod _Perosna</w:t>
+                  <w:t>Cod _</w:t>
+                </w:r>
+                <w:r>
+                  <w:t>Persona</w:t>
                 </w:r>
               </w:p>
             </w:tc>
@@ -2169,7 +2193,16 @@
                   <w:cnfStyle w:val="000000100000" w:firstRow="0" w:lastRow="0" w:firstColumn="0" w:lastColumn="0" w:oddVBand="0" w:evenVBand="0" w:oddHBand="1" w:evenHBand="0" w:firstRowFirstColumn="0" w:firstRowLastColumn="0" w:lastRowFirstColumn="0" w:lastRowLastColumn="0"/>
                 </w:pPr>
                 <w:r>
-                  <w:t>Clave de todas las perosnas del sistemas</w:t>
+                  <w:t xml:space="preserve">Clave de todas las </w:t>
+                </w:r>
+                <w:r>
+                  <w:t>personas</w:t>
+                </w:r>
+                <w:r>
+                  <w:t xml:space="preserve"> </w:t>
+                </w:r>
+                <w:r>
+                  <w:t>del sistema</w:t>
                 </w:r>
               </w:p>
             </w:tc>
@@ -2606,7 +2639,35 @@
                     <w:b w:val="0"/>
                     <w:bCs w:val="0"/>
                   </w:rPr>
-                  <w:t>Id_Persona será la primary key, ademas es codigo para diferenciar usuarios y organizadores. Ejemplo: “User-001, ORG-001”.</w:t>
+                  <w:t xml:space="preserve">Id_Persona será la primary key, </w:t>
+                </w:r>
+                <w:r>
+                  <w:rPr>
+                    <w:b w:val="0"/>
+                    <w:bCs w:val="0"/>
+                  </w:rPr>
+                  <w:t>además</w:t>
+                </w:r>
+                <w:r>
+                  <w:rPr>
+                    <w:b w:val="0"/>
+                    <w:bCs w:val="0"/>
+                  </w:rPr>
+                  <w:t xml:space="preserve"> es </w:t>
+                </w:r>
+                <w:r>
+                  <w:rPr>
+                    <w:b w:val="0"/>
+                    <w:bCs w:val="0"/>
+                  </w:rPr>
+                  <w:t>código</w:t>
+                </w:r>
+                <w:r>
+                  <w:rPr>
+                    <w:b w:val="0"/>
+                    <w:bCs w:val="0"/>
+                  </w:rPr>
+                  <w:t xml:space="preserve"> para diferenciar usuarios y organizadores. Ejemplo: “User-001, ORG-001”.</w:t>
                 </w:r>
               </w:p>
             </w:tc>
@@ -3595,7 +3656,16 @@
               <w:cnfStyle w:val="000000100000" w:firstRow="0" w:lastRow="0" w:firstColumn="0" w:lastColumn="0" w:oddVBand="0" w:evenVBand="0" w:oddHBand="1" w:evenHBand="0" w:firstRowFirstColumn="0" w:firstRowLastColumn="0" w:lastRowFirstColumn="0" w:lastRowLastColumn="0"/>
             </w:pPr>
             <w:r>
-              <w:t>Clave de todas las perosnas del sistemas</w:t>
+              <w:t xml:space="preserve">Clave de todas las </w:t>
+            </w:r>
+            <w:r>
+              <w:t>personas</w:t>
+            </w:r>
+            <w:r>
+              <w:t xml:space="preserve"> </w:t>
+            </w:r>
+            <w:r>
+              <w:t>del sistema</w:t>
             </w:r>
           </w:p>
         </w:tc>
@@ -4380,7 +4450,10 @@
               <w:cnfStyle w:val="000000100000" w:firstRow="0" w:lastRow="0" w:firstColumn="0" w:lastColumn="0" w:oddVBand="0" w:evenVBand="0" w:oddHBand="1" w:evenHBand="0" w:firstRowFirstColumn="0" w:firstRowLastColumn="0" w:lastRowFirstColumn="0" w:lastRowLastColumn="0"/>
             </w:pPr>
             <w:r>
-              <w:t>Clave de los email</w:t>
+              <w:t xml:space="preserve">Clave </w:t>
+            </w:r>
+            <w:r>
+              <w:t>de los emails</w:t>
             </w:r>
           </w:p>
         </w:tc>
@@ -4514,7 +4587,10 @@
               <w:cnfStyle w:val="000000000000" w:firstRow="0" w:lastRow="0" w:firstColumn="0" w:lastColumn="0" w:oddVBand="0" w:evenVBand="0" w:oddHBand="0" w:evenHBand="0" w:firstRowFirstColumn="0" w:firstRowLastColumn="0" w:lastRowFirstColumn="0" w:lastRowLastColumn="0"/>
             </w:pPr>
             <w:r>
-              <w:t>Direccion de correo</w:t>
+              <w:t>Dirección</w:t>
+            </w:r>
+            <w:r>
+              <w:t xml:space="preserve"> de correo</w:t>
             </w:r>
           </w:p>
         </w:tc>
@@ -5141,7 +5217,16 @@
               <w:cnfStyle w:val="000000100000" w:firstRow="0" w:lastRow="0" w:firstColumn="0" w:lastColumn="0" w:oddVBand="0" w:evenVBand="0" w:oddHBand="1" w:evenHBand="0" w:firstRowFirstColumn="0" w:firstRowLastColumn="0" w:lastRowFirstColumn="0" w:lastRowLastColumn="0"/>
             </w:pPr>
             <w:r>
-              <w:t>Clave de todas las perosnas del sistemas</w:t>
+              <w:t xml:space="preserve">Clave de todas las </w:t>
+            </w:r>
+            <w:r>
+              <w:t>personas</w:t>
+            </w:r>
+            <w:r>
+              <w:t xml:space="preserve"> </w:t>
+            </w:r>
+            <w:r>
+              <w:t>del sistema</w:t>
             </w:r>
           </w:p>
         </w:tc>
@@ -5275,7 +5360,10 @@
               <w:cnfStyle w:val="000000000000" w:firstRow="0" w:lastRow="0" w:firstColumn="0" w:lastColumn="0" w:oddVBand="0" w:evenVBand="0" w:oddHBand="0" w:evenHBand="0" w:firstRowFirstColumn="0" w:firstRowLastColumn="0" w:lastRowFirstColumn="0" w:lastRowLastColumn="0"/>
             </w:pPr>
             <w:r>
-              <w:t>Telefono Fijo</w:t>
+              <w:t>Teléfono</w:t>
+            </w:r>
+            <w:r>
+              <w:t xml:space="preserve"> Fijo</w:t>
             </w:r>
           </w:p>
         </w:tc>
@@ -5410,7 +5498,13 @@
               <w:cnfStyle w:val="000000100000" w:firstRow="0" w:lastRow="0" w:firstColumn="0" w:lastColumn="0" w:oddVBand="0" w:evenVBand="0" w:oddHBand="1" w:evenHBand="0" w:firstRowFirstColumn="0" w:firstRowLastColumn="0" w:lastRowFirstColumn="0" w:lastRowLastColumn="0"/>
             </w:pPr>
             <w:r>
-              <w:t>Telefono Movil</w:t>
+              <w:t>Teléfono</w:t>
+            </w:r>
+            <w:r>
+              <w:t xml:space="preserve"> </w:t>
+            </w:r>
+            <w:r>
+              <w:t>Móvil</w:t>
             </w:r>
           </w:p>
         </w:tc>
@@ -5675,7 +5769,35 @@
                 <w:b w:val="0"/>
                 <w:bCs w:val="0"/>
               </w:rPr>
-              <w:t xml:space="preserve"> Id_Organizador será la primary key, COD_Persona será la Clave Foránea, el fijo y movil sera unique -&gt; +34 5646646543</w:t>
+              <w:t xml:space="preserve"> Id_Organizador será la primary key, COD_Persona será la Clave Foránea, el fijo y </w:t>
+            </w:r>
+            <w:r>
+              <w:rPr>
+                <w:b w:val="0"/>
+                <w:bCs w:val="0"/>
+              </w:rPr>
+              <w:t>móvil</w:t>
+            </w:r>
+            <w:r>
+              <w:rPr>
+                <w:b w:val="0"/>
+                <w:bCs w:val="0"/>
+              </w:rPr>
+              <w:t xml:space="preserve"> </w:t>
+            </w:r>
+            <w:r>
+              <w:rPr>
+                <w:b w:val="0"/>
+                <w:bCs w:val="0"/>
+              </w:rPr>
+              <w:t>será</w:t>
+            </w:r>
+            <w:r>
+              <w:rPr>
+                <w:b w:val="0"/>
+                <w:bCs w:val="0"/>
+              </w:rPr>
+              <w:t xml:space="preserve"> unique -&gt; +34 5646646543</w:t>
             </w:r>
           </w:p>
         </w:tc>
@@ -6581,7 +6703,16 @@
               <w:cnfStyle w:val="000000100000" w:firstRow="0" w:lastRow="0" w:firstColumn="0" w:lastColumn="0" w:oddVBand="0" w:evenVBand="0" w:oddHBand="1" w:evenHBand="0" w:firstRowFirstColumn="0" w:firstRowLastColumn="0" w:lastRowFirstColumn="0" w:lastRowLastColumn="0"/>
             </w:pPr>
             <w:r>
-              <w:t>Clave de todas las perosnas del sistemas</w:t>
+              <w:t xml:space="preserve">Clave de todas las </w:t>
+            </w:r>
+            <w:r>
+              <w:t>personas</w:t>
+            </w:r>
+            <w:r>
+              <w:t xml:space="preserve"> </w:t>
+            </w:r>
+            <w:r>
+              <w:t>del sistema</w:t>
             </w:r>
           </w:p>
         </w:tc>
@@ -7706,7 +7837,10 @@
               <w:cnfStyle w:val="000000000000" w:firstRow="0" w:lastRow="0" w:firstColumn="0" w:lastColumn="0" w:oddVBand="0" w:evenVBand="0" w:oddHBand="0" w:evenHBand="0" w:firstRowFirstColumn="0" w:firstRowLastColumn="0" w:lastRowFirstColumn="0" w:lastRowLastColumn="0"/>
             </w:pPr>
             <w:r>
-              <w:t>Tipo de categoria</w:t>
+              <w:t xml:space="preserve">Tipo de </w:t>
+            </w:r>
+            <w:r>
+              <w:t>categoría</w:t>
             </w:r>
           </w:p>
         </w:tc>
@@ -7974,7 +8108,35 @@
                 <w:b w:val="0"/>
                 <w:bCs w:val="0"/>
               </w:rPr>
-              <w:t xml:space="preserve"> Cod_Categoria será la primary key, COD_Evento será la Clave Foránea,  Nombre tendrá una restriccion de Check solo puede tener los valores “</w:t>
+              <w:t xml:space="preserve"> Cod_Categoria será la primary key, COD_Evento será la Clave </w:t>
+            </w:r>
+            <w:r>
+              <w:rPr>
+                <w:b w:val="0"/>
+                <w:bCs w:val="0"/>
+              </w:rPr>
+              <w:t>Foránea, Nombre</w:t>
+            </w:r>
+            <w:r>
+              <w:rPr>
+                <w:b w:val="0"/>
+                <w:bCs w:val="0"/>
+              </w:rPr>
+              <w:t xml:space="preserve"> tendrá una </w:t>
+            </w:r>
+            <w:r>
+              <w:rPr>
+                <w:b w:val="0"/>
+                <w:bCs w:val="0"/>
+              </w:rPr>
+              <w:t>restricción</w:t>
+            </w:r>
+            <w:r>
+              <w:rPr>
+                <w:b w:val="0"/>
+                <w:bCs w:val="0"/>
+              </w:rPr>
+              <w:t xml:space="preserve"> de Check solo puede tener los valores “</w:t>
             </w:r>
             <w:r>
               <w:rPr>
@@ -8714,7 +8876,35 @@
                 <w:b w:val="0"/>
                 <w:bCs w:val="0"/>
               </w:rPr>
-              <w:t xml:space="preserve"> Cod_Ubicacion será la primary key, COD_Evento será la Clave Foránea,   Nombre tendrá una restriccion de Check solo puede tener los valores “</w:t>
+              <w:t xml:space="preserve"> Cod_Ubicacion será la primary key, COD_Evento será la Clave </w:t>
+            </w:r>
+            <w:r>
+              <w:rPr>
+                <w:b w:val="0"/>
+                <w:bCs w:val="0"/>
+              </w:rPr>
+              <w:t>Foránea, Nombre</w:t>
+            </w:r>
+            <w:r>
+              <w:rPr>
+                <w:b w:val="0"/>
+                <w:bCs w:val="0"/>
+              </w:rPr>
+              <w:t xml:space="preserve"> tendrá una </w:t>
+            </w:r>
+            <w:r>
+              <w:rPr>
+                <w:b w:val="0"/>
+                <w:bCs w:val="0"/>
+              </w:rPr>
+              <w:t>restricción</w:t>
+            </w:r>
+            <w:r>
+              <w:rPr>
+                <w:b w:val="0"/>
+                <w:bCs w:val="0"/>
+              </w:rPr>
+              <w:t xml:space="preserve"> de Check solo puede tener los valores “</w:t>
             </w:r>
             <w:r>
               <w:rPr>
@@ -8744,7 +8934,10 @@
         <w:pStyle w:val="Ttulo3"/>
       </w:pPr>
       <w:r>
-        <w:t>Transformacion a Modelo Relacional:</w:t>
+        <w:t>Transformación</w:t>
+      </w:r>
+      <w:r>
+        <w:t xml:space="preserve"> a Modelo Relacional:</w:t>
       </w:r>
     </w:p>
     <w:p>
@@ -8752,6 +8945,9 @@
         <w:ind w:left="-567"/>
       </w:pPr>
       <w:r>
+        <w:rPr>
+          <w:noProof/>
+        </w:rPr>
         <w:drawing>
           <wp:inline distT="0" distB="0" distL="0" distR="0" wp14:anchorId="0CFBEEC5" wp14:editId="2F4070C3">
             <wp:extent cx="7341399" cy="2917825"/>
@@ -8807,13 +9003,10 @@
         <w:pStyle w:val="Ttulo3"/>
       </w:pPr>
       <w:r>
-        <w:t>Transformacion a Modelo Relacional</w:t>
-      </w:r>
-      <w:r>
-        <w:t xml:space="preserve"> a SQL</w:t>
-      </w:r>
-      <w:r>
-        <w:t>:</w:t>
+        <w:t>Transformación</w:t>
+      </w:r>
+      <w:r>
+        <w:t xml:space="preserve"> a Modelo Relacional a SQL:</w:t>
       </w:r>
     </w:p>
     <w:p>
@@ -8832,8 +9025,14 @@
       <w:pPr>
         <w:pStyle w:val="Prrafodelista"/>
         <w:ind w:left="360"/>
-      </w:pPr>
-      <w:r>
+        <w:rPr>
+          <w:lang w:val="en-GB"/>
+        </w:rPr>
+      </w:pPr>
+      <w:r>
+        <w:rPr>
+          <w:lang w:val="en-GB"/>
+        </w:rPr>
         <w:t>alter session set "_oracle_script"=true;</w:t>
       </w:r>
     </w:p>
@@ -8841,8 +9040,14 @@
       <w:pPr>
         <w:pStyle w:val="Prrafodelista"/>
         <w:ind w:left="360"/>
-      </w:pPr>
-      <w:r>
+        <w:rPr>
+          <w:lang w:val="en-GB"/>
+        </w:rPr>
+      </w:pPr>
+      <w:r>
+        <w:rPr>
+          <w:lang w:val="en-GB"/>
+        </w:rPr>
         <w:t>alter user system identified by SYS;</w:t>
       </w:r>
     </w:p>
@@ -8868,8 +9073,14 @@
       <w:pPr>
         <w:pStyle w:val="Prrafodelista"/>
         <w:ind w:left="360"/>
-      </w:pPr>
-      <w:r>
+        <w:rPr>
+          <w:lang w:val="en-GB"/>
+        </w:rPr>
+      </w:pPr>
+      <w:r>
+        <w:rPr>
+          <w:lang w:val="en-GB"/>
+        </w:rPr>
         <w:t>grant connect, resource to Proyecto_Indra;</w:t>
       </w:r>
     </w:p>
@@ -8877,6 +9088,9 @@
       <w:pPr>
         <w:pStyle w:val="Prrafodelista"/>
         <w:ind w:left="360"/>
+        <w:rPr>
+          <w:lang w:val="en-GB"/>
+        </w:rPr>
       </w:pPr>
     </w:p>
     <w:p>
@@ -8901,8 +9115,14 @@
       <w:pPr>
         <w:pStyle w:val="Prrafodelista"/>
         <w:ind w:left="360"/>
-      </w:pPr>
-      <w:r>
+        <w:rPr>
+          <w:lang w:val="en-GB"/>
+        </w:rPr>
+      </w:pPr>
+      <w:r>
+        <w:rPr>
+          <w:lang w:val="en-GB"/>
+        </w:rPr>
         <w:lastRenderedPageBreak/>
         <w:t>default TABLESPACE users</w:t>
       </w:r>
@@ -8911,8 +9131,14 @@
       <w:pPr>
         <w:pStyle w:val="Prrafodelista"/>
         <w:ind w:left="360"/>
-      </w:pPr>
-      <w:r>
+        <w:rPr>
+          <w:lang w:val="en-GB"/>
+        </w:rPr>
+      </w:pPr>
+      <w:r>
+        <w:rPr>
+          <w:lang w:val="en-GB"/>
+        </w:rPr>
         <w:t>TEMPORARY tablespace temp;</w:t>
       </w:r>
     </w:p>
@@ -8920,6 +9146,9 @@
       <w:pPr>
         <w:pStyle w:val="Prrafodelista"/>
         <w:ind w:left="360"/>
+        <w:rPr>
+          <w:lang w:val="en-GB"/>
+        </w:rPr>
       </w:pPr>
     </w:p>
     <w:p>
@@ -8935,15 +9164,36 @@
       <w:pPr>
         <w:pStyle w:val="Prrafodelista"/>
         <w:ind w:left="360"/>
-      </w:pPr>
-      <w:r>
-        <w:t>alter user Proyecto_Indra  quota unlimited on users;</w:t>
+        <w:rPr>
+          <w:lang w:val="en-GB"/>
+        </w:rPr>
+      </w:pPr>
+      <w:r>
+        <w:rPr>
+          <w:lang w:val="en-GB"/>
+        </w:rPr>
+        <w:t>alter user Proyecto_</w:t>
+      </w:r>
+      <w:r>
+        <w:rPr>
+          <w:lang w:val="en-GB"/>
+        </w:rPr>
+        <w:t>Indra quota</w:t>
+      </w:r>
+      <w:r>
+        <w:rPr>
+          <w:lang w:val="en-GB"/>
+        </w:rPr>
+        <w:t xml:space="preserve"> unlimited on users;</w:t>
       </w:r>
     </w:p>
     <w:p>
       <w:pPr>
         <w:pStyle w:val="Prrafodelista"/>
         <w:ind w:left="360"/>
+        <w:rPr>
+          <w:lang w:val="en-GB"/>
+        </w:rPr>
       </w:pPr>
     </w:p>
     <w:p>
@@ -8964,6 +9214,9 @@
         <w:ind w:left="-567"/>
       </w:pPr>
       <w:r>
+        <w:rPr>
+          <w:noProof/>
+        </w:rPr>
         <w:drawing>
           <wp:inline distT="0" distB="0" distL="0" distR="0" wp14:anchorId="11192954" wp14:editId="45170345">
             <wp:extent cx="7296645" cy="2646045"/>
@@ -9014,16 +9267,71 @@
       </w:pPr>
     </w:p>
     <w:p>
-      <w:r>
-        <w:br w:type="page"/>
-      </w:r>
-      <w:r>
-        <w:lastRenderedPageBreak/>
+      <w:pPr>
+        <w:tabs>
+          <w:tab w:val="left" w:pos="2073"/>
+        </w:tabs>
+      </w:pPr>
+    </w:p>
+    <w:p>
+      <w:pPr>
+        <w:tabs>
+          <w:tab w:val="left" w:pos="2073"/>
+        </w:tabs>
+      </w:pPr>
+    </w:p>
+    <w:p>
+      <w:pPr>
+        <w:pStyle w:val="Titulo2"/>
+      </w:pPr>
+      <w:r>
+        <w:t>Lenguaje de Marcas:</w:t>
+      </w:r>
+    </w:p>
+    <w:p>
+      <w:pPr>
+        <w:ind w:left="360"/>
+      </w:pPr>
+      <w:r>
+        <w:t xml:space="preserve">Teniendo en cuenta lo que se pide el enuncia voy a crear una pagina web que </w:t>
+      </w:r>
+      <w:r>
+        <w:t>contengan</w:t>
+      </w:r>
+      <w:r>
+        <w:t xml:space="preserve"> los elementos que se piden. En mi caso, voy a partir de una estructura en donde voy a alojar mi pagina web dentro de la carpeta </w:t>
+      </w:r>
+      <w:r>
+        <w:t>Lenguaje Marcas</w:t>
+      </w:r>
+      <w:r>
+        <w:t xml:space="preserve"> estará el index.html, y las carpetas img (</w:t>
+      </w:r>
+      <w:r>
+        <w:t>imágenes</w:t>
+      </w:r>
+      <w:r>
+        <w:t>), html y css.</w:t>
+      </w:r>
+    </w:p>
+    <w:p>
+      <w:pPr>
+        <w:ind w:left="360"/>
+      </w:pPr>
+      <w:r>
+        <w:t>En el diseño me inspirado un poco en la naturaleza pues es un portal sostenible, por lo que he usado una paleta de colores con tonos verdes:</w:t>
+      </w:r>
+    </w:p>
+    <w:p>
+      <w:pPr>
+        <w:ind w:left="360"/>
+      </w:pPr>
+      <w:r>
         <w:drawing>
-          <wp:inline distT="0" distB="0" distL="0" distR="0" wp14:anchorId="13440C79" wp14:editId="33488869">
-            <wp:extent cx="6635115" cy="2353310"/>
-            <wp:effectExtent l="0" t="0" r="0" b="8890"/>
-            <wp:docPr id="1110727814" name="Imagen 1"/>
+          <wp:inline distT="0" distB="0" distL="0" distR="0" wp14:anchorId="40D605AC" wp14:editId="6DA46E8C">
+            <wp:extent cx="5951736" cy="1272650"/>
+            <wp:effectExtent l="0" t="0" r="0" b="3810"/>
+            <wp:docPr id="823832104" name="Imagen 1"/>
             <wp:cNvGraphicFramePr>
               <a:graphicFrameLocks xmlns:a="http://schemas.openxmlformats.org/drawingml/2006/main" noChangeAspect="1"/>
             </wp:cNvGraphicFramePr>
@@ -9031,11 +9339,11 @@
               <a:graphicData uri="http://schemas.openxmlformats.org/drawingml/2006/picture">
                 <pic:pic xmlns:pic="http://schemas.openxmlformats.org/drawingml/2006/picture">
                   <pic:nvPicPr>
-                    <pic:cNvPr id="1110727814" name=""/>
+                    <pic:cNvPr id="823832104" name=""/>
                     <pic:cNvPicPr/>
                   </pic:nvPicPr>
                   <pic:blipFill>
-                    <a:blip r:embed="rId10"/>
+                    <a:blip r:embed="rId11"/>
                     <a:stretch>
                       <a:fillRect/>
                     </a:stretch>
@@ -9043,7 +9351,7 @@
                   <pic:spPr>
                     <a:xfrm>
                       <a:off x="0" y="0"/>
-                      <a:ext cx="6635115" cy="2353310"/>
+                      <a:ext cx="5951736" cy="1272650"/>
                     </a:xfrm>
                     <a:prstGeom prst="rect">
                       <a:avLst/>
@@ -9054,6 +9362,129 @@
             </a:graphic>
           </wp:inline>
         </w:drawing>
+      </w:r>
+    </w:p>
+    <w:p>
+      <w:pPr>
+        <w:ind w:left="360"/>
+      </w:pPr>
+      <w:r>
+        <w:t>La pagina web contiene elementos de navegación, formularios, lista desplegable entre otras cosas</w:t>
+      </w:r>
+      <w:r>
+        <w:t xml:space="preserve">, en </w:t>
+      </w:r>
+      <w:proofErr w:type="gramStart"/>
+      <w:r>
+        <w:t>la siguientes imágenes</w:t>
+      </w:r>
+      <w:proofErr w:type="gramEnd"/>
+      <w:r>
+        <w:t xml:space="preserve"> se muestra un vista previa.</w:t>
+      </w:r>
+    </w:p>
+    <w:p>
+      <w:r>
+        <w:lastRenderedPageBreak/>
+        <w:br/>
+      </w:r>
+      <w:r>
+        <w:drawing>
+          <wp:inline distT="0" distB="0" distL="0" distR="0" wp14:anchorId="1BDB9BB8" wp14:editId="0308A0E6">
+            <wp:extent cx="6635115" cy="3182620"/>
+            <wp:effectExtent l="19050" t="19050" r="13335" b="17780"/>
+            <wp:docPr id="1592560846" name="Imagen 1"/>
+            <wp:cNvGraphicFramePr>
+              <a:graphicFrameLocks xmlns:a="http://schemas.openxmlformats.org/drawingml/2006/main" noChangeAspect="1"/>
+            </wp:cNvGraphicFramePr>
+            <a:graphic xmlns:a="http://schemas.openxmlformats.org/drawingml/2006/main">
+              <a:graphicData uri="http://schemas.openxmlformats.org/drawingml/2006/picture">
+                <pic:pic xmlns:pic="http://schemas.openxmlformats.org/drawingml/2006/picture">
+                  <pic:nvPicPr>
+                    <pic:cNvPr id="1592560846" name=""/>
+                    <pic:cNvPicPr/>
+                  </pic:nvPicPr>
+                  <pic:blipFill>
+                    <a:blip r:embed="rId12"/>
+                    <a:stretch>
+                      <a:fillRect/>
+                    </a:stretch>
+                  </pic:blipFill>
+                  <pic:spPr>
+                    <a:xfrm>
+                      <a:off x="0" y="0"/>
+                      <a:ext cx="6635115" cy="3182620"/>
+                    </a:xfrm>
+                    <a:prstGeom prst="rect">
+                      <a:avLst/>
+                    </a:prstGeom>
+                    <a:ln>
+                      <a:solidFill>
+                        <a:schemeClr val="tx1"/>
+                      </a:solidFill>
+                    </a:ln>
+                  </pic:spPr>
+                </pic:pic>
+              </a:graphicData>
+            </a:graphic>
+          </wp:inline>
+        </w:drawing>
+      </w:r>
+    </w:p>
+    <w:p>
+      <w:r>
+        <w:drawing>
+          <wp:inline distT="0" distB="0" distL="0" distR="0" wp14:anchorId="34085B92" wp14:editId="73F51861">
+            <wp:extent cx="6635115" cy="3518535"/>
+            <wp:effectExtent l="19050" t="19050" r="13335" b="24765"/>
+            <wp:docPr id="454317329" name="Imagen 1"/>
+            <wp:cNvGraphicFramePr>
+              <a:graphicFrameLocks xmlns:a="http://schemas.openxmlformats.org/drawingml/2006/main" noChangeAspect="1"/>
+            </wp:cNvGraphicFramePr>
+            <a:graphic xmlns:a="http://schemas.openxmlformats.org/drawingml/2006/main">
+              <a:graphicData uri="http://schemas.openxmlformats.org/drawingml/2006/picture">
+                <pic:pic xmlns:pic="http://schemas.openxmlformats.org/drawingml/2006/picture">
+                  <pic:nvPicPr>
+                    <pic:cNvPr id="454317329" name=""/>
+                    <pic:cNvPicPr/>
+                  </pic:nvPicPr>
+                  <pic:blipFill>
+                    <a:blip r:embed="rId13"/>
+                    <a:stretch>
+                      <a:fillRect/>
+                    </a:stretch>
+                  </pic:blipFill>
+                  <pic:spPr>
+                    <a:xfrm>
+                      <a:off x="0" y="0"/>
+                      <a:ext cx="6635115" cy="3518535"/>
+                    </a:xfrm>
+                    <a:prstGeom prst="rect">
+                      <a:avLst/>
+                    </a:prstGeom>
+                    <a:ln>
+                      <a:solidFill>
+                        <a:schemeClr val="tx1"/>
+                      </a:solidFill>
+                    </a:ln>
+                  </pic:spPr>
+                </pic:pic>
+              </a:graphicData>
+            </a:graphic>
+          </wp:inline>
+        </w:drawing>
+      </w:r>
+    </w:p>
+    <w:p>
+      <w:pPr>
+        <w:tabs>
+          <w:tab w:val="left" w:pos="2073"/>
+        </w:tabs>
+      </w:pPr>
+    </w:p>
+    <w:p>
+      <w:r>
+        <w:br w:type="page"/>
       </w:r>
     </w:p>
     <w:sectPr>
@@ -9883,6 +10314,7 @@
     <w:lvl w:ilvl="0" w:tplc="818069DA">
       <w:start w:val="1"/>
       <w:numFmt w:val="decimal"/>
+      <w:pStyle w:val="Estilo1"/>
       <w:lvlText w:val="%1."/>
       <w:lvlJc w:val="left"/>
       <w:pPr>
@@ -11278,6 +11710,7 @@
   <w:style w:type="character" w:default="1" w:styleId="Fuentedeprrafopredeter">
     <w:name w:val="Default Paragraph Font"/>
     <w:uiPriority w:val="1"/>
+    <w:semiHidden/>
     <w:unhideWhenUsed/>
   </w:style>
   <w:style w:type="table" w:default="1" w:styleId="Tablanormal">
@@ -11714,8 +12147,9 @@
     <w:rsid w:val="008C2361"/>
     <w:pPr>
       <w:numPr>
-        <w:ilvl w:val="1"/>
+        <w:numId w:val="0"/>
       </w:numPr>
+      <w:ind w:left="792" w:hanging="432"/>
     </w:pPr>
   </w:style>
   <w:style w:type="character" w:customStyle="1" w:styleId="Titulo2Car">
